--- a/src/assets/docx/bail.docx
+++ b/src/assets/docx/bail.docx
@@ -4,7 +4,7 @@
   <w:body>
     <w:p>
       <w:pPr>
-        <w:pStyle w:val="893"/>
+        <w:pStyle w:val="937"/>
         <w:pBdr/>
         <w:spacing/>
         <w:ind/>
@@ -17,7 +17,7 @@
     </w:p>
     <w:p>
       <w:pPr>
-        <w:pStyle w:val="893"/>
+        <w:pStyle w:val="937"/>
         <w:pBdr/>
         <w:spacing/>
         <w:ind/>
@@ -118,7 +118,7 @@
     </w:p>
     <w:p>
       <w:pPr>
-        <w:pStyle w:val="893"/>
+        <w:pStyle w:val="937"/>
         <w:pBdr/>
         <w:spacing/>
         <w:ind/>
@@ -166,7 +166,7 @@
     </w:p>
     <w:p>
       <w:pPr>
-        <w:pStyle w:val="881"/>
+        <w:pStyle w:val="925"/>
         <w:numPr>
           <w:ilvl w:val="0"/>
           <w:numId w:val="13"/>
@@ -236,7 +236,7 @@
     </w:p>
     <w:p>
       <w:pPr>
-        <w:pStyle w:val="882"/>
+        <w:pStyle w:val="926"/>
         <w:pBdr>
           <w:top w:val="single" w:color="7f7f7f" w:sz="4" w:space="1"/>
           <w:left w:val="single" w:color="7f7f7f" w:sz="4" w:space="4"/>
@@ -399,7 +399,7 @@
     </w:p>
     <w:p>
       <w:pPr>
-        <w:pStyle w:val="882"/>
+        <w:pStyle w:val="926"/>
         <w:pBdr>
           <w:top w:val="single" w:color="7f7f7f" w:sz="4" w:space="1"/>
           <w:left w:val="single" w:color="7f7f7f" w:sz="4" w:space="4"/>
@@ -425,6 +425,11 @@
           <w:color w:val="auto"/>
         </w:rPr>
       </w:r>
+      <w:r>
+        <w:rPr>
+          <w:color w:val="auto"/>
+        </w:rPr>
+      </w:r>
     </w:p>
     <w:p>
       <w:pPr>
@@ -435,6 +440,11 @@
           <w:highlight w:val="green"/>
         </w:rPr>
       </w:pPr>
+      <w:r>
+        <w:rPr>
+          <w:highlight w:val="green"/>
+        </w:rPr>
+      </w:r>
       <w:r>
         <w:rPr>
           <w:highlight w:val="green"/>
@@ -581,7 +591,7 @@
     </w:p>
     <w:p>
       <w:pPr>
-        <w:pStyle w:val="881"/>
+        <w:pStyle w:val="925"/>
         <w:numPr>
           <w:ilvl w:val="0"/>
           <w:numId w:val="13"/>
@@ -612,6 +622,11 @@
           <w:color w:val="ffffff"/>
         </w:rPr>
       </w:r>
+      <w:r>
+        <w:rPr>
+          <w:color w:val="ffffff"/>
+        </w:rPr>
+      </w:r>
     </w:p>
     <w:p>
       <w:pPr>
@@ -637,7 +652,7 @@
     </w:p>
     <w:p>
       <w:pPr>
-        <w:pStyle w:val="882"/>
+        <w:pStyle w:val="926"/>
         <w:pBdr>
           <w:top w:val="single" w:color="7f7f7f" w:sz="4" w:space="1"/>
           <w:left w:val="single" w:color="7f7f7f" w:sz="4" w:space="4"/>
@@ -663,6 +678,11 @@
           <w:color w:val="auto"/>
         </w:rPr>
       </w:r>
+      <w:r>
+        <w:rPr>
+          <w:color w:val="auto"/>
+        </w:rPr>
+      </w:r>
     </w:p>
     <w:p>
       <w:pPr>
@@ -673,6 +693,11 @@
           <w:b/>
         </w:rPr>
       </w:pPr>
+      <w:r>
+        <w:rPr>
+          <w:b/>
+        </w:rPr>
+      </w:r>
       <w:r>
         <w:rPr>
           <w:b/>
@@ -877,6 +902,11 @@
           <w:bCs/>
         </w:rPr>
       </w:r>
+      <w:r>
+        <w:rPr>
+          <w:bCs/>
+        </w:rPr>
+      </w:r>
     </w:p>
     <w:p>
       <w:pPr>
@@ -898,6 +928,11 @@
           <w:bCs/>
         </w:rPr>
       </w:r>
+      <w:r>
+        <w:rPr>
+          <w:bCs/>
+        </w:rPr>
+      </w:r>
     </w:p>
     <w:p>
       <w:pPr>
@@ -913,6 +948,11 @@
           <w:bCs/>
         </w:rPr>
         <w:t xml:space="preserve">Période de construction : 1946-1970</w:t>
+      </w:r>
+      <w:r>
+        <w:rPr>
+          <w:bCs/>
+        </w:rPr>
       </w:r>
       <w:r>
         <w:rPr>
@@ -968,6 +1008,11 @@
           <w:bCs/>
         </w:rPr>
       </w:r>
+      <w:r>
+        <w:rPr>
+          <w:bCs/>
+        </w:rPr>
+      </w:r>
     </w:p>
     <w:p>
       <w:pPr>
@@ -1069,6 +1114,11 @@
           <w:bCs/>
         </w:rPr>
       </w:r>
+      <w:r>
+        <w:rPr>
+          <w:bCs/>
+        </w:rPr>
+      </w:r>
     </w:p>
     <w:p>
       <w:pPr>
@@ -1086,6 +1136,12 @@
           <w:szCs w:val="20"/>
         </w:rPr>
         <w:t xml:space="preserve">{#isFilature4D}</w:t>
+      </w:r>
+      <w:r>
+        <w:rPr>
+          <w:rFonts w:cs="Arial"/>
+          <w:szCs w:val="20"/>
+        </w:rPr>
       </w:r>
       <w:r>
         <w:rPr>
@@ -1214,6 +1270,12 @@
           <w:szCs w:val="20"/>
         </w:rPr>
       </w:r>
+      <w:r>
+        <w:rPr>
+          <w:rFonts w:cs="Arial"/>
+          <w:szCs w:val="20"/>
+        </w:rPr>
+      </w:r>
     </w:p>
     <w:p>
       <w:pPr>
@@ -1231,6 +1293,12 @@
           <w:szCs w:val="20"/>
         </w:rPr>
         <w:t xml:space="preserve">{#isRueRene}</w:t>
+      </w:r>
+      <w:r>
+        <w:rPr>
+          <w:rFonts w:cs="Arial"/>
+          <w:szCs w:val="20"/>
+        </w:rPr>
       </w:r>
       <w:r>
         <w:rPr>
@@ -1359,6 +1427,12 @@
           <w:szCs w:val="20"/>
         </w:rPr>
       </w:r>
+      <w:r>
+        <w:rPr>
+          <w:rFonts w:cs="Arial"/>
+          <w:szCs w:val="20"/>
+        </w:rPr>
+      </w:r>
     </w:p>
     <w:p>
       <w:pPr>
@@ -1376,6 +1450,12 @@
           <w:szCs w:val="20"/>
         </w:rPr>
         <w:t xml:space="preserve">{#isChateauGaillard17B}</w:t>
+      </w:r>
+      <w:r>
+        <w:rPr>
+          <w:rFonts w:cs="Arial"/>
+          <w:szCs w:val="20"/>
+        </w:rPr>
       </w:r>
       <w:r>
         <w:rPr>
@@ -1691,6 +1771,7 @@
         <w:ind/>
         <w:rPr>
           <w:rFonts w:cs="Arial"/>
+          <w:highlight w:val="none"/>
         </w:rPr>
       </w:pPr>
       <w:r>
@@ -1723,32 +1804,94 @@
       <w:r>
         <w:rPr>
           <w:rFonts w:cs="Arial"/>
-          <w:szCs w:val="20"/>
-        </w:rPr>
-        <w:t xml:space="preserve">{/</w:t>
-      </w:r>
-      <w:r>
-        <w:rPr>
-          <w:rFonts w:cs="Arial"/>
-          <w:szCs w:val="20"/>
-        </w:rPr>
-        <w:t xml:space="preserve">isChateauGaillard53A</w:t>
-      </w:r>
-      <w:r>
-        <w:rPr>
-          <w:rFonts w:cs="Arial"/>
-          <w:szCs w:val="20"/>
-        </w:rPr>
-        <w:t xml:space="preserve">}</w:t>
-      </w:r>
-      <w:r>
-        <w:rPr>
-          <w:rFonts w:cs="Arial"/>
-        </w:rPr>
-      </w:r>
-      <w:r>
-        <w:rPr>
-          <w:rFonts w:cs="Arial"/>
+          <w:highlight w:val="none"/>
+        </w:rPr>
+      </w:r>
+      <w:r>
+        <w:rPr>
+          <w:rFonts w:cs="Arial"/>
+          <w:highlight w:val="none"/>
+        </w:rPr>
+      </w:r>
+      <w:r>
+        <mc:AlternateContent>
+          <mc:Choice Requires="wpg">
+            <w:drawing>
+              <wp:inline xmlns:wp="http://schemas.openxmlformats.org/drawingml/2006/wordprocessingDrawing" distT="0" distB="0" distL="0" distR="0">
+                <wp:extent cx="5706450" cy="3938469"/>
+                <wp:effectExtent l="0" t="0" r="0" b="0"/>
+                <wp:docPr id="5" name=""/>
+                <wp:cNvGraphicFramePr>
+                  <a:graphicFrameLocks xmlns:a="http://schemas.openxmlformats.org/drawingml/2006/main" noChangeAspect="1"/>
+                </wp:cNvGraphicFramePr>
+                <a:graphic xmlns:a="http://schemas.openxmlformats.org/drawingml/2006/main">
+                  <a:graphicData uri="http://schemas.openxmlformats.org/drawingml/2006/picture">
+                    <pic:pic xmlns:pic="http://schemas.openxmlformats.org/drawingml/2006/picture">
+                      <pic:nvPicPr>
+                        <pic:cNvPr id="1750253566" name=""/>
+                        <pic:cNvPicPr>
+                          <a:picLocks noChangeAspect="1"/>
+                        </pic:cNvPicPr>
+                        <pic:nvPr/>
+                      </pic:nvPicPr>
+                      <pic:blipFill rotWithShape="1">
+                        <a:blip r:embed="rId17"/>
+                        <a:stretch/>
+                      </pic:blipFill>
+                      <pic:spPr bwMode="auto">
+                        <a:xfrm flipH="0" flipV="0">
+                          <a:off x="0" y="0"/>
+                          <a:ext cx="5706450" cy="3938469"/>
+                        </a:xfrm>
+                        <a:prstGeom prst="rect">
+                          <a:avLst/>
+                        </a:prstGeom>
+                      </pic:spPr>
+                    </pic:pic>
+                  </a:graphicData>
+                </a:graphic>
+              </wp:inline>
+            </w:drawing>
+          </mc:Choice>
+          <mc:Fallback>
+            <w:pict>
+              <v:shapetype id="_x0000_t75" coordsize="21600,21600" o:spt="75" o:preferrelative="t" path="m@4@5l@4@11@9@11@9@5xe" filled="f" stroked="f">
+                <v:stroke joinstyle="miter"/>
+                <v:formulas>
+                  <v:f eqn="if lineDrawn pixelLineWidth 0"/>
+                  <v:f eqn="sum @0 1 0"/>
+                  <v:f eqn="sum 0 0 @1"/>
+                  <v:f eqn="prod @2 1 2"/>
+                  <v:f eqn="prod @3 21600 pixelWidth"/>
+                  <v:f eqn="prod @3 21600 pixelHeight"/>
+                  <v:f eqn="sum @0 0 1"/>
+                  <v:f eqn="prod @6 1 2"/>
+                  <v:f eqn="prod @7 21600 pixelWidth"/>
+                  <v:f eqn="sum @8 21600 0"/>
+                  <v:f eqn="prod @7 21600 pixelHeight"/>
+                  <v:f eqn="sum @10 21600 0"/>
+                </v:formulas>
+                <v:path o:extrusionok="f" gradientshapeok="t" o:connecttype="rect"/>
+                <o:lock v:ext="edit" aspectratio="t"/>
+              </v:shapetype>
+              <v:shape id="_x0000_i4" o:spid="_x0000_s4" type="#_x0000_t75" style="width:449.33pt;height:310.12pt;mso-wrap-distance-left:0.00pt;mso-wrap-distance-top:0.00pt;mso-wrap-distance-right:0.00pt;mso-wrap-distance-bottom:0.00pt;z-index:1;" stroked="false">
+                <v:imagedata r:id="rId17" o:title=""/>
+                <o:lock v:ext="edit" rotation="t"/>
+              </v:shape>
+            </w:pict>
+          </mc:Fallback>
+        </mc:AlternateContent>
+      </w:r>
+      <w:r>
+        <w:rPr>
+          <w:rFonts w:cs="Arial"/>
+          <w:highlight w:val="none"/>
+        </w:rPr>
+      </w:r>
+      <w:r>
+        <w:rPr>
+          <w:rFonts w:cs="Arial"/>
+          <w:highlight w:val="none"/>
         </w:rPr>
       </w:r>
     </w:p>
@@ -1764,6 +1907,27 @@
       <w:r>
         <w:rPr>
           <w:rFonts w:cs="Arial"/>
+          <w:szCs w:val="20"/>
+        </w:rPr>
+        <w:t xml:space="preserve">{/</w:t>
+      </w:r>
+      <w:r>
+        <w:rPr>
+          <w:rFonts w:cs="Arial"/>
+          <w:szCs w:val="20"/>
+        </w:rPr>
+        <w:t xml:space="preserve">isChateauGaillard53A</w:t>
+      </w:r>
+      <w:r>
+        <w:rPr>
+          <w:rFonts w:cs="Arial"/>
+          <w:szCs w:val="20"/>
+        </w:rPr>
+        <w:t xml:space="preserve">}</w:t>
+      </w:r>
+      <w:r>
+        <w:rPr>
+          <w:rFonts w:cs="Arial"/>
         </w:rPr>
       </w:r>
       <w:r>
@@ -1791,6 +1955,11 @@
           <w:rFonts w:cs="Arial"/>
         </w:rPr>
       </w:r>
+      <w:r>
+        <w:rPr>
+          <w:rFonts w:cs="Arial"/>
+        </w:rPr>
+      </w:r>
     </w:p>
     <w:p>
       <w:pPr>
@@ -1799,22 +1968,21 @@
         <w:ind/>
         <w:rPr>
           <w:rFonts w:cs="Arial"/>
-          <w:szCs w:val="20"/>
-        </w:rPr>
-      </w:pPr>
-      <w:r>
-        <w:br w:type="page" w:clear="all"/>
-      </w:r>
-      <w:r>
-        <w:rPr>
-          <w:rFonts w:cs="Arial"/>
-          <w:szCs w:val="20"/>
-        </w:rPr>
-      </w:r>
-      <w:r>
-        <w:rPr>
-          <w:rFonts w:cs="Arial"/>
-          <w:szCs w:val="20"/>
+        </w:rPr>
+      </w:pPr>
+      <w:r>
+        <w:rPr>
+          <w:rFonts w:cs="Arial"/>
+        </w:rPr>
+      </w:r>
+      <w:r>
+        <w:rPr>
+          <w:rFonts w:cs="Arial"/>
+        </w:rPr>
+      </w:r>
+      <w:r>
+        <w:rPr>
+          <w:rFonts w:cs="Arial"/>
         </w:rPr>
       </w:r>
     </w:p>
@@ -1829,6 +1997,9 @@
         </w:rPr>
       </w:pPr>
       <w:r>
+        <w:br w:type="page" w:clear="all"/>
+      </w:r>
+      <w:r>
         <w:rPr>
           <w:rFonts w:cs="Arial"/>
           <w:szCs w:val="20"/>
@@ -1863,6 +2034,12 @@
           <w:szCs w:val="20"/>
         </w:rPr>
       </w:r>
+      <w:r>
+        <w:rPr>
+          <w:rFonts w:cs="Arial"/>
+          <w:szCs w:val="20"/>
+        </w:rPr>
+      </w:r>
     </w:p>
     <w:p>
       <w:pPr>
@@ -1870,9 +2047,43 @@
         <w:spacing/>
         <w:ind/>
         <w:rPr>
+          <w:rFonts w:cs="Arial"/>
+          <w:szCs w:val="20"/>
+        </w:rPr>
+      </w:pPr>
+      <w:r>
+        <w:rPr>
+          <w:rFonts w:cs="Arial"/>
+          <w:szCs w:val="20"/>
+        </w:rPr>
+      </w:r>
+      <w:r>
+        <w:rPr>
+          <w:rFonts w:cs="Arial"/>
+          <w:szCs w:val="20"/>
+        </w:rPr>
+      </w:r>
+      <w:r>
+        <w:rPr>
+          <w:rFonts w:cs="Arial"/>
+          <w:szCs w:val="20"/>
+        </w:rPr>
+      </w:r>
+    </w:p>
+    <w:p>
+      <w:pPr>
+        <w:pBdr/>
+        <w:spacing/>
+        <w:ind/>
+        <w:rPr>
           <w:bCs/>
         </w:rPr>
       </w:pPr>
+      <w:r>
+        <w:rPr>
+          <w:bCs/>
+        </w:rPr>
+      </w:r>
       <w:r>
         <w:rPr>
           <w:bCs/>
@@ -1907,6 +2118,11 @@
           <w:bCs/>
         </w:rPr>
       </w:r>
+      <w:r>
+        <w:rPr>
+          <w:bCs/>
+        </w:rPr>
+      </w:r>
     </w:p>
     <w:p>
       <w:pPr>
@@ -1928,6 +2144,11 @@
           <w:bCs/>
         </w:rPr>
       </w:r>
+      <w:r>
+        <w:rPr>
+          <w:bCs/>
+        </w:rPr>
+      </w:r>
     </w:p>
     <w:p>
       <w:pPr>
@@ -1943,6 +2164,11 @@
           <w:bCs/>
         </w:rPr>
         <w:t xml:space="preserve">Éléments d'équipements du logement : Cuisine équipée, salle de bains, WC séparés.</w:t>
+      </w:r>
+      <w:r>
+        <w:rPr>
+          <w:bCs/>
+        </w:rPr>
       </w:r>
       <w:r>
         <w:rPr>
@@ -1973,6 +2199,11 @@
           <w:bCs/>
         </w:rPr>
       </w:r>
+      <w:r>
+        <w:rPr>
+          <w:bCs/>
+        </w:rPr>
+      </w:r>
     </w:p>
     <w:p>
       <w:pPr>
@@ -1997,6 +2228,11 @@
           <w:bCs/>
         </w:rPr>
       </w:r>
+      <w:r>
+        <w:rPr>
+          <w:bCs/>
+        </w:rPr>
+      </w:r>
     </w:p>
     <w:p>
       <w:pPr>
@@ -2045,6 +2281,11 @@
           <w:b/>
         </w:rPr>
         <w:t xml:space="preserve">Clause bail individuel</w:t>
+      </w:r>
+      <w:r>
+        <w:rPr>
+          <w:b/>
+        </w:rPr>
       </w:r>
       <w:r>
         <w:rPr>
@@ -2184,11 +2425,10 @@
         <w:t xml:space="preserve">}</w:t>
       </w:r>
       <w:r/>
-      <w:r/>
     </w:p>
     <w:p>
       <w:pPr>
-        <w:pStyle w:val="891"/>
+        <w:pStyle w:val="935"/>
         <w:numPr>
           <w:ilvl w:val="0"/>
           <w:numId w:val="5"/>
@@ -2208,6 +2448,23 @@
         <w:t xml:space="preserve">}</w:t>
       </w:r>
       <w:r/>
+    </w:p>
+    <w:p>
+      <w:pPr>
+        <w:pBdr/>
+        <w:spacing/>
+        <w:ind/>
+        <w:rPr/>
+      </w:pPr>
+      <w:r>
+        <w:t xml:space="preserve">{/</w:t>
+      </w:r>
+      <w:r>
+        <w:t xml:space="preserve">caracteristiquesAppartement</w:t>
+      </w:r>
+      <w:r>
+        <w:t xml:space="preserve">}</w:t>
+      </w:r>
       <w:r/>
     </w:p>
     <w:p>
@@ -2215,43 +2472,29 @@
         <w:pBdr/>
         <w:spacing/>
         <w:ind/>
-        <w:rPr/>
-      </w:pPr>
-      <w:r>
-        <w:t xml:space="preserve">{/</w:t>
-      </w:r>
-      <w:r>
-        <w:t xml:space="preserve">caracteristiquesAppartement</w:t>
-      </w:r>
-      <w:r>
-        <w:t xml:space="preserve">}</w:t>
-      </w:r>
-      <w:r/>
-      <w:r/>
+        <w:rPr>
+          <w:b/>
+        </w:rPr>
+      </w:pPr>
+      <w:r>
+        <w:rPr>
+          <w:b/>
+        </w:rPr>
+      </w:r>
+      <w:r>
+        <w:rPr>
+          <w:b/>
+        </w:rPr>
+      </w:r>
+      <w:r>
+        <w:rPr>
+          <w:b/>
+        </w:rPr>
+      </w:r>
     </w:p>
     <w:p>
       <w:pPr>
-        <w:pBdr/>
-        <w:spacing/>
-        <w:ind/>
-        <w:rPr>
-          <w:b/>
-        </w:rPr>
-      </w:pPr>
-      <w:r>
-        <w:rPr>
-          <w:b/>
-        </w:rPr>
-      </w:r>
-      <w:r>
-        <w:rPr>
-          <w:b/>
-        </w:rPr>
-      </w:r>
-    </w:p>
-    <w:p>
-      <w:pPr>
-        <w:pStyle w:val="904"/>
+        <w:pStyle w:val="948"/>
         <w:pBdr/>
         <w:spacing/>
         <w:ind/>
@@ -2282,10 +2525,19 @@
           <w:szCs w:val="22"/>
         </w:rPr>
       </w:r>
+      <w:r>
+        <w:rPr>
+          <w:rFonts w:ascii="Calibri" w:hAnsi="Calibri" w:cs="Times New Roman"/>
+          <w:b/>
+          <w:color w:val="auto"/>
+          <w:sz w:val="20"/>
+          <w:szCs w:val="22"/>
+        </w:rPr>
+      </w:r>
     </w:p>
     <w:p>
       <w:pPr>
-        <w:pStyle w:val="904"/>
+        <w:pStyle w:val="948"/>
         <w:pBdr/>
         <w:spacing/>
         <w:ind/>
@@ -2316,13 +2568,7 @@
           <w:szCs w:val="22"/>
         </w:rPr>
       </w:r>
-    </w:p>
-    <w:p>
-      <w:pPr>
-        <w:pStyle w:val="904"/>
-        <w:pBdr/>
-        <w:spacing/>
-        <w:ind/>
+      <w:r>
         <w:rPr>
           <w:rFonts w:ascii="Calibri" w:hAnsi="Calibri" w:cs="Times New Roman"/>
           <w:bCs/>
@@ -2330,8 +2576,14 @@
           <w:sz w:val="20"/>
           <w:szCs w:val="22"/>
         </w:rPr>
-      </w:pPr>
-      <w:r>
+      </w:r>
+    </w:p>
+    <w:p>
+      <w:pPr>
+        <w:pStyle w:val="948"/>
+        <w:pBdr/>
+        <w:spacing/>
+        <w:ind/>
         <w:rPr>
           <w:rFonts w:ascii="Calibri" w:hAnsi="Calibri" w:cs="Times New Roman"/>
           <w:bCs/>
@@ -2339,7 +2591,7 @@
           <w:sz w:val="20"/>
           <w:szCs w:val="22"/>
         </w:rPr>
-      </w:r>
+      </w:pPr>
       <w:r>
         <w:rPr>
           <w:rFonts w:ascii="Calibri" w:hAnsi="Calibri" w:cs="Times New Roman"/>
@@ -2349,6 +2601,24 @@
           <w:szCs w:val="22"/>
         </w:rPr>
       </w:r>
+      <w:r>
+        <w:rPr>
+          <w:rFonts w:ascii="Calibri" w:hAnsi="Calibri" w:cs="Times New Roman"/>
+          <w:bCs/>
+          <w:color w:val="auto"/>
+          <w:sz w:val="20"/>
+          <w:szCs w:val="22"/>
+        </w:rPr>
+      </w:r>
+      <w:r>
+        <w:rPr>
+          <w:rFonts w:ascii="Calibri" w:hAnsi="Calibri" w:cs="Times New Roman"/>
+          <w:bCs/>
+          <w:color w:val="auto"/>
+          <w:sz w:val="20"/>
+          <w:szCs w:val="22"/>
+        </w:rPr>
+      </w:r>
     </w:p>
     <w:p>
       <w:pPr>
@@ -2370,6 +2640,11 @@
           <w:b/>
         </w:rPr>
       </w:r>
+      <w:r>
+        <w:rPr>
+          <w:b/>
+        </w:rPr>
+      </w:r>
     </w:p>
     <w:p>
       <w:pPr>
@@ -2391,6 +2666,11 @@
           <w:bCs/>
         </w:rPr>
       </w:r>
+      <w:r>
+        <w:rPr>
+          <w:bCs/>
+        </w:rPr>
+      </w:r>
     </w:p>
     <w:p>
       <w:pPr>
@@ -2411,6 +2691,11 @@
           <w:b/>
         </w:rPr>
       </w:r>
+      <w:r>
+        <w:rPr>
+          <w:b/>
+        </w:rPr>
+      </w:r>
     </w:p>
     <w:p>
       <w:pPr>
@@ -2431,10 +2716,15 @@
           <w:b/>
         </w:rPr>
       </w:r>
+      <w:r>
+        <w:rPr>
+          <w:b/>
+        </w:rPr>
+      </w:r>
     </w:p>
     <w:p>
       <w:pPr>
-        <w:pStyle w:val="882"/>
+        <w:pStyle w:val="926"/>
         <w:pBdr>
           <w:top w:val="single" w:color="7f7f7f" w:sz="4" w:space="1"/>
           <w:left w:val="single" w:color="7f7f7f" w:sz="4" w:space="4"/>
@@ -2454,6 +2744,11 @@
           <w:color w:val="auto"/>
         </w:rPr>
         <w:t xml:space="preserve">B. Destination des locaux</w:t>
+      </w:r>
+      <w:r>
+        <w:rPr>
+          <w:color w:val="auto"/>
+        </w:rPr>
       </w:r>
       <w:r>
         <w:rPr>
@@ -2513,6 +2808,12 @@
           <w:szCs w:val="20"/>
         </w:rPr>
       </w:r>
+      <w:r>
+        <w:rPr>
+          <w:rFonts w:ascii="MS Gothic" w:hAnsi="MS Gothic" w:eastAsia="MS Gothic" w:cs="Arial"/>
+          <w:szCs w:val="20"/>
+        </w:rPr>
+      </w:r>
     </w:p>
     <w:p>
       <w:pPr>
@@ -2540,6 +2841,11 @@
           <w:bCs/>
         </w:rPr>
       </w:r>
+      <w:r>
+        <w:rPr>
+          <w:bCs/>
+        </w:rPr>
+      </w:r>
     </w:p>
     <w:p>
       <w:pPr>
@@ -2567,6 +2873,11 @@
           <w:bCs/>
         </w:rPr>
       </w:r>
+      <w:r>
+        <w:rPr>
+          <w:bCs/>
+        </w:rPr>
+      </w:r>
     </w:p>
     <w:p>
       <w:pPr>
@@ -2578,6 +2889,12 @@
           <w:szCs w:val="20"/>
         </w:rPr>
       </w:pPr>
+      <w:r>
+        <w:rPr>
+          <w:rFonts w:ascii="MS Gothic" w:hAnsi="MS Gothic" w:eastAsia="MS Gothic" w:cs="Arial"/>
+          <w:szCs w:val="20"/>
+        </w:rPr>
+      </w:r>
       <w:r>
         <w:rPr>
           <w:rFonts w:ascii="MS Gothic" w:hAnsi="MS Gothic" w:eastAsia="MS Gothic" w:cs="Arial"/>
@@ -2603,7 +2920,7 @@
     </w:p>
     <w:p>
       <w:pPr>
-        <w:pStyle w:val="882"/>
+        <w:pStyle w:val="926"/>
         <w:pBdr>
           <w:top w:val="single" w:color="7f7f7f" w:sz="4" w:space="1"/>
           <w:left w:val="single" w:color="7f7f7f" w:sz="4" w:space="4"/>
@@ -2623,6 +2940,11 @@
           <w:color w:val="auto"/>
         </w:rPr>
         <w:t xml:space="preserve">C. Désignation des locaux et équipements accessoires de l'immeuble à usage privatif du locataire</w:t>
+      </w:r>
+      <w:r>
+        <w:rPr>
+          <w:color w:val="auto"/>
+        </w:rPr>
       </w:r>
       <w:r>
         <w:rPr>
@@ -2680,6 +3002,12 @@
           <w:szCs w:val="20"/>
         </w:rPr>
       </w:r>
+      <w:r>
+        <w:rPr>
+          <w:rFonts w:ascii="MS Gothic" w:hAnsi="MS Gothic" w:eastAsia="MS Gothic" w:cs="Arial"/>
+          <w:szCs w:val="20"/>
+        </w:rPr>
+      </w:r>
     </w:p>
     <w:p>
       <w:pPr>
@@ -2732,6 +3060,12 @@
           <w:szCs w:val="20"/>
         </w:rPr>
       </w:r>
+      <w:r>
+        <w:rPr>
+          <w:rFonts w:cs="Arial"/>
+          <w:szCs w:val="20"/>
+        </w:rPr>
+      </w:r>
     </w:p>
     <w:p>
       <w:pPr>
@@ -2755,10 +3089,16 @@
           <w:szCs w:val="20"/>
         </w:rPr>
       </w:r>
+      <w:r>
+        <w:rPr>
+          <w:rFonts w:cs="Arial"/>
+          <w:szCs w:val="20"/>
+        </w:rPr>
+      </w:r>
     </w:p>
     <w:p>
       <w:pPr>
-        <w:pStyle w:val="882"/>
+        <w:pStyle w:val="926"/>
         <w:pBdr>
           <w:top w:val="single" w:color="7f7f7f" w:sz="4" w:space="1"/>
           <w:left w:val="single" w:color="7f7f7f" w:sz="4" w:space="4"/>
@@ -2778,6 +3118,11 @@
           <w:color w:val="auto"/>
         </w:rPr>
         <w:t xml:space="preserve">D. Enumération des locaux, parties, équipements et accessoires de l'immeuble à usage commun</w:t>
+      </w:r>
+      <w:r>
+        <w:rPr>
+          <w:color w:val="auto"/>
+        </w:rPr>
       </w:r>
       <w:r>
         <w:rPr>
@@ -2835,6 +3180,12 @@
           <w:szCs w:val="20"/>
         </w:rPr>
       </w:r>
+      <w:r>
+        <w:rPr>
+          <w:rFonts w:cs="Arial"/>
+          <w:szCs w:val="20"/>
+        </w:rPr>
+      </w:r>
     </w:p>
     <w:p>
       <w:pPr>
@@ -2863,6 +3214,12 @@
           <w:szCs w:val="20"/>
         </w:rPr>
       </w:r>
+      <w:r>
+        <w:rPr>
+          <w:rFonts w:cs="Arial"/>
+          <w:szCs w:val="20"/>
+        </w:rPr>
+      </w:r>
     </w:p>
     <w:p>
       <w:pPr>
@@ -2891,6 +3248,12 @@
           <w:szCs w:val="20"/>
         </w:rPr>
       </w:r>
+      <w:r>
+        <w:rPr>
+          <w:rFonts w:cs="Arial"/>
+          <w:szCs w:val="20"/>
+        </w:rPr>
+      </w:r>
     </w:p>
     <w:p>
       <w:pPr>
@@ -2919,6 +3282,12 @@
           <w:szCs w:val="20"/>
         </w:rPr>
       </w:r>
+      <w:r>
+        <w:rPr>
+          <w:rFonts w:cs="Arial"/>
+          <w:szCs w:val="20"/>
+        </w:rPr>
+      </w:r>
     </w:p>
     <w:p>
       <w:pPr>
@@ -2991,6 +3360,12 @@
           <w:szCs w:val="20"/>
         </w:rPr>
       </w:r>
+      <w:r>
+        <w:rPr>
+          <w:rFonts w:cs="Arial"/>
+          <w:szCs w:val="20"/>
+        </w:rPr>
+      </w:r>
     </w:p>
     <w:p>
       <w:pPr>
@@ -3019,6 +3394,12 @@
           <w:szCs w:val="20"/>
         </w:rPr>
       </w:r>
+      <w:r>
+        <w:rPr>
+          <w:rFonts w:cs="Arial"/>
+          <w:szCs w:val="20"/>
+        </w:rPr>
+      </w:r>
     </w:p>
     <w:p>
       <w:pPr>
@@ -3074,6 +3455,12 @@
           <w:szCs w:val="20"/>
         </w:rPr>
       </w:pPr>
+      <w:r>
+        <w:rPr>
+          <w:rFonts w:ascii="MS Gothic" w:hAnsi="MS Gothic" w:eastAsia="MS Gothic" w:cs="Arial"/>
+          <w:szCs w:val="20"/>
+        </w:rPr>
+      </w:r>
       <w:r>
         <w:rPr>
           <w:rFonts w:ascii="MS Gothic" w:hAnsi="MS Gothic" w:eastAsia="MS Gothic" w:cs="Arial"/>
@@ -3137,6 +3524,12 @@
           <w:szCs w:val="20"/>
         </w:rPr>
       </w:r>
+      <w:r>
+        <w:rPr>
+          <w:rFonts w:cs="Arial"/>
+          <w:szCs w:val="20"/>
+        </w:rPr>
+      </w:r>
     </w:p>
     <w:p>
       <w:pPr>
@@ -3168,7 +3561,7 @@
     </w:p>
     <w:p>
       <w:pPr>
-        <w:pStyle w:val="882"/>
+        <w:pStyle w:val="926"/>
         <w:pBdr>
           <w:top w:val="single" w:color="7f7f7f" w:sz="4" w:space="1"/>
           <w:left w:val="single" w:color="7f7f7f" w:sz="4" w:space="4"/>
@@ -3194,6 +3587,11 @@
           <w:color w:val="auto"/>
         </w:rPr>
       </w:r>
+      <w:r>
+        <w:rPr>
+          <w:color w:val="auto"/>
+        </w:rPr>
+      </w:r>
     </w:p>
     <w:p>
       <w:pPr>
@@ -3206,6 +3604,13 @@
           <w:highlight w:val="yellow"/>
         </w:rPr>
       </w:pPr>
+      <w:r>
+        <w:rPr>
+          <w:rFonts w:cs="Arial"/>
+          <w:szCs w:val="20"/>
+          <w:highlight w:val="yellow"/>
+        </w:rPr>
+      </w:r>
       <w:r>
         <w:rPr>
           <w:rFonts w:cs="Arial"/>
@@ -3282,7 +3687,7 @@
     </w:p>
     <w:p>
       <w:pPr>
-        <w:pStyle w:val="881"/>
+        <w:pStyle w:val="925"/>
         <w:numPr>
           <w:ilvl w:val="0"/>
           <w:numId w:val="13"/>
@@ -3313,6 +3718,11 @@
           <w:color w:val="ffffff"/>
         </w:rPr>
       </w:r>
+      <w:r>
+        <w:rPr>
+          <w:color w:val="ffffff"/>
+        </w:rPr>
+      </w:r>
     </w:p>
     <w:p>
       <w:pPr>
@@ -3337,6 +3747,12 @@
           <w:szCs w:val="20"/>
         </w:rPr>
       </w:r>
+      <w:r>
+        <w:rPr>
+          <w:rFonts w:cs="Arial"/>
+          <w:szCs w:val="20"/>
+        </w:rPr>
+      </w:r>
     </w:p>
     <w:p>
       <w:pPr>
@@ -3360,10 +3776,16 @@
           <w:szCs w:val="20"/>
         </w:rPr>
       </w:r>
+      <w:r>
+        <w:rPr>
+          <w:rFonts w:cs="Arial"/>
+          <w:szCs w:val="20"/>
+        </w:rPr>
+      </w:r>
     </w:p>
     <w:p>
       <w:pPr>
-        <w:pStyle w:val="882"/>
+        <w:pStyle w:val="926"/>
         <w:pBdr>
           <w:top w:val="single" w:color="7f7f7f" w:sz="4" w:space="1"/>
           <w:left w:val="single" w:color="7f7f7f" w:sz="4" w:space="4"/>
@@ -3389,6 +3811,11 @@
           <w:color w:val="auto"/>
         </w:rPr>
       </w:r>
+      <w:r>
+        <w:rPr>
+          <w:color w:val="auto"/>
+        </w:rPr>
+      </w:r>
     </w:p>
     <w:p>
       <w:pPr>
@@ -3415,6 +3842,13 @@
           <w:highlight w:val="yellow"/>
         </w:rPr>
       </w:r>
+      <w:r>
+        <w:rPr>
+          <w:rFonts w:cs="Arial"/>
+          <w:szCs w:val="20"/>
+          <w:highlight w:val="yellow"/>
+        </w:rPr>
+      </w:r>
     </w:p>
     <w:p>
       <w:pPr>
@@ -3439,6 +3873,12 @@
           <w:szCs w:val="20"/>
         </w:rPr>
       </w:r>
+      <w:r>
+        <w:rPr>
+          <w:rFonts w:cs="Arial"/>
+          <w:szCs w:val="20"/>
+        </w:rPr>
+      </w:r>
     </w:p>
     <w:p>
       <w:pPr>
@@ -3462,10 +3902,16 @@
           <w:szCs w:val="20"/>
         </w:rPr>
       </w:r>
+      <w:r>
+        <w:rPr>
+          <w:rFonts w:cs="Arial"/>
+          <w:szCs w:val="20"/>
+        </w:rPr>
+      </w:r>
     </w:p>
     <w:p>
       <w:pPr>
-        <w:pStyle w:val="882"/>
+        <w:pStyle w:val="926"/>
         <w:pBdr>
           <w:top w:val="single" w:color="7f7f7f" w:sz="4" w:space="1"/>
           <w:left w:val="single" w:color="7f7f7f" w:sz="4" w:space="4"/>
@@ -3491,6 +3937,11 @@
           <w:color w:val="auto"/>
         </w:rPr>
       </w:r>
+      <w:r>
+        <w:rPr>
+          <w:color w:val="auto"/>
+        </w:rPr>
+      </w:r>
     </w:p>
     <w:p>
       <w:pPr>
@@ -3576,6 +4027,12 @@
           <w:szCs w:val="20"/>
         </w:rPr>
       </w:r>
+      <w:r>
+        <w:rPr>
+          <w:rFonts w:cs="Arial"/>
+          <w:szCs w:val="20"/>
+        </w:rPr>
+      </w:r>
     </w:p>
     <w:p>
       <w:pPr>
@@ -3607,6 +4064,12 @@
           <w:szCs w:val="20"/>
         </w:rPr>
       </w:r>
+      <w:r>
+        <w:rPr>
+          <w:rFonts w:cs="Arial"/>
+          <w:szCs w:val="20"/>
+        </w:rPr>
+      </w:r>
     </w:p>
     <w:p>
       <w:pPr>
@@ -3664,6 +4127,12 @@
           <w:szCs w:val="20"/>
         </w:rPr>
       </w:r>
+      <w:r>
+        <w:rPr>
+          <w:rFonts w:cs="Arial"/>
+          <w:szCs w:val="20"/>
+        </w:rPr>
+      </w:r>
     </w:p>
     <w:p>
       <w:pPr>
@@ -3688,6 +4157,12 @@
           <w:szCs w:val="20"/>
         </w:rPr>
       </w:r>
+      <w:r>
+        <w:rPr>
+          <w:rFonts w:cs="Arial"/>
+          <w:szCs w:val="20"/>
+        </w:rPr>
+      </w:r>
     </w:p>
     <w:p>
       <w:pPr>
@@ -3712,6 +4187,12 @@
           <w:szCs w:val="20"/>
         </w:rPr>
       </w:r>
+      <w:r>
+        <w:rPr>
+          <w:rFonts w:cs="Arial"/>
+          <w:szCs w:val="20"/>
+        </w:rPr>
+      </w:r>
     </w:p>
     <w:p>
       <w:pPr>
@@ -3736,6 +4217,12 @@
           <w:szCs w:val="20"/>
         </w:rPr>
       </w:r>
+      <w:r>
+        <w:rPr>
+          <w:rFonts w:cs="Arial"/>
+          <w:szCs w:val="20"/>
+        </w:rPr>
+      </w:r>
     </w:p>
     <w:p>
       <w:pPr>
@@ -3760,6 +4247,12 @@
           <w:szCs w:val="20"/>
         </w:rPr>
       </w:r>
+      <w:r>
+        <w:rPr>
+          <w:rFonts w:cs="Arial"/>
+          <w:szCs w:val="20"/>
+        </w:rPr>
+      </w:r>
     </w:p>
     <w:p>
       <w:pPr>
@@ -3786,6 +4279,13 @@
           <w:highlight w:val="magenta"/>
         </w:rPr>
       </w:r>
+      <w:r>
+        <w:rPr>
+          <w:rFonts w:cs="Arial"/>
+          <w:szCs w:val="20"/>
+          <w:highlight w:val="magenta"/>
+        </w:rPr>
+      </w:r>
     </w:p>
     <w:p>
       <w:pPr>
@@ -3810,6 +4310,12 @@
           <w:szCs w:val="20"/>
         </w:rPr>
       </w:r>
+      <w:r>
+        <w:rPr>
+          <w:rFonts w:cs="Arial"/>
+          <w:szCs w:val="20"/>
+        </w:rPr>
+      </w:r>
     </w:p>
     <w:p>
       <w:pPr>
@@ -3858,6 +4364,14 @@
           <w:szCs w:val="20"/>
         </w:rPr>
       </w:r>
+      <w:r>
+        <w:rPr>
+          <w:rFonts w:cs="Arial"/>
+          <w:i/>
+          <w:iCs/>
+          <w:szCs w:val="20"/>
+        </w:rPr>
+      </w:r>
     </w:p>
     <w:p>
       <w:pPr>
@@ -3928,6 +4442,14 @@
           <w:szCs w:val="20"/>
         </w:rPr>
       </w:r>
+      <w:r>
+        <w:rPr>
+          <w:rFonts w:cs="Arial"/>
+          <w:i/>
+          <w:iCs/>
+          <w:szCs w:val="20"/>
+        </w:rPr>
+      </w:r>
     </w:p>
     <w:p>
       <w:pPr>
@@ -4003,6 +4525,12 @@
           <w:szCs w:val="20"/>
         </w:rPr>
         <w:t xml:space="preserve">{#isEtudiant}</w:t>
+      </w:r>
+      <w:r>
+        <w:rPr>
+          <w:rFonts w:cs="Arial"/>
+          <w:szCs w:val="20"/>
+        </w:rPr>
       </w:r>
       <w:r>
         <w:rPr>
@@ -4095,6 +4623,12 @@
           <w:szCs w:val="20"/>
         </w:rPr>
       </w:r>
+      <w:r>
+        <w:rPr>
+          <w:rFonts w:cs="Arial"/>
+          <w:szCs w:val="20"/>
+        </w:rPr>
+      </w:r>
     </w:p>
     <w:p>
       <w:pPr>
@@ -4173,10 +4707,16 @@
           <w:szCs w:val="20"/>
         </w:rPr>
       </w:r>
+      <w:r>
+        <w:rPr>
+          <w:rFonts w:cs="Arial"/>
+          <w:szCs w:val="20"/>
+        </w:rPr>
+      </w:r>
     </w:p>
     <w:p>
       <w:pPr>
-        <w:pStyle w:val="881"/>
+        <w:pStyle w:val="925"/>
         <w:numPr>
           <w:ilvl w:val="0"/>
           <w:numId w:val="13"/>
@@ -4210,6 +4750,11 @@
           <w:color w:val="ffffff"/>
         </w:rPr>
       </w:r>
+      <w:r>
+        <w:rPr>
+          <w:color w:val="ffffff"/>
+        </w:rPr>
+      </w:r>
     </w:p>
     <w:p>
       <w:pPr>
@@ -4234,6 +4779,12 @@
           <w:szCs w:val="20"/>
         </w:rPr>
       </w:r>
+      <w:r>
+        <w:rPr>
+          <w:rFonts w:cs="Arial"/>
+          <w:szCs w:val="20"/>
+        </w:rPr>
+      </w:r>
     </w:p>
     <w:p>
       <w:pPr>
@@ -4257,10 +4808,16 @@
           <w:szCs w:val="20"/>
         </w:rPr>
       </w:r>
+      <w:r>
+        <w:rPr>
+          <w:rFonts w:cs="Arial"/>
+          <w:szCs w:val="20"/>
+        </w:rPr>
+      </w:r>
     </w:p>
     <w:p>
       <w:pPr>
-        <w:pStyle w:val="882"/>
+        <w:pStyle w:val="926"/>
         <w:pBdr>
           <w:top w:val="single" w:color="7f7f7f" w:sz="4" w:space="1"/>
           <w:left w:val="single" w:color="7f7f7f" w:sz="4" w:space="4"/>
@@ -4286,10 +4843,15 @@
           <w:color w:val="auto"/>
         </w:rPr>
       </w:r>
+      <w:r>
+        <w:rPr>
+          <w:color w:val="auto"/>
+        </w:rPr>
+      </w:r>
     </w:p>
     <w:p>
       <w:pPr>
-        <w:pStyle w:val="883"/>
+        <w:pStyle w:val="927"/>
         <w:pBdr/>
         <w:spacing/>
         <w:ind/>
@@ -4322,6 +4884,12 @@
           <w:szCs w:val="20"/>
         </w:rPr>
       </w:r>
+      <w:r>
+        <w:rPr>
+          <w:rFonts w:cs="Arial"/>
+          <w:szCs w:val="20"/>
+        </w:rPr>
+      </w:r>
     </w:p>
     <w:p>
       <w:pPr>
@@ -4346,6 +4914,12 @@
           <w:szCs w:val="20"/>
         </w:rPr>
       </w:r>
+      <w:r>
+        <w:rPr>
+          <w:rFonts w:cs="Arial"/>
+          <w:szCs w:val="20"/>
+        </w:rPr>
+      </w:r>
     </w:p>
     <w:p>
       <w:pPr>
@@ -4363,6 +4937,12 @@
           <w:szCs w:val="20"/>
         </w:rPr>
         <w:t xml:space="preserve">b) Modalités particulières de fixation initiale du loyer applicables dans certaines zones tendues :</w:t>
+      </w:r>
+      <w:r>
+        <w:rPr>
+          <w:rFonts w:cs="Arial"/>
+          <w:szCs w:val="20"/>
+        </w:rPr>
       </w:r>
       <w:r>
         <w:rPr>
@@ -4398,6 +4978,12 @@
           <w:szCs w:val="20"/>
         </w:rPr>
       </w:r>
+      <w:r>
+        <w:rPr>
+          <w:rFonts w:cs="Arial"/>
+          <w:szCs w:val="20"/>
+        </w:rPr>
+      </w:r>
     </w:p>
     <w:p>
       <w:pPr>
@@ -4426,6 +5012,12 @@
           <w:szCs w:val="20"/>
         </w:rPr>
       </w:r>
+      <w:r>
+        <w:rPr>
+          <w:rFonts w:cs="Arial"/>
+          <w:szCs w:val="20"/>
+        </w:rPr>
+      </w:r>
     </w:p>
     <w:p>
       <w:pPr>
@@ -4454,6 +5046,12 @@
           <w:szCs w:val="20"/>
         </w:rPr>
       </w:r>
+      <w:r>
+        <w:rPr>
+          <w:rFonts w:cs="Arial"/>
+          <w:szCs w:val="20"/>
+        </w:rPr>
+      </w:r>
     </w:p>
     <w:p>
       <w:pPr>
@@ -4482,6 +5080,12 @@
           <w:szCs w:val="20"/>
         </w:rPr>
       </w:r>
+      <w:r>
+        <w:rPr>
+          <w:rFonts w:cs="Arial"/>
+          <w:szCs w:val="20"/>
+        </w:rPr>
+      </w:r>
     </w:p>
     <w:p>
       <w:pPr>
@@ -4571,7 +5175,7 @@
     </w:p>
     <w:p>
       <w:pPr>
-        <w:pStyle w:val="891"/>
+        <w:pStyle w:val="935"/>
         <w:numPr>
           <w:ilvl w:val="1"/>
           <w:numId w:val="9"/>
@@ -4588,7 +5192,7 @@
     </w:p>
     <w:p>
       <w:pPr>
-        <w:pStyle w:val="891"/>
+        <w:pStyle w:val="935"/>
         <w:numPr>
           <w:ilvl w:val="1"/>
           <w:numId w:val="9"/>
@@ -4605,7 +5209,7 @@
     </w:p>
     <w:p>
       <w:pPr>
-        <w:pStyle w:val="891"/>
+        <w:pStyle w:val="935"/>
         <w:numPr>
           <w:ilvl w:val="1"/>
           <w:numId w:val="9"/>
@@ -4622,7 +5226,7 @@
     </w:p>
     <w:p>
       <w:pPr>
-        <w:pStyle w:val="891"/>
+        <w:pStyle w:val="935"/>
         <w:numPr>
           <w:ilvl w:val="1"/>
           <w:numId w:val="9"/>
@@ -4645,7 +5249,7 @@
     </w:p>
     <w:p>
       <w:pPr>
-        <w:pStyle w:val="891"/>
+        <w:pStyle w:val="935"/>
         <w:numPr>
           <w:ilvl w:val="1"/>
           <w:numId w:val="9"/>
@@ -4662,7 +5266,7 @@
     </w:p>
     <w:p>
       <w:pPr>
-        <w:pStyle w:val="891"/>
+        <w:pStyle w:val="935"/>
         <w:numPr>
           <w:ilvl w:val="1"/>
           <w:numId w:val="9"/>
@@ -4688,7 +5292,7 @@
     </w:p>
     <w:p>
       <w:pPr>
-        <w:pStyle w:val="891"/>
+        <w:pStyle w:val="935"/>
         <w:numPr>
           <w:ilvl w:val="1"/>
           <w:numId w:val="9"/>
@@ -4705,7 +5309,7 @@
     </w:p>
     <w:p>
       <w:pPr>
-        <w:pStyle w:val="891"/>
+        <w:pStyle w:val="935"/>
         <w:numPr>
           <w:ilvl w:val="1"/>
           <w:numId w:val="9"/>
@@ -4737,7 +5341,7 @@
     </w:p>
     <w:p>
       <w:pPr>
-        <w:pStyle w:val="891"/>
+        <w:pStyle w:val="935"/>
         <w:numPr>
           <w:ilvl w:val="1"/>
           <w:numId w:val="9"/>
@@ -4757,7 +5361,7 @@
     </w:p>
     <w:p>
       <w:pPr>
-        <w:pStyle w:val="891"/>
+        <w:pStyle w:val="935"/>
         <w:numPr>
           <w:ilvl w:val="1"/>
           <w:numId w:val="9"/>
@@ -4805,6 +5409,12 @@
           <w:szCs w:val="20"/>
         </w:rPr>
       </w:r>
+      <w:r>
+        <w:rPr>
+          <w:rFonts w:cs="Arial"/>
+          <w:szCs w:val="20"/>
+        </w:rPr>
+      </w:r>
     </w:p>
     <w:p>
       <w:pPr>
@@ -4828,10 +5438,16 @@
           <w:szCs w:val="20"/>
         </w:rPr>
       </w:r>
+      <w:r>
+        <w:rPr>
+          <w:rFonts w:cs="Arial"/>
+          <w:szCs w:val="20"/>
+        </w:rPr>
+      </w:r>
     </w:p>
     <w:p>
       <w:pPr>
-        <w:pStyle w:val="883"/>
+        <w:pStyle w:val="927"/>
         <w:pBdr/>
         <w:spacing/>
         <w:ind/>
@@ -4898,6 +5514,12 @@
           <w:szCs w:val="20"/>
         </w:rPr>
       </w:r>
+      <w:r>
+        <w:rPr>
+          <w:rFonts w:cs="Arial"/>
+          <w:szCs w:val="20"/>
+        </w:rPr>
+      </w:r>
     </w:p>
     <w:p>
       <w:pPr>
@@ -4922,6 +5544,12 @@
           <w:szCs w:val="20"/>
         </w:rPr>
       </w:r>
+      <w:r>
+        <w:rPr>
+          <w:rFonts w:cs="Arial"/>
+          <w:szCs w:val="20"/>
+        </w:rPr>
+      </w:r>
     </w:p>
     <w:p>
       <w:pPr>
@@ -4946,6 +5574,12 @@
           <w:szCs w:val="20"/>
         </w:rPr>
       </w:r>
+      <w:r>
+        <w:rPr>
+          <w:rFonts w:cs="Arial"/>
+          <w:szCs w:val="20"/>
+        </w:rPr>
+      </w:r>
     </w:p>
     <w:p>
       <w:pPr>
@@ -4969,6 +5603,12 @@
           <w:szCs w:val="20"/>
         </w:rPr>
       </w:r>
+      <w:r>
+        <w:rPr>
+          <w:rFonts w:cs="Arial"/>
+          <w:szCs w:val="20"/>
+        </w:rPr>
+      </w:r>
     </w:p>
     <w:p>
       <w:pPr>
@@ -4993,6 +5633,12 @@
           <w:szCs w:val="20"/>
         </w:rPr>
       </w:r>
+      <w:r>
+        <w:rPr>
+          <w:rFonts w:cs="Arial"/>
+          <w:szCs w:val="20"/>
+        </w:rPr>
+      </w:r>
     </w:p>
     <w:p>
       <w:pPr>
@@ -5016,10 +5662,16 @@
           <w:szCs w:val="20"/>
         </w:rPr>
       </w:r>
+      <w:r>
+        <w:rPr>
+          <w:rFonts w:cs="Arial"/>
+          <w:szCs w:val="20"/>
+        </w:rPr>
+      </w:r>
     </w:p>
     <w:p>
       <w:pPr>
-        <w:pStyle w:val="882"/>
+        <w:pStyle w:val="926"/>
         <w:pBdr>
           <w:top w:val="single" w:color="7f7f7f" w:sz="4" w:space="1"/>
           <w:left w:val="single" w:color="7f7f7f" w:sz="4" w:space="4"/>
@@ -5045,6 +5697,11 @@
           <w:color w:val="auto"/>
         </w:rPr>
       </w:r>
+      <w:r>
+        <w:rPr>
+          <w:color w:val="auto"/>
+        </w:rPr>
+      </w:r>
     </w:p>
     <w:p>
       <w:pPr>
@@ -5089,6 +5746,14 @@
           <w:shd w:val="clear" w:color="auto" w:fill="ffffff"/>
         </w:rPr>
       </w:r>
+      <w:r>
+        <w:rPr>
+          <w:b/>
+          <w:color w:val="000000"/>
+          <w:sz w:val="22"/>
+          <w:shd w:val="clear" w:color="auto" w:fill="ffffff"/>
+        </w:rPr>
+      </w:r>
     </w:p>
     <w:p>
       <w:pPr>
@@ -5120,6 +5785,12 @@
           <w:shd w:val="clear" w:color="auto" w:fill="ffffff"/>
         </w:rPr>
       </w:r>
+      <w:r>
+        <w:rPr>
+          <w:color w:val="000000"/>
+          <w:shd w:val="clear" w:color="auto" w:fill="ffffff"/>
+        </w:rPr>
+      </w:r>
     </w:p>
     <w:p>
       <w:pPr>
@@ -5151,6 +5822,12 @@
           <w:shd w:val="clear" w:color="auto" w:fill="ffffff"/>
         </w:rPr>
       </w:r>
+      <w:r>
+        <w:rPr>
+          <w:color w:val="000000"/>
+          <w:shd w:val="clear" w:color="auto" w:fill="ffffff"/>
+        </w:rPr>
+      </w:r>
     </w:p>
     <w:p>
       <w:pPr>
@@ -5182,6 +5859,12 @@
           <w:shd w:val="clear" w:color="auto" w:fill="ffffff"/>
         </w:rPr>
       </w:r>
+      <w:r>
+        <w:rPr>
+          <w:color w:val="000000"/>
+          <w:shd w:val="clear" w:color="auto" w:fill="ffffff"/>
+        </w:rPr>
+      </w:r>
     </w:p>
     <w:p>
       <w:pPr>
@@ -5263,6 +5946,13 @@
           <w:shd w:val="clear" w:color="auto" w:fill="ffffff"/>
         </w:rPr>
       </w:r>
+      <w:r>
+        <w:rPr>
+          <w:color w:val="000000"/>
+          <w:sz w:val="22"/>
+          <w:shd w:val="clear" w:color="auto" w:fill="ffffff"/>
+        </w:rPr>
+      </w:r>
     </w:p>
     <w:p>
       <w:pPr>
@@ -5300,6 +5990,13 @@
           <w:shd w:val="clear" w:color="auto" w:fill="ffffff"/>
         </w:rPr>
       </w:r>
+      <w:r>
+        <w:rPr>
+          <w:color w:val="000000"/>
+          <w:sz w:val="22"/>
+          <w:shd w:val="clear" w:color="auto" w:fill="ffffff"/>
+        </w:rPr>
+      </w:r>
     </w:p>
     <w:p>
       <w:pPr>
@@ -5337,6 +6034,13 @@
           <w:shd w:val="clear" w:color="auto" w:fill="ffffff"/>
         </w:rPr>
       </w:r>
+      <w:r>
+        <w:rPr>
+          <w:color w:val="000000"/>
+          <w:sz w:val="22"/>
+          <w:shd w:val="clear" w:color="auto" w:fill="ffffff"/>
+        </w:rPr>
+      </w:r>
     </w:p>
     <w:p>
       <w:pPr>
@@ -5374,6 +6078,13 @@
           <w:shd w:val="clear" w:color="auto" w:fill="ffffff"/>
         </w:rPr>
       </w:r>
+      <w:r>
+        <w:rPr>
+          <w:color w:val="000000"/>
+          <w:sz w:val="22"/>
+          <w:shd w:val="clear" w:color="auto" w:fill="ffffff"/>
+        </w:rPr>
+      </w:r>
     </w:p>
     <w:p>
       <w:pPr>
@@ -5411,6 +6122,13 @@
           <w:shd w:val="clear" w:color="auto" w:fill="ffffff"/>
         </w:rPr>
       </w:r>
+      <w:r>
+        <w:rPr>
+          <w:color w:val="000000"/>
+          <w:sz w:val="22"/>
+          <w:shd w:val="clear" w:color="auto" w:fill="ffffff"/>
+        </w:rPr>
+      </w:r>
     </w:p>
     <w:p>
       <w:pPr>
@@ -5442,6 +6160,12 @@
           <w:shd w:val="clear" w:color="auto" w:fill="ffffff"/>
         </w:rPr>
       </w:r>
+      <w:r>
+        <w:rPr>
+          <w:color w:val="000000"/>
+          <w:shd w:val="clear" w:color="auto" w:fill="ffffff"/>
+        </w:rPr>
+      </w:r>
     </w:p>
     <w:p>
       <w:pPr>
@@ -5473,6 +6197,12 @@
           <w:shd w:val="clear" w:color="auto" w:fill="ffffff"/>
         </w:rPr>
       </w:r>
+      <w:r>
+        <w:rPr>
+          <w:color w:val="000000"/>
+          <w:shd w:val="clear" w:color="auto" w:fill="ffffff"/>
+        </w:rPr>
+      </w:r>
     </w:p>
     <w:p>
       <w:pPr>
@@ -5554,6 +6284,13 @@
           <w:shd w:val="clear" w:color="auto" w:fill="ffffff"/>
         </w:rPr>
       </w:r>
+      <w:r>
+        <w:rPr>
+          <w:color w:val="000000"/>
+          <w:sz w:val="22"/>
+          <w:shd w:val="clear" w:color="auto" w:fill="ffffff"/>
+        </w:rPr>
+      </w:r>
     </w:p>
     <w:p>
       <w:pPr>
@@ -5591,6 +6328,13 @@
           <w:shd w:val="clear" w:color="auto" w:fill="ffffff"/>
         </w:rPr>
       </w:r>
+      <w:r>
+        <w:rPr>
+          <w:color w:val="000000"/>
+          <w:sz w:val="22"/>
+          <w:shd w:val="clear" w:color="auto" w:fill="ffffff"/>
+        </w:rPr>
+      </w:r>
     </w:p>
     <w:p>
       <w:pPr>
@@ -5622,6 +6366,12 @@
           <w:shd w:val="clear" w:color="auto" w:fill="ffffff"/>
         </w:rPr>
       </w:r>
+      <w:r>
+        <w:rPr>
+          <w:color w:val="000000"/>
+          <w:shd w:val="clear" w:color="auto" w:fill="ffffff"/>
+        </w:rPr>
+      </w:r>
     </w:p>
     <w:p>
       <w:pPr>
@@ -5667,6 +6417,12 @@
           <w:shd w:val="clear" w:color="auto" w:fill="ffffff"/>
         </w:rPr>
       </w:r>
+      <w:r>
+        <w:rPr>
+          <w:color w:val="000000"/>
+          <w:shd w:val="clear" w:color="auto" w:fill="ffffff"/>
+        </w:rPr>
+      </w:r>
     </w:p>
     <w:p>
       <w:pPr>
@@ -5705,6 +6461,12 @@
           <w:shd w:val="clear" w:color="auto" w:fill="ffffff"/>
         </w:rPr>
       </w:r>
+      <w:r>
+        <w:rPr>
+          <w:color w:val="000000"/>
+          <w:shd w:val="clear" w:color="auto" w:fill="ffffff"/>
+        </w:rPr>
+      </w:r>
     </w:p>
     <w:p>
       <w:pPr>
@@ -5736,6 +6498,12 @@
           <w:shd w:val="clear" w:color="auto" w:fill="ffffff"/>
         </w:rPr>
       </w:r>
+      <w:r>
+        <w:rPr>
+          <w:color w:val="000000"/>
+          <w:shd w:val="clear" w:color="auto" w:fill="ffffff"/>
+        </w:rPr>
+      </w:r>
     </w:p>
     <w:p>
       <w:pPr>
@@ -5767,6 +6535,12 @@
           <w:shd w:val="clear" w:color="auto" w:fill="ffffff"/>
         </w:rPr>
       </w:r>
+      <w:r>
+        <w:rPr>
+          <w:color w:val="000000"/>
+          <w:shd w:val="clear" w:color="auto" w:fill="ffffff"/>
+        </w:rPr>
+      </w:r>
     </w:p>
     <w:p>
       <w:pPr>
@@ -5797,6 +6571,12 @@
           <w:shd w:val="clear" w:color="auto" w:fill="ffffff"/>
         </w:rPr>
       </w:r>
+      <w:r>
+        <w:rPr>
+          <w:color w:val="000000"/>
+          <w:shd w:val="clear" w:color="auto" w:fill="ffffff"/>
+        </w:rPr>
+      </w:r>
     </w:p>
     <w:p>
       <w:pPr>
@@ -5834,6 +6614,14 @@
           <w:shd w:val="clear" w:color="auto" w:fill="ffffff"/>
         </w:rPr>
       </w:r>
+      <w:r>
+        <w:rPr>
+          <w:b/>
+          <w:color w:val="000000"/>
+          <w:sz w:val="22"/>
+          <w:shd w:val="clear" w:color="auto" w:fill="ffffff"/>
+        </w:rPr>
+      </w:r>
     </w:p>
     <w:p>
       <w:pPr>
@@ -5882,6 +6670,12 @@
           <w:szCs w:val="20"/>
         </w:rPr>
       </w:r>
+      <w:r>
+        <w:rPr>
+          <w:rFonts w:cs="Arial"/>
+          <w:szCs w:val="20"/>
+        </w:rPr>
+      </w:r>
     </w:p>
     <w:p>
       <w:pPr>
@@ -5904,7 +6698,7 @@
     </w:p>
     <w:p>
       <w:pPr>
-        <w:pStyle w:val="883"/>
+        <w:pStyle w:val="927"/>
         <w:pBdr/>
         <w:spacing/>
         <w:ind/>
@@ -5945,6 +6739,12 @@
           <w:szCs w:val="20"/>
         </w:rPr>
       </w:r>
+      <w:r>
+        <w:rPr>
+          <w:rFonts w:cs="Arial"/>
+          <w:szCs w:val="20"/>
+        </w:rPr>
+      </w:r>
     </w:p>
     <w:p>
       <w:pPr>
@@ -5980,10 +6780,16 @@
           <w:szCs w:val="20"/>
         </w:rPr>
       </w:r>
+      <w:r>
+        <w:rPr>
+          <w:rFonts w:cs="Arial"/>
+          <w:szCs w:val="20"/>
+        </w:rPr>
+      </w:r>
     </w:p>
     <w:p>
       <w:pPr>
-        <w:pStyle w:val="883"/>
+        <w:pStyle w:val="927"/>
         <w:pBdr/>
         <w:spacing/>
         <w:ind/>
@@ -6020,10 +6826,16 @@
           <w:szCs w:val="20"/>
         </w:rPr>
       </w:r>
+      <w:r>
+        <w:rPr>
+          <w:rFonts w:cs="Arial"/>
+          <w:szCs w:val="20"/>
+        </w:rPr>
+      </w:r>
     </w:p>
     <w:p>
       <w:pPr>
-        <w:pStyle w:val="883"/>
+        <w:pStyle w:val="927"/>
         <w:pBdr/>
         <w:spacing/>
         <w:ind/>
@@ -6057,6 +6869,12 @@
           <w:szCs w:val="20"/>
         </w:rPr>
       </w:r>
+      <w:r>
+        <w:rPr>
+          <w:rFonts w:cs="Arial"/>
+          <w:szCs w:val="20"/>
+        </w:rPr>
+      </w:r>
     </w:p>
     <w:p>
       <w:pPr>
@@ -6080,10 +6898,16 @@
           <w:szCs w:val="20"/>
         </w:rPr>
       </w:r>
+      <w:r>
+        <w:rPr>
+          <w:rFonts w:cs="Arial"/>
+          <w:szCs w:val="20"/>
+        </w:rPr>
+      </w:r>
     </w:p>
     <w:p>
       <w:pPr>
-        <w:pStyle w:val="882"/>
+        <w:pStyle w:val="926"/>
         <w:pBdr>
           <w:top w:val="single" w:color="7f7f7f" w:sz="4" w:space="1"/>
           <w:left w:val="single" w:color="7f7f7f" w:sz="4" w:space="4"/>
@@ -6109,6 +6933,11 @@
           <w:color w:val="auto"/>
         </w:rPr>
       </w:r>
+      <w:r>
+        <w:rPr>
+          <w:color w:val="auto"/>
+        </w:rPr>
+      </w:r>
     </w:p>
     <w:p>
       <w:pPr>
@@ -6132,6 +6961,12 @@
           <w:szCs w:val="20"/>
         </w:rPr>
       </w:r>
+      <w:r>
+        <w:rPr>
+          <w:rFonts w:cs="Arial"/>
+          <w:szCs w:val="20"/>
+        </w:rPr>
+      </w:r>
     </w:p>
     <w:p>
       <w:pPr>
@@ -6156,6 +6991,12 @@
           <w:szCs w:val="20"/>
         </w:rPr>
       </w:r>
+      <w:r>
+        <w:rPr>
+          <w:rFonts w:cs="Arial"/>
+          <w:szCs w:val="20"/>
+        </w:rPr>
+      </w:r>
     </w:p>
     <w:p>
       <w:pPr>
@@ -6179,10 +7020,16 @@
           <w:szCs w:val="20"/>
         </w:rPr>
       </w:r>
+      <w:r>
+        <w:rPr>
+          <w:rFonts w:cs="Arial"/>
+          <w:szCs w:val="20"/>
+        </w:rPr>
+      </w:r>
     </w:p>
     <w:p>
       <w:pPr>
-        <w:pStyle w:val="882"/>
+        <w:pStyle w:val="926"/>
         <w:pBdr>
           <w:top w:val="single" w:color="7f7f7f" w:sz="4" w:space="1"/>
           <w:left w:val="single" w:color="7f7f7f" w:sz="4" w:space="4"/>
@@ -6208,6 +7055,11 @@
           <w:color w:val="auto"/>
         </w:rPr>
       </w:r>
+      <w:r>
+        <w:rPr>
+          <w:color w:val="auto"/>
+        </w:rPr>
+      </w:r>
     </w:p>
     <w:p>
       <w:pPr>
@@ -6219,6 +7071,12 @@
           <w:szCs w:val="20"/>
         </w:rPr>
       </w:pPr>
+      <w:r>
+        <w:rPr>
+          <w:rFonts w:cs="Arial"/>
+          <w:szCs w:val="20"/>
+        </w:rPr>
+      </w:r>
       <w:r>
         <w:rPr>
           <w:rFonts w:cs="Arial"/>
@@ -6326,6 +7184,12 @@
           <w:szCs w:val="20"/>
         </w:rPr>
       </w:r>
+      <w:r>
+        <w:rPr>
+          <w:rFonts w:cs="Arial"/>
+          <w:szCs w:val="20"/>
+        </w:rPr>
+      </w:r>
     </w:p>
     <w:p>
       <w:pPr>
@@ -6362,6 +7226,12 @@
           <w:szCs w:val="20"/>
         </w:rPr>
       </w:r>
+      <w:r>
+        <w:rPr>
+          <w:rFonts w:cs="Arial"/>
+          <w:szCs w:val="20"/>
+        </w:rPr>
+      </w:r>
     </w:p>
     <w:p>
       <w:pPr>
@@ -6431,6 +7301,14 @@
           <w:szCs w:val="21"/>
         </w:rPr>
       </w:r>
+      <w:r>
+        <w:rPr>
+          <w:rFonts w:ascii="T3Font_0" w:hAnsi="T3Font_0" w:cs="T3Font_0"/>
+          <w:color w:val="071621"/>
+          <w:sz w:val="21"/>
+          <w:szCs w:val="21"/>
+        </w:rPr>
+      </w:r>
     </w:p>
     <w:p>
       <w:pPr>
@@ -6468,6 +7346,14 @@
           <w:szCs w:val="21"/>
         </w:rPr>
       </w:r>
+      <w:r>
+        <w:rPr>
+          <w:rFonts w:ascii="T3Font_0" w:hAnsi="T3Font_0" w:cs="T3Font_0"/>
+          <w:color w:val="071621"/>
+          <w:sz w:val="21"/>
+          <w:szCs w:val="21"/>
+        </w:rPr>
+      </w:r>
     </w:p>
     <w:p>
       <w:pPr>
@@ -6505,6 +7391,14 @@
           <w:szCs w:val="21"/>
         </w:rPr>
       </w:r>
+      <w:r>
+        <w:rPr>
+          <w:rFonts w:ascii="T3Font_0" w:hAnsi="T3Font_0" w:cs="T3Font_0"/>
+          <w:color w:val="071621"/>
+          <w:sz w:val="21"/>
+          <w:szCs w:val="21"/>
+        </w:rPr>
+      </w:r>
     </w:p>
     <w:p>
       <w:pPr>
@@ -6542,41 +7436,41 @@
           <w:szCs w:val="21"/>
         </w:rPr>
       </w:r>
-    </w:p>
-    <w:p>
-      <w:pPr>
-        <w:pBdr/>
-        <w:spacing/>
-        <w:ind w:right="2386" w:left="1843"/>
-        <w:rPr/>
-      </w:pPr>
-      <w:r>
-        <w:t xml:space="preserve">{/isFilature4D}</w:t>
-      </w:r>
-      <w:r/>
-    </w:p>
-    <w:p>
-      <w:pPr>
-        <w:pBdr/>
-        <w:spacing/>
-        <w:ind w:right="2386" w:left="1843"/>
+      <w:r>
         <w:rPr>
           <w:rFonts w:ascii="T3Font_0" w:hAnsi="T3Font_0" w:cs="T3Font_0"/>
           <w:color w:val="071621"/>
           <w:sz w:val="21"/>
           <w:szCs w:val="21"/>
         </w:rPr>
-      </w:pPr>
-      <w:r>
-        <w:t xml:space="preserve">{#isFilature3G}</w:t>
-      </w:r>
-      <w:r>
+      </w:r>
+    </w:p>
+    <w:p>
+      <w:pPr>
+        <w:pBdr/>
+        <w:spacing/>
+        <w:ind w:right="2386" w:left="1843"/>
+        <w:rPr/>
+      </w:pPr>
+      <w:r>
+        <w:t xml:space="preserve">{/isFilature4D}</w:t>
+      </w:r>
+      <w:r/>
+    </w:p>
+    <w:p>
+      <w:pPr>
+        <w:pBdr/>
+        <w:spacing/>
+        <w:ind w:right="2386" w:left="1843"/>
         <w:rPr>
           <w:rFonts w:ascii="T3Font_0" w:hAnsi="T3Font_0" w:cs="T3Font_0"/>
           <w:color w:val="071621"/>
           <w:sz w:val="21"/>
           <w:szCs w:val="21"/>
         </w:rPr>
+      </w:pPr>
+      <w:r>
+        <w:t xml:space="preserve">{#isFilature3G}</w:t>
       </w:r>
       <w:r>
         <w:rPr>
@@ -6586,6 +7480,14 @@
           <w:szCs w:val="21"/>
         </w:rPr>
       </w:r>
+      <w:r>
+        <w:rPr>
+          <w:rFonts w:ascii="T3Font_0" w:hAnsi="T3Font_0" w:cs="T3Font_0"/>
+          <w:color w:val="071621"/>
+          <w:sz w:val="21"/>
+          <w:szCs w:val="21"/>
+        </w:rPr>
+      </w:r>
     </w:p>
     <w:p>
       <w:pPr>
@@ -6623,6 +7525,14 @@
           <w:szCs w:val="21"/>
         </w:rPr>
       </w:r>
+      <w:r>
+        <w:rPr>
+          <w:rFonts w:ascii="T3Font_0" w:hAnsi="T3Font_0" w:cs="T3Font_0"/>
+          <w:color w:val="071621"/>
+          <w:sz w:val="21"/>
+          <w:szCs w:val="21"/>
+        </w:rPr>
+      </w:r>
     </w:p>
     <w:p>
       <w:pPr>
@@ -6660,6 +7570,14 @@
           <w:szCs w:val="21"/>
         </w:rPr>
       </w:r>
+      <w:r>
+        <w:rPr>
+          <w:rFonts w:ascii="T3Font_0" w:hAnsi="T3Font_0" w:cs="T3Font_0"/>
+          <w:color w:val="071621"/>
+          <w:sz w:val="21"/>
+          <w:szCs w:val="21"/>
+        </w:rPr>
+      </w:r>
     </w:p>
     <w:p>
       <w:pPr>
@@ -6697,6 +7615,14 @@
           <w:szCs w:val="21"/>
         </w:rPr>
       </w:r>
+      <w:r>
+        <w:rPr>
+          <w:rFonts w:ascii="T3Font_0" w:hAnsi="T3Font_0" w:cs="T3Font_0"/>
+          <w:color w:val="071621"/>
+          <w:sz w:val="21"/>
+          <w:szCs w:val="21"/>
+        </w:rPr>
+      </w:r>
     </w:p>
     <w:p>
       <w:pPr>
@@ -6734,41 +7660,41 @@
           <w:szCs w:val="21"/>
         </w:rPr>
       </w:r>
-    </w:p>
-    <w:p>
-      <w:pPr>
-        <w:pBdr/>
-        <w:spacing/>
-        <w:ind w:right="2386" w:left="1843"/>
-        <w:rPr/>
-      </w:pPr>
-      <w:r>
-        <w:t xml:space="preserve">{/isFilature3G}</w:t>
-      </w:r>
-      <w:r/>
-    </w:p>
-    <w:p>
-      <w:pPr>
-        <w:pBdr/>
-        <w:spacing/>
-        <w:ind w:right="2386" w:left="1843"/>
+      <w:r>
         <w:rPr>
           <w:rFonts w:ascii="T3Font_0" w:hAnsi="T3Font_0" w:cs="T3Font_0"/>
           <w:color w:val="071621"/>
           <w:sz w:val="21"/>
           <w:szCs w:val="21"/>
         </w:rPr>
-      </w:pPr>
-      <w:r>
-        <w:t xml:space="preserve">{#isChateauGaillard}</w:t>
-      </w:r>
-      <w:r>
+      </w:r>
+    </w:p>
+    <w:p>
+      <w:pPr>
+        <w:pBdr/>
+        <w:spacing/>
+        <w:ind w:right="2386" w:left="1843"/>
+        <w:rPr/>
+      </w:pPr>
+      <w:r>
+        <w:t xml:space="preserve">{/isFilature3G}</w:t>
+      </w:r>
+      <w:r/>
+    </w:p>
+    <w:p>
+      <w:pPr>
+        <w:pBdr/>
+        <w:spacing/>
+        <w:ind w:right="2386" w:left="1843"/>
         <w:rPr>
           <w:rFonts w:ascii="T3Font_0" w:hAnsi="T3Font_0" w:cs="T3Font_0"/>
           <w:color w:val="071621"/>
           <w:sz w:val="21"/>
           <w:szCs w:val="21"/>
         </w:rPr>
+      </w:pPr>
+      <w:r>
+        <w:t xml:space="preserve">{#isChateauGaillard}</w:t>
       </w:r>
       <w:r>
         <w:rPr>
@@ -6778,6 +7704,14 @@
           <w:szCs w:val="21"/>
         </w:rPr>
       </w:r>
+      <w:r>
+        <w:rPr>
+          <w:rFonts w:ascii="T3Font_0" w:hAnsi="T3Font_0" w:cs="T3Font_0"/>
+          <w:color w:val="071621"/>
+          <w:sz w:val="21"/>
+          <w:szCs w:val="21"/>
+        </w:rPr>
+      </w:r>
     </w:p>
     <w:p>
       <w:pPr>
@@ -6815,6 +7749,14 @@
           <w:szCs w:val="21"/>
         </w:rPr>
       </w:r>
+      <w:r>
+        <w:rPr>
+          <w:rFonts w:ascii="T3Font_0" w:hAnsi="T3Font_0" w:cs="T3Font_0"/>
+          <w:color w:val="071621"/>
+          <w:sz w:val="21"/>
+          <w:szCs w:val="21"/>
+        </w:rPr>
+      </w:r>
     </w:p>
     <w:p>
       <w:pPr>
@@ -6852,6 +7794,14 @@
           <w:szCs w:val="21"/>
         </w:rPr>
       </w:r>
+      <w:r>
+        <w:rPr>
+          <w:rFonts w:ascii="T3Font_0" w:hAnsi="T3Font_0" w:cs="T3Font_0"/>
+          <w:color w:val="071621"/>
+          <w:sz w:val="21"/>
+          <w:szCs w:val="21"/>
+        </w:rPr>
+      </w:r>
     </w:p>
     <w:p>
       <w:pPr>
@@ -6889,6 +7839,14 @@
           <w:szCs w:val="21"/>
         </w:rPr>
       </w:r>
+      <w:r>
+        <w:rPr>
+          <w:rFonts w:ascii="T3Font_0" w:hAnsi="T3Font_0" w:cs="T3Font_0"/>
+          <w:color w:val="071621"/>
+          <w:sz w:val="21"/>
+          <w:szCs w:val="21"/>
+        </w:rPr>
+      </w:r>
     </w:p>
     <w:p>
       <w:pPr>
@@ -6926,41 +7884,41 @@
           <w:szCs w:val="21"/>
         </w:rPr>
       </w:r>
-    </w:p>
-    <w:p>
-      <w:pPr>
-        <w:pBdr/>
-        <w:spacing/>
-        <w:ind w:right="2386" w:left="1843"/>
-        <w:rPr/>
-      </w:pPr>
-      <w:r>
-        <w:t xml:space="preserve">{/isChateauGaillard}</w:t>
-      </w:r>
-      <w:r/>
-    </w:p>
-    <w:p>
-      <w:pPr>
-        <w:pBdr/>
-        <w:spacing/>
-        <w:ind w:right="2386" w:left="1843"/>
+      <w:r>
         <w:rPr>
           <w:rFonts w:ascii="T3Font_0" w:hAnsi="T3Font_0" w:cs="T3Font_0"/>
           <w:color w:val="071621"/>
           <w:sz w:val="21"/>
           <w:szCs w:val="21"/>
         </w:rPr>
-      </w:pPr>
-      <w:r>
-        <w:t xml:space="preserve">{#isRueRene}</w:t>
-      </w:r>
-      <w:r>
+      </w:r>
+    </w:p>
+    <w:p>
+      <w:pPr>
+        <w:pBdr/>
+        <w:spacing/>
+        <w:ind w:right="2386" w:left="1843"/>
+        <w:rPr/>
+      </w:pPr>
+      <w:r>
+        <w:t xml:space="preserve">{/isChateauGaillard}</w:t>
+      </w:r>
+      <w:r/>
+    </w:p>
+    <w:p>
+      <w:pPr>
+        <w:pBdr/>
+        <w:spacing/>
+        <w:ind w:right="2386" w:left="1843"/>
         <w:rPr>
           <w:rFonts w:ascii="T3Font_0" w:hAnsi="T3Font_0" w:cs="T3Font_0"/>
           <w:color w:val="071621"/>
           <w:sz w:val="21"/>
           <w:szCs w:val="21"/>
         </w:rPr>
+      </w:pPr>
+      <w:r>
+        <w:t xml:space="preserve">{#isRueRene}</w:t>
       </w:r>
       <w:r>
         <w:rPr>
@@ -6970,6 +7928,14 @@
           <w:szCs w:val="21"/>
         </w:rPr>
       </w:r>
+      <w:r>
+        <w:rPr>
+          <w:rFonts w:ascii="T3Font_0" w:hAnsi="T3Font_0" w:cs="T3Font_0"/>
+          <w:color w:val="071621"/>
+          <w:sz w:val="21"/>
+          <w:szCs w:val="21"/>
+        </w:rPr>
+      </w:r>
     </w:p>
     <w:p>
       <w:pPr>
@@ -7007,6 +7973,14 @@
           <w:szCs w:val="21"/>
         </w:rPr>
       </w:r>
+      <w:r>
+        <w:rPr>
+          <w:rFonts w:ascii="T3Font_0" w:hAnsi="T3Font_0" w:cs="T3Font_0"/>
+          <w:color w:val="071621"/>
+          <w:sz w:val="21"/>
+          <w:szCs w:val="21"/>
+        </w:rPr>
+      </w:r>
     </w:p>
     <w:p>
       <w:pPr>
@@ -7044,6 +8018,14 @@
           <w:szCs w:val="21"/>
         </w:rPr>
       </w:r>
+      <w:r>
+        <w:rPr>
+          <w:rFonts w:ascii="T3Font_0" w:hAnsi="T3Font_0" w:cs="T3Font_0"/>
+          <w:color w:val="071621"/>
+          <w:sz w:val="21"/>
+          <w:szCs w:val="21"/>
+        </w:rPr>
+      </w:r>
     </w:p>
     <w:p>
       <w:pPr>
@@ -7081,6 +8063,14 @@
           <w:szCs w:val="21"/>
         </w:rPr>
       </w:r>
+      <w:r>
+        <w:rPr>
+          <w:rFonts w:ascii="T3Font_0" w:hAnsi="T3Font_0" w:cs="T3Font_0"/>
+          <w:color w:val="071621"/>
+          <w:sz w:val="21"/>
+          <w:szCs w:val="21"/>
+        </w:rPr>
+      </w:r>
     </w:p>
     <w:p>
       <w:pPr>
@@ -7118,6 +8108,14 @@
           <w:szCs w:val="21"/>
         </w:rPr>
       </w:r>
+      <w:r>
+        <w:rPr>
+          <w:rFonts w:ascii="T3Font_0" w:hAnsi="T3Font_0" w:cs="T3Font_0"/>
+          <w:color w:val="071621"/>
+          <w:sz w:val="21"/>
+          <w:szCs w:val="21"/>
+        </w:rPr>
+      </w:r>
     </w:p>
     <w:p>
       <w:pPr>
@@ -7141,6 +8139,12 @@
           <w:szCs w:val="20"/>
         </w:rPr>
       </w:pPr>
+      <w:r>
+        <w:rPr>
+          <w:rFonts w:cs="Arial"/>
+          <w:szCs w:val="20"/>
+        </w:rPr>
+      </w:r>
       <w:r>
         <w:rPr>
           <w:rFonts w:cs="Arial"/>
@@ -7181,10 +8185,16 @@
           <w:szCs w:val="20"/>
         </w:rPr>
       </w:r>
+      <w:r>
+        <w:rPr>
+          <w:rFonts w:cs="Arial"/>
+          <w:szCs w:val="20"/>
+        </w:rPr>
+      </w:r>
     </w:p>
     <w:p>
       <w:pPr>
-        <w:pStyle w:val="891"/>
+        <w:pStyle w:val="935"/>
         <w:pBdr/>
         <w:spacing/>
         <w:ind w:left="1418"/>
@@ -7214,6 +8224,12 @@
           <w:szCs w:val="20"/>
         </w:rPr>
         <w:t xml:space="preserve">{rentWithoutCharge} x {dayLeft}/{howDayOfMonth} = {proportionalRent} €</w:t>
+      </w:r>
+      <w:r>
+        <w:rPr>
+          <w:rFonts w:cs="Arial"/>
+          <w:szCs w:val="20"/>
+        </w:rPr>
       </w:r>
       <w:r>
         <w:rPr>
@@ -7224,7 +8240,7 @@
     </w:p>
     <w:p>
       <w:pPr>
-        <w:pStyle w:val="891"/>
+        <w:pStyle w:val="935"/>
         <w:pBdr/>
         <w:spacing/>
         <w:ind w:left="1418"/>
@@ -7239,6 +8255,12 @@
           <w:szCs w:val="20"/>
         </w:rPr>
         <w:t xml:space="preserve">Forfait de charges : {chargePrice} x {dayLeft}/{howDayOfMonth} = {chargePriceLeft}€</w:t>
+      </w:r>
+      <w:r>
+        <w:rPr>
+          <w:rFonts w:cs="Arial"/>
+          <w:szCs w:val="20"/>
+        </w:rPr>
       </w:r>
       <w:r>
         <w:rPr>
@@ -7249,7 +8271,7 @@
     </w:p>
     <w:p>
       <w:pPr>
-        <w:pStyle w:val="891"/>
+        <w:pStyle w:val="935"/>
         <w:pBdr/>
         <w:spacing/>
         <w:ind w:left="1418"/>
@@ -7351,6 +8373,12 @@
           <w:szCs w:val="20"/>
         </w:rPr>
       </w:r>
+      <w:r>
+        <w:rPr>
+          <w:rFonts w:cs="Arial"/>
+          <w:szCs w:val="20"/>
+        </w:rPr>
+      </w:r>
     </w:p>
     <w:p>
       <w:pPr>
@@ -7375,6 +8403,12 @@
           <w:szCs w:val="20"/>
         </w:rPr>
       </w:r>
+      <w:r>
+        <w:rPr>
+          <w:rFonts w:cs="Arial"/>
+          <w:szCs w:val="20"/>
+        </w:rPr>
+      </w:r>
     </w:p>
     <w:p>
       <w:pPr>
@@ -7399,6 +8433,12 @@
           <w:szCs w:val="20"/>
         </w:rPr>
       </w:r>
+      <w:r>
+        <w:rPr>
+          <w:rFonts w:cs="Arial"/>
+          <w:szCs w:val="20"/>
+        </w:rPr>
+      </w:r>
     </w:p>
     <w:p>
       <w:pPr>
@@ -7473,10 +8513,16 @@
           <w:szCs w:val="20"/>
         </w:rPr>
       </w:r>
+      <w:r>
+        <w:rPr>
+          <w:rFonts w:cs="Arial"/>
+          <w:szCs w:val="20"/>
+        </w:rPr>
+      </w:r>
     </w:p>
     <w:p>
       <w:pPr>
-        <w:pStyle w:val="881"/>
+        <w:pStyle w:val="925"/>
         <w:numPr>
           <w:ilvl w:val="0"/>
           <w:numId w:val="13"/>
@@ -7507,6 +8553,11 @@
           <w:color w:val="ffffff"/>
         </w:rPr>
       </w:r>
+      <w:r>
+        <w:rPr>
+          <w:color w:val="ffffff"/>
+        </w:rPr>
+      </w:r>
     </w:p>
     <w:p>
       <w:pPr>
@@ -7531,6 +8582,12 @@
           <w:szCs w:val="20"/>
         </w:rPr>
       </w:r>
+      <w:r>
+        <w:rPr>
+          <w:rFonts w:cs="Arial"/>
+          <w:szCs w:val="20"/>
+        </w:rPr>
+      </w:r>
     </w:p>
     <w:p>
       <w:pPr>
@@ -7542,6 +8599,12 @@
           <w:szCs w:val="20"/>
         </w:rPr>
       </w:pPr>
+      <w:r>
+        <w:rPr>
+          <w:rFonts w:cs="Arial"/>
+          <w:szCs w:val="20"/>
+        </w:rPr>
+      </w:r>
       <w:r>
         <w:rPr>
           <w:rFonts w:cs="Arial"/>
@@ -7643,7 +8706,7 @@
     </w:p>
     <w:p>
       <w:pPr>
-        <w:pStyle w:val="881"/>
+        <w:pStyle w:val="925"/>
         <w:numPr>
           <w:ilvl w:val="0"/>
           <w:numId w:val="13"/>
@@ -7677,10 +8740,15 @@
           <w:color w:val="ffffff"/>
         </w:rPr>
       </w:r>
+      <w:r>
+        <w:rPr>
+          <w:color w:val="ffffff"/>
+        </w:rPr>
+      </w:r>
     </w:p>
     <w:p>
       <w:pPr>
-        <w:pStyle w:val="882"/>
+        <w:pStyle w:val="926"/>
         <w:pBdr>
           <w:top w:val="single" w:color="7f7f7f" w:sz="4" w:space="1"/>
           <w:left w:val="single" w:color="7f7f7f" w:sz="4" w:space="4"/>
@@ -7706,6 +8774,11 @@
           <w:color w:val="auto"/>
         </w:rPr>
       </w:r>
+      <w:r>
+        <w:rPr>
+          <w:color w:val="auto"/>
+        </w:rPr>
+      </w:r>
     </w:p>
     <w:p>
       <w:pPr>
@@ -7729,6 +8802,12 @@
           <w:szCs w:val="20"/>
         </w:rPr>
       </w:r>
+      <w:r>
+        <w:rPr>
+          <w:rFonts w:cs="Arial"/>
+          <w:szCs w:val="20"/>
+        </w:rPr>
+      </w:r>
     </w:p>
     <w:p>
       <w:pPr>
@@ -7753,6 +8832,12 @@
           <w:szCs w:val="20"/>
         </w:rPr>
       </w:r>
+      <w:r>
+        <w:rPr>
+          <w:rFonts w:cs="Arial"/>
+          <w:szCs w:val="20"/>
+        </w:rPr>
+      </w:r>
     </w:p>
     <w:p>
       <w:pPr>
@@ -7776,10 +8861,16 @@
           <w:szCs w:val="20"/>
         </w:rPr>
       </w:r>
+      <w:r>
+        <w:rPr>
+          <w:rFonts w:cs="Arial"/>
+          <w:szCs w:val="20"/>
+        </w:rPr>
+      </w:r>
     </w:p>
     <w:p>
       <w:pPr>
-        <w:pStyle w:val="882"/>
+        <w:pStyle w:val="926"/>
         <w:pBdr>
           <w:top w:val="single" w:color="7f7f7f" w:sz="4" w:space="1"/>
           <w:left w:val="single" w:color="7f7f7f" w:sz="4" w:space="4"/>
@@ -7805,6 +8896,11 @@
           <w:color w:val="auto"/>
         </w:rPr>
       </w:r>
+      <w:r>
+        <w:rPr>
+          <w:color w:val="auto"/>
+        </w:rPr>
+      </w:r>
     </w:p>
     <w:p>
       <w:pPr>
@@ -7828,6 +8924,12 @@
           <w:szCs w:val="20"/>
         </w:rPr>
       </w:r>
+      <w:r>
+        <w:rPr>
+          <w:rFonts w:cs="Arial"/>
+          <w:szCs w:val="20"/>
+        </w:rPr>
+      </w:r>
     </w:p>
     <w:p>
       <w:pPr>
@@ -7866,6 +8968,12 @@
           <w:szCs w:val="20"/>
         </w:rPr>
       </w:r>
+      <w:r>
+        <w:rPr>
+          <w:rFonts w:cs="Arial"/>
+          <w:szCs w:val="20"/>
+        </w:rPr>
+      </w:r>
     </w:p>
     <w:p>
       <w:pPr>
@@ -7889,6 +8997,12 @@
           <w:szCs w:val="20"/>
         </w:rPr>
       </w:r>
+      <w:r>
+        <w:rPr>
+          <w:rFonts w:cs="Arial"/>
+          <w:szCs w:val="20"/>
+        </w:rPr>
+      </w:r>
     </w:p>
     <w:p>
       <w:pPr>
@@ -7912,10 +9026,16 @@
           <w:szCs w:val="20"/>
         </w:rPr>
       </w:r>
+      <w:r>
+        <w:rPr>
+          <w:rFonts w:cs="Arial"/>
+          <w:szCs w:val="20"/>
+        </w:rPr>
+      </w:r>
     </w:p>
     <w:p>
       <w:pPr>
-        <w:pStyle w:val="882"/>
+        <w:pStyle w:val="926"/>
         <w:pBdr>
           <w:top w:val="single" w:color="7f7f7f" w:sz="4" w:space="1"/>
           <w:left w:val="single" w:color="7f7f7f" w:sz="4" w:space="4"/>
@@ -7941,6 +9061,11 @@
           <w:color w:val="auto"/>
         </w:rPr>
       </w:r>
+      <w:r>
+        <w:rPr>
+          <w:color w:val="auto"/>
+        </w:rPr>
+      </w:r>
     </w:p>
     <w:p>
       <w:pPr>
@@ -7964,6 +9089,12 @@
           <w:szCs w:val="20"/>
         </w:rPr>
       </w:r>
+      <w:r>
+        <w:rPr>
+          <w:rFonts w:cs="Arial"/>
+          <w:szCs w:val="20"/>
+        </w:rPr>
+      </w:r>
     </w:p>
     <w:p>
       <w:pPr>
@@ -7995,6 +9126,12 @@
           <w:szCs w:val="20"/>
         </w:rPr>
       </w:r>
+      <w:r>
+        <w:rPr>
+          <w:rFonts w:cs="Arial"/>
+          <w:szCs w:val="20"/>
+        </w:rPr>
+      </w:r>
     </w:p>
     <w:p>
       <w:pPr>
@@ -8018,6 +9155,12 @@
           <w:szCs w:val="20"/>
         </w:rPr>
       </w:r>
+      <w:r>
+        <w:rPr>
+          <w:rFonts w:cs="Arial"/>
+          <w:szCs w:val="20"/>
+        </w:rPr>
+      </w:r>
     </w:p>
     <w:p>
       <w:pPr>
@@ -8042,6 +9185,12 @@
           <w:szCs w:val="20"/>
         </w:rPr>
       </w:r>
+      <w:r>
+        <w:rPr>
+          <w:rFonts w:cs="Arial"/>
+          <w:szCs w:val="20"/>
+        </w:rPr>
+      </w:r>
     </w:p>
     <w:p>
       <w:pPr>
@@ -8066,6 +9215,12 @@
           <w:szCs w:val="20"/>
         </w:rPr>
       </w:r>
+      <w:r>
+        <w:rPr>
+          <w:rFonts w:cs="Arial"/>
+          <w:szCs w:val="20"/>
+        </w:rPr>
+      </w:r>
     </w:p>
     <w:p>
       <w:pPr>
@@ -8089,6 +9244,12 @@
           <w:szCs w:val="20"/>
         </w:rPr>
       </w:r>
+      <w:r>
+        <w:rPr>
+          <w:rFonts w:cs="Arial"/>
+          <w:szCs w:val="20"/>
+        </w:rPr>
+      </w:r>
     </w:p>
     <w:p>
       <w:pPr>
@@ -8112,10 +9273,16 @@
           <w:szCs w:val="20"/>
         </w:rPr>
       </w:r>
+      <w:r>
+        <w:rPr>
+          <w:rFonts w:cs="Arial"/>
+          <w:szCs w:val="20"/>
+        </w:rPr>
+      </w:r>
     </w:p>
     <w:p>
       <w:pPr>
-        <w:pStyle w:val="881"/>
+        <w:pStyle w:val="925"/>
         <w:numPr>
           <w:ilvl w:val="0"/>
           <w:numId w:val="13"/>
@@ -8146,6 +9313,11 @@
           <w:color w:val="ffffff"/>
         </w:rPr>
       </w:r>
+      <w:r>
+        <w:rPr>
+          <w:color w:val="ffffff"/>
+        </w:rPr>
+      </w:r>
     </w:p>
     <w:p>
       <w:pPr>
@@ -8170,6 +9342,12 @@
           <w:szCs w:val="20"/>
         </w:rPr>
       </w:r>
+      <w:r>
+        <w:rPr>
+          <w:rFonts w:cs="Arial"/>
+          <w:szCs w:val="20"/>
+        </w:rPr>
+      </w:r>
     </w:p>
     <w:p>
       <w:pPr>
@@ -8193,6 +9371,12 @@
           <w:szCs w:val="20"/>
         </w:rPr>
       </w:r>
+      <w:r>
+        <w:rPr>
+          <w:rFonts w:cs="Arial"/>
+          <w:szCs w:val="20"/>
+        </w:rPr>
+      </w:r>
     </w:p>
     <w:p>
       <w:pPr>
@@ -8217,6 +9401,12 @@
           <w:szCs w:val="20"/>
         </w:rPr>
       </w:r>
+      <w:r>
+        <w:rPr>
+          <w:rFonts w:cs="Arial"/>
+          <w:szCs w:val="20"/>
+        </w:rPr>
+      </w:r>
     </w:p>
     <w:p>
       <w:pPr>
@@ -8240,6 +9430,12 @@
           <w:szCs w:val="20"/>
         </w:rPr>
       </w:r>
+      <w:r>
+        <w:rPr>
+          <w:rFonts w:cs="Arial"/>
+          <w:szCs w:val="20"/>
+        </w:rPr>
+      </w:r>
     </w:p>
     <w:p>
       <w:pPr>
@@ -8271,10 +9467,16 @@
           <w:szCs w:val="20"/>
         </w:rPr>
       </w:r>
+      <w:r>
+        <w:rPr>
+          <w:rFonts w:cs="Arial"/>
+          <w:szCs w:val="20"/>
+        </w:rPr>
+      </w:r>
     </w:p>
     <w:p>
       <w:pPr>
-        <w:pStyle w:val="891"/>
+        <w:pStyle w:val="935"/>
         <w:numPr>
           <w:ilvl w:val="0"/>
           <w:numId w:val="9"/>
@@ -8300,10 +9502,16 @@
           <w:szCs w:val="20"/>
         </w:rPr>
       </w:r>
+      <w:r>
+        <w:rPr>
+          <w:rFonts w:cs="Arial"/>
+          <w:szCs w:val="20"/>
+        </w:rPr>
+      </w:r>
     </w:p>
     <w:p>
       <w:pPr>
-        <w:pStyle w:val="891"/>
+        <w:pStyle w:val="935"/>
         <w:numPr>
           <w:ilvl w:val="0"/>
           <w:numId w:val="9"/>
@@ -8329,6 +9537,12 @@
           <w:szCs w:val="20"/>
         </w:rPr>
       </w:r>
+      <w:r>
+        <w:rPr>
+          <w:rFonts w:cs="Arial"/>
+          <w:szCs w:val="20"/>
+        </w:rPr>
+      </w:r>
     </w:p>
     <w:p>
       <w:pPr>
@@ -8352,10 +9566,16 @@
           <w:szCs w:val="20"/>
         </w:rPr>
       </w:r>
+      <w:r>
+        <w:rPr>
+          <w:rFonts w:cs="Arial"/>
+          <w:szCs w:val="20"/>
+        </w:rPr>
+      </w:r>
     </w:p>
     <w:p>
       <w:pPr>
-        <w:pStyle w:val="881"/>
+        <w:pStyle w:val="925"/>
         <w:numPr>
           <w:ilvl w:val="0"/>
           <w:numId w:val="13"/>
@@ -8386,6 +9606,11 @@
           <w:color w:val="ffffff"/>
         </w:rPr>
       </w:r>
+      <w:r>
+        <w:rPr>
+          <w:color w:val="ffffff"/>
+        </w:rPr>
+      </w:r>
     </w:p>
     <w:p>
       <w:pPr>
@@ -8410,10 +9635,16 @@
           <w:szCs w:val="20"/>
         </w:rPr>
       </w:r>
+      <w:r>
+        <w:rPr>
+          <w:rFonts w:cs="Arial"/>
+          <w:szCs w:val="20"/>
+        </w:rPr>
+      </w:r>
     </w:p>
     <w:p>
       <w:pPr>
-        <w:pStyle w:val="882"/>
+        <w:pStyle w:val="926"/>
         <w:numPr>
           <w:ilvl w:val="0"/>
           <w:numId w:val="11"/>
@@ -8446,6 +9677,11 @@
           <w:color w:val="auto"/>
         </w:rPr>
       </w:r>
+      <w:r>
+        <w:rPr>
+          <w:color w:val="auto"/>
+        </w:rPr>
+      </w:r>
     </w:p>
     <w:p>
       <w:pPr>
@@ -8477,6 +9713,12 @@
           <w:szCs w:val="20"/>
         </w:rPr>
       </w:r>
+      <w:r>
+        <w:rPr>
+          <w:rFonts w:cs="Arial"/>
+          <w:szCs w:val="20"/>
+        </w:rPr>
+      </w:r>
     </w:p>
     <w:p>
       <w:pPr>
@@ -8500,10 +9742,16 @@
           <w:szCs w:val="20"/>
         </w:rPr>
       </w:r>
+      <w:r>
+        <w:rPr>
+          <w:rFonts w:cs="Arial"/>
+          <w:szCs w:val="20"/>
+        </w:rPr>
+      </w:r>
     </w:p>
     <w:p>
       <w:pPr>
-        <w:pStyle w:val="882"/>
+        <w:pStyle w:val="926"/>
         <w:numPr>
           <w:ilvl w:val="0"/>
           <w:numId w:val="11"/>
@@ -8533,6 +9781,11 @@
           <w:color w:val="auto"/>
         </w:rPr>
       </w:r>
+      <w:r>
+        <w:rPr>
+          <w:color w:val="auto"/>
+        </w:rPr>
+      </w:r>
     </w:p>
     <w:p>
       <w:pPr>
@@ -8557,6 +9810,12 @@
           <w:szCs w:val="20"/>
         </w:rPr>
       </w:r>
+      <w:r>
+        <w:rPr>
+          <w:rFonts w:cs="Arial"/>
+          <w:szCs w:val="20"/>
+        </w:rPr>
+      </w:r>
     </w:p>
     <w:p>
       <w:pPr>
@@ -8580,10 +9839,16 @@
           <w:szCs w:val="20"/>
         </w:rPr>
       </w:r>
+      <w:r>
+        <w:rPr>
+          <w:rFonts w:cs="Arial"/>
+          <w:szCs w:val="20"/>
+        </w:rPr>
+      </w:r>
     </w:p>
     <w:p>
       <w:pPr>
-        <w:pStyle w:val="882"/>
+        <w:pStyle w:val="926"/>
         <w:numPr>
           <w:ilvl w:val="0"/>
           <w:numId w:val="11"/>
@@ -8613,6 +9878,11 @@
           <w:color w:val="auto"/>
         </w:rPr>
       </w:r>
+      <w:r>
+        <w:rPr>
+          <w:color w:val="auto"/>
+        </w:rPr>
+      </w:r>
     </w:p>
     <w:p>
       <w:pPr>
@@ -8644,6 +9914,12 @@
           <w:szCs w:val="20"/>
         </w:rPr>
       </w:r>
+      <w:r>
+        <w:rPr>
+          <w:rFonts w:cs="Arial"/>
+          <w:szCs w:val="20"/>
+        </w:rPr>
+      </w:r>
     </w:p>
     <w:p>
       <w:pPr>
@@ -8667,6 +9943,12 @@
           <w:szCs w:val="20"/>
         </w:rPr>
       </w:r>
+      <w:r>
+        <w:rPr>
+          <w:rFonts w:cs="Arial"/>
+          <w:szCs w:val="20"/>
+        </w:rPr>
+      </w:r>
     </w:p>
     <w:p>
       <w:pPr>
@@ -8691,6 +9973,12 @@
           <w:szCs w:val="20"/>
         </w:rPr>
       </w:r>
+      <w:r>
+        <w:rPr>
+          <w:rFonts w:cs="Arial"/>
+          <w:szCs w:val="20"/>
+        </w:rPr>
+      </w:r>
     </w:p>
     <w:p>
       <w:pPr>
@@ -8715,6 +10003,12 @@
           <w:szCs w:val="20"/>
         </w:rPr>
       </w:r>
+      <w:r>
+        <w:rPr>
+          <w:rFonts w:cs="Arial"/>
+          <w:szCs w:val="20"/>
+        </w:rPr>
+      </w:r>
     </w:p>
     <w:p>
       <w:pPr>
@@ -8739,6 +10033,12 @@
           <w:szCs w:val="20"/>
         </w:rPr>
       </w:r>
+      <w:r>
+        <w:rPr>
+          <w:rFonts w:cs="Arial"/>
+          <w:szCs w:val="20"/>
+        </w:rPr>
+      </w:r>
     </w:p>
     <w:p>
       <w:pPr>
@@ -8763,6 +10063,12 @@
           <w:szCs w:val="20"/>
         </w:rPr>
       </w:r>
+      <w:r>
+        <w:rPr>
+          <w:rFonts w:cs="Arial"/>
+          <w:szCs w:val="20"/>
+        </w:rPr>
+      </w:r>
     </w:p>
     <w:p>
       <w:pPr>
@@ -8786,6 +10092,12 @@
           <w:szCs w:val="20"/>
         </w:rPr>
       </w:r>
+      <w:r>
+        <w:rPr>
+          <w:rFonts w:cs="Arial"/>
+          <w:szCs w:val="20"/>
+        </w:rPr>
+      </w:r>
     </w:p>
     <w:p>
       <w:pPr>
@@ -8810,6 +10122,12 @@
           <w:szCs w:val="20"/>
         </w:rPr>
       </w:r>
+      <w:r>
+        <w:rPr>
+          <w:rFonts w:cs="Arial"/>
+          <w:szCs w:val="20"/>
+        </w:rPr>
+      </w:r>
     </w:p>
     <w:p>
       <w:pPr>
@@ -8833,10 +10151,16 @@
           <w:szCs w:val="20"/>
         </w:rPr>
       </w:r>
+      <w:r>
+        <w:rPr>
+          <w:rFonts w:cs="Arial"/>
+          <w:szCs w:val="20"/>
+        </w:rPr>
+      </w:r>
     </w:p>
     <w:p>
       <w:pPr>
-        <w:pStyle w:val="881"/>
+        <w:pStyle w:val="925"/>
         <w:numPr>
           <w:ilvl w:val="0"/>
           <w:numId w:val="13"/>
@@ -8867,6 +10191,11 @@
           <w:color w:val="ffffff"/>
         </w:rPr>
       </w:r>
+      <w:r>
+        <w:rPr>
+          <w:color w:val="ffffff"/>
+        </w:rPr>
+      </w:r>
     </w:p>
     <w:p>
       <w:pPr>
@@ -8890,10 +10219,16 @@
           <w:szCs w:val="20"/>
         </w:rPr>
       </w:r>
+      <w:r>
+        <w:rPr>
+          <w:rFonts w:cs="Arial"/>
+          <w:szCs w:val="20"/>
+        </w:rPr>
+      </w:r>
     </w:p>
     <w:p>
       <w:pPr>
-        <w:pStyle w:val="882"/>
+        <w:pStyle w:val="926"/>
         <w:numPr>
           <w:ilvl w:val="0"/>
           <w:numId w:val="2"/>
@@ -8923,6 +10258,11 @@
           <w:color w:val="auto"/>
         </w:rPr>
       </w:r>
+      <w:r>
+        <w:rPr>
+          <w:color w:val="auto"/>
+        </w:rPr>
+      </w:r>
     </w:p>
     <w:p>
       <w:pPr>
@@ -8998,11 +10338,10 @@
         <w:t xml:space="preserve">}</w:t>
       </w:r>
       <w:r/>
-      <w:r/>
     </w:p>
     <w:p>
       <w:pPr>
-        <w:pStyle w:val="891"/>
+        <w:pStyle w:val="935"/>
         <w:numPr>
           <w:ilvl w:val="0"/>
           <w:numId w:val="5"/>
@@ -9022,6 +10361,23 @@
         <w:t xml:space="preserve">}</w:t>
       </w:r>
       <w:r/>
+    </w:p>
+    <w:p>
+      <w:pPr>
+        <w:pBdr/>
+        <w:spacing/>
+        <w:ind/>
+        <w:rPr/>
+      </w:pPr>
+      <w:r>
+        <w:t xml:space="preserve">{/</w:t>
+      </w:r>
+      <w:r>
+        <w:t xml:space="preserve">caracteristiquesAppartement</w:t>
+      </w:r>
+      <w:r>
+        <w:t xml:space="preserve">}</w:t>
+      </w:r>
       <w:r/>
     </w:p>
     <w:p>
@@ -9031,15 +10387,6 @@
         <w:ind/>
         <w:rPr/>
       </w:pPr>
-      <w:r>
-        <w:t xml:space="preserve">{/</w:t>
-      </w:r>
-      <w:r>
-        <w:t xml:space="preserve">caracteristiquesAppartement</w:t>
-      </w:r>
-      <w:r>
-        <w:t xml:space="preserve">}</w:t>
-      </w:r>
       <w:r/>
       <w:r/>
     </w:p>
@@ -9060,34 +10407,24 @@
         <w:ind/>
         <w:rPr/>
       </w:pPr>
+      <w:r>
+        <w:t xml:space="preserve">Le bailleur rappelle enfin au locataire qu'il ne peut en aucun cas décider du choix des occupants des autres parties du logement, ni s'opposer à leur entrée dans leurs parties privatives respectives ainsi que dans les parties communes.</w:t>
+      </w:r>
+      <w:r/>
+    </w:p>
+    <w:p>
+      <w:pPr>
+        <w:pBdr/>
+        <w:spacing/>
+        <w:ind/>
+        <w:rPr/>
+      </w:pPr>
       <w:r/>
       <w:r/>
     </w:p>
     <w:p>
       <w:pPr>
-        <w:pBdr/>
-        <w:spacing/>
-        <w:ind/>
-        <w:rPr/>
-      </w:pPr>
-      <w:r>
-        <w:t xml:space="preserve">Le bailleur rappelle enfin au locataire qu'il ne peut en aucun cas décider du choix des occupants des autres parties du logement, ni s'opposer à leur entrée dans leurs parties privatives respectives ainsi que dans les parties communes.</w:t>
-      </w:r>
-      <w:r/>
-    </w:p>
-    <w:p>
-      <w:pPr>
-        <w:pBdr/>
-        <w:spacing/>
-        <w:ind/>
-        <w:rPr/>
-      </w:pPr>
-      <w:r/>
-      <w:r/>
-    </w:p>
-    <w:p>
-      <w:pPr>
-        <w:pStyle w:val="882"/>
+        <w:pStyle w:val="926"/>
         <w:numPr>
           <w:ilvl w:val="0"/>
           <w:numId w:val="2"/>
@@ -9111,6 +10448,11 @@
           <w:color w:val="auto"/>
         </w:rPr>
         <w:t xml:space="preserve">Droit de visite du bailleur</w:t>
+      </w:r>
+      <w:r>
+        <w:rPr>
+          <w:color w:val="auto"/>
+        </w:rPr>
       </w:r>
       <w:r>
         <w:rPr>
@@ -9316,7 +10658,7 @@
     </w:p>
     <w:p>
       <w:pPr>
-        <w:pStyle w:val="882"/>
+        <w:pStyle w:val="926"/>
         <w:numPr>
           <w:ilvl w:val="0"/>
           <w:numId w:val="2"/>
@@ -9346,6 +10688,11 @@
           <w:color w:val="auto"/>
         </w:rPr>
       </w:r>
+      <w:r>
+        <w:rPr>
+          <w:color w:val="auto"/>
+        </w:rPr>
+      </w:r>
     </w:p>
     <w:p>
       <w:pPr>
@@ -9444,7 +10791,7 @@
     </w:p>
     <w:p>
       <w:pPr>
-        <w:pStyle w:val="882"/>
+        <w:pStyle w:val="926"/>
         <w:numPr>
           <w:ilvl w:val="0"/>
           <w:numId w:val="2"/>
@@ -9474,6 +10821,11 @@
           <w:color w:val="auto"/>
         </w:rPr>
       </w:r>
+      <w:r>
+        <w:rPr>
+          <w:color w:val="auto"/>
+        </w:rPr>
+      </w:r>
     </w:p>
     <w:p>
       <w:pPr>
@@ -9569,7 +10921,7 @@
     </w:p>
     <w:p>
       <w:pPr>
-        <w:pStyle w:val="882"/>
+        <w:pStyle w:val="926"/>
         <w:numPr>
           <w:ilvl w:val="0"/>
           <w:numId w:val="2"/>
@@ -9599,6 +10951,11 @@
           <w:color w:val="auto"/>
         </w:rPr>
       </w:r>
+      <w:r>
+        <w:rPr>
+          <w:color w:val="auto"/>
+        </w:rPr>
+      </w:r>
     </w:p>
     <w:p>
       <w:pPr>
@@ -9662,7 +11019,7 @@
     </w:p>
     <w:p>
       <w:pPr>
-        <w:pStyle w:val="882"/>
+        <w:pStyle w:val="926"/>
         <w:numPr>
           <w:ilvl w:val="0"/>
           <w:numId w:val="2"/>
@@ -9692,6 +11049,11 @@
           <w:color w:val="auto"/>
         </w:rPr>
       </w:r>
+      <w:r>
+        <w:rPr>
+          <w:color w:val="auto"/>
+        </w:rPr>
+      </w:r>
     </w:p>
     <w:p>
       <w:pPr>
@@ -9717,7 +11079,7 @@
     </w:p>
     <w:p>
       <w:pPr>
-        <w:pStyle w:val="891"/>
+        <w:pStyle w:val="935"/>
         <w:numPr>
           <w:ilvl w:val="0"/>
           <w:numId w:val="9"/>
@@ -9756,7 +11118,7 @@
     </w:p>
     <w:p>
       <w:pPr>
-        <w:pStyle w:val="891"/>
+        <w:pStyle w:val="935"/>
         <w:numPr>
           <w:ilvl w:val="0"/>
           <w:numId w:val="10"/>
@@ -9773,7 +11135,7 @@
     </w:p>
     <w:p>
       <w:pPr>
-        <w:pStyle w:val="891"/>
+        <w:pStyle w:val="935"/>
         <w:numPr>
           <w:ilvl w:val="0"/>
           <w:numId w:val="10"/>
@@ -9790,7 +11152,7 @@
     </w:p>
     <w:p>
       <w:pPr>
-        <w:pStyle w:val="891"/>
+        <w:pStyle w:val="935"/>
         <w:numPr>
           <w:ilvl w:val="0"/>
           <w:numId w:val="10"/>
@@ -9807,7 +11169,7 @@
     </w:p>
     <w:p>
       <w:pPr>
-        <w:pStyle w:val="891"/>
+        <w:pStyle w:val="935"/>
         <w:numPr>
           <w:ilvl w:val="0"/>
           <w:numId w:val="10"/>
@@ -9868,7 +11230,7 @@
     </w:p>
     <w:p>
       <w:pPr>
-        <w:pStyle w:val="883"/>
+        <w:pStyle w:val="927"/>
         <w:pBdr/>
         <w:spacing/>
         <w:ind/>
@@ -9909,7 +11271,7 @@
     </w:p>
     <w:p>
       <w:pPr>
-        <w:pStyle w:val="883"/>
+        <w:pStyle w:val="927"/>
         <w:pBdr/>
         <w:spacing/>
         <w:ind/>
@@ -10083,7 +11445,7 @@
     </w:p>
     <w:p>
       <w:pPr>
-        <w:pStyle w:val="883"/>
+        <w:pStyle w:val="927"/>
         <w:pBdr/>
         <w:spacing/>
         <w:ind/>
@@ -10121,7 +11483,7 @@
     </w:p>
     <w:p>
       <w:pPr>
-        <w:pStyle w:val="882"/>
+        <w:pStyle w:val="926"/>
         <w:numPr>
           <w:ilvl w:val="0"/>
           <w:numId w:val="2"/>
@@ -10151,6 +11513,11 @@
           <w:color w:val="auto"/>
         </w:rPr>
       </w:r>
+      <w:r>
+        <w:rPr>
+          <w:color w:val="auto"/>
+        </w:rPr>
+      </w:r>
     </w:p>
     <w:p>
       <w:pPr>
@@ -10212,7 +11579,7 @@
     </w:p>
     <w:p>
       <w:pPr>
-        <w:pStyle w:val="882"/>
+        <w:pStyle w:val="926"/>
         <w:numPr>
           <w:ilvl w:val="0"/>
           <w:numId w:val="2"/>
@@ -10242,6 +11609,11 @@
           <w:color w:val="auto"/>
         </w:rPr>
       </w:r>
+      <w:r>
+        <w:rPr>
+          <w:color w:val="auto"/>
+        </w:rPr>
+      </w:r>
     </w:p>
     <w:p>
       <w:pPr>
@@ -10269,7 +11641,7 @@
     </w:p>
     <w:p>
       <w:pPr>
-        <w:pStyle w:val="891"/>
+        <w:pStyle w:val="935"/>
         <w:numPr>
           <w:ilvl w:val="0"/>
           <w:numId w:val="16"/>
@@ -10287,7 +11659,7 @@
     </w:p>
     <w:p>
       <w:pPr>
-        <w:pStyle w:val="891"/>
+        <w:pStyle w:val="935"/>
         <w:numPr>
           <w:ilvl w:val="0"/>
           <w:numId w:val="16"/>
@@ -10305,7 +11677,7 @@
     </w:p>
     <w:p>
       <w:pPr>
-        <w:pStyle w:val="891"/>
+        <w:pStyle w:val="935"/>
         <w:numPr>
           <w:ilvl w:val="0"/>
           <w:numId w:val="16"/>
@@ -10347,7 +11719,7 @@
     </w:p>
     <w:p>
       <w:pPr>
-        <w:pStyle w:val="891"/>
+        <w:pStyle w:val="935"/>
         <w:numPr>
           <w:ilvl w:val="0"/>
           <w:numId w:val="16"/>
@@ -10365,7 +11737,7 @@
     </w:p>
     <w:p>
       <w:pPr>
-        <w:pStyle w:val="891"/>
+        <w:pStyle w:val="935"/>
         <w:numPr>
           <w:ilvl w:val="0"/>
           <w:numId w:val="16"/>
@@ -10383,7 +11755,7 @@
     </w:p>
     <w:p>
       <w:pPr>
-        <w:pStyle w:val="891"/>
+        <w:pStyle w:val="935"/>
         <w:numPr>
           <w:ilvl w:val="0"/>
           <w:numId w:val="16"/>
@@ -10462,7 +11834,7 @@
     </w:p>
     <w:p>
       <w:pPr>
-        <w:pStyle w:val="891"/>
+        <w:pStyle w:val="935"/>
         <w:numPr>
           <w:ilvl w:val="0"/>
           <w:numId w:val="4"/>
@@ -10480,7 +11852,7 @@
     </w:p>
     <w:p>
       <w:pPr>
-        <w:pStyle w:val="891"/>
+        <w:pStyle w:val="935"/>
         <w:numPr>
           <w:ilvl w:val="0"/>
           <w:numId w:val="4"/>
@@ -10498,7 +11870,7 @@
     </w:p>
     <w:p>
       <w:pPr>
-        <w:pStyle w:val="891"/>
+        <w:pStyle w:val="935"/>
         <w:numPr>
           <w:ilvl w:val="0"/>
           <w:numId w:val="4"/>
@@ -10540,7 +11912,7 @@
     </w:p>
     <w:p>
       <w:pPr>
-        <w:pStyle w:val="891"/>
+        <w:pStyle w:val="935"/>
         <w:numPr>
           <w:ilvl w:val="0"/>
           <w:numId w:val="7"/>
@@ -10558,7 +11930,7 @@
     </w:p>
     <w:p>
       <w:pPr>
-        <w:pStyle w:val="891"/>
+        <w:pStyle w:val="935"/>
         <w:numPr>
           <w:ilvl w:val="0"/>
           <w:numId w:val="7"/>
@@ -10587,7 +11959,7 @@
     </w:p>
     <w:p>
       <w:pPr>
-        <w:pStyle w:val="882"/>
+        <w:pStyle w:val="926"/>
         <w:numPr>
           <w:ilvl w:val="0"/>
           <w:numId w:val="2"/>
@@ -10617,6 +11989,11 @@
           <w:color w:val="auto"/>
         </w:rPr>
       </w:r>
+      <w:r>
+        <w:rPr>
+          <w:color w:val="auto"/>
+        </w:rPr>
+      </w:r>
     </w:p>
     <w:p>
       <w:pPr>
@@ -10686,7 +12063,7 @@
     </w:p>
     <w:p>
       <w:pPr>
-        <w:pStyle w:val="881"/>
+        <w:pStyle w:val="925"/>
         <w:numPr>
           <w:ilvl w:val="0"/>
           <w:numId w:val="13"/>
@@ -10720,6 +12097,11 @@
           <w:color w:val="ffffff"/>
         </w:rPr>
       </w:r>
+      <w:r>
+        <w:rPr>
+          <w:color w:val="ffffff"/>
+        </w:rPr>
+      </w:r>
     </w:p>
     <w:p>
       <w:pPr>
@@ -10899,6 +12281,12 @@
           <w:szCs w:val="20"/>
         </w:rPr>
       </w:r>
+      <w:r>
+        <w:rPr>
+          <w:rFonts w:cs="Arial"/>
+          <w:szCs w:val="20"/>
+        </w:rPr>
+      </w:r>
     </w:p>
     <w:p>
       <w:pPr>
@@ -10923,6 +12311,12 @@
           <w:szCs w:val="20"/>
         </w:rPr>
       </w:r>
+      <w:r>
+        <w:rPr>
+          <w:rFonts w:cs="Arial"/>
+          <w:szCs w:val="20"/>
+        </w:rPr>
+      </w:r>
     </w:p>
     <w:p>
       <w:pPr>
@@ -10934,6 +12328,12 @@
           <w:szCs w:val="20"/>
         </w:rPr>
       </w:pPr>
+      <w:r>
+        <w:rPr>
+          <w:rFonts w:cs="Arial"/>
+          <w:szCs w:val="20"/>
+        </w:rPr>
+      </w:r>
       <w:r>
         <w:rPr>
           <w:rFonts w:cs="Arial"/>
@@ -10997,7 +12397,7 @@
     </w:p>
     <w:tbl>
       <w:tblPr>
-        <w:tblStyle w:val="959"/>
+        <w:tblStyle w:val="1003"/>
         <w:tblInd w:w="0" w:type="dxa"/>
         <w:tblW w:w="10466" w:type="dxa"/>
         <w:tblBorders/>
@@ -11071,6 +12471,11 @@
                 <w:sz w:val="16"/>
               </w:rPr>
             </w:r>
+            <w:r>
+              <w:rPr>
+                <w:sz w:val="16"/>
+              </w:rPr>
+            </w:r>
           </w:p>
           <w:p>
             <w:pPr>
@@ -11130,6 +12535,11 @@
                 <w:b/>
               </w:rPr>
             </w:r>
+            <w:r>
+              <w:rPr>
+                <w:b/>
+              </w:rPr>
+            </w:r>
           </w:p>
           <w:p>
             <w:pPr>
@@ -11146,6 +12556,11 @@
                 <w:sz w:val="16"/>
               </w:rPr>
               <w:t xml:space="preserve">Signature précédée de la mention manuscrite </w:t>
+            </w:r>
+            <w:r>
+              <w:rPr>
+                <w:sz w:val="16"/>
+              </w:rPr>
             </w:r>
             <w:r>
               <w:rPr>
@@ -11218,7 +12633,6 @@
         <w:ind/>
         <w:rPr/>
       </w:pPr>
-      <w:r/>
       <w:r>
         <w:separator/>
       </w:r>
@@ -11233,7 +12647,6 @@
         <w:ind/>
         <w:rPr/>
       </w:pPr>
-      <w:r/>
       <w:r>
         <w:continuationSeparator/>
       </w:r>
@@ -11247,7 +12660,7 @@
 <w:ftr xmlns:wpc="http://schemas.microsoft.com/office/word/2010/wordprocessingCanvas" xmlns:mc="http://schemas.openxmlformats.org/markup-compatibility/2006" xmlns:o="urn:schemas-microsoft-com:office:office" xmlns:r="http://schemas.openxmlformats.org/officeDocument/2006/relationships" xmlns:m="http://schemas.openxmlformats.org/officeDocument/2006/math" xmlns:v="urn:schemas-microsoft-com:vml" xmlns:wp14="http://schemas.microsoft.com/office/word/2010/wordprocessingDrawing" xmlns:wp="http://schemas.openxmlformats.org/drawingml/2006/wordprocessingDrawing" xmlns:w10="urn:schemas-microsoft-com:office:word" xmlns:w="http://schemas.openxmlformats.org/wordprocessingml/2006/main" xmlns:w14="http://schemas.microsoft.com/office/word/2010/wordml" xmlns:w15="http://schemas.microsoft.com/office/word/2012/wordml" xmlns:wpg="http://schemas.microsoft.com/office/word/2010/wordprocessingGroup" xmlns:wpi="http://schemas.microsoft.com/office/word/2010/wordprocessingInk" xmlns:wne="http://schemas.microsoft.com/office/word/2006/wordml" xmlns:a="http://schemas.openxmlformats.org/drawingml/2006/main" xmlns:wps="http://schemas.microsoft.com/office/word/2010/wordprocessingShape" mc:Ignorable="w14 w15 wp14">
   <w:tbl>
     <w:tblPr>
-      <w:tblStyle w:val="959"/>
+      <w:tblStyle w:val="1003"/>
       <w:tblInd w:w="0" w:type="dxa"/>
       <w:tblW w:w="10740" w:type="dxa"/>
       <w:tblBorders/>
@@ -11274,7 +12687,7 @@
         </w:tcPr>
         <w:p>
           <w:pPr>
-            <w:pStyle w:val="896"/>
+            <w:pStyle w:val="940"/>
             <w:pBdr/>
             <w:spacing/>
             <w:ind/>
@@ -11285,6 +12698,13 @@
               <w:sz w:val="18"/>
             </w:rPr>
           </w:pPr>
+          <w:r>
+            <w:rPr>
+              <w:i/>
+              <w:color w:val="808080"/>
+              <w:sz w:val="18"/>
+            </w:rPr>
+          </w:r>
           <w:r>
             <w:rPr>
               <w:i/>
@@ -11311,7 +12731,7 @@
         </w:tcPr>
         <w:p>
           <w:pPr>
-            <w:pStyle w:val="896"/>
+            <w:pStyle w:val="940"/>
             <w:pBdr/>
             <w:spacing/>
             <w:ind/>
@@ -11330,7 +12750,7 @@
         </w:tcPr>
         <w:tbl>
           <w:tblPr>
-            <w:tblStyle w:val="959"/>
+            <w:tblStyle w:val="1003"/>
             <w:tblInd w:w="0" w:type="dxa"/>
             <w:tblW w:w="2604" w:type="dxa"/>
             <w:tblBorders/>
@@ -11358,7 +12778,7 @@
               </w:tcPr>
               <w:p>
                 <w:pPr>
-                  <w:pStyle w:val="896"/>
+                  <w:pStyle w:val="940"/>
                   <w:pBdr/>
                   <w:spacing/>
                   <w:ind/>
@@ -11372,7 +12792,7 @@
               </w:p>
               <w:p>
                 <w:pPr>
-                  <w:pStyle w:val="896"/>
+                  <w:pStyle w:val="940"/>
                   <w:pBdr/>
                   <w:spacing/>
                   <w:ind/>
@@ -11392,7 +12812,7 @@
         </w:tbl>
         <w:p>
           <w:pPr>
-            <w:pStyle w:val="896"/>
+            <w:pStyle w:val="940"/>
             <w:pBdr/>
             <w:spacing/>
             <w:ind/>
@@ -11413,7 +12833,7 @@
         </w:tcPr>
         <w:p>
           <w:pPr>
-            <w:pStyle w:val="896"/>
+            <w:pStyle w:val="940"/>
             <w:pBdr/>
             <w:spacing/>
             <w:ind/>
@@ -11444,7 +12864,7 @@
   </w:tbl>
   <w:p>
     <w:pPr>
-      <w:pStyle w:val="896"/>
+      <w:pStyle w:val="940"/>
       <w:pBdr/>
       <w:spacing/>
       <w:ind/>
@@ -11452,6 +12872,11 @@
         <w:sz w:val="2"/>
       </w:rPr>
     </w:pPr>
+    <w:r>
+      <w:rPr>
+        <w:sz w:val="2"/>
+      </w:rPr>
+    </w:r>
     <w:r>
       <w:rPr>
         <w:sz w:val="2"/>
@@ -11470,7 +12895,7 @@
 <w:ftr xmlns:wpc="http://schemas.microsoft.com/office/word/2010/wordprocessingCanvas" xmlns:mc="http://schemas.openxmlformats.org/markup-compatibility/2006" xmlns:o="urn:schemas-microsoft-com:office:office" xmlns:r="http://schemas.openxmlformats.org/officeDocument/2006/relationships" xmlns:m="http://schemas.openxmlformats.org/officeDocument/2006/math" xmlns:v="urn:schemas-microsoft-com:vml" xmlns:wp14="http://schemas.microsoft.com/office/word/2010/wordprocessingDrawing" xmlns:wp="http://schemas.openxmlformats.org/drawingml/2006/wordprocessingDrawing" xmlns:w10="urn:schemas-microsoft-com:office:word" xmlns:w="http://schemas.openxmlformats.org/wordprocessingml/2006/main" xmlns:w14="http://schemas.microsoft.com/office/word/2010/wordml" xmlns:w15="http://schemas.microsoft.com/office/word/2012/wordml" xmlns:wpg="http://schemas.microsoft.com/office/word/2010/wordprocessingGroup" xmlns:wpi="http://schemas.microsoft.com/office/word/2010/wordprocessingInk" xmlns:wne="http://schemas.microsoft.com/office/word/2006/wordml" xmlns:a="http://schemas.openxmlformats.org/drawingml/2006/main" xmlns:wps="http://schemas.microsoft.com/office/word/2010/wordprocessingShape" mc:Ignorable="w14 w15 wp14">
   <w:tbl>
     <w:tblPr>
-      <w:tblStyle w:val="959"/>
+      <w:tblStyle w:val="1003"/>
       <w:tblInd w:w="0" w:type="dxa"/>
       <w:tblW w:w="10740" w:type="dxa"/>
       <w:tblBorders/>
@@ -11497,7 +12922,7 @@
         </w:tcPr>
         <w:p>
           <w:pPr>
-            <w:pStyle w:val="896"/>
+            <w:pStyle w:val="940"/>
             <w:pBdr/>
             <w:spacing/>
             <w:ind/>
@@ -11508,6 +12933,13 @@
               <w:sz w:val="18"/>
             </w:rPr>
           </w:pPr>
+          <w:r>
+            <w:rPr>
+              <w:i/>
+              <w:color w:val="808080"/>
+              <w:sz w:val="18"/>
+            </w:rPr>
+          </w:r>
           <w:r>
             <w:rPr>
               <w:i/>
@@ -11534,7 +12966,7 @@
         </w:tcPr>
         <w:p>
           <w:pPr>
-            <w:pStyle w:val="896"/>
+            <w:pStyle w:val="940"/>
             <w:pBdr/>
             <w:spacing/>
             <w:ind/>
@@ -11553,7 +12985,7 @@
         </w:tcPr>
         <w:tbl>
           <w:tblPr>
-            <w:tblStyle w:val="959"/>
+            <w:tblStyle w:val="1003"/>
             <w:tblInd w:w="0" w:type="dxa"/>
             <w:tblW w:w="2604" w:type="dxa"/>
             <w:tblBorders/>
@@ -11581,7 +13013,7 @@
               </w:tcPr>
               <w:p>
                 <w:pPr>
-                  <w:pStyle w:val="896"/>
+                  <w:pStyle w:val="940"/>
                   <w:pBdr/>
                   <w:spacing/>
                   <w:ind/>
@@ -11595,7 +13027,7 @@
               </w:p>
               <w:p>
                 <w:pPr>
-                  <w:pStyle w:val="896"/>
+                  <w:pStyle w:val="940"/>
                   <w:pBdr/>
                   <w:spacing/>
                   <w:ind/>
@@ -11615,7 +13047,7 @@
         </w:tbl>
         <w:p>
           <w:pPr>
-            <w:pStyle w:val="896"/>
+            <w:pStyle w:val="940"/>
             <w:pBdr/>
             <w:spacing/>
             <w:ind/>
@@ -11636,7 +13068,7 @@
         </w:tcPr>
         <w:p>
           <w:pPr>
-            <w:pStyle w:val="896"/>
+            <w:pStyle w:val="940"/>
             <w:pBdr/>
             <w:spacing/>
             <w:ind/>
@@ -11667,7 +13099,7 @@
   </w:tbl>
   <w:p>
     <w:pPr>
-      <w:pStyle w:val="896"/>
+      <w:pStyle w:val="940"/>
       <w:pBdr/>
       <w:spacing/>
       <w:ind/>
@@ -11675,6 +13107,11 @@
         <w:sz w:val="2"/>
       </w:rPr>
     </w:pPr>
+    <w:r>
+      <w:rPr>
+        <w:sz w:val="2"/>
+      </w:rPr>
+    </w:r>
     <w:r>
       <w:rPr>
         <w:sz w:val="2"/>
@@ -11699,7 +13136,6 @@
         <w:ind/>
         <w:rPr/>
       </w:pPr>
-      <w:r/>
       <w:r>
         <w:separator/>
       </w:r>
@@ -11714,7 +13150,6 @@
         <w:ind/>
         <w:rPr/>
       </w:pPr>
-      <w:r/>
       <w:r>
         <w:continuationSeparator/>
       </w:r>
@@ -11728,7 +13163,7 @@
 <w:hdr xmlns:wpc="http://schemas.microsoft.com/office/word/2010/wordprocessingCanvas" xmlns:mc="http://schemas.openxmlformats.org/markup-compatibility/2006" xmlns:o="urn:schemas-microsoft-com:office:office" xmlns:r="http://schemas.openxmlformats.org/officeDocument/2006/relationships" xmlns:m="http://schemas.openxmlformats.org/officeDocument/2006/math" xmlns:v="urn:schemas-microsoft-com:vml" xmlns:wp14="http://schemas.microsoft.com/office/word/2010/wordprocessingDrawing" xmlns:wp="http://schemas.openxmlformats.org/drawingml/2006/wordprocessingDrawing" xmlns:w10="urn:schemas-microsoft-com:office:word" xmlns:w="http://schemas.openxmlformats.org/wordprocessingml/2006/main" xmlns:w14="http://schemas.microsoft.com/office/word/2010/wordml" xmlns:w15="http://schemas.microsoft.com/office/word/2012/wordml" xmlns:wpg="http://schemas.microsoft.com/office/word/2010/wordprocessingGroup" xmlns:wpi="http://schemas.microsoft.com/office/word/2010/wordprocessingInk" xmlns:wne="http://schemas.microsoft.com/office/word/2006/wordml" xmlns:a="http://schemas.openxmlformats.org/drawingml/2006/main" xmlns:wps="http://schemas.microsoft.com/office/word/2010/wordprocessingShape" mc:Ignorable="w14 w15 wp14">
   <w:p>
     <w:pPr>
-      <w:pStyle w:val="895"/>
+      <w:pStyle w:val="939"/>
       <w:pBdr/>
       <w:spacing/>
       <w:ind/>
@@ -11744,7 +13179,7 @@
 <w:hdr xmlns:wpc="http://schemas.microsoft.com/office/word/2010/wordprocessingCanvas" xmlns:mc="http://schemas.openxmlformats.org/markup-compatibility/2006" xmlns:o="urn:schemas-microsoft-com:office:office" xmlns:r="http://schemas.openxmlformats.org/officeDocument/2006/relationships" xmlns:m="http://schemas.openxmlformats.org/officeDocument/2006/math" xmlns:v="urn:schemas-microsoft-com:vml" xmlns:wp14="http://schemas.microsoft.com/office/word/2010/wordprocessingDrawing" xmlns:wp="http://schemas.openxmlformats.org/drawingml/2006/wordprocessingDrawing" xmlns:w10="urn:schemas-microsoft-com:office:word" xmlns:w="http://schemas.openxmlformats.org/wordprocessingml/2006/main" xmlns:w14="http://schemas.microsoft.com/office/word/2010/wordml" xmlns:w15="http://schemas.microsoft.com/office/word/2012/wordml" xmlns:wpg="http://schemas.microsoft.com/office/word/2010/wordprocessingGroup" xmlns:wpi="http://schemas.microsoft.com/office/word/2010/wordprocessingInk" xmlns:wne="http://schemas.microsoft.com/office/word/2006/wordml" xmlns:a="http://schemas.openxmlformats.org/drawingml/2006/main" xmlns:wps="http://schemas.microsoft.com/office/word/2010/wordprocessingShape" mc:Ignorable="w14 w15 wp14">
   <w:p>
     <w:pPr>
-      <w:pStyle w:val="895"/>
+      <w:pStyle w:val="939"/>
       <w:pBdr/>
       <w:spacing/>
       <w:ind/>
@@ -13611,7 +15046,7 @@
         <w:spacing/>
         <w:ind w:firstLine="0" w:left="360"/>
       </w:pPr>
-      <w:pStyle w:val="889"/>
+      <w:pStyle w:val="933"/>
       <w:rPr>
         <w:spacing w:val="0"/>
       </w:rPr>
@@ -14840,7 +16275,7 @@
     <w:lsdException w:name="Bibliography" w:uiPriority="37"/>
     <w:lsdException w:name="TOC Heading" w:uiPriority="39" w:qFormat="1"/>
   </w:latentStyles>
-  <w:style w:type="numbering" w:styleId="149" w:default="1">
+  <w:style w:type="numbering" w:styleId="906" w:default="1">
     <w:name w:val="No List"/>
     <w:uiPriority w:val="99"/>
     <w:semiHidden/>
@@ -14851,7 +16286,7 @@
       <w:ind/>
     </w:pPr>
   </w:style>
-  <w:style w:type="paragraph" w:styleId="863" w:default="1">
+  <w:style w:type="paragraph" w:styleId="907" w:default="1">
     <w:name w:val="Normal"/>
     <w:qFormat/>
     <w:pPr>
@@ -14863,10 +16298,10 @@
       <w:szCs w:val="22"/>
     </w:rPr>
   </w:style>
-  <w:style w:type="paragraph" w:styleId="864">
+  <w:style w:type="paragraph" w:styleId="908">
     <w:name w:val="Heading 4"/>
-    <w:basedOn w:val="863"/>
-    <w:next w:val="863"/>
+    <w:basedOn w:val="907"/>
+    <w:next w:val="907"/>
     <w:qFormat/>
     <w:pPr>
       <w:keepNext w:val="true"/>
@@ -14883,10 +16318,10 @@
       <w:color w:val="0f4761"/>
     </w:rPr>
   </w:style>
-  <w:style w:type="paragraph" w:styleId="865">
+  <w:style w:type="paragraph" w:styleId="909">
     <w:name w:val="Heading 5"/>
-    <w:basedOn w:val="863"/>
-    <w:next w:val="863"/>
+    <w:basedOn w:val="907"/>
+    <w:next w:val="907"/>
     <w:qFormat/>
     <w:pPr>
       <w:keepNext w:val="true"/>
@@ -14901,10 +16336,10 @@
       <w:color w:val="0f4761"/>
     </w:rPr>
   </w:style>
-  <w:style w:type="paragraph" w:styleId="866">
+  <w:style w:type="paragraph" w:styleId="910">
     <w:name w:val="Heading 6"/>
-    <w:basedOn w:val="863"/>
-    <w:next w:val="863"/>
+    <w:basedOn w:val="907"/>
+    <w:next w:val="907"/>
     <w:qFormat/>
     <w:pPr>
       <w:keepNext w:val="true"/>
@@ -14921,10 +16356,10 @@
       <w:color w:val="595959"/>
     </w:rPr>
   </w:style>
-  <w:style w:type="paragraph" w:styleId="867">
+  <w:style w:type="paragraph" w:styleId="911">
     <w:name w:val="Quote"/>
-    <w:basedOn w:val="863"/>
-    <w:next w:val="863"/>
+    <w:basedOn w:val="907"/>
+    <w:next w:val="907"/>
     <w:qFormat/>
     <w:pPr>
       <w:pBdr/>
@@ -14938,10 +16373,10 @@
       <w:color w:val="404040"/>
     </w:rPr>
   </w:style>
-  <w:style w:type="paragraph" w:styleId="868">
+  <w:style w:type="paragraph" w:styleId="912">
     <w:name w:val="Intense Quote"/>
-    <w:basedOn w:val="863"/>
-    <w:next w:val="863"/>
+    <w:basedOn w:val="907"/>
+    <w:next w:val="907"/>
     <w:qFormat/>
     <w:pPr>
       <w:pBdr>
@@ -14962,10 +16397,10 @@
       <w:color w:val="0f4761"/>
     </w:rPr>
   </w:style>
-  <w:style w:type="paragraph" w:styleId="869">
+  <w:style w:type="paragraph" w:styleId="913">
     <w:name w:val="Caption"/>
-    <w:basedOn w:val="863"/>
-    <w:next w:val="863"/>
+    <w:basedOn w:val="907"/>
+    <w:next w:val="907"/>
     <w:qFormat/>
     <w:pPr>
       <w:pBdr/>
@@ -14980,10 +16415,10 @@
       <w:szCs w:val="18"/>
     </w:rPr>
   </w:style>
-  <w:style w:type="paragraph" w:styleId="870">
+  <w:style w:type="paragraph" w:styleId="914">
     <w:name w:val="toc 1"/>
-    <w:basedOn w:val="863"/>
-    <w:next w:val="863"/>
+    <w:basedOn w:val="907"/>
+    <w:next w:val="907"/>
     <w:qFormat/>
     <w:pPr>
       <w:pBdr/>
@@ -14991,10 +16426,10 @@
       <w:ind/>
     </w:pPr>
   </w:style>
-  <w:style w:type="paragraph" w:styleId="871">
+  <w:style w:type="paragraph" w:styleId="915">
     <w:name w:val="toc 2"/>
-    <w:basedOn w:val="863"/>
-    <w:next w:val="863"/>
+    <w:basedOn w:val="907"/>
+    <w:next w:val="907"/>
     <w:qFormat/>
     <w:pPr>
       <w:pBdr/>
@@ -15002,10 +16437,10 @@
       <w:ind w:left="220"/>
     </w:pPr>
   </w:style>
-  <w:style w:type="paragraph" w:styleId="872">
+  <w:style w:type="paragraph" w:styleId="916">
     <w:name w:val="toc 3"/>
-    <w:basedOn w:val="863"/>
-    <w:next w:val="863"/>
+    <w:basedOn w:val="907"/>
+    <w:next w:val="907"/>
     <w:qFormat/>
     <w:pPr>
       <w:pBdr/>
@@ -15013,10 +16448,10 @@
       <w:ind w:left="440"/>
     </w:pPr>
   </w:style>
-  <w:style w:type="paragraph" w:styleId="873">
+  <w:style w:type="paragraph" w:styleId="917">
     <w:name w:val="toc 4"/>
-    <w:basedOn w:val="863"/>
-    <w:next w:val="863"/>
+    <w:basedOn w:val="907"/>
+    <w:next w:val="907"/>
     <w:qFormat/>
     <w:pPr>
       <w:pBdr/>
@@ -15024,10 +16459,10 @@
       <w:ind w:left="660"/>
     </w:pPr>
   </w:style>
-  <w:style w:type="paragraph" w:styleId="874">
+  <w:style w:type="paragraph" w:styleId="918">
     <w:name w:val="toc 5"/>
-    <w:basedOn w:val="863"/>
-    <w:next w:val="863"/>
+    <w:basedOn w:val="907"/>
+    <w:next w:val="907"/>
     <w:qFormat/>
     <w:pPr>
       <w:pBdr/>
@@ -15035,10 +16470,10 @@
       <w:ind w:left="880"/>
     </w:pPr>
   </w:style>
-  <w:style w:type="paragraph" w:styleId="875">
+  <w:style w:type="paragraph" w:styleId="919">
     <w:name w:val="toc 6"/>
-    <w:basedOn w:val="863"/>
-    <w:next w:val="863"/>
+    <w:basedOn w:val="907"/>
+    <w:next w:val="907"/>
     <w:qFormat/>
     <w:pPr>
       <w:pBdr/>
@@ -15046,10 +16481,10 @@
       <w:ind w:left="1100"/>
     </w:pPr>
   </w:style>
-  <w:style w:type="paragraph" w:styleId="876">
+  <w:style w:type="paragraph" w:styleId="920">
     <w:name w:val="toc 7"/>
-    <w:basedOn w:val="863"/>
-    <w:next w:val="863"/>
+    <w:basedOn w:val="907"/>
+    <w:next w:val="907"/>
     <w:qFormat/>
     <w:pPr>
       <w:pBdr/>
@@ -15057,10 +16492,10 @@
       <w:ind w:left="1320"/>
     </w:pPr>
   </w:style>
-  <w:style w:type="paragraph" w:styleId="877">
+  <w:style w:type="paragraph" w:styleId="921">
     <w:name w:val="toc 8"/>
-    <w:basedOn w:val="863"/>
-    <w:next w:val="863"/>
+    <w:basedOn w:val="907"/>
+    <w:next w:val="907"/>
     <w:qFormat/>
     <w:pPr>
       <w:pBdr/>
@@ -15068,10 +16503,10 @@
       <w:ind w:left="1540"/>
     </w:pPr>
   </w:style>
-  <w:style w:type="paragraph" w:styleId="878">
+  <w:style w:type="paragraph" w:styleId="922">
     <w:name w:val="toc 9"/>
-    <w:basedOn w:val="863"/>
-    <w:next w:val="863"/>
+    <w:basedOn w:val="907"/>
+    <w:next w:val="907"/>
     <w:qFormat/>
     <w:pPr>
       <w:pBdr/>
@@ -15079,7 +16514,7 @@
       <w:ind w:left="1760"/>
     </w:pPr>
   </w:style>
-  <w:style w:type="paragraph" w:styleId="879">
+  <w:style w:type="paragraph" w:styleId="923">
     <w:name w:val="TOC Heading"/>
     <w:qFormat/>
     <w:pPr>
@@ -15092,10 +16527,10 @@
       <w:rFonts w:ascii="Calibri" w:hAnsi="Calibri" w:eastAsia="Calibri" w:cs="Times New Roman"/>
     </w:rPr>
   </w:style>
-  <w:style w:type="paragraph" w:styleId="880">
+  <w:style w:type="paragraph" w:styleId="924">
     <w:name w:val="table of figures"/>
-    <w:basedOn w:val="863"/>
-    <w:next w:val="863"/>
+    <w:basedOn w:val="907"/>
+    <w:next w:val="907"/>
     <w:qFormat/>
     <w:pPr>
       <w:pBdr/>
@@ -15103,10 +16538,10 @@
       <w:ind/>
     </w:pPr>
   </w:style>
-  <w:style w:type="paragraph" w:styleId="881">
+  <w:style w:type="paragraph" w:styleId="925">
     <w:name w:val="Heading 1"/>
-    <w:basedOn w:val="863"/>
-    <w:next w:val="863"/>
+    <w:basedOn w:val="907"/>
+    <w:next w:val="907"/>
     <w:qFormat/>
     <w:pPr>
       <w:widowControl w:val="false"/>
@@ -15131,10 +16566,10 @@
       <w:szCs w:val="24"/>
     </w:rPr>
   </w:style>
-  <w:style w:type="paragraph" w:styleId="882">
+  <w:style w:type="paragraph" w:styleId="926">
     <w:name w:val="Heading 2"/>
-    <w:basedOn w:val="863"/>
-    <w:next w:val="863"/>
+    <w:basedOn w:val="907"/>
+    <w:next w:val="907"/>
     <w:qFormat/>
     <w:pPr>
       <w:widowControl w:val="false"/>
@@ -15159,10 +16594,10 @@
       <w:szCs w:val="24"/>
     </w:rPr>
   </w:style>
-  <w:style w:type="paragraph" w:styleId="883">
+  <w:style w:type="paragraph" w:styleId="927">
     <w:name w:val="Heading 3"/>
-    <w:basedOn w:val="863"/>
-    <w:next w:val="863"/>
+    <w:basedOn w:val="907"/>
+    <w:next w:val="907"/>
     <w:qFormat/>
     <w:pPr>
       <w:keepNext w:val="true"/>
@@ -15186,10 +16621,10 @@
       <w:sz w:val="22"/>
     </w:rPr>
   </w:style>
-  <w:style w:type="paragraph" w:styleId="884">
+  <w:style w:type="paragraph" w:styleId="928">
     <w:name w:val="Heading 7"/>
-    <w:basedOn w:val="863"/>
-    <w:next w:val="863"/>
+    <w:basedOn w:val="907"/>
+    <w:next w:val="907"/>
     <w:qFormat/>
     <w:pPr>
       <w:keepNext w:val="true"/>
@@ -15206,10 +16641,10 @@
       <w:color w:val="404040"/>
     </w:rPr>
   </w:style>
-  <w:style w:type="paragraph" w:styleId="885">
+  <w:style w:type="paragraph" w:styleId="929">
     <w:name w:val="Heading 8"/>
-    <w:basedOn w:val="863"/>
-    <w:next w:val="863"/>
+    <w:basedOn w:val="907"/>
+    <w:next w:val="907"/>
     <w:qFormat/>
     <w:pPr>
       <w:keepNext w:val="true"/>
@@ -15225,10 +16660,10 @@
       <w:szCs w:val="20"/>
     </w:rPr>
   </w:style>
-  <w:style w:type="paragraph" w:styleId="886">
+  <w:style w:type="paragraph" w:styleId="930">
     <w:name w:val="Heading 9"/>
-    <w:basedOn w:val="863"/>
-    <w:next w:val="863"/>
+    <w:basedOn w:val="907"/>
+    <w:next w:val="907"/>
     <w:qFormat/>
     <w:pPr>
       <w:keepNext w:val="true"/>
@@ -15246,9 +16681,9 @@
       <w:szCs w:val="20"/>
     </w:rPr>
   </w:style>
-  <w:style w:type="paragraph" w:styleId="887">
+  <w:style w:type="paragraph" w:styleId="931">
     <w:name w:val="Body Text 2"/>
-    <w:basedOn w:val="863"/>
+    <w:basedOn w:val="907"/>
     <w:qFormat/>
     <w:pPr>
       <w:widowControl w:val="false"/>
@@ -15260,9 +16695,9 @@
       <w:rFonts w:eastAsia="Times New Roman" w:cs="Arial"/>
     </w:rPr>
   </w:style>
-  <w:style w:type="paragraph" w:styleId="888">
+  <w:style w:type="paragraph" w:styleId="932">
     <w:name w:val="Body Text 3"/>
-    <w:basedOn w:val="863"/>
+    <w:basedOn w:val="907"/>
     <w:qFormat/>
     <w:pPr>
       <w:pBdr/>
@@ -15274,9 +16709,9 @@
       <w:szCs w:val="16"/>
     </w:rPr>
   </w:style>
-  <w:style w:type="paragraph" w:styleId="889" w:customStyle="1">
+  <w:style w:type="paragraph" w:styleId="933" w:customStyle="1">
     <w:name w:val="Titres conditions générales"/>
-    <w:basedOn w:val="863"/>
+    <w:basedOn w:val="907"/>
     <w:qFormat/>
     <w:pPr>
       <w:numPr>
@@ -15293,7 +16728,7 @@
       <w:sz w:val="22"/>
     </w:rPr>
   </w:style>
-  <w:style w:type="paragraph" w:styleId="890">
+  <w:style w:type="paragraph" w:styleId="934">
     <w:name w:val="No Spacing"/>
     <w:qFormat/>
     <w:pPr>
@@ -15308,9 +16743,9 @@
       <w:szCs w:val="22"/>
     </w:rPr>
   </w:style>
-  <w:style w:type="paragraph" w:styleId="891">
+  <w:style w:type="paragraph" w:styleId="935">
     <w:name w:val="List Paragraph"/>
-    <w:basedOn w:val="863"/>
+    <w:basedOn w:val="907"/>
     <w:qFormat/>
     <w:pPr>
       <w:pBdr/>
@@ -15319,9 +16754,9 @@
       <w:contextualSpacing w:val="true"/>
     </w:pPr>
   </w:style>
-  <w:style w:type="paragraph" w:styleId="892" w:customStyle="1">
+  <w:style w:type="paragraph" w:styleId="936" w:customStyle="1">
     <w:name w:val="Annexes - Soustitre"/>
-    <w:basedOn w:val="863"/>
+    <w:basedOn w:val="907"/>
     <w:qFormat/>
     <w:pPr>
       <w:pBdr/>
@@ -15334,10 +16769,10 @@
       <w:color w:val="7f7f7f"/>
     </w:rPr>
   </w:style>
-  <w:style w:type="paragraph" w:styleId="893">
+  <w:style w:type="paragraph" w:styleId="937">
     <w:name w:val="Title"/>
-    <w:basedOn w:val="863"/>
-    <w:next w:val="863"/>
+    <w:basedOn w:val="907"/>
+    <w:next w:val="907"/>
     <w:qFormat/>
     <w:pPr>
       <w:pBdr/>
@@ -15354,10 +16789,10 @@
       <w:szCs w:val="52"/>
     </w:rPr>
   </w:style>
-  <w:style w:type="paragraph" w:styleId="894">
+  <w:style w:type="paragraph" w:styleId="938">
     <w:name w:val="Subtitle"/>
-    <w:basedOn w:val="863"/>
-    <w:next w:val="863"/>
+    <w:basedOn w:val="907"/>
+    <w:next w:val="907"/>
     <w:qFormat/>
     <w:pPr>
       <w:pBdr/>
@@ -15374,9 +16809,9 @@
       <w:szCs w:val="24"/>
     </w:rPr>
   </w:style>
-  <w:style w:type="paragraph" w:styleId="895">
+  <w:style w:type="paragraph" w:styleId="939">
     <w:name w:val="Header"/>
-    <w:basedOn w:val="863"/>
+    <w:basedOn w:val="907"/>
     <w:qFormat/>
     <w:pPr>
       <w:pBdr/>
@@ -15388,9 +16823,9 @@
       <w:ind/>
     </w:pPr>
   </w:style>
-  <w:style w:type="paragraph" w:styleId="896">
+  <w:style w:type="paragraph" w:styleId="940">
     <w:name w:val="Footer"/>
-    <w:basedOn w:val="863"/>
+    <w:basedOn w:val="907"/>
     <w:qFormat/>
     <w:pPr>
       <w:pBdr/>
@@ -15402,9 +16837,9 @@
       <w:ind/>
     </w:pPr>
   </w:style>
-  <w:style w:type="paragraph" w:styleId="897">
+  <w:style w:type="paragraph" w:styleId="941">
     <w:name w:val="Balloon Text"/>
-    <w:basedOn w:val="863"/>
+    <w:basedOn w:val="907"/>
     <w:qFormat/>
     <w:pPr>
       <w:pBdr/>
@@ -15417,9 +16852,9 @@
       <w:szCs w:val="16"/>
     </w:rPr>
   </w:style>
-  <w:style w:type="paragraph" w:styleId="898" w:customStyle="1">
+  <w:style w:type="paragraph" w:styleId="942" w:customStyle="1">
     <w:name w:val="Conditions générales"/>
-    <w:basedOn w:val="863"/>
+    <w:basedOn w:val="907"/>
     <w:qFormat/>
     <w:pPr>
       <w:pBdr/>
@@ -15430,9 +16865,9 @@
       <w:sz w:val="18"/>
     </w:rPr>
   </w:style>
-  <w:style w:type="paragraph" w:styleId="899">
+  <w:style w:type="paragraph" w:styleId="943">
     <w:name w:val="endnote text"/>
-    <w:basedOn w:val="863"/>
+    <w:basedOn w:val="907"/>
     <w:qFormat/>
     <w:pPr>
       <w:pBdr/>
@@ -15443,9 +16878,9 @@
       <w:szCs w:val="20"/>
     </w:rPr>
   </w:style>
-  <w:style w:type="paragraph" w:styleId="900">
+  <w:style w:type="paragraph" w:styleId="944">
     <w:name w:val="footnote text"/>
-    <w:basedOn w:val="863"/>
+    <w:basedOn w:val="907"/>
     <w:qFormat/>
     <w:pPr>
       <w:pBdr/>
@@ -15456,9 +16891,9 @@
       <w:szCs w:val="20"/>
     </w:rPr>
   </w:style>
-  <w:style w:type="paragraph" w:styleId="901" w:customStyle="1">
+  <w:style w:type="paragraph" w:styleId="945" w:customStyle="1">
     <w:name w:val="annotation text"/>
-    <w:basedOn w:val="863"/>
+    <w:basedOn w:val="907"/>
     <w:qFormat/>
     <w:pPr>
       <w:pBdr/>
@@ -15469,10 +16904,10 @@
       <w:szCs w:val="20"/>
     </w:rPr>
   </w:style>
-  <w:style w:type="paragraph" w:styleId="902" w:customStyle="1">
+  <w:style w:type="paragraph" w:styleId="946" w:customStyle="1">
     <w:name w:val="annotation subject"/>
-    <w:basedOn w:val="901"/>
-    <w:next w:val="901"/>
+    <w:basedOn w:val="945"/>
+    <w:next w:val="945"/>
     <w:qFormat/>
     <w:pPr>
       <w:pBdr/>
@@ -15484,7 +16919,7 @@
       <w:bCs/>
     </w:rPr>
   </w:style>
-  <w:style w:type="paragraph" w:styleId="903">
+  <w:style w:type="paragraph" w:styleId="947">
     <w:name w:val="Revision"/>
     <w:qFormat/>
     <w:pPr>
@@ -15498,7 +16933,7 @@
       <w:szCs w:val="22"/>
     </w:rPr>
   </w:style>
-  <w:style w:type="paragraph" w:styleId="904" w:customStyle="1">
+  <w:style w:type="paragraph" w:styleId="948" w:customStyle="1">
     <w:name w:val="Default"/>
     <w:qFormat/>
     <w:pPr>
@@ -15514,7 +16949,7 @@
       <w:szCs w:val="24"/>
     </w:rPr>
   </w:style>
-  <w:style w:type="character" w:styleId="905" w:default="1">
+  <w:style w:type="character" w:styleId="949" w:default="1">
     <w:name w:val="Default Paragraph Font"/>
     <w:pPr>
       <w:pBdr/>
@@ -15522,9 +16957,9 @@
       <w:ind/>
     </w:pPr>
   </w:style>
-  <w:style w:type="character" w:styleId="906" w:customStyle="1">
+  <w:style w:type="character" w:styleId="950" w:customStyle="1">
     <w:name w:val="Heading 1 Char"/>
-    <w:basedOn w:val="905"/>
+    <w:basedOn w:val="949"/>
     <w:pPr>
       <w:pBdr/>
       <w:spacing/>
@@ -15537,9 +16972,9 @@
       <w:szCs w:val="40"/>
     </w:rPr>
   </w:style>
-  <w:style w:type="character" w:styleId="907" w:customStyle="1">
+  <w:style w:type="character" w:styleId="951" w:customStyle="1">
     <w:name w:val="Heading 2 Char"/>
-    <w:basedOn w:val="905"/>
+    <w:basedOn w:val="949"/>
     <w:pPr>
       <w:pBdr/>
       <w:spacing/>
@@ -15552,9 +16987,9 @@
       <w:szCs w:val="32"/>
     </w:rPr>
   </w:style>
-  <w:style w:type="character" w:styleId="908" w:customStyle="1">
+  <w:style w:type="character" w:styleId="952" w:customStyle="1">
     <w:name w:val="Heading 3 Char"/>
-    <w:basedOn w:val="905"/>
+    <w:basedOn w:val="949"/>
     <w:pPr>
       <w:pBdr/>
       <w:spacing/>
@@ -15567,9 +17002,9 @@
       <w:szCs w:val="28"/>
     </w:rPr>
   </w:style>
-  <w:style w:type="character" w:styleId="909" w:customStyle="1">
+  <w:style w:type="character" w:styleId="953" w:customStyle="1">
     <w:name w:val="Heading 4 Char"/>
-    <w:basedOn w:val="905"/>
+    <w:basedOn w:val="949"/>
     <w:pPr>
       <w:pBdr/>
       <w:spacing/>
@@ -15582,9 +17017,9 @@
       <w:color w:val="0f4761"/>
     </w:rPr>
   </w:style>
-  <w:style w:type="character" w:styleId="910" w:customStyle="1">
+  <w:style w:type="character" w:styleId="954" w:customStyle="1">
     <w:name w:val="Heading 5 Char"/>
-    <w:basedOn w:val="905"/>
+    <w:basedOn w:val="949"/>
     <w:pPr>
       <w:pBdr/>
       <w:spacing/>
@@ -15595,9 +17030,9 @@
       <w:color w:val="0f4761"/>
     </w:rPr>
   </w:style>
-  <w:style w:type="character" w:styleId="911" w:customStyle="1">
+  <w:style w:type="character" w:styleId="955" w:customStyle="1">
     <w:name w:val="Heading 6 Char"/>
-    <w:basedOn w:val="905"/>
+    <w:basedOn w:val="949"/>
     <w:pPr>
       <w:pBdr/>
       <w:spacing/>
@@ -15610,9 +17045,9 @@
       <w:color w:val="595959"/>
     </w:rPr>
   </w:style>
-  <w:style w:type="character" w:styleId="912" w:customStyle="1">
+  <w:style w:type="character" w:styleId="956" w:customStyle="1">
     <w:name w:val="Heading 7 Char"/>
-    <w:basedOn w:val="905"/>
+    <w:basedOn w:val="949"/>
     <w:pPr>
       <w:pBdr/>
       <w:spacing/>
@@ -15623,9 +17058,9 @@
       <w:color w:val="595959"/>
     </w:rPr>
   </w:style>
-  <w:style w:type="character" w:styleId="913" w:customStyle="1">
+  <w:style w:type="character" w:styleId="957" w:customStyle="1">
     <w:name w:val="Heading 8 Char"/>
-    <w:basedOn w:val="905"/>
+    <w:basedOn w:val="949"/>
     <w:pPr>
       <w:pBdr/>
       <w:spacing/>
@@ -15638,9 +17073,9 @@
       <w:color w:val="272727"/>
     </w:rPr>
   </w:style>
-  <w:style w:type="character" w:styleId="914" w:customStyle="1">
+  <w:style w:type="character" w:styleId="958" w:customStyle="1">
     <w:name w:val="Heading 9 Char"/>
-    <w:basedOn w:val="905"/>
+    <w:basedOn w:val="949"/>
     <w:pPr>
       <w:pBdr/>
       <w:spacing/>
@@ -15653,9 +17088,9 @@
       <w:color w:val="272727"/>
     </w:rPr>
   </w:style>
-  <w:style w:type="character" w:styleId="915" w:customStyle="1">
+  <w:style w:type="character" w:styleId="959" w:customStyle="1">
     <w:name w:val="Title Char"/>
-    <w:basedOn w:val="905"/>
+    <w:basedOn w:val="949"/>
     <w:pPr>
       <w:pBdr/>
       <w:spacing/>
@@ -15668,9 +17103,9 @@
       <w:szCs w:val="56"/>
     </w:rPr>
   </w:style>
-  <w:style w:type="character" w:styleId="916" w:customStyle="1">
+  <w:style w:type="character" w:styleId="960" w:customStyle="1">
     <w:name w:val="Subtitle Char"/>
-    <w:basedOn w:val="905"/>
+    <w:basedOn w:val="949"/>
     <w:pPr>
       <w:pBdr/>
       <w:spacing/>
@@ -15683,9 +17118,9 @@
       <w:szCs w:val="28"/>
     </w:rPr>
   </w:style>
-  <w:style w:type="character" w:styleId="917" w:customStyle="1">
+  <w:style w:type="character" w:styleId="961" w:customStyle="1">
     <w:name w:val="Quote Char"/>
-    <w:basedOn w:val="905"/>
+    <w:basedOn w:val="949"/>
     <w:pPr>
       <w:pBdr/>
       <w:spacing/>
@@ -15697,9 +17132,9 @@
       <w:color w:val="404040"/>
     </w:rPr>
   </w:style>
-  <w:style w:type="character" w:styleId="918">
+  <w:style w:type="character" w:styleId="962">
     <w:name w:val="Intense Emphasis"/>
-    <w:basedOn w:val="905"/>
+    <w:basedOn w:val="949"/>
     <w:pPr>
       <w:pBdr/>
       <w:spacing/>
@@ -15711,9 +17146,9 @@
       <w:color w:val="0f4761"/>
     </w:rPr>
   </w:style>
-  <w:style w:type="character" w:styleId="919" w:customStyle="1">
+  <w:style w:type="character" w:styleId="963" w:customStyle="1">
     <w:name w:val="Intense Quote Char"/>
-    <w:basedOn w:val="905"/>
+    <w:basedOn w:val="949"/>
     <w:pPr>
       <w:pBdr/>
       <w:spacing/>
@@ -15725,9 +17160,9 @@
       <w:color w:val="0f4761"/>
     </w:rPr>
   </w:style>
-  <w:style w:type="character" w:styleId="920">
+  <w:style w:type="character" w:styleId="964">
     <w:name w:val="Intense Reference"/>
-    <w:basedOn w:val="905"/>
+    <w:basedOn w:val="949"/>
     <w:pPr>
       <w:pBdr/>
       <w:spacing/>
@@ -15741,9 +17176,9 @@
       <w:spacing w:val="0"/>
     </w:rPr>
   </w:style>
-  <w:style w:type="character" w:styleId="921">
+  <w:style w:type="character" w:styleId="965">
     <w:name w:val="Subtle Emphasis"/>
-    <w:basedOn w:val="905"/>
+    <w:basedOn w:val="949"/>
     <w:pPr>
       <w:pBdr/>
       <w:spacing/>
@@ -15755,9 +17190,9 @@
       <w:color w:val="404040"/>
     </w:rPr>
   </w:style>
-  <w:style w:type="character" w:styleId="922">
+  <w:style w:type="character" w:styleId="966">
     <w:name w:val="Emphasis"/>
-    <w:basedOn w:val="905"/>
+    <w:basedOn w:val="949"/>
     <w:pPr>
       <w:pBdr/>
       <w:spacing/>
@@ -15768,9 +17203,9 @@
       <w:iCs/>
     </w:rPr>
   </w:style>
-  <w:style w:type="character" w:styleId="923">
+  <w:style w:type="character" w:styleId="967">
     <w:name w:val="Strong"/>
-    <w:basedOn w:val="905"/>
+    <w:basedOn w:val="949"/>
     <w:pPr>
       <w:pBdr/>
       <w:spacing/>
@@ -15781,9 +17216,9 @@
       <w:bCs/>
     </w:rPr>
   </w:style>
-  <w:style w:type="character" w:styleId="924">
+  <w:style w:type="character" w:styleId="968">
     <w:name w:val="Subtle Reference"/>
-    <w:basedOn w:val="905"/>
+    <w:basedOn w:val="949"/>
     <w:pPr>
       <w:pBdr/>
       <w:spacing/>
@@ -15794,9 +17229,9 @@
       <w:color w:val="5a5a5a"/>
     </w:rPr>
   </w:style>
-  <w:style w:type="character" w:styleId="925">
+  <w:style w:type="character" w:styleId="969">
     <w:name w:val="Book Title"/>
-    <w:basedOn w:val="905"/>
+    <w:basedOn w:val="949"/>
     <w:pPr>
       <w:pBdr/>
       <w:spacing/>
@@ -15810,27 +17245,27 @@
       <w:spacing w:val="0"/>
     </w:rPr>
   </w:style>
-  <w:style w:type="character" w:styleId="926" w:customStyle="1">
+  <w:style w:type="character" w:styleId="970" w:customStyle="1">
     <w:name w:val="Header Char"/>
-    <w:basedOn w:val="905"/>
+    <w:basedOn w:val="949"/>
     <w:pPr>
       <w:pBdr/>
       <w:spacing/>
       <w:ind/>
     </w:pPr>
   </w:style>
-  <w:style w:type="character" w:styleId="927" w:customStyle="1">
+  <w:style w:type="character" w:styleId="971" w:customStyle="1">
     <w:name w:val="Footer Char"/>
-    <w:basedOn w:val="905"/>
+    <w:basedOn w:val="949"/>
     <w:pPr>
       <w:pBdr/>
       <w:spacing/>
       <w:ind/>
     </w:pPr>
   </w:style>
-  <w:style w:type="character" w:styleId="928" w:customStyle="1">
+  <w:style w:type="character" w:styleId="972" w:customStyle="1">
     <w:name w:val="Footnote Text Char"/>
-    <w:basedOn w:val="905"/>
+    <w:basedOn w:val="949"/>
     <w:pPr>
       <w:pBdr/>
       <w:spacing/>
@@ -15841,9 +17276,9 @@
       <w:szCs w:val="20"/>
     </w:rPr>
   </w:style>
-  <w:style w:type="character" w:styleId="929" w:customStyle="1">
+  <w:style w:type="character" w:styleId="973" w:customStyle="1">
     <w:name w:val="Endnote Text Char"/>
-    <w:basedOn w:val="905"/>
+    <w:basedOn w:val="949"/>
     <w:pPr>
       <w:pBdr/>
       <w:spacing/>
@@ -15854,9 +17289,9 @@
       <w:szCs w:val="20"/>
     </w:rPr>
   </w:style>
-  <w:style w:type="character" w:styleId="930">
+  <w:style w:type="character" w:styleId="974">
     <w:name w:val="FollowedHyperlink"/>
-    <w:basedOn w:val="905"/>
+    <w:basedOn w:val="949"/>
     <w:pPr>
       <w:pBdr/>
       <w:spacing/>
@@ -15867,7 +17302,7 @@
       <w:u w:val="single"/>
     </w:rPr>
   </w:style>
-  <w:style w:type="character" w:styleId="931" w:customStyle="1">
+  <w:style w:type="character" w:styleId="975" w:customStyle="1">
     <w:name w:val="Titre 1 Car"/>
     <w:pPr>
       <w:pBdr/>
@@ -15883,7 +17318,7 @@
       <w:shd w:val="clear" w:color="auto" w:fill="ffffff"/>
     </w:rPr>
   </w:style>
-  <w:style w:type="character" w:styleId="932" w:customStyle="1">
+  <w:style w:type="character" w:styleId="976" w:customStyle="1">
     <w:name w:val="Titre 2 Car"/>
     <w:pPr>
       <w:pBdr/>
@@ -15900,7 +17335,7 @@
       <w:shd w:val="clear" w:color="auto" w:fill="808080"/>
     </w:rPr>
   </w:style>
-  <w:style w:type="character" w:styleId="933" w:customStyle="1">
+  <w:style w:type="character" w:styleId="977" w:customStyle="1">
     <w:name w:val="Corps de texte 2 Car"/>
     <w:pPr>
       <w:pBdr/>
@@ -15911,7 +17346,7 @@
       <w:rFonts w:ascii="Arial" w:hAnsi="Arial" w:eastAsia="Times New Roman" w:cs="Arial"/>
     </w:rPr>
   </w:style>
-  <w:style w:type="character" w:styleId="934" w:customStyle="1">
+  <w:style w:type="character" w:styleId="978" w:customStyle="1">
     <w:name w:val="Titre 9 Car"/>
     <w:pPr>
       <w:pBdr/>
@@ -15927,7 +17362,7 @@
       <w:szCs w:val="20"/>
     </w:rPr>
   </w:style>
-  <w:style w:type="character" w:styleId="935" w:customStyle="1">
+  <w:style w:type="character" w:styleId="979" w:customStyle="1">
     <w:name w:val="Corps de texte 3 Car"/>
     <w:pPr>
       <w:pBdr/>
@@ -15939,7 +17374,7 @@
       <w:szCs w:val="16"/>
     </w:rPr>
   </w:style>
-  <w:style w:type="character" w:styleId="936" w:customStyle="1">
+  <w:style w:type="character" w:styleId="980" w:customStyle="1">
     <w:name w:val="Titre 7 Car"/>
     <w:pPr>
       <w:pBdr/>
@@ -15953,7 +17388,7 @@
       <w:color w:val="404040"/>
     </w:rPr>
   </w:style>
-  <w:style w:type="character" w:styleId="937" w:customStyle="1">
+  <w:style w:type="character" w:styleId="981" w:customStyle="1">
     <w:name w:val="Titre 8 Car"/>
     <w:pPr>
       <w:pBdr/>
@@ -15967,7 +17402,7 @@
       <w:szCs w:val="20"/>
     </w:rPr>
   </w:style>
-  <w:style w:type="character" w:styleId="938" w:customStyle="1">
+  <w:style w:type="character" w:styleId="982" w:customStyle="1">
     <w:name w:val="Titres conditions générales Car"/>
     <w:pPr>
       <w:pBdr/>
@@ -15981,7 +17416,7 @@
       <w:szCs w:val="22"/>
     </w:rPr>
   </w:style>
-  <w:style w:type="character" w:styleId="939" w:customStyle="1">
+  <w:style w:type="character" w:styleId="983" w:customStyle="1">
     <w:name w:val="Titre 3 Car"/>
     <w:pPr>
       <w:pBdr/>
@@ -15994,7 +17429,7 @@
       <w:bCs/>
     </w:rPr>
   </w:style>
-  <w:style w:type="character" w:styleId="940" w:customStyle="1">
+  <w:style w:type="character" w:styleId="984" w:customStyle="1">
     <w:name w:val="Annexes - Soustitre Car"/>
     <w:pPr>
       <w:pBdr/>
@@ -16008,7 +17443,7 @@
       <w:sz w:val="20"/>
     </w:rPr>
   </w:style>
-  <w:style w:type="character" w:styleId="941" w:customStyle="1">
+  <w:style w:type="character" w:styleId="985" w:customStyle="1">
     <w:name w:val="Titre Car"/>
     <w:pPr>
       <w:pBdr/>
@@ -16023,7 +17458,7 @@
       <w:szCs w:val="52"/>
     </w:rPr>
   </w:style>
-  <w:style w:type="character" w:styleId="942" w:customStyle="1">
+  <w:style w:type="character" w:styleId="986" w:customStyle="1">
     <w:name w:val="Sous-titre Car"/>
     <w:pPr>
       <w:pBdr/>
@@ -16040,7 +17475,7 @@
       <w:szCs w:val="24"/>
     </w:rPr>
   </w:style>
-  <w:style w:type="character" w:styleId="943" w:customStyle="1">
+  <w:style w:type="character" w:styleId="987" w:customStyle="1">
     <w:name w:val="En-tête Car"/>
     <w:pPr>
       <w:pBdr/>
@@ -16051,7 +17486,7 @@
       <w:sz w:val="20"/>
     </w:rPr>
   </w:style>
-  <w:style w:type="character" w:styleId="944" w:customStyle="1">
+  <w:style w:type="character" w:styleId="988" w:customStyle="1">
     <w:name w:val="Pied de page Car"/>
     <w:pPr>
       <w:pBdr/>
@@ -16062,7 +17497,7 @@
       <w:sz w:val="20"/>
     </w:rPr>
   </w:style>
-  <w:style w:type="character" w:styleId="945" w:customStyle="1">
+  <w:style w:type="character" w:styleId="989" w:customStyle="1">
     <w:name w:val="Texte de bulles Car"/>
     <w:pPr>
       <w:pBdr/>
@@ -16075,7 +17510,7 @@
       <w:szCs w:val="16"/>
     </w:rPr>
   </w:style>
-  <w:style w:type="character" w:styleId="946">
+  <w:style w:type="character" w:styleId="990">
     <w:name w:val="Hyperlink"/>
     <w:pPr>
       <w:pBdr/>
@@ -16087,7 +17522,7 @@
       <w:u w:val="single"/>
     </w:rPr>
   </w:style>
-  <w:style w:type="character" w:styleId="947">
+  <w:style w:type="character" w:styleId="991">
     <w:name w:val="Placeholder Text"/>
     <w:pPr>
       <w:pBdr/>
@@ -16098,7 +17533,7 @@
       <w:color w:val="808080"/>
     </w:rPr>
   </w:style>
-  <w:style w:type="character" w:styleId="948" w:customStyle="1">
+  <w:style w:type="character" w:styleId="992" w:customStyle="1">
     <w:name w:val="Conditions générales Car"/>
     <w:pPr>
       <w:pBdr/>
@@ -16109,7 +17544,7 @@
       <w:sz w:val="18"/>
     </w:rPr>
   </w:style>
-  <w:style w:type="character" w:styleId="949" w:customStyle="1">
+  <w:style w:type="character" w:styleId="993" w:customStyle="1">
     <w:name w:val="Note de fin Car"/>
     <w:pPr>
       <w:pBdr/>
@@ -16117,7 +17552,7 @@
       <w:ind/>
     </w:pPr>
   </w:style>
-  <w:style w:type="character" w:styleId="950">
+  <w:style w:type="character" w:styleId="994">
     <w:name w:val="endnote reference"/>
     <w:pPr>
       <w:pBdr/>
@@ -16128,7 +17563,7 @@
       <w:vertAlign w:val="superscript"/>
     </w:rPr>
   </w:style>
-  <w:style w:type="character" w:styleId="951" w:customStyle="1">
+  <w:style w:type="character" w:styleId="995" w:customStyle="1">
     <w:name w:val="Note de bas de page Car"/>
     <w:pPr>
       <w:pBdr/>
@@ -16136,7 +17571,7 @@
       <w:ind/>
     </w:pPr>
   </w:style>
-  <w:style w:type="character" w:styleId="952">
+  <w:style w:type="character" w:styleId="996">
     <w:name w:val="footnote reference"/>
     <w:pPr>
       <w:pBdr/>
@@ -16147,7 +17582,7 @@
       <w:vertAlign w:val="superscript"/>
     </w:rPr>
   </w:style>
-  <w:style w:type="character" w:styleId="953" w:customStyle="1">
+  <w:style w:type="character" w:styleId="997" w:customStyle="1">
     <w:name w:val="annotation reference"/>
     <w:pPr>
       <w:pBdr/>
@@ -16159,7 +17594,7 @@
       <w:szCs w:val="16"/>
     </w:rPr>
   </w:style>
-  <w:style w:type="character" w:styleId="954" w:customStyle="1">
+  <w:style w:type="character" w:styleId="998" w:customStyle="1">
     <w:name w:val="Commentaire Car"/>
     <w:pPr>
       <w:pBdr/>
@@ -16167,7 +17602,7 @@
       <w:ind/>
     </w:pPr>
   </w:style>
-  <w:style w:type="character" w:styleId="955" w:customStyle="1">
+  <w:style w:type="character" w:styleId="999" w:customStyle="1">
     <w:name w:val="Objet du commentaire Car"/>
     <w:pPr>
       <w:pBdr/>
@@ -16179,16 +17614,16 @@
       <w:bCs/>
     </w:rPr>
   </w:style>
-  <w:style w:type="character" w:styleId="956" w:customStyle="1">
+  <w:style w:type="character" w:styleId="1000" w:customStyle="1">
     <w:name w:val="mr-3"/>
-    <w:basedOn w:val="905"/>
+    <w:basedOn w:val="949"/>
     <w:pPr>
       <w:pBdr/>
       <w:spacing/>
       <w:ind/>
     </w:pPr>
   </w:style>
-  <w:style w:type="character" w:styleId="957" w:customStyle="1">
+  <w:style w:type="character" w:styleId="1001" w:customStyle="1">
     <w:name w:val="Unresolved Mention"/>
     <w:pPr>
       <w:pBdr/>
@@ -16200,7 +17635,7 @@
       <w:shd w:val="clear" w:color="auto" w:fill="e1dfdd"/>
     </w:rPr>
   </w:style>
-  <w:style w:type="table" w:styleId="958">
+  <w:style w:type="table" w:styleId="1002">
     <w:name w:val="Tableau normal"/>
     <w:uiPriority w:val="99"/>
     <w:semiHidden/>
@@ -16395,7 +17830,7 @@
       </w:tcPr>
     </w:tblStylePr>
   </w:style>
-  <w:style w:type="table" w:styleId="959" w:default="1">
+  <w:style w:type="table" w:styleId="1003" w:default="1">
     <w:name w:val="Normal Table"/>
     <w:pPr>
       <w:pBdr>
@@ -16676,9 +18111,9 @@
       </w:tcPr>
     </w:tblStylePr>
   </w:style>
-  <w:style w:type="table" w:styleId="960">
+  <w:style w:type="table" w:styleId="1004">
     <w:name w:val="Table Grid Light"/>
-    <w:basedOn w:val="959"/>
+    <w:basedOn w:val="1003"/>
     <w:pPr>
       <w:pBdr/>
       <w:spacing/>
@@ -16867,9 +18302,9 @@
       </w:tcPr>
     </w:tblStylePr>
   </w:style>
-  <w:style w:type="table" w:styleId="961">
+  <w:style w:type="table" w:styleId="1005">
     <w:name w:val="Plain Table 1"/>
-    <w:basedOn w:val="959"/>
+    <w:basedOn w:val="1003"/>
     <w:uiPriority w:val="41"/>
     <w:pPr>
       <w:pBdr/>
@@ -17113,9 +18548,9 @@
       </w:tcPr>
     </w:tblStylePr>
   </w:style>
-  <w:style w:type="table" w:styleId="962">
+  <w:style w:type="table" w:styleId="1006">
     <w:name w:val="Plain Table 2"/>
-    <w:basedOn w:val="959"/>
+    <w:basedOn w:val="1003"/>
     <w:uiPriority w:val="42"/>
     <w:pPr>
       <w:pBdr/>
@@ -17365,9 +18800,9 @@
       </w:tcPr>
     </w:tblStylePr>
   </w:style>
-  <w:style w:type="table" w:styleId="963">
+  <w:style w:type="table" w:styleId="1007">
     <w:name w:val="Plain Table 3"/>
-    <w:basedOn w:val="959"/>
+    <w:basedOn w:val="1003"/>
     <w:uiPriority w:val="43"/>
     <w:pPr>
       <w:pBdr/>
@@ -17630,9 +19065,9 @@
       </w:tcPr>
     </w:tblStylePr>
   </w:style>
-  <w:style w:type="table" w:styleId="964">
+  <w:style w:type="table" w:styleId="1008">
     <w:name w:val="Plain Table 4"/>
-    <w:basedOn w:val="959"/>
+    <w:basedOn w:val="1003"/>
     <w:uiPriority w:val="44"/>
     <w:pPr>
       <w:pBdr/>
@@ -17887,9 +19322,9 @@
       </w:tcPr>
     </w:tblStylePr>
   </w:style>
-  <w:style w:type="table" w:styleId="965">
+  <w:style w:type="table" w:styleId="1009">
     <w:name w:val="Plain Table 5"/>
-    <w:basedOn w:val="959"/>
+    <w:basedOn w:val="1003"/>
     <w:uiPriority w:val="45"/>
     <w:pPr>
       <w:pBdr/>
@@ -18157,9 +19592,9 @@
       </w:tcPr>
     </w:tblStylePr>
   </w:style>
-  <w:style w:type="table" w:styleId="966">
+  <w:style w:type="table" w:styleId="1010">
     <w:name w:val="Grid Table 1 Light"/>
-    <w:basedOn w:val="959"/>
+    <w:basedOn w:val="1003"/>
     <w:uiPriority w:val="46"/>
     <w:pPr>
       <w:pBdr/>
@@ -18414,9 +19849,9 @@
       </w:tcPr>
     </w:tblStylePr>
   </w:style>
-  <w:style w:type="table" w:styleId="967">
+  <w:style w:type="table" w:styleId="1011">
     <w:name w:val="Grid Table 1 Light - Accent 1"/>
-    <w:basedOn w:val="959"/>
+    <w:basedOn w:val="1003"/>
     <w:pPr>
       <w:pBdr/>
       <w:spacing/>
@@ -18670,9 +20105,9 @@
       </w:tcPr>
     </w:tblStylePr>
   </w:style>
-  <w:style w:type="table" w:styleId="968">
+  <w:style w:type="table" w:styleId="1012">
     <w:name w:val="Grid Table 1 Light - Accent 2"/>
-    <w:basedOn w:val="959"/>
+    <w:basedOn w:val="1003"/>
     <w:pPr>
       <w:pBdr/>
       <w:spacing/>
@@ -18926,9 +20361,9 @@
       </w:tcPr>
     </w:tblStylePr>
   </w:style>
-  <w:style w:type="table" w:styleId="969">
+  <w:style w:type="table" w:styleId="1013">
     <w:name w:val="Grid Table 1 Light - Accent 3"/>
-    <w:basedOn w:val="959"/>
+    <w:basedOn w:val="1003"/>
     <w:pPr>
       <w:pBdr/>
       <w:spacing/>
@@ -19182,9 +20617,9 @@
       </w:tcPr>
     </w:tblStylePr>
   </w:style>
-  <w:style w:type="table" w:styleId="970">
+  <w:style w:type="table" w:styleId="1014">
     <w:name w:val="Grid Table 1 Light - Accent 4"/>
-    <w:basedOn w:val="959"/>
+    <w:basedOn w:val="1003"/>
     <w:pPr>
       <w:pBdr/>
       <w:spacing/>
@@ -19438,9 +20873,9 @@
       </w:tcPr>
     </w:tblStylePr>
   </w:style>
-  <w:style w:type="table" w:styleId="971">
+  <w:style w:type="table" w:styleId="1015">
     <w:name w:val="Grid Table 1 Light - Accent 5"/>
-    <w:basedOn w:val="959"/>
+    <w:basedOn w:val="1003"/>
     <w:pPr>
       <w:pBdr/>
       <w:spacing/>
@@ -19694,9 +21129,9 @@
       </w:tcPr>
     </w:tblStylePr>
   </w:style>
-  <w:style w:type="table" w:styleId="972">
+  <w:style w:type="table" w:styleId="1016">
     <w:name w:val="Grid Table 1 Light - Accent 6"/>
-    <w:basedOn w:val="959"/>
+    <w:basedOn w:val="1003"/>
     <w:pPr>
       <w:pBdr/>
       <w:spacing/>
@@ -19950,9 +21385,9 @@
       </w:tcPr>
     </w:tblStylePr>
   </w:style>
-  <w:style w:type="table" w:styleId="973">
+  <w:style w:type="table" w:styleId="1017">
     <w:name w:val="Grid Table 2"/>
-    <w:basedOn w:val="959"/>
+    <w:basedOn w:val="1003"/>
     <w:uiPriority w:val="47"/>
     <w:pPr>
       <w:pBdr/>
@@ -20217,9 +21652,9 @@
       </w:tcPr>
     </w:tblStylePr>
   </w:style>
-  <w:style w:type="table" w:styleId="974">
+  <w:style w:type="table" w:styleId="1018">
     <w:name w:val="Grid Table 2 - Accent 1"/>
-    <w:basedOn w:val="959"/>
+    <w:basedOn w:val="1003"/>
     <w:pPr>
       <w:pBdr/>
       <w:spacing/>
@@ -20483,9 +21918,9 @@
       </w:tcPr>
     </w:tblStylePr>
   </w:style>
-  <w:style w:type="table" w:styleId="975">
+  <w:style w:type="table" w:styleId="1019">
     <w:name w:val="Grid Table 2 - Accent 2"/>
-    <w:basedOn w:val="959"/>
+    <w:basedOn w:val="1003"/>
     <w:pPr>
       <w:pBdr/>
       <w:spacing/>
@@ -20749,9 +22184,9 @@
       </w:tcPr>
     </w:tblStylePr>
   </w:style>
-  <w:style w:type="table" w:styleId="976">
+  <w:style w:type="table" w:styleId="1020">
     <w:name w:val="Grid Table 2 - Accent 3"/>
-    <w:basedOn w:val="959"/>
+    <w:basedOn w:val="1003"/>
     <w:pPr>
       <w:pBdr/>
       <w:spacing/>
@@ -21015,9 +22450,9 @@
       </w:tcPr>
     </w:tblStylePr>
   </w:style>
-  <w:style w:type="table" w:styleId="977">
+  <w:style w:type="table" w:styleId="1021">
     <w:name w:val="Grid Table 2 - Accent 4"/>
-    <w:basedOn w:val="959"/>
+    <w:basedOn w:val="1003"/>
     <w:pPr>
       <w:pBdr/>
       <w:spacing/>
@@ -21281,9 +22716,9 @@
       </w:tcPr>
     </w:tblStylePr>
   </w:style>
-  <w:style w:type="table" w:styleId="978">
+  <w:style w:type="table" w:styleId="1022">
     <w:name w:val="Grid Table 2 - Accent 5"/>
-    <w:basedOn w:val="959"/>
+    <w:basedOn w:val="1003"/>
     <w:pPr>
       <w:pBdr/>
       <w:spacing/>
@@ -21547,9 +22982,9 @@
       </w:tcPr>
     </w:tblStylePr>
   </w:style>
-  <w:style w:type="table" w:styleId="979">
+  <w:style w:type="table" w:styleId="1023">
     <w:name w:val="Grid Table 2 - Accent 6"/>
-    <w:basedOn w:val="959"/>
+    <w:basedOn w:val="1003"/>
     <w:pPr>
       <w:pBdr/>
       <w:spacing/>
@@ -21813,9 +23248,9 @@
       </w:tcPr>
     </w:tblStylePr>
   </w:style>
-  <w:style w:type="table" w:styleId="980">
+  <w:style w:type="table" w:styleId="1024">
     <w:name w:val="Grid Table 3"/>
-    <w:basedOn w:val="959"/>
+    <w:basedOn w:val="1003"/>
     <w:uiPriority w:val="48"/>
     <w:pPr>
       <w:pBdr/>
@@ -22079,9 +23514,9 @@
       </w:tcPr>
     </w:tblStylePr>
   </w:style>
-  <w:style w:type="table" w:styleId="981">
+  <w:style w:type="table" w:styleId="1025">
     <w:name w:val="Grid Table 3 - Accent 1"/>
-    <w:basedOn w:val="959"/>
+    <w:basedOn w:val="1003"/>
     <w:pPr>
       <w:pBdr/>
       <w:spacing/>
@@ -22344,9 +23779,9 @@
       </w:tcPr>
     </w:tblStylePr>
   </w:style>
-  <w:style w:type="table" w:styleId="982">
+  <w:style w:type="table" w:styleId="1026">
     <w:name w:val="Grid Table 3 - Accent 2"/>
-    <w:basedOn w:val="959"/>
+    <w:basedOn w:val="1003"/>
     <w:pPr>
       <w:pBdr/>
       <w:spacing/>
@@ -22609,9 +24044,9 @@
       </w:tcPr>
     </w:tblStylePr>
   </w:style>
-  <w:style w:type="table" w:styleId="983">
+  <w:style w:type="table" w:styleId="1027">
     <w:name w:val="Grid Table 3 - Accent 3"/>
-    <w:basedOn w:val="959"/>
+    <w:basedOn w:val="1003"/>
     <w:pPr>
       <w:pBdr/>
       <w:spacing/>
@@ -22874,9 +24309,9 @@
       </w:tcPr>
     </w:tblStylePr>
   </w:style>
-  <w:style w:type="table" w:styleId="984">
+  <w:style w:type="table" w:styleId="1028">
     <w:name w:val="Grid Table 3 - Accent 4"/>
-    <w:basedOn w:val="959"/>
+    <w:basedOn w:val="1003"/>
     <w:pPr>
       <w:pBdr/>
       <w:spacing/>
@@ -23139,9 +24574,9 @@
       </w:tcPr>
     </w:tblStylePr>
   </w:style>
-  <w:style w:type="table" w:styleId="985">
+  <w:style w:type="table" w:styleId="1029">
     <w:name w:val="Grid Table 3 - Accent 5"/>
-    <w:basedOn w:val="959"/>
+    <w:basedOn w:val="1003"/>
     <w:pPr>
       <w:pBdr/>
       <w:spacing/>
@@ -23404,9 +24839,9 @@
       </w:tcPr>
     </w:tblStylePr>
   </w:style>
-  <w:style w:type="table" w:styleId="986">
+  <w:style w:type="table" w:styleId="1030">
     <w:name w:val="Grid Table 3 - Accent 6"/>
-    <w:basedOn w:val="959"/>
+    <w:basedOn w:val="1003"/>
     <w:pPr>
       <w:pBdr/>
       <w:spacing/>
@@ -23669,9 +25104,9 @@
       </w:tcPr>
     </w:tblStylePr>
   </w:style>
-  <w:style w:type="table" w:styleId="987">
+  <w:style w:type="table" w:styleId="1031">
     <w:name w:val="Grid Table 4"/>
-    <w:basedOn w:val="959"/>
+    <w:basedOn w:val="1003"/>
     <w:uiPriority w:val="49"/>
     <w:pPr>
       <w:pBdr/>
@@ -23943,9 +25378,9 @@
       </w:tcPr>
     </w:tblStylePr>
   </w:style>
-  <w:style w:type="table" w:styleId="988">
+  <w:style w:type="table" w:styleId="1032">
     <w:name w:val="Grid Table 4 - Accent 1"/>
-    <w:basedOn w:val="959"/>
+    <w:basedOn w:val="1003"/>
     <w:pPr>
       <w:pBdr/>
       <w:spacing/>
@@ -24216,9 +25651,9 @@
       </w:tcPr>
     </w:tblStylePr>
   </w:style>
-  <w:style w:type="table" w:styleId="989">
+  <w:style w:type="table" w:styleId="1033">
     <w:name w:val="Grid Table 4 - Accent 2"/>
-    <w:basedOn w:val="959"/>
+    <w:basedOn w:val="1003"/>
     <w:pPr>
       <w:pBdr/>
       <w:spacing/>
@@ -24489,9 +25924,9 @@
       </w:tcPr>
     </w:tblStylePr>
   </w:style>
-  <w:style w:type="table" w:styleId="990">
+  <w:style w:type="table" w:styleId="1034">
     <w:name w:val="Grid Table 4 - Accent 3"/>
-    <w:basedOn w:val="959"/>
+    <w:basedOn w:val="1003"/>
     <w:pPr>
       <w:pBdr/>
       <w:spacing/>
@@ -24762,9 +26197,9 @@
       </w:tcPr>
     </w:tblStylePr>
   </w:style>
-  <w:style w:type="table" w:styleId="991">
+  <w:style w:type="table" w:styleId="1035">
     <w:name w:val="Grid Table 4 - Accent 4"/>
-    <w:basedOn w:val="959"/>
+    <w:basedOn w:val="1003"/>
     <w:pPr>
       <w:pBdr/>
       <w:spacing/>
@@ -25035,9 +26470,9 @@
       </w:tcPr>
     </w:tblStylePr>
   </w:style>
-  <w:style w:type="table" w:styleId="992">
+  <w:style w:type="table" w:styleId="1036">
     <w:name w:val="Grid Table 4 - Accent 5"/>
-    <w:basedOn w:val="959"/>
+    <w:basedOn w:val="1003"/>
     <w:pPr>
       <w:pBdr/>
       <w:spacing/>
@@ -25308,9 +26743,9 @@
       </w:tcPr>
     </w:tblStylePr>
   </w:style>
-  <w:style w:type="table" w:styleId="993">
+  <w:style w:type="table" w:styleId="1037">
     <w:name w:val="Grid Table 4 - Accent 6"/>
-    <w:basedOn w:val="959"/>
+    <w:basedOn w:val="1003"/>
     <w:pPr>
       <w:pBdr/>
       <w:spacing/>
@@ -25581,9 +27016,9 @@
       </w:tcPr>
     </w:tblStylePr>
   </w:style>
-  <w:style w:type="table" w:styleId="994">
+  <w:style w:type="table" w:styleId="1038">
     <w:name w:val="Grid Table 5 Dark"/>
-    <w:basedOn w:val="959"/>
+    <w:basedOn w:val="1003"/>
     <w:uiPriority w:val="50"/>
     <w:pPr>
       <w:pBdr/>
@@ -25836,9 +27271,9 @@
       </w:tcPr>
     </w:tblStylePr>
   </w:style>
-  <w:style w:type="table" w:styleId="995">
+  <w:style w:type="table" w:styleId="1039">
     <w:name w:val="Grid Table 5 Dark- Accent 1"/>
-    <w:basedOn w:val="959"/>
+    <w:basedOn w:val="1003"/>
     <w:pPr>
       <w:pBdr/>
       <w:spacing/>
@@ -26090,9 +27525,9 @@
       </w:tcPr>
     </w:tblStylePr>
   </w:style>
-  <w:style w:type="table" w:styleId="996">
+  <w:style w:type="table" w:styleId="1040">
     <w:name w:val="Grid Table 5 Dark - Accent 2"/>
-    <w:basedOn w:val="959"/>
+    <w:basedOn w:val="1003"/>
     <w:pPr>
       <w:pBdr/>
       <w:spacing/>
@@ -26344,9 +27779,9 @@
       </w:tcPr>
     </w:tblStylePr>
   </w:style>
-  <w:style w:type="table" w:styleId="997">
+  <w:style w:type="table" w:styleId="1041">
     <w:name w:val="Grid Table 5 Dark - Accent 3"/>
-    <w:basedOn w:val="959"/>
+    <w:basedOn w:val="1003"/>
     <w:pPr>
       <w:pBdr/>
       <w:spacing/>
@@ -26598,9 +28033,9 @@
       </w:tcPr>
     </w:tblStylePr>
   </w:style>
-  <w:style w:type="table" w:styleId="998">
+  <w:style w:type="table" w:styleId="1042">
     <w:name w:val="Grid Table 5 Dark- Accent 4"/>
-    <w:basedOn w:val="959"/>
+    <w:basedOn w:val="1003"/>
     <w:pPr>
       <w:pBdr/>
       <w:spacing/>
@@ -26852,9 +28287,9 @@
       </w:tcPr>
     </w:tblStylePr>
   </w:style>
-  <w:style w:type="table" w:styleId="999">
+  <w:style w:type="table" w:styleId="1043">
     <w:name w:val="Grid Table 5 Dark - Accent 5"/>
-    <w:basedOn w:val="959"/>
+    <w:basedOn w:val="1003"/>
     <w:pPr>
       <w:pBdr/>
       <w:spacing/>
@@ -27106,9 +28541,9 @@
       </w:tcPr>
     </w:tblStylePr>
   </w:style>
-  <w:style w:type="table" w:styleId="1000">
+  <w:style w:type="table" w:styleId="1044">
     <w:name w:val="Grid Table 5 Dark - Accent 6"/>
-    <w:basedOn w:val="959"/>
+    <w:basedOn w:val="1003"/>
     <w:pPr>
       <w:pBdr/>
       <w:spacing/>
@@ -27360,9 +28795,9 @@
       </w:tcPr>
     </w:tblStylePr>
   </w:style>
-  <w:style w:type="table" w:styleId="1001">
+  <w:style w:type="table" w:styleId="1045">
     <w:name w:val="Grid Table 6 Colorful"/>
-    <w:basedOn w:val="959"/>
+    <w:basedOn w:val="1003"/>
     <w:uiPriority w:val="51"/>
     <w:pPr>
       <w:pBdr>
@@ -27638,9 +29073,9 @@
       </w:tcPr>
     </w:tblStylePr>
   </w:style>
-  <w:style w:type="table" w:styleId="1002">
+  <w:style w:type="table" w:styleId="1046">
     <w:name w:val="Grid Table 6 Colorful - Accent 1"/>
-    <w:basedOn w:val="959"/>
+    <w:basedOn w:val="1003"/>
     <w:pPr>
       <w:pBdr>
         <w:top w:val="none" w:color="000000" w:sz="0" w:space="3"/>
@@ -27915,9 +29350,9 @@
       </w:tcPr>
     </w:tblStylePr>
   </w:style>
-  <w:style w:type="table" w:styleId="1003">
+  <w:style w:type="table" w:styleId="1047">
     <w:name w:val="Grid Table 6 Colorful - Accent 2"/>
-    <w:basedOn w:val="959"/>
+    <w:basedOn w:val="1003"/>
     <w:pPr>
       <w:pBdr>
         <w:top w:val="none" w:color="000000" w:sz="0" w:space="3"/>
@@ -28192,9 +29627,9 @@
       </w:tcPr>
     </w:tblStylePr>
   </w:style>
-  <w:style w:type="table" w:styleId="1004">
+  <w:style w:type="table" w:styleId="1048">
     <w:name w:val="Grid Table 6 Colorful - Accent 3"/>
-    <w:basedOn w:val="959"/>
+    <w:basedOn w:val="1003"/>
     <w:pPr>
       <w:pBdr>
         <w:top w:val="none" w:color="000000" w:sz="0" w:space="3"/>
@@ -28469,9 +29904,9 @@
       </w:tcPr>
     </w:tblStylePr>
   </w:style>
-  <w:style w:type="table" w:styleId="1005">
+  <w:style w:type="table" w:styleId="1049">
     <w:name w:val="Grid Table 6 Colorful - Accent 4"/>
-    <w:basedOn w:val="959"/>
+    <w:basedOn w:val="1003"/>
     <w:pPr>
       <w:pBdr>
         <w:top w:val="none" w:color="000000" w:sz="0" w:space="3"/>
@@ -28746,9 +30181,9 @@
       </w:tcPr>
     </w:tblStylePr>
   </w:style>
-  <w:style w:type="table" w:styleId="1006">
+  <w:style w:type="table" w:styleId="1050">
     <w:name w:val="Grid Table 6 Colorful - Accent 5"/>
-    <w:basedOn w:val="959"/>
+    <w:basedOn w:val="1003"/>
     <w:pPr>
       <w:pBdr>
         <w:top w:val="none" w:color="000000" w:sz="0" w:space="3"/>
@@ -29023,9 +30458,9 @@
       </w:tcPr>
     </w:tblStylePr>
   </w:style>
-  <w:style w:type="table" w:styleId="1007">
+  <w:style w:type="table" w:styleId="1051">
     <w:name w:val="Grid Table 6 Colorful - Accent 6"/>
-    <w:basedOn w:val="959"/>
+    <w:basedOn w:val="1003"/>
     <w:pPr>
       <w:pBdr>
         <w:top w:val="none" w:color="000000" w:sz="0" w:space="3"/>
@@ -29300,9 +30735,9 @@
       </w:tcPr>
     </w:tblStylePr>
   </w:style>
-  <w:style w:type="table" w:styleId="1008">
+  <w:style w:type="table" w:styleId="1052">
     <w:name w:val="Grid Table 7 Colorful"/>
-    <w:basedOn w:val="959"/>
+    <w:basedOn w:val="1003"/>
     <w:uiPriority w:val="52"/>
     <w:pPr>
       <w:pBdr/>
@@ -29583,9 +31018,9 @@
       </w:tcPr>
     </w:tblStylePr>
   </w:style>
-  <w:style w:type="table" w:styleId="1009">
+  <w:style w:type="table" w:styleId="1053">
     <w:name w:val="Grid Table 7 Colorful - Accent 1"/>
-    <w:basedOn w:val="959"/>
+    <w:basedOn w:val="1003"/>
     <w:pPr>
       <w:pBdr/>
       <w:spacing/>
@@ -29865,9 +31300,9 @@
       </w:tcPr>
     </w:tblStylePr>
   </w:style>
-  <w:style w:type="table" w:styleId="1010">
+  <w:style w:type="table" w:styleId="1054">
     <w:name w:val="Grid Table 7 Colorful - Accent 2"/>
-    <w:basedOn w:val="959"/>
+    <w:basedOn w:val="1003"/>
     <w:pPr>
       <w:pBdr/>
       <w:spacing/>
@@ -30147,9 +31582,9 @@
       </w:tcPr>
     </w:tblStylePr>
   </w:style>
-  <w:style w:type="table" w:styleId="1011">
+  <w:style w:type="table" w:styleId="1055">
     <w:name w:val="Grid Table 7 Colorful - Accent 3"/>
-    <w:basedOn w:val="959"/>
+    <w:basedOn w:val="1003"/>
     <w:pPr>
       <w:pBdr/>
       <w:spacing/>
@@ -30429,9 +31864,9 @@
       </w:tcPr>
     </w:tblStylePr>
   </w:style>
-  <w:style w:type="table" w:styleId="1012">
+  <w:style w:type="table" w:styleId="1056">
     <w:name w:val="Grid Table 7 Colorful - Accent 4"/>
-    <w:basedOn w:val="959"/>
+    <w:basedOn w:val="1003"/>
     <w:pPr>
       <w:pBdr/>
       <w:spacing/>
@@ -30711,9 +32146,9 @@
       </w:tcPr>
     </w:tblStylePr>
   </w:style>
-  <w:style w:type="table" w:styleId="1013">
+  <w:style w:type="table" w:styleId="1057">
     <w:name w:val="Grid Table 7 Colorful - Accent 5"/>
-    <w:basedOn w:val="959"/>
+    <w:basedOn w:val="1003"/>
     <w:pPr>
       <w:pBdr/>
       <w:spacing/>
@@ -30993,9 +32428,9 @@
       </w:tcPr>
     </w:tblStylePr>
   </w:style>
-  <w:style w:type="table" w:styleId="1014">
+  <w:style w:type="table" w:styleId="1058">
     <w:name w:val="Grid Table 7 Colorful - Accent 6"/>
-    <w:basedOn w:val="959"/>
+    <w:basedOn w:val="1003"/>
     <w:pPr>
       <w:pBdr/>
       <w:spacing/>
@@ -31275,9 +32710,9 @@
       </w:tcPr>
     </w:tblStylePr>
   </w:style>
-  <w:style w:type="table" w:styleId="1015">
+  <w:style w:type="table" w:styleId="1059">
     <w:name w:val="List Table 1 Light"/>
-    <w:basedOn w:val="959"/>
+    <w:basedOn w:val="1003"/>
     <w:uiPriority w:val="46"/>
     <w:pPr>
       <w:pBdr/>
@@ -31512,9 +32947,9 @@
       </w:tcPr>
     </w:tblStylePr>
   </w:style>
-  <w:style w:type="table" w:styleId="1016">
+  <w:style w:type="table" w:styleId="1060">
     <w:name w:val="List Table 1 Light - Accent 1"/>
-    <w:basedOn w:val="959"/>
+    <w:basedOn w:val="1003"/>
     <w:pPr>
       <w:pBdr/>
       <w:spacing/>
@@ -31748,9 +33183,9 @@
       </w:tcPr>
     </w:tblStylePr>
   </w:style>
-  <w:style w:type="table" w:styleId="1017">
+  <w:style w:type="table" w:styleId="1061">
     <w:name w:val="List Table 1 Light - Accent 2"/>
-    <w:basedOn w:val="959"/>
+    <w:basedOn w:val="1003"/>
     <w:pPr>
       <w:pBdr/>
       <w:spacing/>
@@ -31984,9 +33419,9 @@
       </w:tcPr>
     </w:tblStylePr>
   </w:style>
-  <w:style w:type="table" w:styleId="1018">
+  <w:style w:type="table" w:styleId="1062">
     <w:name w:val="List Table 1 Light - Accent 3"/>
-    <w:basedOn w:val="959"/>
+    <w:basedOn w:val="1003"/>
     <w:pPr>
       <w:pBdr/>
       <w:spacing/>
@@ -32220,9 +33655,9 @@
       </w:tcPr>
     </w:tblStylePr>
   </w:style>
-  <w:style w:type="table" w:styleId="1019">
+  <w:style w:type="table" w:styleId="1063">
     <w:name w:val="List Table 1 Light - Accent 4"/>
-    <w:basedOn w:val="959"/>
+    <w:basedOn w:val="1003"/>
     <w:pPr>
       <w:pBdr/>
       <w:spacing/>
@@ -32456,9 +33891,9 @@
       </w:tcPr>
     </w:tblStylePr>
   </w:style>
-  <w:style w:type="table" w:styleId="1020">
+  <w:style w:type="table" w:styleId="1064">
     <w:name w:val="List Table 1 Light - Accent 5"/>
-    <w:basedOn w:val="959"/>
+    <w:basedOn w:val="1003"/>
     <w:pPr>
       <w:pBdr/>
       <w:spacing/>
@@ -32692,9 +34127,9 @@
       </w:tcPr>
     </w:tblStylePr>
   </w:style>
-  <w:style w:type="table" w:styleId="1021">
+  <w:style w:type="table" w:styleId="1065">
     <w:name w:val="List Table 1 Light - Accent 6"/>
-    <w:basedOn w:val="959"/>
+    <w:basedOn w:val="1003"/>
     <w:pPr>
       <w:pBdr/>
       <w:spacing/>
@@ -32928,9 +34363,9 @@
       </w:tcPr>
     </w:tblStylePr>
   </w:style>
-  <w:style w:type="table" w:styleId="1022">
+  <w:style w:type="table" w:styleId="1066">
     <w:name w:val="List Table 2"/>
-    <w:basedOn w:val="959"/>
+    <w:basedOn w:val="1003"/>
     <w:uiPriority w:val="47"/>
     <w:pPr>
       <w:pBdr/>
@@ -33203,9 +34638,9 @@
       </w:tcPr>
     </w:tblStylePr>
   </w:style>
-  <w:style w:type="table" w:styleId="1023">
+  <w:style w:type="table" w:styleId="1067">
     <w:name w:val="List Table 2 - Accent 1"/>
-    <w:basedOn w:val="959"/>
+    <w:basedOn w:val="1003"/>
     <w:pPr>
       <w:pBdr/>
       <w:spacing/>
@@ -33477,9 +34912,9 @@
       </w:tcPr>
     </w:tblStylePr>
   </w:style>
-  <w:style w:type="table" w:styleId="1024">
+  <w:style w:type="table" w:styleId="1068">
     <w:name w:val="List Table 2 - Accent 2"/>
-    <w:basedOn w:val="959"/>
+    <w:basedOn w:val="1003"/>
     <w:pPr>
       <w:pBdr/>
       <w:spacing/>
@@ -33751,9 +35186,9 @@
       </w:tcPr>
     </w:tblStylePr>
   </w:style>
-  <w:style w:type="table" w:styleId="1025">
+  <w:style w:type="table" w:styleId="1069">
     <w:name w:val="List Table 2 - Accent 3"/>
-    <w:basedOn w:val="959"/>
+    <w:basedOn w:val="1003"/>
     <w:pPr>
       <w:pBdr/>
       <w:spacing/>
@@ -34025,9 +35460,9 @@
       </w:tcPr>
     </w:tblStylePr>
   </w:style>
-  <w:style w:type="table" w:styleId="1026">
+  <w:style w:type="table" w:styleId="1070">
     <w:name w:val="List Table 2 - Accent 4"/>
-    <w:basedOn w:val="959"/>
+    <w:basedOn w:val="1003"/>
     <w:pPr>
       <w:pBdr/>
       <w:spacing/>
@@ -34299,9 +35734,9 @@
       </w:tcPr>
     </w:tblStylePr>
   </w:style>
-  <w:style w:type="table" w:styleId="1027">
+  <w:style w:type="table" w:styleId="1071">
     <w:name w:val="List Table 2 - Accent 5"/>
-    <w:basedOn w:val="959"/>
+    <w:basedOn w:val="1003"/>
     <w:pPr>
       <w:pBdr/>
       <w:spacing/>
@@ -34573,9 +36008,9 @@
       </w:tcPr>
     </w:tblStylePr>
   </w:style>
-  <w:style w:type="table" w:styleId="1028">
+  <w:style w:type="table" w:styleId="1072">
     <w:name w:val="List Table 2 - Accent 6"/>
-    <w:basedOn w:val="959"/>
+    <w:basedOn w:val="1003"/>
     <w:pPr>
       <w:pBdr/>
       <w:spacing/>
@@ -34847,9 +36282,9 @@
       </w:tcPr>
     </w:tblStylePr>
   </w:style>
-  <w:style w:type="table" w:styleId="1029">
+  <w:style w:type="table" w:styleId="1073">
     <w:name w:val="List Table 3"/>
-    <w:basedOn w:val="959"/>
+    <w:basedOn w:val="1003"/>
     <w:uiPriority w:val="48"/>
     <w:pPr>
       <w:pBdr/>
@@ -35116,9 +36551,9 @@
       </w:tcPr>
     </w:tblStylePr>
   </w:style>
-  <w:style w:type="table" w:styleId="1030">
+  <w:style w:type="table" w:styleId="1074">
     <w:name w:val="List Table 3 - Accent 1"/>
-    <w:basedOn w:val="959"/>
+    <w:basedOn w:val="1003"/>
     <w:pPr>
       <w:pBdr/>
       <w:spacing/>
@@ -35384,9 +36819,9 @@
       </w:tcPr>
     </w:tblStylePr>
   </w:style>
-  <w:style w:type="table" w:styleId="1031">
+  <w:style w:type="table" w:styleId="1075">
     <w:name w:val="List Table 3 - Accent 2"/>
-    <w:basedOn w:val="959"/>
+    <w:basedOn w:val="1003"/>
     <w:pPr>
       <w:pBdr/>
       <w:spacing/>
@@ -35652,9 +37087,9 @@
       </w:tcPr>
     </w:tblStylePr>
   </w:style>
-  <w:style w:type="table" w:styleId="1032">
+  <w:style w:type="table" w:styleId="1076">
     <w:name w:val="List Table 3 - Accent 3"/>
-    <w:basedOn w:val="959"/>
+    <w:basedOn w:val="1003"/>
     <w:pPr>
       <w:pBdr/>
       <w:spacing/>
@@ -35920,9 +37355,9 @@
       </w:tcPr>
     </w:tblStylePr>
   </w:style>
-  <w:style w:type="table" w:styleId="1033">
+  <w:style w:type="table" w:styleId="1077">
     <w:name w:val="List Table 3 - Accent 4"/>
-    <w:basedOn w:val="959"/>
+    <w:basedOn w:val="1003"/>
     <w:pPr>
       <w:pBdr/>
       <w:spacing/>
@@ -36188,9 +37623,9 @@
       </w:tcPr>
     </w:tblStylePr>
   </w:style>
-  <w:style w:type="table" w:styleId="1034">
+  <w:style w:type="table" w:styleId="1078">
     <w:name w:val="List Table 3 - Accent 5"/>
-    <w:basedOn w:val="959"/>
+    <w:basedOn w:val="1003"/>
     <w:pPr>
       <w:pBdr/>
       <w:spacing/>
@@ -36456,9 +37891,9 @@
       </w:tcPr>
     </w:tblStylePr>
   </w:style>
-  <w:style w:type="table" w:styleId="1035">
+  <w:style w:type="table" w:styleId="1079">
     <w:name w:val="List Table 3 - Accent 6"/>
-    <w:basedOn w:val="959"/>
+    <w:basedOn w:val="1003"/>
     <w:pPr>
       <w:pBdr/>
       <w:spacing/>
@@ -36724,9 +38159,9 @@
       </w:tcPr>
     </w:tblStylePr>
   </w:style>
-  <w:style w:type="table" w:styleId="1036">
+  <w:style w:type="table" w:styleId="1080">
     <w:name w:val="List Table 4"/>
-    <w:basedOn w:val="959"/>
+    <w:basedOn w:val="1003"/>
     <w:uiPriority w:val="49"/>
     <w:pPr>
       <w:pBdr/>
@@ -36990,9 +38425,9 @@
       </w:tcPr>
     </w:tblStylePr>
   </w:style>
-  <w:style w:type="table" w:styleId="1037">
+  <w:style w:type="table" w:styleId="1081">
     <w:name w:val="List Table 4 - Accent 1"/>
-    <w:basedOn w:val="959"/>
+    <w:basedOn w:val="1003"/>
     <w:pPr>
       <w:pBdr/>
       <w:spacing/>
@@ -37255,9 +38690,9 @@
       </w:tcPr>
     </w:tblStylePr>
   </w:style>
-  <w:style w:type="table" w:styleId="1038">
+  <w:style w:type="table" w:styleId="1082">
     <w:name w:val="List Table 4 - Accent 2"/>
-    <w:basedOn w:val="959"/>
+    <w:basedOn w:val="1003"/>
     <w:pPr>
       <w:pBdr/>
       <w:spacing/>
@@ -37520,9 +38955,9 @@
       </w:tcPr>
     </w:tblStylePr>
   </w:style>
-  <w:style w:type="table" w:styleId="1039">
+  <w:style w:type="table" w:styleId="1083">
     <w:name w:val="List Table 4 - Accent 3"/>
-    <w:basedOn w:val="959"/>
+    <w:basedOn w:val="1003"/>
     <w:pPr>
       <w:pBdr/>
       <w:spacing/>
@@ -37785,9 +39220,9 @@
       </w:tcPr>
     </w:tblStylePr>
   </w:style>
-  <w:style w:type="table" w:styleId="1040">
+  <w:style w:type="table" w:styleId="1084">
     <w:name w:val="List Table 4 - Accent 4"/>
-    <w:basedOn w:val="959"/>
+    <w:basedOn w:val="1003"/>
     <w:pPr>
       <w:pBdr/>
       <w:spacing/>
@@ -38050,9 +39485,9 @@
       </w:tcPr>
     </w:tblStylePr>
   </w:style>
-  <w:style w:type="table" w:styleId="1041">
+  <w:style w:type="table" w:styleId="1085">
     <w:name w:val="List Table 4 - Accent 5"/>
-    <w:basedOn w:val="959"/>
+    <w:basedOn w:val="1003"/>
     <w:pPr>
       <w:pBdr/>
       <w:spacing/>
@@ -38315,9 +39750,9 @@
       </w:tcPr>
     </w:tblStylePr>
   </w:style>
-  <w:style w:type="table" w:styleId="1042">
+  <w:style w:type="table" w:styleId="1086">
     <w:name w:val="List Table 4 - Accent 6"/>
-    <w:basedOn w:val="959"/>
+    <w:basedOn w:val="1003"/>
     <w:pPr>
       <w:pBdr/>
       <w:spacing/>
@@ -38580,9 +40015,9 @@
       </w:tcPr>
     </w:tblStylePr>
   </w:style>
-  <w:style w:type="table" w:styleId="1043">
+  <w:style w:type="table" w:styleId="1087">
     <w:name w:val="List Table 5 Dark"/>
-    <w:basedOn w:val="959"/>
+    <w:basedOn w:val="1003"/>
     <w:uiPriority w:val="50"/>
     <w:pPr>
       <w:pBdr>
@@ -38849,9 +40284,9 @@
       </w:tcPr>
     </w:tblStylePr>
   </w:style>
-  <w:style w:type="table" w:styleId="1044">
+  <w:style w:type="table" w:styleId="1088">
     <w:name w:val="List Table 5 Dark - Accent 1"/>
-    <w:basedOn w:val="959"/>
+    <w:basedOn w:val="1003"/>
     <w:pPr>
       <w:pBdr>
         <w:top w:val="none" w:color="000000" w:sz="0" w:space="3"/>
@@ -39117,9 +40552,9 @@
       </w:tcPr>
     </w:tblStylePr>
   </w:style>
-  <w:style w:type="table" w:styleId="1045">
+  <w:style w:type="table" w:styleId="1089">
     <w:name w:val="List Table 5 Dark - Accent 2"/>
-    <w:basedOn w:val="959"/>
+    <w:basedOn w:val="1003"/>
     <w:pPr>
       <w:pBdr>
         <w:top w:val="none" w:color="000000" w:sz="0" w:space="3"/>
@@ -39385,9 +40820,9 @@
       </w:tcPr>
     </w:tblStylePr>
   </w:style>
-  <w:style w:type="table" w:styleId="1046">
+  <w:style w:type="table" w:styleId="1090">
     <w:name w:val="List Table 5 Dark - Accent 3"/>
-    <w:basedOn w:val="959"/>
+    <w:basedOn w:val="1003"/>
     <w:pPr>
       <w:pBdr>
         <w:top w:val="none" w:color="000000" w:sz="0" w:space="3"/>
@@ -39653,9 +41088,9 @@
       </w:tcPr>
     </w:tblStylePr>
   </w:style>
-  <w:style w:type="table" w:styleId="1047">
+  <w:style w:type="table" w:styleId="1091">
     <w:name w:val="List Table 5 Dark - Accent 4"/>
-    <w:basedOn w:val="959"/>
+    <w:basedOn w:val="1003"/>
     <w:pPr>
       <w:pBdr>
         <w:top w:val="none" w:color="000000" w:sz="0" w:space="3"/>
@@ -39921,9 +41356,9 @@
       </w:tcPr>
     </w:tblStylePr>
   </w:style>
-  <w:style w:type="table" w:styleId="1048">
+  <w:style w:type="table" w:styleId="1092">
     <w:name w:val="List Table 5 Dark - Accent 5"/>
-    <w:basedOn w:val="959"/>
+    <w:basedOn w:val="1003"/>
     <w:pPr>
       <w:pBdr>
         <w:top w:val="none" w:color="000000" w:sz="0" w:space="3"/>
@@ -40189,9 +41624,9 @@
       </w:tcPr>
     </w:tblStylePr>
   </w:style>
-  <w:style w:type="table" w:styleId="1049">
+  <w:style w:type="table" w:styleId="1093">
     <w:name w:val="List Table 5 Dark - Accent 6"/>
-    <w:basedOn w:val="959"/>
+    <w:basedOn w:val="1003"/>
     <w:pPr>
       <w:pBdr>
         <w:top w:val="none" w:color="000000" w:sz="0" w:space="3"/>
@@ -40457,9 +41892,9 @@
       </w:tcPr>
     </w:tblStylePr>
   </w:style>
-  <w:style w:type="table" w:styleId="1050">
+  <w:style w:type="table" w:styleId="1094">
     <w:name w:val="List Table 6 Colorful"/>
-    <w:basedOn w:val="959"/>
+    <w:basedOn w:val="1003"/>
     <w:uiPriority w:val="51"/>
     <w:pPr>
       <w:pBdr/>
@@ -40721,9 +42156,9 @@
       </w:tcPr>
     </w:tblStylePr>
   </w:style>
-  <w:style w:type="table" w:styleId="1051">
+  <w:style w:type="table" w:styleId="1095">
     <w:name w:val="List Table 6 Colorful - Accent 1"/>
-    <w:basedOn w:val="959"/>
+    <w:basedOn w:val="1003"/>
     <w:pPr>
       <w:pBdr/>
       <w:spacing/>
@@ -40984,9 +42419,9 @@
       </w:tcPr>
     </w:tblStylePr>
   </w:style>
-  <w:style w:type="table" w:styleId="1052">
+  <w:style w:type="table" w:styleId="1096">
     <w:name w:val="List Table 6 Colorful - Accent 2"/>
-    <w:basedOn w:val="959"/>
+    <w:basedOn w:val="1003"/>
     <w:pPr>
       <w:pBdr/>
       <w:spacing/>
@@ -41247,9 +42682,9 @@
       </w:tcPr>
     </w:tblStylePr>
   </w:style>
-  <w:style w:type="table" w:styleId="1053">
+  <w:style w:type="table" w:styleId="1097">
     <w:name w:val="List Table 6 Colorful - Accent 3"/>
-    <w:basedOn w:val="959"/>
+    <w:basedOn w:val="1003"/>
     <w:pPr>
       <w:pBdr/>
       <w:spacing/>
@@ -41510,9 +42945,9 @@
       </w:tcPr>
     </w:tblStylePr>
   </w:style>
-  <w:style w:type="table" w:styleId="1054">
+  <w:style w:type="table" w:styleId="1098">
     <w:name w:val="List Table 6 Colorful - Accent 4"/>
-    <w:basedOn w:val="959"/>
+    <w:basedOn w:val="1003"/>
     <w:pPr>
       <w:pBdr/>
       <w:spacing/>
@@ -41773,9 +43208,9 @@
       </w:tcPr>
     </w:tblStylePr>
   </w:style>
-  <w:style w:type="table" w:styleId="1055">
+  <w:style w:type="table" w:styleId="1099">
     <w:name w:val="List Table 6 Colorful - Accent 5"/>
-    <w:basedOn w:val="959"/>
+    <w:basedOn w:val="1003"/>
     <w:pPr>
       <w:pBdr/>
       <w:spacing/>
@@ -42036,9 +43471,9 @@
       </w:tcPr>
     </w:tblStylePr>
   </w:style>
-  <w:style w:type="table" w:styleId="1056">
+  <w:style w:type="table" w:styleId="1100">
     <w:name w:val="List Table 6 Colorful - Accent 6"/>
-    <w:basedOn w:val="959"/>
+    <w:basedOn w:val="1003"/>
     <w:pPr>
       <w:pBdr/>
       <w:spacing/>
@@ -42299,9 +43734,9 @@
       </w:tcPr>
     </w:tblStylePr>
   </w:style>
-  <w:style w:type="table" w:styleId="1057">
+  <w:style w:type="table" w:styleId="1101">
     <w:name w:val="List Table 7 Colorful"/>
-    <w:basedOn w:val="959"/>
+    <w:basedOn w:val="1003"/>
     <w:uiPriority w:val="52"/>
     <w:pPr>
       <w:pBdr>
@@ -42591,9 +44026,9 @@
       </w:tcPr>
     </w:tblStylePr>
   </w:style>
-  <w:style w:type="table" w:styleId="1058">
+  <w:style w:type="table" w:styleId="1102">
     <w:name w:val="List Table 7 Colorful - Accent 1"/>
-    <w:basedOn w:val="959"/>
+    <w:basedOn w:val="1003"/>
     <w:pPr>
       <w:pBdr>
         <w:top w:val="none" w:color="000000" w:sz="0" w:space="3"/>
@@ -42882,9 +44317,9 @@
       </w:tcPr>
     </w:tblStylePr>
   </w:style>
-  <w:style w:type="table" w:styleId="1059">
+  <w:style w:type="table" w:styleId="1103">
     <w:name w:val="List Table 7 Colorful - Accent 2"/>
-    <w:basedOn w:val="959"/>
+    <w:basedOn w:val="1003"/>
     <w:pPr>
       <w:pBdr>
         <w:top w:val="none" w:color="000000" w:sz="0" w:space="3"/>
@@ -43173,9 +44608,9 @@
       </w:tcPr>
     </w:tblStylePr>
   </w:style>
-  <w:style w:type="table" w:styleId="1060">
+  <w:style w:type="table" w:styleId="1104">
     <w:name w:val="List Table 7 Colorful - Accent 3"/>
-    <w:basedOn w:val="959"/>
+    <w:basedOn w:val="1003"/>
     <w:pPr>
       <w:pBdr>
         <w:top w:val="none" w:color="000000" w:sz="0" w:space="3"/>
@@ -43464,9 +44899,9 @@
       </w:tcPr>
     </w:tblStylePr>
   </w:style>
-  <w:style w:type="table" w:styleId="1061">
+  <w:style w:type="table" w:styleId="1105">
     <w:name w:val="List Table 7 Colorful - Accent 4"/>
-    <w:basedOn w:val="959"/>
+    <w:basedOn w:val="1003"/>
     <w:pPr>
       <w:pBdr>
         <w:top w:val="none" w:color="000000" w:sz="0" w:space="3"/>
@@ -43755,9 +45190,9 @@
       </w:tcPr>
     </w:tblStylePr>
   </w:style>
-  <w:style w:type="table" w:styleId="1062">
+  <w:style w:type="table" w:styleId="1106">
     <w:name w:val="List Table 7 Colorful - Accent 5"/>
-    <w:basedOn w:val="959"/>
+    <w:basedOn w:val="1003"/>
     <w:pPr>
       <w:pBdr>
         <w:top w:val="none" w:color="000000" w:sz="0" w:space="3"/>
@@ -44046,9 +45481,9 @@
       </w:tcPr>
     </w:tblStylePr>
   </w:style>
-  <w:style w:type="table" w:styleId="1063">
+  <w:style w:type="table" w:styleId="1107">
     <w:name w:val="List Table 7 Colorful - Accent 6"/>
-    <w:basedOn w:val="959"/>
+    <w:basedOn w:val="1003"/>
     <w:pPr>
       <w:pBdr>
         <w:top w:val="none" w:color="000000" w:sz="0" w:space="3"/>
@@ -44337,9 +45772,9 @@
       </w:tcPr>
     </w:tblStylePr>
   </w:style>
-  <w:style w:type="table" w:styleId="1064">
+  <w:style w:type="table" w:styleId="1108">
     <w:name w:val="Lined - Accent"/>
-    <w:basedOn w:val="959"/>
+    <w:basedOn w:val="1003"/>
     <w:pPr>
       <w:pBdr/>
       <w:spacing/>
@@ -44625,9 +46060,9 @@
       </w:tcPr>
     </w:tblStylePr>
   </w:style>
-  <w:style w:type="table" w:styleId="1065">
+  <w:style w:type="table" w:styleId="1109">
     <w:name w:val="Lined - Accent 1"/>
-    <w:basedOn w:val="959"/>
+    <w:basedOn w:val="1003"/>
     <w:pPr>
       <w:pBdr/>
       <w:spacing/>
@@ -44913,9 +46348,9 @@
       </w:tcPr>
     </w:tblStylePr>
   </w:style>
-  <w:style w:type="table" w:styleId="1066">
+  <w:style w:type="table" w:styleId="1110">
     <w:name w:val="Lined - Accent 2"/>
-    <w:basedOn w:val="959"/>
+    <w:basedOn w:val="1003"/>
     <w:pPr>
       <w:pBdr/>
       <w:spacing/>
@@ -45201,9 +46636,9 @@
       </w:tcPr>
     </w:tblStylePr>
   </w:style>
-  <w:style w:type="table" w:styleId="1067">
+  <w:style w:type="table" w:styleId="1111">
     <w:name w:val="Lined - Accent 3"/>
-    <w:basedOn w:val="959"/>
+    <w:basedOn w:val="1003"/>
     <w:pPr>
       <w:pBdr/>
       <w:spacing/>
@@ -45489,9 +46924,9 @@
       </w:tcPr>
     </w:tblStylePr>
   </w:style>
-  <w:style w:type="table" w:styleId="1068">
+  <w:style w:type="table" w:styleId="1112">
     <w:name w:val="Lined - Accent 4"/>
-    <w:basedOn w:val="959"/>
+    <w:basedOn w:val="1003"/>
     <w:pPr>
       <w:pBdr/>
       <w:spacing/>
@@ -45777,9 +47212,9 @@
       </w:tcPr>
     </w:tblStylePr>
   </w:style>
-  <w:style w:type="table" w:styleId="1069">
+  <w:style w:type="table" w:styleId="1113">
     <w:name w:val="Lined - Accent 5"/>
-    <w:basedOn w:val="959"/>
+    <w:basedOn w:val="1003"/>
     <w:pPr>
       <w:pBdr/>
       <w:spacing/>
@@ -46065,9 +47500,9 @@
       </w:tcPr>
     </w:tblStylePr>
   </w:style>
-  <w:style w:type="table" w:styleId="1070">
+  <w:style w:type="table" w:styleId="1114">
     <w:name w:val="Lined - Accent 6"/>
-    <w:basedOn w:val="959"/>
+    <w:basedOn w:val="1003"/>
     <w:pPr>
       <w:pBdr/>
       <w:spacing/>
@@ -46353,9 +47788,9 @@
       </w:tcPr>
     </w:tblStylePr>
   </w:style>
-  <w:style w:type="table" w:styleId="1071">
+  <w:style w:type="table" w:styleId="1115">
     <w:name w:val="Bordered &amp; Lined - Accent"/>
-    <w:basedOn w:val="959"/>
+    <w:basedOn w:val="1003"/>
     <w:pPr>
       <w:pBdr/>
       <w:spacing/>
@@ -46648,9 +48083,9 @@
       </w:tcPr>
     </w:tblStylePr>
   </w:style>
-  <w:style w:type="table" w:styleId="1072">
+  <w:style w:type="table" w:styleId="1116">
     <w:name w:val="Bordered &amp; Lined - Accent 1"/>
-    <w:basedOn w:val="959"/>
+    <w:basedOn w:val="1003"/>
     <w:pPr>
       <w:pBdr/>
       <w:spacing/>
@@ -46943,9 +48378,9 @@
       </w:tcPr>
     </w:tblStylePr>
   </w:style>
-  <w:style w:type="table" w:styleId="1073">
+  <w:style w:type="table" w:styleId="1117">
     <w:name w:val="Bordered &amp; Lined - Accent 2"/>
-    <w:basedOn w:val="959"/>
+    <w:basedOn w:val="1003"/>
     <w:pPr>
       <w:pBdr/>
       <w:spacing/>
@@ -47238,9 +48673,9 @@
       </w:tcPr>
     </w:tblStylePr>
   </w:style>
-  <w:style w:type="table" w:styleId="1074">
+  <w:style w:type="table" w:styleId="1118">
     <w:name w:val="Bordered &amp; Lined - Accent 3"/>
-    <w:basedOn w:val="959"/>
+    <w:basedOn w:val="1003"/>
     <w:pPr>
       <w:pBdr/>
       <w:spacing/>
@@ -47533,9 +48968,9 @@
       </w:tcPr>
     </w:tblStylePr>
   </w:style>
-  <w:style w:type="table" w:styleId="1075">
+  <w:style w:type="table" w:styleId="1119">
     <w:name w:val="Bordered &amp; Lined - Accent 4"/>
-    <w:basedOn w:val="959"/>
+    <w:basedOn w:val="1003"/>
     <w:pPr>
       <w:pBdr/>
       <w:spacing/>
@@ -47828,9 +49263,9 @@
       </w:tcPr>
     </w:tblStylePr>
   </w:style>
-  <w:style w:type="table" w:styleId="1076">
+  <w:style w:type="table" w:styleId="1120">
     <w:name w:val="Bordered &amp; Lined - Accent 5"/>
-    <w:basedOn w:val="959"/>
+    <w:basedOn w:val="1003"/>
     <w:pPr>
       <w:pBdr/>
       <w:spacing/>
@@ -48123,9 +49558,9 @@
       </w:tcPr>
     </w:tblStylePr>
   </w:style>
-  <w:style w:type="table" w:styleId="1077">
+  <w:style w:type="table" w:styleId="1121">
     <w:name w:val="Bordered &amp; Lined - Accent 6"/>
-    <w:basedOn w:val="959"/>
+    <w:basedOn w:val="1003"/>
     <w:pPr>
       <w:pBdr/>
       <w:spacing/>
@@ -48418,9 +49853,9 @@
       </w:tcPr>
     </w:tblStylePr>
   </w:style>
-  <w:style w:type="table" w:styleId="1078">
+  <w:style w:type="table" w:styleId="1122">
     <w:name w:val="Bordered"/>
-    <w:basedOn w:val="959"/>
+    <w:basedOn w:val="1003"/>
     <w:pPr>
       <w:pBdr/>
       <w:spacing/>
@@ -48682,9 +50117,9 @@
       </w:tcPr>
     </w:tblStylePr>
   </w:style>
-  <w:style w:type="table" w:styleId="1079">
+  <w:style w:type="table" w:styleId="1123">
     <w:name w:val="Bordered - Accent 1"/>
-    <w:basedOn w:val="959"/>
+    <w:basedOn w:val="1003"/>
     <w:pPr>
       <w:pBdr/>
       <w:spacing/>
@@ -48946,9 +50381,9 @@
       </w:tcPr>
     </w:tblStylePr>
   </w:style>
-  <w:style w:type="table" w:styleId="1080">
+  <w:style w:type="table" w:styleId="1124">
     <w:name w:val="Bordered - Accent 2"/>
-    <w:basedOn w:val="959"/>
+    <w:basedOn w:val="1003"/>
     <w:pPr>
       <w:pBdr/>
       <w:spacing/>
@@ -49210,9 +50645,9 @@
       </w:tcPr>
     </w:tblStylePr>
   </w:style>
-  <w:style w:type="table" w:styleId="1081">
+  <w:style w:type="table" w:styleId="1125">
     <w:name w:val="Bordered - Accent 3"/>
-    <w:basedOn w:val="959"/>
+    <w:basedOn w:val="1003"/>
     <w:pPr>
       <w:pBdr/>
       <w:spacing/>
@@ -49474,9 +50909,9 @@
       </w:tcPr>
     </w:tblStylePr>
   </w:style>
-  <w:style w:type="table" w:styleId="1082">
+  <w:style w:type="table" w:styleId="1126">
     <w:name w:val="Bordered - Accent 4"/>
-    <w:basedOn w:val="959"/>
+    <w:basedOn w:val="1003"/>
     <w:pPr>
       <w:pBdr/>
       <w:spacing/>
@@ -49738,9 +51173,9 @@
       </w:tcPr>
     </w:tblStylePr>
   </w:style>
-  <w:style w:type="table" w:styleId="1083">
+  <w:style w:type="table" w:styleId="1127">
     <w:name w:val="Bordered - Accent 5"/>
-    <w:basedOn w:val="959"/>
+    <w:basedOn w:val="1003"/>
     <w:pPr>
       <w:pBdr/>
       <w:spacing/>
@@ -50002,9 +51437,9 @@
       </w:tcPr>
     </w:tblStylePr>
   </w:style>
-  <w:style w:type="table" w:styleId="1084">
+  <w:style w:type="table" w:styleId="1128">
     <w:name w:val="Bordered - Accent 6"/>
-    <w:basedOn w:val="959"/>
+    <w:basedOn w:val="1003"/>
     <w:pPr>
       <w:pBdr/>
       <w:spacing/>
@@ -50266,9 +51701,9 @@
       </w:tcPr>
     </w:tblStylePr>
   </w:style>
-  <w:style w:type="table" w:styleId="1085">
+  <w:style w:type="table" w:styleId="1129">
     <w:name w:val="Table Grid"/>
-    <w:basedOn w:val="959"/>
+    <w:basedOn w:val="1003"/>
     <w:uiPriority w:val="59"/>
     <w:pPr>
       <w:pBdr/>

--- a/src/assets/docx/bail.docx
+++ b/src/assets/docx/bail.docx
@@ -4,7 +4,7 @@
   <w:body>
     <w:p>
       <w:pPr>
-        <w:pStyle w:val="940"/>
+        <w:pStyle w:val="871"/>
         <w:pBdr/>
         <w:spacing/>
         <w:ind/>
@@ -17,7 +17,7 @@
     </w:p>
     <w:p>
       <w:pPr>
-        <w:pStyle w:val="940"/>
+        <w:pStyle w:val="871"/>
         <w:pBdr/>
         <w:spacing/>
         <w:ind/>
@@ -67,10 +67,16 @@
           <w:szCs w:val="36"/>
         </w:rPr>
       </w:r>
+      <w:r>
+        <w:rPr>
+          <w:sz w:val="36"/>
+          <w:szCs w:val="36"/>
+        </w:rPr>
+      </w:r>
     </w:p>
     <w:p>
       <w:pPr>
-        <w:pStyle w:val="940"/>
+        <w:pStyle w:val="871"/>
         <w:pBdr/>
         <w:spacing/>
         <w:ind/>
@@ -99,6 +105,12 @@
           <w:szCs w:val="36"/>
         </w:rPr>
         <w:t xml:space="preserve">}</w:t>
+      </w:r>
+      <w:r>
+        <w:rPr>
+          <w:sz w:val="36"/>
+          <w:szCs w:val="36"/>
+        </w:rPr>
       </w:r>
       <w:r>
         <w:rPr>
@@ -119,7 +131,7 @@
     </w:p>
     <w:p>
       <w:pPr>
-        <w:pStyle w:val="908"/>
+        <w:pStyle w:val="839"/>
         <w:numPr>
           <w:ilvl w:val="0"/>
           <w:numId w:val="13"/>
@@ -146,6 +158,11 @@
           <w:color w:val="ffffff"/>
         </w:rPr>
       </w:r>
+      <w:r>
+        <w:rPr>
+          <w:color w:val="ffffff"/>
+        </w:rPr>
+      </w:r>
     </w:p>
     <w:p>
       <w:pPr>
@@ -172,7 +189,7 @@
     </w:p>
     <w:p>
       <w:pPr>
-        <w:pStyle w:val="909"/>
+        <w:pStyle w:val="840"/>
         <w:pBdr/>
         <w:shd w:val="solid" w:color="ffffff" w:fill="auto"/>
         <w:spacing/>
@@ -192,7 +209,11 @@
       <w:bookmarkEnd w:id="0"/>
       <w:r/>
       <w:bookmarkEnd w:id="1"/>
-      <w:r/>
+      <w:r>
+        <w:rPr>
+          <w:color w:val="auto"/>
+        </w:rPr>
+      </w:r>
       <w:r>
         <w:rPr>
           <w:color w:val="auto"/>
@@ -349,7 +370,7 @@
     </w:p>
     <w:p>
       <w:pPr>
-        <w:pStyle w:val="909"/>
+        <w:pStyle w:val="840"/>
         <w:pBdr/>
         <w:shd w:val="solid" w:color="ffffff" w:fill="auto"/>
         <w:spacing/>
@@ -363,6 +384,11 @@
           <w:color w:val="auto"/>
         </w:rPr>
         <w:t xml:space="preserve">Le locataire</w:t>
+      </w:r>
+      <w:r>
+        <w:rPr>
+          <w:color w:val="auto"/>
+        </w:rPr>
       </w:r>
       <w:r>
         <w:rPr>
@@ -379,6 +405,11 @@
           <w:highlight w:val="green"/>
         </w:rPr>
       </w:pPr>
+      <w:r>
+        <w:rPr>
+          <w:highlight w:val="green"/>
+        </w:rPr>
+      </w:r>
       <w:r>
         <w:rPr>
           <w:highlight w:val="green"/>
@@ -471,6 +502,12 @@
       </w:r>
       <w:r>
         <w:t xml:space="preserve">}</w:t>
+      </w:r>
+      <w:r>
+        <w:rPr>
+          <w:b/>
+          <w:u w:val="single"/>
+        </w:rPr>
       </w:r>
       <w:r>
         <w:rPr>
@@ -549,7 +586,7 @@
     </w:p>
     <w:p>
       <w:pPr>
-        <w:pStyle w:val="908"/>
+        <w:pStyle w:val="839"/>
         <w:numPr>
           <w:ilvl w:val="0"/>
           <w:numId w:val="13"/>
@@ -574,6 +611,11 @@
           <w:color w:val="ffffff"/>
         </w:rPr>
       </w:r>
+      <w:r>
+        <w:rPr>
+          <w:color w:val="ffffff"/>
+        </w:rPr>
+      </w:r>
     </w:p>
     <w:p>
       <w:pPr>
@@ -599,7 +641,7 @@
     </w:p>
     <w:p>
       <w:pPr>
-        <w:pStyle w:val="909"/>
+        <w:pStyle w:val="840"/>
         <w:pBdr/>
         <w:shd w:val="solid" w:color="ffffff" w:fill="auto"/>
         <w:spacing/>
@@ -613,6 +655,11 @@
           <w:color w:val="auto"/>
         </w:rPr>
         <w:t xml:space="preserve">A. Consistance du logement</w:t>
+      </w:r>
+      <w:r>
+        <w:rPr>
+          <w:color w:val="auto"/>
+        </w:rPr>
       </w:r>
       <w:r>
         <w:rPr>
@@ -639,6 +686,11 @@
           <w:b/>
         </w:rPr>
       </w:r>
+      <w:r>
+        <w:rPr>
+          <w:b/>
+        </w:rPr>
+      </w:r>
     </w:p>
     <w:p>
       <w:pPr>
@@ -656,6 +708,11 @@
           <w:b/>
         </w:rPr>
         <w:t xml:space="preserve">Adresse du logement : </w:t>
+      </w:r>
+      <w:r>
+        <w:rPr>
+          <w:b/>
+        </w:rPr>
       </w:r>
       <w:r>
         <w:rPr>
@@ -781,7 +838,12 @@
         <w:t xml:space="preserve">{/isRueRene}</w:t>
       </w:r>
       <w:bookmarkEnd w:id="3"/>
-      <w:r/>
+      <w:r>
+        <w:rPr>
+          <w:rFonts w:cs="Arial"/>
+          <w:szCs w:val="20"/>
+        </w:rPr>
+      </w:r>
       <w:r>
         <w:rPr>
           <w:rFonts w:cs="Arial"/>
@@ -822,6 +884,11 @@
           <w:bCs/>
         </w:rPr>
       </w:r>
+      <w:r>
+        <w:rPr>
+          <w:bCs/>
+        </w:rPr>
+      </w:r>
     </w:p>
     <w:p>
       <w:pPr>
@@ -843,6 +910,11 @@
           <w:bCs/>
         </w:rPr>
       </w:r>
+      <w:r>
+        <w:rPr>
+          <w:bCs/>
+        </w:rPr>
+      </w:r>
     </w:p>
     <w:p>
       <w:pPr>
@@ -864,6 +936,11 @@
           <w:bCs/>
         </w:rPr>
       </w:r>
+      <w:r>
+        <w:rPr>
+          <w:bCs/>
+        </w:rPr>
+      </w:r>
     </w:p>
     <w:p>
       <w:pPr>
@@ -923,6 +1000,11 @@
           <w:bCs/>
         </w:rPr>
       </w:r>
+      <w:r>
+        <w:rPr>
+          <w:bCs/>
+        </w:rPr>
+      </w:r>
     </w:p>
     <w:p>
       <w:pPr>
@@ -990,6 +1072,11 @@
           <w:bCs/>
         </w:rPr>
         <w:t xml:space="preserve"> Résidence secondaire</w:t>
+      </w:r>
+      <w:r>
+        <w:rPr>
+          <w:bCs/>
+        </w:rPr>
       </w:r>
       <w:r>
         <w:rPr>
@@ -1043,6 +1130,11 @@
           <w:bCs/>
         </w:rPr>
       </w:r>
+      <w:r>
+        <w:rPr>
+          <w:bCs/>
+        </w:rPr>
+      </w:r>
     </w:p>
     <w:p>
       <w:pPr>
@@ -1060,6 +1152,12 @@
           <w:szCs w:val="20"/>
         </w:rPr>
         <w:t xml:space="preserve">{#isFilature4D}</w:t>
+      </w:r>
+      <w:r>
+        <w:rPr>
+          <w:rFonts w:cs="Arial"/>
+          <w:szCs w:val="20"/>
+        </w:rPr>
       </w:r>
       <w:r>
         <w:rPr>
@@ -1158,6 +1256,12 @@
           <w:szCs w:val="20"/>
         </w:rPr>
       </w:r>
+      <w:r>
+        <w:rPr>
+          <w:rFonts w:cs="Arial"/>
+          <w:szCs w:val="20"/>
+        </w:rPr>
+      </w:r>
     </w:p>
     <w:p>
       <w:pPr>
@@ -1182,6 +1286,12 @@
           <w:szCs w:val="20"/>
         </w:rPr>
       </w:r>
+      <w:r>
+        <w:rPr>
+          <w:rFonts w:cs="Arial"/>
+          <w:szCs w:val="20"/>
+        </w:rPr>
+      </w:r>
     </w:p>
     <w:p>
       <w:pPr>
@@ -1199,6 +1309,12 @@
           <w:szCs w:val="20"/>
         </w:rPr>
         <w:t xml:space="preserve">{#isRueRene}</w:t>
+      </w:r>
+      <w:r>
+        <w:rPr>
+          <w:rFonts w:cs="Arial"/>
+          <w:szCs w:val="20"/>
+        </w:rPr>
       </w:r>
       <w:r>
         <w:rPr>
@@ -1297,6 +1413,12 @@
           <w:szCs w:val="20"/>
         </w:rPr>
       </w:r>
+      <w:r>
+        <w:rPr>
+          <w:rFonts w:cs="Arial"/>
+          <w:szCs w:val="20"/>
+        </w:rPr>
+      </w:r>
     </w:p>
     <w:p>
       <w:pPr>
@@ -1335,6 +1457,12 @@
           <w:szCs w:val="20"/>
         </w:rPr>
       </w:r>
+      <w:r>
+        <w:rPr>
+          <w:rFonts w:cs="Arial"/>
+          <w:szCs w:val="20"/>
+        </w:rPr>
+      </w:r>
     </w:p>
     <w:p>
       <w:pPr>
@@ -1352,6 +1480,12 @@
           <w:szCs w:val="20"/>
         </w:rPr>
         <w:t xml:space="preserve">{#isChateauGaillard17B}</w:t>
+      </w:r>
+      <w:r>
+        <w:rPr>
+          <w:rFonts w:cs="Arial"/>
+          <w:szCs w:val="20"/>
+        </w:rPr>
       </w:r>
       <w:r>
         <w:rPr>
@@ -1450,6 +1584,12 @@
           <w:szCs w:val="20"/>
         </w:rPr>
       </w:r>
+      <w:r>
+        <w:rPr>
+          <w:rFonts w:cs="Arial"/>
+          <w:szCs w:val="20"/>
+        </w:rPr>
+      </w:r>
     </w:p>
     <w:p>
       <w:pPr>
@@ -1472,6 +1612,11 @@
           <w:rFonts w:cs="Arial"/>
         </w:rPr>
       </w:r>
+      <w:r>
+        <w:rPr>
+          <w:rFonts w:cs="Arial"/>
+        </w:rPr>
+      </w:r>
     </w:p>
     <w:p>
       <w:pPr>
@@ -1488,6 +1633,11 @@
           <w:szCs w:val="20"/>
         </w:rPr>
         <w:t xml:space="preserve">{#isFilature3G}</w:t>
+      </w:r>
+      <w:r>
+        <w:rPr>
+          <w:rFonts w:cs="Arial"/>
+        </w:rPr>
       </w:r>
       <w:r>
         <w:rPr>
@@ -1583,6 +1733,11 @@
           <w:rFonts w:cs="Arial"/>
         </w:rPr>
       </w:r>
+      <w:r>
+        <w:rPr>
+          <w:rFonts w:cs="Arial"/>
+        </w:rPr>
+      </w:r>
     </w:p>
     <w:p>
       <w:pPr>
@@ -1605,6 +1760,11 @@
           <w:rFonts w:cs="Arial"/>
         </w:rPr>
       </w:r>
+      <w:r>
+        <w:rPr>
+          <w:rFonts w:cs="Arial"/>
+        </w:rPr>
+      </w:r>
     </w:p>
     <w:p>
       <w:pPr>
@@ -1621,6 +1781,11 @@
           <w:szCs w:val="20"/>
         </w:rPr>
         <w:t xml:space="preserve">{#isChateauGaillard53A}</w:t>
+      </w:r>
+      <w:r>
+        <w:rPr>
+          <w:rFonts w:cs="Arial"/>
+        </w:rPr>
       </w:r>
       <w:r>
         <w:rPr>
@@ -1716,6 +1881,11 @@
           <w:rFonts w:cs="Arial"/>
         </w:rPr>
       </w:r>
+      <w:r>
+        <w:rPr>
+          <w:rFonts w:cs="Arial"/>
+        </w:rPr>
+      </w:r>
     </w:p>
     <w:p>
       <w:pPr>
@@ -1732,6 +1902,11 @@
           <w:szCs w:val="20"/>
         </w:rPr>
         <w:t xml:space="preserve">{/isChateauGaillard53A}</w:t>
+      </w:r>
+      <w:r>
+        <w:rPr>
+          <w:rFonts w:cs="Arial"/>
+        </w:rPr>
       </w:r>
       <w:r>
         <w:rPr>
@@ -1764,6 +1939,11 @@
           <w:bCs/>
         </w:rPr>
       </w:r>
+      <w:r>
+        <w:rPr>
+          <w:bCs/>
+        </w:rPr>
+      </w:r>
     </w:p>
     <w:p>
       <w:pPr>
@@ -1797,6 +1977,11 @@
           <w:bCs/>
         </w:rPr>
       </w:r>
+      <w:r>
+        <w:rPr>
+          <w:bCs/>
+        </w:rPr>
+      </w:r>
     </w:p>
     <w:p>
       <w:pPr>
@@ -1812,6 +1997,11 @@
           <w:bCs/>
         </w:rPr>
         <w:t xml:space="preserve">Éléments d'équipements du logement : Cuisine équipée, salle de bains, WC séparés.</w:t>
+      </w:r>
+      <w:r>
+        <w:rPr>
+          <w:bCs/>
+        </w:rPr>
       </w:r>
       <w:r>
         <w:rPr>
@@ -1854,6 +2044,11 @@
           <w:bCs/>
         </w:rPr>
       </w:r>
+      <w:r>
+        <w:rPr>
+          <w:bCs/>
+        </w:rPr>
+      </w:r>
     </w:p>
     <w:p>
       <w:pPr>
@@ -1890,25 +2085,22 @@
           <w:bCs/>
         </w:rPr>
       </w:r>
+      <w:r>
+        <w:rPr>
+          <w:highlight w:val="none"/>
+        </w:rPr>
+      </w:r>
     </w:p>
     <w:p>
       <w:pPr>
         <w:pBdr/>
-        <w:shd w:val="nil"/>
+        <w:shd w:val="nil" w:color="auto"/>
         <w:spacing/>
         <w:ind/>
         <w:rPr/>
       </w:pPr>
       <w:r>
         <w:br w:type="page" w:clear="all"/>
-      </w:r>
-      <w:r/>
-      <w:r/>
-      <w:r>
-        <w:rPr>
-          <w:rFonts w:cs="Arial"/>
-          <w:szCs w:val="20"/>
-        </w:rPr>
       </w:r>
       <w:r>
         <w:rPr>
@@ -1946,6 +2138,11 @@
           <w:b/>
         </w:rPr>
       </w:r>
+      <w:r>
+        <w:rPr>
+          <w:b/>
+        </w:rPr>
+      </w:r>
     </w:p>
     <w:p>
       <w:pPr>
@@ -1976,6 +2173,11 @@
           <w:bCs/>
         </w:rPr>
         <w:t xml:space="preserve">} m².</w:t>
+      </w:r>
+      <w:r>
+        <w:rPr>
+          <w:bCs/>
+        </w:rPr>
       </w:r>
       <w:r>
         <w:rPr>
@@ -2047,7 +2249,7 @@
     </w:p>
     <w:p>
       <w:pPr>
-        <w:pStyle w:val="938"/>
+        <w:pStyle w:val="869"/>
         <w:numPr>
           <w:ilvl w:val="0"/>
           <w:numId w:val="5"/>
@@ -2099,10 +2301,15 @@
           <w:b/>
         </w:rPr>
       </w:r>
+      <w:r>
+        <w:rPr>
+          <w:b/>
+        </w:rPr>
+      </w:r>
     </w:p>
     <w:p>
       <w:pPr>
-        <w:pStyle w:val="951"/>
+        <w:pStyle w:val="882"/>
         <w:pBdr/>
         <w:spacing/>
         <w:ind/>
@@ -2133,10 +2340,19 @@
           <w:szCs w:val="22"/>
         </w:rPr>
       </w:r>
+      <w:r>
+        <w:rPr>
+          <w:rFonts w:ascii="Calibri" w:hAnsi="Calibri" w:cs="Times New Roman"/>
+          <w:b/>
+          <w:color w:val="auto"/>
+          <w:sz w:val="20"/>
+          <w:szCs w:val="22"/>
+        </w:rPr>
+      </w:r>
     </w:p>
     <w:p>
       <w:pPr>
-        <w:pStyle w:val="951"/>
+        <w:pStyle w:val="882"/>
         <w:pBdr/>
         <w:spacing/>
         <w:ind/>
@@ -2167,13 +2383,7 @@
           <w:szCs w:val="22"/>
         </w:rPr>
       </w:r>
-    </w:p>
-    <w:p>
-      <w:pPr>
-        <w:pStyle w:val="951"/>
-        <w:pBdr/>
-        <w:spacing/>
-        <w:ind/>
+      <w:r>
         <w:rPr>
           <w:rFonts w:ascii="Calibri" w:hAnsi="Calibri" w:cs="Times New Roman"/>
           <w:bCs/>
@@ -2181,8 +2391,14 @@
           <w:sz w:val="20"/>
           <w:szCs w:val="22"/>
         </w:rPr>
-      </w:pPr>
-      <w:r>
+      </w:r>
+    </w:p>
+    <w:p>
+      <w:pPr>
+        <w:pStyle w:val="882"/>
+        <w:pBdr/>
+        <w:spacing/>
+        <w:ind/>
         <w:rPr>
           <w:rFonts w:ascii="Calibri" w:hAnsi="Calibri" w:cs="Times New Roman"/>
           <w:bCs/>
@@ -2190,7 +2406,7 @@
           <w:sz w:val="20"/>
           <w:szCs w:val="22"/>
         </w:rPr>
-      </w:r>
+      </w:pPr>
       <w:r>
         <w:rPr>
           <w:rFonts w:ascii="Calibri" w:hAnsi="Calibri" w:cs="Times New Roman"/>
@@ -2200,6 +2416,24 @@
           <w:szCs w:val="22"/>
         </w:rPr>
       </w:r>
+      <w:r>
+        <w:rPr>
+          <w:rFonts w:ascii="Calibri" w:hAnsi="Calibri" w:cs="Times New Roman"/>
+          <w:bCs/>
+          <w:color w:val="auto"/>
+          <w:sz w:val="20"/>
+          <w:szCs w:val="22"/>
+        </w:rPr>
+      </w:r>
+      <w:r>
+        <w:rPr>
+          <w:rFonts w:ascii="Calibri" w:hAnsi="Calibri" w:cs="Times New Roman"/>
+          <w:bCs/>
+          <w:color w:val="auto"/>
+          <w:sz w:val="20"/>
+          <w:szCs w:val="22"/>
+        </w:rPr>
+      </w:r>
     </w:p>
     <w:p>
       <w:pPr>
@@ -2221,6 +2455,11 @@
           <w:b/>
         </w:rPr>
       </w:r>
+      <w:r>
+        <w:rPr>
+          <w:b/>
+        </w:rPr>
+      </w:r>
     </w:p>
     <w:p>
       <w:pPr>
@@ -2242,6 +2481,11 @@
           <w:bCs/>
         </w:rPr>
       </w:r>
+      <w:r>
+        <w:rPr>
+          <w:bCs/>
+        </w:rPr>
+      </w:r>
     </w:p>
     <w:p>
       <w:pPr>
@@ -2262,10 +2506,15 @@
           <w:b/>
         </w:rPr>
       </w:r>
+      <w:r>
+        <w:rPr>
+          <w:b/>
+        </w:rPr>
+      </w:r>
     </w:p>
     <w:p>
       <w:pPr>
-        <w:pStyle w:val="909"/>
+        <w:pStyle w:val="840"/>
         <w:pBdr/>
         <w:shd w:val="solid" w:color="ffffff" w:fill="auto"/>
         <w:spacing/>
@@ -2279,6 +2528,11 @@
           <w:color w:val="auto"/>
         </w:rPr>
         <w:t xml:space="preserve">B. Destination des locaux</w:t>
+      </w:r>
+      <w:r>
+        <w:rPr>
+          <w:color w:val="auto"/>
+        </w:rPr>
       </w:r>
       <w:r>
         <w:rPr>
@@ -2308,6 +2562,12 @@
           <w:szCs w:val="20"/>
         </w:rPr>
       </w:r>
+      <w:r>
+        <w:rPr>
+          <w:rFonts w:ascii="MS Gothic" w:hAnsi="MS Gothic" w:eastAsia="MS Gothic" w:cs="Arial"/>
+          <w:szCs w:val="20"/>
+        </w:rPr>
+      </w:r>
     </w:p>
     <w:p>
       <w:pPr>
@@ -2341,6 +2601,11 @@
           <w:bCs/>
         </w:rPr>
       </w:r>
+      <w:r>
+        <w:rPr>
+          <w:bCs/>
+        </w:rPr>
+      </w:r>
     </w:p>
     <w:p>
       <w:pPr>
@@ -2362,6 +2627,11 @@
           <w:bCs/>
         </w:rPr>
         <w:t xml:space="preserve"> sa profession, en sorte que le bailleur ne puisse, en aucun cas, être recherché ni inquiété à ce sujet par l’administration, les occupants de l’immeuble ou les voisins. Il ne pourra céder son bail ou sous louer le logement sans l’accord écrit du bailleur.</w:t>
+      </w:r>
+      <w:r>
+        <w:rPr>
+          <w:bCs/>
+        </w:rPr>
       </w:r>
       <w:r>
         <w:rPr>
@@ -2381,7 +2651,7 @@
     </w:p>
     <w:p>
       <w:pPr>
-        <w:pStyle w:val="909"/>
+        <w:pStyle w:val="840"/>
         <w:pBdr/>
         <w:shd w:val="solid" w:color="ffffff" w:fill="auto"/>
         <w:spacing/>
@@ -2399,25 +2669,6 @@
       <w:r>
         <w:rPr>
           <w:color w:val="auto"/>
-        </w:rPr>
-      </w:r>
-      <w:r/>
-      <w:r/>
-      <w:r>
-        <w:rPr>
-          <w:color w:val="auto"/>
-        </w:rPr>
-      </w:r>
-      <w:r>
-        <w:rPr>
-          <w:rFonts w:ascii="MS Gothic" w:hAnsi="MS Gothic" w:eastAsia="MS Gothic" w:cs="Arial"/>
-          <w:szCs w:val="20"/>
-        </w:rPr>
-      </w:r>
-      <w:r>
-        <w:rPr>
-          <w:rFonts w:ascii="MS Gothic" w:hAnsi="MS Gothic" w:eastAsia="MS Gothic" w:cs="Arial"/>
-          <w:szCs w:val="20"/>
         </w:rPr>
       </w:r>
       <w:r>
@@ -2449,6 +2700,12 @@
           <w:szCs w:val="20"/>
         </w:rPr>
       </w:r>
+      <w:r>
+        <w:rPr>
+          <w:rFonts w:cs="Arial"/>
+          <w:szCs w:val="20"/>
+        </w:rPr>
+      </w:r>
     </w:p>
     <w:p>
       <w:pPr>
@@ -2472,10 +2729,16 @@
           <w:szCs w:val="20"/>
         </w:rPr>
       </w:r>
+      <w:r>
+        <w:rPr>
+          <w:rFonts w:cs="Arial"/>
+          <w:szCs w:val="20"/>
+        </w:rPr>
+      </w:r>
     </w:p>
     <w:p>
       <w:pPr>
-        <w:pStyle w:val="909"/>
+        <w:pStyle w:val="840"/>
         <w:pBdr/>
         <w:shd w:val="solid" w:color="ffffff" w:fill="auto"/>
         <w:spacing/>
@@ -2489,6 +2752,11 @@
           <w:color w:val="auto"/>
         </w:rPr>
         <w:t xml:space="preserve">D. Enumération des locaux, parties, équipements et accessoires de l'immeuble à usage commun</w:t>
+      </w:r>
+      <w:r>
+        <w:rPr>
+          <w:color w:val="auto"/>
+        </w:rPr>
       </w:r>
       <w:r>
         <w:rPr>
@@ -2506,6 +2774,12 @@
           <w:szCs w:val="20"/>
         </w:rPr>
       </w:pPr>
+      <w:r>
+        <w:rPr>
+          <w:rFonts w:cs="Arial"/>
+          <w:szCs w:val="20"/>
+        </w:rPr>
+      </w:r>
       <w:r>
         <w:rPr>
           <w:rFonts w:cs="Arial"/>
@@ -2546,6 +2820,12 @@
           <w:szCs w:val="20"/>
         </w:rPr>
       </w:r>
+      <w:r>
+        <w:rPr>
+          <w:rFonts w:cs="Arial"/>
+          <w:szCs w:val="20"/>
+        </w:rPr>
+      </w:r>
     </w:p>
     <w:p>
       <w:pPr>
@@ -2574,6 +2854,12 @@
           <w:szCs w:val="20"/>
         </w:rPr>
       </w:r>
+      <w:r>
+        <w:rPr>
+          <w:rFonts w:cs="Arial"/>
+          <w:szCs w:val="20"/>
+        </w:rPr>
+      </w:r>
     </w:p>
     <w:p>
       <w:pPr>
@@ -2602,6 +2888,12 @@
           <w:szCs w:val="20"/>
         </w:rPr>
       </w:r>
+      <w:r>
+        <w:rPr>
+          <w:rFonts w:cs="Arial"/>
+          <w:szCs w:val="20"/>
+        </w:rPr>
+      </w:r>
     </w:p>
     <w:p>
       <w:pPr>
@@ -2619,6 +2911,12 @@
           <w:szCs w:val="20"/>
         </w:rPr>
         <w:t xml:space="preserve">{#hasAccessToGarageAndPoubelle}</w:t>
+      </w:r>
+      <w:r>
+        <w:rPr>
+          <w:rFonts w:cs="Arial"/>
+          <w:szCs w:val="20"/>
+        </w:rPr>
       </w:r>
       <w:r>
         <w:rPr>
@@ -2654,6 +2952,12 @@
           <w:szCs w:val="20"/>
         </w:rPr>
       </w:r>
+      <w:r>
+        <w:rPr>
+          <w:rFonts w:cs="Arial"/>
+          <w:szCs w:val="20"/>
+        </w:rPr>
+      </w:r>
     </w:p>
     <w:p>
       <w:pPr>
@@ -2682,6 +2986,12 @@
           <w:szCs w:val="20"/>
         </w:rPr>
       </w:r>
+      <w:r>
+        <w:rPr>
+          <w:rFonts w:cs="Arial"/>
+          <w:szCs w:val="20"/>
+        </w:rPr>
+      </w:r>
     </w:p>
     <w:p>
       <w:pPr>
@@ -2720,6 +3030,12 @@
           <w:szCs w:val="20"/>
         </w:rPr>
       </w:r>
+      <w:r>
+        <w:rPr>
+          <w:rFonts w:cs="Arial"/>
+          <w:highlight w:val="none"/>
+        </w:rPr>
+      </w:r>
     </w:p>
     <w:p>
       <w:pPr>
@@ -2747,14 +3063,12 @@
       <w:r>
         <w:rPr>
           <w:rFonts w:cs="Arial"/>
-          <w:szCs w:val="20"/>
-          <w:highlight w:val="none"/>
         </w:rPr>
       </w:r>
     </w:p>
     <w:p>
       <w:pPr>
-        <w:pStyle w:val="909"/>
+        <w:pStyle w:val="840"/>
         <w:pBdr/>
         <w:shd w:val="solid" w:color="ffffff" w:fill="auto"/>
         <w:spacing/>
@@ -2768,6 +3082,11 @@
           <w:color w:val="auto"/>
         </w:rPr>
         <w:t xml:space="preserve">E. Equipement d'accès aux technologies de l'information et de la communication</w:t>
+      </w:r>
+      <w:r>
+        <w:rPr>
+          <w:color w:val="auto"/>
+        </w:rPr>
       </w:r>
       <w:r>
         <w:rPr>
@@ -2786,6 +3105,13 @@
           <w:highlight w:val="yellow"/>
         </w:rPr>
       </w:pPr>
+      <w:r>
+        <w:rPr>
+          <w:rFonts w:cs="Arial"/>
+          <w:szCs w:val="20"/>
+          <w:highlight w:val="yellow"/>
+        </w:rPr>
+      </w:r>
       <w:r>
         <w:rPr>
           <w:rFonts w:cs="Arial"/>
@@ -2827,6 +3153,12 @@
           <w:szCs w:val="20"/>
         </w:rPr>
       </w:r>
+      <w:r>
+        <w:rPr>
+          <w:rFonts w:cs="Arial"/>
+          <w:szCs w:val="20"/>
+        </w:rPr>
+      </w:r>
     </w:p>
     <w:p>
       <w:pPr>
@@ -2847,10 +3179,16 @@
           <w:szCs w:val="20"/>
         </w:rPr>
       </w:r>
+      <w:r>
+        <w:rPr>
+          <w:rFonts w:cs="Arial"/>
+          <w:szCs w:val="20"/>
+        </w:rPr>
+      </w:r>
     </w:p>
     <w:p>
       <w:pPr>
-        <w:pStyle w:val="908"/>
+        <w:pStyle w:val="839"/>
         <w:numPr>
           <w:ilvl w:val="0"/>
           <w:numId w:val="13"/>
@@ -2875,6 +3213,11 @@
           <w:color w:val="ffffff"/>
         </w:rPr>
       </w:r>
+      <w:r>
+        <w:rPr>
+          <w:color w:val="ffffff"/>
+        </w:rPr>
+      </w:r>
     </w:p>
     <w:p>
       <w:pPr>
@@ -2899,6 +3242,12 @@
           <w:szCs w:val="20"/>
         </w:rPr>
       </w:r>
+      <w:r>
+        <w:rPr>
+          <w:rFonts w:cs="Arial"/>
+          <w:szCs w:val="20"/>
+        </w:rPr>
+      </w:r>
     </w:p>
     <w:p>
       <w:pPr>
@@ -2922,10 +3271,16 @@
           <w:szCs w:val="20"/>
         </w:rPr>
       </w:r>
+      <w:r>
+        <w:rPr>
+          <w:rFonts w:cs="Arial"/>
+          <w:szCs w:val="20"/>
+        </w:rPr>
+      </w:r>
     </w:p>
     <w:p>
       <w:pPr>
-        <w:pStyle w:val="909"/>
+        <w:pStyle w:val="840"/>
         <w:pBdr/>
         <w:shd w:val="solid" w:color="ffffff" w:fill="auto"/>
         <w:spacing/>
@@ -2939,6 +3294,11 @@
           <w:color w:val="auto"/>
         </w:rPr>
         <w:t xml:space="preserve">A. Date de prise d'effet du contrat </w:t>
+      </w:r>
+      <w:r>
+        <w:rPr>
+          <w:color w:val="auto"/>
+        </w:rPr>
       </w:r>
       <w:r>
         <w:rPr>
@@ -2971,6 +3331,13 @@
           <w:highlight w:val="yellow"/>
         </w:rPr>
       </w:r>
+      <w:r>
+        <w:rPr>
+          <w:rFonts w:cs="Arial"/>
+          <w:szCs w:val="20"/>
+          <w:highlight w:val="yellow"/>
+        </w:rPr>
+      </w:r>
     </w:p>
     <w:p>
       <w:pPr>
@@ -3009,6 +3376,12 @@
           <w:szCs w:val="20"/>
         </w:rPr>
       </w:r>
+      <w:r>
+        <w:rPr>
+          <w:rFonts w:cs="Arial"/>
+          <w:szCs w:val="20"/>
+        </w:rPr>
+      </w:r>
     </w:p>
     <w:p>
       <w:pPr>
@@ -3032,10 +3405,16 @@
           <w:szCs w:val="20"/>
         </w:rPr>
       </w:r>
+      <w:r>
+        <w:rPr>
+          <w:rFonts w:cs="Arial"/>
+          <w:szCs w:val="20"/>
+        </w:rPr>
+      </w:r>
     </w:p>
     <w:p>
       <w:pPr>
-        <w:pStyle w:val="909"/>
+        <w:pStyle w:val="840"/>
         <w:pBdr/>
         <w:shd w:val="solid" w:color="ffffff" w:fill="auto"/>
         <w:spacing/>
@@ -3049,6 +3428,11 @@
           <w:color w:val="auto"/>
         </w:rPr>
         <w:t xml:space="preserve">B. Durée du contrat </w:t>
+      </w:r>
+      <w:r>
+        <w:rPr>
+          <w:color w:val="auto"/>
+        </w:rPr>
       </w:r>
       <w:r>
         <w:rPr>
@@ -3076,7 +3460,12 @@
         <w:t xml:space="preserve">{#isIndetermine}</w:t>
       </w:r>
       <w:bookmarkEnd w:id="6"/>
-      <w:r/>
+      <w:r>
+        <w:rPr>
+          <w:rFonts w:cs="Arial"/>
+          <w:szCs w:val="20"/>
+        </w:rPr>
+      </w:r>
       <w:r>
         <w:rPr>
           <w:rFonts w:cs="Arial"/>
@@ -3121,6 +3510,12 @@
           <w:szCs w:val="20"/>
         </w:rPr>
       </w:r>
+      <w:r>
+        <w:rPr>
+          <w:rFonts w:cs="Arial"/>
+          <w:szCs w:val="20"/>
+        </w:rPr>
+      </w:r>
     </w:p>
     <w:p>
       <w:pPr>
@@ -3166,6 +3561,12 @@
           <w:szCs w:val="20"/>
         </w:rPr>
       </w:r>
+      <w:r>
+        <w:rPr>
+          <w:rFonts w:cs="Arial"/>
+          <w:szCs w:val="20"/>
+        </w:rPr>
+      </w:r>
     </w:p>
     <w:p>
       <w:pPr>
@@ -3220,6 +3621,13 @@
           <w:szCs w:val="20"/>
         </w:rPr>
       </w:r>
+      <w:r>
+        <w:rPr>
+          <w:rFonts w:cs="Arial"/>
+          <w:color w:val="538135"/>
+          <w:szCs w:val="20"/>
+        </w:rPr>
+      </w:r>
     </w:p>
     <w:p>
       <w:pPr>
@@ -3244,6 +3652,12 @@
           <w:szCs w:val="20"/>
         </w:rPr>
       </w:r>
+      <w:r>
+        <w:rPr>
+          <w:rFonts w:cs="Arial"/>
+          <w:szCs w:val="20"/>
+        </w:rPr>
+      </w:r>
     </w:p>
     <w:p>
       <w:pPr>
@@ -3282,6 +3696,12 @@
           <w:szCs w:val="20"/>
         </w:rPr>
       </w:r>
+      <w:r>
+        <w:rPr>
+          <w:rFonts w:cs="Arial"/>
+          <w:szCs w:val="20"/>
+        </w:rPr>
+      </w:r>
     </w:p>
     <w:p>
       <w:pPr>
@@ -3334,6 +3754,12 @@
           <w:szCs w:val="20"/>
         </w:rPr>
       </w:r>
+      <w:r>
+        <w:rPr>
+          <w:rFonts w:cs="Arial"/>
+          <w:szCs w:val="20"/>
+        </w:rPr>
+      </w:r>
     </w:p>
     <w:p>
       <w:pPr>
@@ -3358,6 +3784,12 @@
           <w:szCs w:val="20"/>
         </w:rPr>
       </w:r>
+      <w:r>
+        <w:rPr>
+          <w:rFonts w:cs="Arial"/>
+          <w:szCs w:val="20"/>
+        </w:rPr>
+      </w:r>
     </w:p>
     <w:p>
       <w:pPr>
@@ -3396,6 +3828,12 @@
           <w:szCs w:val="20"/>
         </w:rPr>
       </w:r>
+      <w:r>
+        <w:rPr>
+          <w:rFonts w:cs="Arial"/>
+          <w:szCs w:val="20"/>
+        </w:rPr>
+      </w:r>
     </w:p>
     <w:p>
       <w:pPr>
@@ -3422,6 +3860,13 @@
           <w:highlight w:val="magenta"/>
         </w:rPr>
       </w:r>
+      <w:r>
+        <w:rPr>
+          <w:rFonts w:cs="Arial"/>
+          <w:szCs w:val="20"/>
+          <w:highlight w:val="magenta"/>
+        </w:rPr>
+      </w:r>
     </w:p>
     <w:p>
       <w:pPr>
@@ -3446,6 +3891,12 @@
           <w:szCs w:val="20"/>
         </w:rPr>
       </w:r>
+      <w:r>
+        <w:rPr>
+          <w:rFonts w:cs="Arial"/>
+          <w:szCs w:val="20"/>
+        </w:rPr>
+      </w:r>
     </w:p>
     <w:p>
       <w:pPr>
@@ -3494,6 +3945,14 @@
           <w:szCs w:val="20"/>
         </w:rPr>
       </w:r>
+      <w:r>
+        <w:rPr>
+          <w:rFonts w:cs="Arial"/>
+          <w:i/>
+          <w:iCs/>
+          <w:szCs w:val="20"/>
+        </w:rPr>
+      </w:r>
     </w:p>
     <w:p>
       <w:pPr>
@@ -3529,6 +3988,12 @@
           <w:szCs w:val="20"/>
         </w:rPr>
       </w:r>
+      <w:r>
+        <w:rPr>
+          <w:rFonts w:cs="Arial"/>
+          <w:szCs w:val="20"/>
+        </w:rPr>
+      </w:r>
     </w:p>
     <w:p>
       <w:pPr>
@@ -3558,6 +4023,14 @@
           <w:szCs w:val="20"/>
         </w:rPr>
       </w:r>
+      <w:r>
+        <w:rPr>
+          <w:rFonts w:cs="Arial"/>
+          <w:i/>
+          <w:iCs/>
+          <w:szCs w:val="20"/>
+        </w:rPr>
+      </w:r>
     </w:p>
     <w:p>
       <w:pPr>
@@ -3603,6 +4076,12 @@
           <w:szCs w:val="20"/>
         </w:rPr>
       </w:r>
+      <w:r>
+        <w:rPr>
+          <w:rFonts w:cs="Arial"/>
+          <w:szCs w:val="20"/>
+        </w:rPr>
+      </w:r>
     </w:p>
     <w:p>
       <w:pPr>
@@ -3620,6 +4099,12 @@
           <w:szCs w:val="20"/>
         </w:rPr>
         <w:t xml:space="preserve">{#isEtudiant}</w:t>
+      </w:r>
+      <w:r>
+        <w:rPr>
+          <w:rFonts w:cs="Arial"/>
+          <w:szCs w:val="20"/>
+        </w:rPr>
       </w:r>
       <w:r>
         <w:rPr>
@@ -3694,58 +4179,63 @@
           <w:iCs/>
         </w:rPr>
       </w:r>
-    </w:p>
-    <w:p>
-      <w:pPr>
-        <w:pBdr/>
-        <w:spacing/>
-        <w:ind/>
-        <w:rPr>
-          <w:rFonts w:cs="Arial"/>
-          <w:szCs w:val="20"/>
-        </w:rPr>
-      </w:pPr>
-      <w:r>
-        <w:rPr>
-          <w:rFonts w:cs="Arial"/>
-          <w:szCs w:val="20"/>
-        </w:rPr>
-        <w:t xml:space="preserve">{#isMobilite}</w:t>
-      </w:r>
-      <w:r>
-        <w:rPr>
-          <w:rFonts w:cs="Arial"/>
-          <w:szCs w:val="20"/>
-        </w:rPr>
-      </w:r>
-    </w:p>
-    <w:p>
-      <w:pPr>
-        <w:pBdr/>
-        <w:spacing/>
-        <w:ind/>
+      <w:r>
         <w:rPr>
           <w:b/>
           <w:bCs/>
           <w:i/>
           <w:iCs/>
         </w:rPr>
-      </w:pPr>
-      <w:r>
-        <w:rPr>
-          <w:i/>
-          <w:iCs/>
-        </w:rPr>
-        <w:t xml:space="preserve">Le bail mobilité est d’une durée fixe, pouvant aller jusqu’à dix mois, non reconductible. </w:t>
-      </w:r>
-      <w:r>
+      </w:r>
+    </w:p>
+    <w:p>
+      <w:pPr>
+        <w:pBdr/>
+        <w:spacing/>
+        <w:ind/>
+        <w:rPr>
+          <w:rFonts w:cs="Arial"/>
+          <w:szCs w:val="20"/>
+        </w:rPr>
+      </w:pPr>
+      <w:r>
+        <w:rPr>
+          <w:rFonts w:cs="Arial"/>
+          <w:szCs w:val="20"/>
+        </w:rPr>
+        <w:t xml:space="preserve">{#isMobilite}</w:t>
+      </w:r>
+      <w:r>
+        <w:rPr>
+          <w:rFonts w:cs="Arial"/>
+          <w:szCs w:val="20"/>
+        </w:rPr>
+      </w:r>
+      <w:r>
+        <w:rPr>
+          <w:rFonts w:cs="Arial"/>
+          <w:szCs w:val="20"/>
+        </w:rPr>
+      </w:r>
+    </w:p>
+    <w:p>
+      <w:pPr>
+        <w:pBdr/>
+        <w:spacing/>
+        <w:ind/>
         <w:rPr>
           <w:b/>
           <w:bCs/>
           <w:i/>
           <w:iCs/>
         </w:rPr>
-        <w:t xml:space="preserve">Au terme de la période initiale du bail, si le locataire souhaite rester dans les lieux, il pourra lui être proposé de signer un avenant au présent bail, pour prolonger la durée, jusqu</w:t>
+      </w:pPr>
+      <w:r>
+        <w:rPr>
+          <w:i/>
+          <w:iCs/>
+        </w:rPr>
+        <w:t xml:space="preserve">Le bail mobilité est d’une durée fixe, pouvant aller jusqu’à dix mois, non reconductible. </w:t>
       </w:r>
       <w:r>
         <w:rPr>
@@ -3754,7 +4244,7 @@
           <w:i/>
           <w:iCs/>
         </w:rPr>
-        <w:t xml:space="preserve">’à un maximum de dix mois. Au-delà, il pourra lui être proposé de signer un nouveau bail. Dans ces cas de figure, le locataire devra signifier par écrit au bailleur son souhait de rester dans le logement au plus tard 30 jours avant la fin du bail en cours.</w:t>
+        <w:t xml:space="preserve">Au terme de la période initiale du bail, si le locataire souhaite rester dans les lieux, il pourra lui être proposé de signer un avenant au présent bail, pour prolonger la durée, jusqu</w:t>
       </w:r>
       <w:r>
         <w:rPr>
@@ -3763,6 +4253,23 @@
           <w:i/>
           <w:iCs/>
         </w:rPr>
+        <w:t xml:space="preserve">’à un maximum de dix mois. Au-delà, il pourra lui être proposé de signer un nouveau bail. Dans ces cas de figure, le locataire devra signifier par écrit au bailleur son souhait de rester dans le logement au plus tard 30 jours avant la fin du bail en cours.</w:t>
+      </w:r>
+      <w:r>
+        <w:rPr>
+          <w:b/>
+          <w:bCs/>
+          <w:i/>
+          <w:iCs/>
+        </w:rPr>
+      </w:r>
+      <w:r>
+        <w:rPr>
+          <w:b/>
+          <w:bCs/>
+          <w:i/>
+          <w:iCs/>
+        </w:rPr>
       </w:r>
     </w:p>
     <w:p>
@@ -3802,11 +4309,17 @@
           <w:highlight w:val="none"/>
         </w:rPr>
       </w:r>
+      <w:r>
+        <w:rPr>
+          <w:rFonts w:cs="Arial"/>
+          <w:highlight w:val="none"/>
+        </w:rPr>
+      </w:r>
     </w:p>
     <w:p>
       <w:pPr>
         <w:pBdr/>
-        <w:shd w:val="nil"/>
+        <w:shd w:val="nil" w:color="auto"/>
         <w:spacing/>
         <w:ind/>
         <w:rPr>
@@ -3824,33 +4337,6 @@
       <w:r>
         <w:rPr>
           <w:rFonts w:cs="Arial"/>
-          <w:highlight w:val="none"/>
-        </w:rPr>
-      </w:r>
-      <w:r>
-        <w:rPr>
-          <w:rFonts w:cs="Arial"/>
-          <w:highlight w:val="none"/>
-        </w:rPr>
-      </w:r>
-      <w:r>
-        <w:rPr>
-          <w:rFonts w:cs="Arial"/>
-          <w:szCs w:val="20"/>
-          <w:highlight w:val="none"/>
-        </w:rPr>
-      </w:r>
-      <w:r>
-        <w:rPr>
-          <w:rFonts w:cs="Arial"/>
-          <w:szCs w:val="20"/>
-          <w:highlight w:val="none"/>
-        </w:rPr>
-      </w:r>
-      <w:r>
-        <w:rPr>
-          <w:rFonts w:cs="Arial"/>
-          <w:szCs w:val="20"/>
           <w:highlight w:val="none"/>
         </w:rPr>
       </w:r>
@@ -3863,7 +4349,7 @@
     </w:p>
     <w:p>
       <w:pPr>
-        <w:pStyle w:val="908"/>
+        <w:pStyle w:val="839"/>
         <w:numPr>
           <w:ilvl w:val="0"/>
           <w:numId w:val="13"/>
@@ -3888,6 +4374,11 @@
           <w:color w:val="ffffff"/>
         </w:rPr>
       </w:r>
+      <w:r>
+        <w:rPr>
+          <w:color w:val="ffffff"/>
+        </w:rPr>
+      </w:r>
     </w:p>
     <w:p>
       <w:pPr>
@@ -3912,6 +4403,12 @@
           <w:szCs w:val="20"/>
         </w:rPr>
       </w:r>
+      <w:r>
+        <w:rPr>
+          <w:rFonts w:cs="Arial"/>
+          <w:szCs w:val="20"/>
+        </w:rPr>
+      </w:r>
     </w:p>
     <w:p>
       <w:pPr>
@@ -3935,10 +4432,16 @@
           <w:szCs w:val="20"/>
         </w:rPr>
       </w:r>
+      <w:r>
+        <w:rPr>
+          <w:rFonts w:cs="Arial"/>
+          <w:szCs w:val="20"/>
+        </w:rPr>
+      </w:r>
     </w:p>
     <w:p>
       <w:pPr>
-        <w:pStyle w:val="909"/>
+        <w:pStyle w:val="840"/>
         <w:pBdr/>
         <w:shd w:val="solid" w:color="ffffff" w:fill="auto"/>
         <w:spacing/>
@@ -3952,6 +4455,11 @@
           <w:color w:val="auto"/>
         </w:rPr>
         <w:t xml:space="preserve">A. Loyer</w:t>
+      </w:r>
+      <w:r>
+        <w:rPr>
+          <w:color w:val="auto"/>
+        </w:rPr>
       </w:r>
       <w:r>
         <w:rPr>
@@ -3961,7 +4469,7 @@
     </w:p>
     <w:p>
       <w:pPr>
-        <w:pStyle w:val="910"/>
+        <w:pStyle w:val="841"/>
         <w:pBdr/>
         <w:spacing/>
         <w:ind/>
@@ -3994,6 +4502,12 @@
           <w:szCs w:val="20"/>
         </w:rPr>
       </w:r>
+      <w:r>
+        <w:rPr>
+          <w:rFonts w:cs="Arial"/>
+          <w:szCs w:val="20"/>
+        </w:rPr>
+      </w:r>
     </w:p>
     <w:p>
       <w:pPr>
@@ -4032,6 +4546,12 @@
           <w:szCs w:val="20"/>
         </w:rPr>
       </w:r>
+      <w:r>
+        <w:rPr>
+          <w:rFonts w:cs="Arial"/>
+          <w:szCs w:val="20"/>
+        </w:rPr>
+      </w:r>
     </w:p>
     <w:p>
       <w:pPr>
@@ -4049,6 +4569,12 @@
           <w:szCs w:val="20"/>
         </w:rPr>
         <w:t xml:space="preserve">b) Modalités particulières de fixation initiale du loyer applicables dans certaines zones tendues :</w:t>
+      </w:r>
+      <w:r>
+        <w:rPr>
+          <w:rFonts w:cs="Arial"/>
+          <w:szCs w:val="20"/>
+        </w:rPr>
       </w:r>
       <w:r>
         <w:rPr>
@@ -4084,6 +4610,12 @@
           <w:szCs w:val="20"/>
         </w:rPr>
       </w:r>
+      <w:r>
+        <w:rPr>
+          <w:rFonts w:cs="Arial"/>
+          <w:szCs w:val="20"/>
+        </w:rPr>
+      </w:r>
     </w:p>
     <w:p>
       <w:pPr>
@@ -4112,6 +4644,12 @@
           <w:szCs w:val="20"/>
         </w:rPr>
       </w:r>
+      <w:r>
+        <w:rPr>
+          <w:rFonts w:cs="Arial"/>
+          <w:szCs w:val="20"/>
+        </w:rPr>
+      </w:r>
     </w:p>
     <w:p>
       <w:pPr>
@@ -4154,6 +4692,12 @@
           <w:szCs w:val="20"/>
         </w:rPr>
       </w:r>
+      <w:r>
+        <w:rPr>
+          <w:rFonts w:cs="Arial"/>
+          <w:szCs w:val="20"/>
+        </w:rPr>
+      </w:r>
     </w:p>
     <w:p>
       <w:pPr>
@@ -4196,6 +4740,12 @@
           <w:szCs w:val="20"/>
         </w:rPr>
       </w:r>
+      <w:r>
+        <w:rPr>
+          <w:rFonts w:cs="Arial"/>
+          <w:szCs w:val="20"/>
+        </w:rPr>
+      </w:r>
     </w:p>
     <w:p>
       <w:pPr>
@@ -4257,6 +4807,12 @@
           <w:szCs w:val="20"/>
         </w:rPr>
       </w:r>
+      <w:r>
+        <w:rPr>
+          <w:rFonts w:cs="Arial"/>
+          <w:szCs w:val="20"/>
+        </w:rPr>
+      </w:r>
     </w:p>
     <w:p>
       <w:pPr>
@@ -4272,7 +4828,7 @@
     </w:p>
     <w:p>
       <w:pPr>
-        <w:pStyle w:val="938"/>
+        <w:pStyle w:val="869"/>
         <w:numPr>
           <w:ilvl w:val="1"/>
           <w:numId w:val="9"/>
@@ -4289,7 +4845,7 @@
     </w:p>
     <w:p>
       <w:pPr>
-        <w:pStyle w:val="938"/>
+        <w:pStyle w:val="869"/>
         <w:numPr>
           <w:ilvl w:val="1"/>
           <w:numId w:val="9"/>
@@ -4312,7 +4868,7 @@
     </w:p>
     <w:p>
       <w:pPr>
-        <w:pStyle w:val="938"/>
+        <w:pStyle w:val="869"/>
         <w:numPr>
           <w:ilvl w:val="1"/>
           <w:numId w:val="9"/>
@@ -4329,7 +4885,7 @@
     </w:p>
     <w:p>
       <w:pPr>
-        <w:pStyle w:val="938"/>
+        <w:pStyle w:val="869"/>
         <w:numPr>
           <w:ilvl w:val="1"/>
           <w:numId w:val="9"/>
@@ -4343,7 +4899,10 @@
         <w:t xml:space="preserve">Il existe une liste officielle qui précise les équipements minimums pour qu’un logement puisse être considéré comme meublé. Il est ici tenu compte du fait que l’équipement du logement faisant l’objet du présent bail va bien au-delà de ce minimum requis. </w:t>
       </w:r>
       <w:r>
-        <w:t xml:space="preserve">{#isFilature4D}À titre d’exemple, le logement est équipé d’une grande télévision écran plat, de nombreux meubles de salon (canapé, pouf, fauteuil, buffet, tapis, table basse, table haute, luminaire, ...), d’un lave-linge, d’un lave-vaisselle, ainsi que de mu</w:t>
+        <w:t xml:space="preserve">{#</w:t>
+      </w:r>
+      <w:r>
+        <w:t xml:space="preserve">isFilature4D}À titre d’exemple, le logement est équipé d’une grande télévision écran plat, de nombreux meubles de salon (canapé, pouf, fauteuil, buffet, tapis, table basse, table haute, luminaire, ...), d’un lave-linge, d’un lave-vaisselle, ainsi que de mu</w:t>
       </w:r>
       <w:r>
         <w:t xml:space="preserve">ltiples meubles et appareils de petit électroménager. La liste complète des équipements est donnée en annexe. Il est aussi tenu compte de la qualité du mobilier équipant le logement (table haute, canapé, literie, électroménager, … sont de grandes marques).</w:t>
@@ -4352,7 +4911,7 @@
     </w:p>
     <w:p>
       <w:pPr>
-        <w:pStyle w:val="938"/>
+        <w:pStyle w:val="869"/>
         <w:numPr>
           <w:ilvl w:val="1"/>
           <w:numId w:val="9"/>
@@ -4369,7 +4928,7 @@
     </w:p>
     <w:p>
       <w:pPr>
-        <w:pStyle w:val="938"/>
+        <w:pStyle w:val="869"/>
         <w:numPr>
           <w:ilvl w:val="1"/>
           <w:numId w:val="9"/>
@@ -4398,7 +4957,7 @@
     </w:p>
     <w:p>
       <w:pPr>
-        <w:pStyle w:val="938"/>
+        <w:pStyle w:val="869"/>
         <w:numPr>
           <w:ilvl w:val="1"/>
           <w:numId w:val="9"/>
@@ -4415,7 +4974,7 @@
     </w:p>
     <w:p>
       <w:pPr>
-        <w:pStyle w:val="938"/>
+        <w:pStyle w:val="869"/>
         <w:numPr>
           <w:ilvl w:val="1"/>
           <w:numId w:val="9"/>
@@ -4453,7 +5012,7 @@
     </w:p>
     <w:p>
       <w:pPr>
-        <w:pStyle w:val="938"/>
+        <w:pStyle w:val="869"/>
         <w:numPr>
           <w:ilvl w:val="1"/>
           <w:numId w:val="9"/>
@@ -4473,7 +5032,7 @@
     </w:p>
     <w:p>
       <w:pPr>
-        <w:pStyle w:val="938"/>
+        <w:pStyle w:val="869"/>
         <w:numPr>
           <w:ilvl w:val="1"/>
           <w:numId w:val="9"/>
@@ -4495,12 +5054,17 @@
       <w:r>
         <w:t xml:space="preserve">{#isFilature3G}</w:t>
       </w:r>
-      <w:r/>
-      <w:r>
-        <w:t xml:space="preserve">À titre d’exemple, le logement est équipé d’une grande télévision écran plat, de nombreux meubles de salon (canapé 3 places, fauteuil, pouf, buffet, tapis, table basse, luminaire , ...), d’un lave-linge, d’un lave-vaisselle, ainsi que de multiples meubles e</w:t>
-      </w:r>
-      <w:r>
-        <w:t xml:space="preserve">t appareils de petit électroménager. La liste complète des équipements est donnée en annexe. Il est aussi tenu compte de la qualité du mobilier équipant le logement (table haute, canapé, électroménager, … sont de grandes marques). Enfin, la chambre est équi</w:t>
+      <w:r>
+        <w:t xml:space="preserve">À</w:t>
+      </w:r>
+      <w:r>
+        <w:t xml:space="preserve"> titre d’exemple, le logement est équipé d’une grande télévision écran plat, de nombreux meubles de salon (canapé 3 places, fauteuil, pouf, buffet, tapis, table basse, luminaire , ...), d’un lave-linge, d’un lave-vaisselle, ainsi que de multiples meubles e</w:t>
+      </w:r>
+      <w:r>
+        <w:t xml:space="preserve">t</w:t>
+      </w:r>
+      <w:r>
+        <w:t xml:space="preserve"> appareils de petit électroménager. La liste complète des équipements est donnée en annexe. Il est aussi tenu compte de la qualité du mobilier équipant le logement (table haute, canapé, électroménager, … sont de grandes marques). Enfin, la chambre est équi</w:t>
       </w:r>
       <w:r>
         <w:t xml:space="preserve">pée d’un lit double. </w:t>
@@ -4509,7 +5073,7 @@
     </w:p>
     <w:p>
       <w:pPr>
-        <w:pStyle w:val="938"/>
+        <w:pStyle w:val="869"/>
         <w:numPr>
           <w:ilvl w:val="1"/>
           <w:numId w:val="9"/>
@@ -4526,7 +5090,7 @@
     </w:p>
     <w:p>
       <w:pPr>
-        <w:pStyle w:val="938"/>
+        <w:pStyle w:val="869"/>
         <w:numPr>
           <w:ilvl w:val="1"/>
           <w:numId w:val="9"/>
@@ -4543,7 +5107,7 @@
     </w:p>
     <w:p>
       <w:pPr>
-        <w:pStyle w:val="938"/>
+        <w:pStyle w:val="869"/>
         <w:numPr>
           <w:ilvl w:val="1"/>
           <w:numId w:val="9"/>
@@ -4553,102 +5117,102 @@
         <w:ind w:hanging="360" w:left="1440"/>
         <w:rPr/>
       </w:pPr>
+      <w:r>
+        <w:t xml:space="preserve">{/isFilature3G}</w:t>
+      </w:r>
+      <w:r>
+        <w:t xml:space="preserve">{#isChateauGaillard53A}</w:t>
+      </w:r>
+      <w:r>
+        <w:t xml:space="preserve">À</w:t>
+      </w:r>
+      <w:r>
+        <w:t xml:space="preserve"> titre d’exemple, le logement est équipé d’une grande télévision écran plat, de nombreux meubles de salon (canapé, pouf, buffet, tapis, table basse, table haute, ...), d’un lave-linge, d’un lave-vaisselle, ainsi que de multiples meubles et appareils de pet</w:t>
+      </w:r>
+      <w:r>
+        <w:t xml:space="preserve">i</w:t>
+      </w:r>
+      <w:r>
+        <w:t xml:space="preserve">t électroménager. La liste complète des équipements est donnée en annexe. Il est aussi tenu compte de la qualité du mobilier équipant le logement (table haute, canapé, électroménager, … sont de grandes marques). Enfin, la chambre est équipée d’un lit doubl</w:t>
+      </w:r>
+      <w:r>
+        <w:t xml:space="preserve">e.</w:t>
+      </w:r>
       <w:r/>
-      <w:r>
-        <w:t xml:space="preserve">{/isFilature3G}</w:t>
-      </w:r>
-      <w:r>
-        <w:t xml:space="preserve">{#isChateauGaillard53A}</w:t>
-      </w:r>
-      <w:r>
-        <w:t xml:space="preserve">À titre d’exemple, le logement est équipé d’une grande télévision écran plat, de nombreux meubles de salon (canapé, pouf, buffet, tapis, table basse, table haute, ...), d’un lave-linge, d’un lave-vaisselle, ainsi que de multiples meubles et appareils de pet</w:t>
-      </w:r>
-      <w:r>
-        <w:t xml:space="preserve">it électroménager. La liste complète des équipements est donnée en annexe. Il est aussi tenu compte de la qualité du mobilier équipant le logement (table haute, canapé, électroménager, … sont de grandes marques). Enfin, la chambre est équipée d’un lit doubl</w:t>
-      </w:r>
-      <w:r>
-        <w:t xml:space="preserve">e.</w:t>
+    </w:p>
+    <w:p>
+      <w:pPr>
+        <w:pStyle w:val="869"/>
+        <w:numPr>
+          <w:ilvl w:val="1"/>
+          <w:numId w:val="9"/>
+        </w:numPr>
+        <w:pBdr/>
+        <w:spacing/>
+        <w:ind w:hanging="360" w:left="1440"/>
+        <w:rPr/>
+      </w:pPr>
+      <w:r>
+        <w:t xml:space="preserve">Le logement qui est loué en meublé a été entièrement refait à neuf. Il comporte une cuisine intégralement équipée haut de gamme avec électroménager premium, d’une salle de bains équipée d’une douche à l’italienne.</w:t>
+      </w:r>
+      <w:r/>
+    </w:p>
+    <w:p>
+      <w:pPr>
+        <w:pStyle w:val="869"/>
+        <w:numPr>
+          <w:ilvl w:val="1"/>
+          <w:numId w:val="9"/>
+        </w:numPr>
+        <w:pBdr/>
+        <w:spacing/>
+        <w:ind w:hanging="360" w:left="1440"/>
+        <w:rPr/>
+      </w:pPr>
+      <w:r>
+        <w:t xml:space="preserve">La présence d’espaces verts au sein de la résidence et la situation de l’appartement au sein de l’immeuble (quatrième étage, avec vue dégagée sur la cour privée de la résidence) constituent de véritables atouts.</w:t>
+      </w:r>
+      <w:r/>
+    </w:p>
+    <w:p>
+      <w:pPr>
+        <w:pStyle w:val="869"/>
+        <w:numPr>
+          <w:ilvl w:val="1"/>
+          <w:numId w:val="9"/>
+        </w:numPr>
+        <w:pBdr/>
+        <w:spacing/>
+        <w:ind w:hanging="360" w:left="1440"/>
+        <w:rPr/>
+      </w:pPr>
+      <w:r>
+        <w:t xml:space="preserve">La présence d’espaces verts au sein de la résidence et la situation de l’appartement au sein de l’immeuble (vue dégagée sur le parc du Square du château constituent de véritables atouts.</w:t>
+      </w:r>
+      <w:r/>
+      <w:r>
+        <w:t xml:space="preserve">{/</w:t>
+      </w:r>
+      <w:r>
+        <w:rPr>
+          <w:rFonts w:cs="Arial"/>
+          <w:szCs w:val="20"/>
+        </w:rPr>
+        <w:t xml:space="preserve">isChateauGaillard53A</w:t>
+      </w:r>
+      <w:r>
+        <w:t xml:space="preserve">}</w:t>
       </w:r>
       <w:r/>
       <w:r/>
     </w:p>
     <w:p>
       <w:pPr>
-        <w:pStyle w:val="938"/>
-        <w:numPr>
-          <w:ilvl w:val="1"/>
-          <w:numId w:val="9"/>
-        </w:numPr>
-        <w:pBdr/>
-        <w:spacing/>
-        <w:ind w:hanging="360" w:left="1440"/>
+        <w:pBdr/>
+        <w:spacing/>
+        <w:ind w:left="720"/>
         <w:rPr/>
       </w:pPr>
-      <w:r>
-        <w:t xml:space="preserve">Le logement qui est loué en meublé a été entièrement refait à neuf. Il comporte une cuisine intégralement équipée haut de gamme avec électroménager premium, d’une salle de bains équipée d’une douche à l’italienne.</w:t>
-      </w:r>
-      <w:r/>
-    </w:p>
-    <w:p>
-      <w:pPr>
-        <w:pStyle w:val="938"/>
-        <w:numPr>
-          <w:ilvl w:val="1"/>
-          <w:numId w:val="9"/>
-        </w:numPr>
-        <w:pBdr/>
-        <w:spacing/>
-        <w:ind w:hanging="360" w:left="1440"/>
-        <w:rPr/>
-      </w:pPr>
-      <w:r>
-        <w:t xml:space="preserve">La présence d’espaces verts au sein de la résidence et la situation de l’appartement au sein de l’immeuble (quatrième étage, avec vue dégagée sur la cour privée de la résidence) constituent de véritables atouts.</w:t>
-      </w:r>
-      <w:r/>
-    </w:p>
-    <w:p>
-      <w:pPr>
-        <w:pStyle w:val="938"/>
-        <w:numPr>
-          <w:ilvl w:val="1"/>
-          <w:numId w:val="9"/>
-        </w:numPr>
-        <w:pBdr/>
-        <w:spacing/>
-        <w:ind w:hanging="360" w:left="1440"/>
-        <w:rPr/>
-      </w:pPr>
-      <w:r>
-        <w:t xml:space="preserve">La présence d’espaces verts au sein de la résidence et la situation de l’appartement au sein de l’immeuble (vue dégagée sur le parc du Square du château constituent de véritables atouts.</w:t>
-      </w:r>
-      <w:r/>
-    </w:p>
-    <w:p>
-      <w:pPr>
-        <w:pStyle w:val="938"/>
-        <w:numPr>
-          <w:ilvl w:val="1"/>
-          <w:numId w:val="9"/>
-        </w:numPr>
-        <w:pBdr/>
-        <w:spacing/>
-        <w:ind w:hanging="360" w:left="1440"/>
-        <w:rPr/>
-      </w:pPr>
-      <w:r/>
-      <w:r>
-        <w:t xml:space="preserve">{/</w:t>
-      </w:r>
-      <w:r>
-        <w:rPr>
-          <w:rFonts w:cs="Arial"/>
-          <w:szCs w:val="20"/>
-        </w:rPr>
-        <w:t xml:space="preserve">isChateauGaillard53A</w:t>
-      </w:r>
-      <w:r>
-        <w:t xml:space="preserve">}</w:t>
-      </w:r>
       <w:r/>
       <w:r/>
     </w:p>
@@ -4656,10 +5220,86 @@
       <w:pPr>
         <w:pBdr/>
         <w:spacing/>
-        <w:ind w:left="720"/>
+        <w:ind/>
+        <w:rPr>
+          <w:rFonts w:cs="Arial"/>
+          <w:szCs w:val="20"/>
+        </w:rPr>
+      </w:pPr>
+      <w:r>
+        <w:rPr>
+          <w:rFonts w:cs="Arial"/>
+          <w:szCs w:val="20"/>
+        </w:rPr>
+        <w:t xml:space="preserve">c) Informations relatives au loyer du dernier locataire : Le loyer appliqué au dernier locataire était de {</w:t>
+      </w:r>
+      <w:r>
+        <w:rPr>
+          <w:rFonts w:cs="Arial"/>
+          <w:szCs w:val="20"/>
+        </w:rPr>
+        <w:t xml:space="preserve">lastPriceWithoutCharge</w:t>
+      </w:r>
+      <w:r>
+        <w:rPr>
+          <w:rFonts w:cs="Arial"/>
+          <w:szCs w:val="20"/>
+        </w:rPr>
+        <w:t xml:space="preserve">}€ hors charges.</w:t>
+      </w:r>
+      <w:r>
+        <w:rPr>
+          <w:rFonts w:cs="Arial"/>
+          <w:szCs w:val="20"/>
+        </w:rPr>
+      </w:r>
+      <w:r>
+        <w:rPr>
+          <w:rFonts w:cs="Arial"/>
+          <w:szCs w:val="20"/>
+        </w:rPr>
+      </w:r>
+    </w:p>
+    <w:p>
+      <w:pPr>
+        <w:pBdr/>
+        <w:spacing/>
+        <w:ind/>
+        <w:rPr>
+          <w:rFonts w:cs="Arial"/>
+          <w:szCs w:val="20"/>
+        </w:rPr>
+      </w:pPr>
+      <w:r>
+        <w:rPr>
+          <w:rFonts w:cs="Arial"/>
+          <w:szCs w:val="20"/>
+        </w:rPr>
+      </w:r>
+      <w:r>
+        <w:rPr>
+          <w:rFonts w:cs="Arial"/>
+          <w:szCs w:val="20"/>
+        </w:rPr>
+      </w:r>
+      <w:r>
+        <w:rPr>
+          <w:rFonts w:cs="Arial"/>
+          <w:szCs w:val="20"/>
+        </w:rPr>
+      </w:r>
+    </w:p>
+    <w:p>
+      <w:pPr>
+        <w:pStyle w:val="841"/>
+        <w:pBdr/>
+        <w:spacing/>
+        <w:ind/>
         <w:rPr/>
       </w:pPr>
-      <w:r/>
+      <w:r>
+        <w:t xml:space="preserve">2° Modalités de révision</w:t>
+      </w:r>
       <w:r/>
     </w:p>
     <w:p>
@@ -4672,47 +5312,16 @@
           <w:szCs w:val="20"/>
         </w:rPr>
       </w:pPr>
-      <w:r>
-        <w:rPr>
-          <w:rFonts w:cs="Arial"/>
-          <w:szCs w:val="20"/>
-        </w:rPr>
-        <w:t xml:space="preserve">c) Informations relatives au loyer du dernier locataire : Le loyer appliqué au dernier locataire était de {</w:t>
-      </w:r>
-      <w:r>
-        <w:rPr>
-          <w:rFonts w:cs="Arial"/>
-          <w:szCs w:val="20"/>
-        </w:rPr>
-      </w:r>
-      <w:r>
-        <w:rPr>
-          <w:rFonts w:cs="Arial"/>
-          <w:szCs w:val="20"/>
-        </w:rPr>
-        <w:t xml:space="preserve">lastPriceWithoutCharge</w:t>
-      </w:r>
-      <w:r>
-        <w:rPr>
-          <w:rFonts w:cs="Arial"/>
-          <w:szCs w:val="20"/>
-        </w:rPr>
-      </w:r>
-      <w:r>
-        <w:rPr>
-          <w:rFonts w:cs="Arial"/>
-          <w:szCs w:val="20"/>
-        </w:rPr>
-        <w:t xml:space="preserve">}€ hors charges.  </w:t>
-      </w:r>
-      <w:r>
-        <w:rPr>
-          <w:rFonts w:cs="Arial"/>
-          <w:szCs w:val="20"/>
-        </w:rPr>
-        <w:t xml:space="preserve">isChateauGaillard53A</w:t>
-      </w:r>
       <w:r/>
+      <w:bookmarkStart w:id="7" w:name="_Hlk206256147"/>
+      <w:r>
+        <w:rPr>
+          <w:rFonts w:cs="Arial"/>
+          <w:szCs w:val="20"/>
+        </w:rPr>
+        <w:t xml:space="preserve">Le loyer sera révisé chaque année à la date anniversaire de la signature du bail, en fonction de la variation de l’Indice de Référence des Loyers (IRL) publié par l’INSEE.</w:t>
+      </w:r>
+      <w:bookmarkEnd w:id="7"/>
       <w:r>
         <w:rPr>
           <w:rFonts w:cs="Arial"/>
@@ -4741,6 +5350,41 @@
           <w:rFonts w:cs="Arial"/>
           <w:szCs w:val="20"/>
         </w:rPr>
+        <w:t xml:space="preserve">Le trimestre de référence retenu est le {</w:t>
+      </w:r>
+      <w:r>
+        <w:rPr>
+          <w:rFonts w:cs="Arial"/>
+          <w:szCs w:val="20"/>
+        </w:rPr>
+        <w:t xml:space="preserve">tIrl</w:t>
+      </w:r>
+      <w:r>
+        <w:rPr>
+          <w:rFonts w:cs="Arial"/>
+          <w:szCs w:val="20"/>
+        </w:rPr>
+        <w:t xml:space="preserve">} valeur {</w:t>
+      </w:r>
+      <w:r>
+        <w:rPr>
+          <w:rFonts w:cs="Arial"/>
+          <w:szCs w:val="20"/>
+        </w:rPr>
+        <w:t xml:space="preserve">valIrl</w:t>
+      </w:r>
+      <w:r>
+        <w:rPr>
+          <w:rFonts w:cs="Arial"/>
+          <w:szCs w:val="20"/>
+        </w:rPr>
+        <w:t xml:space="preserve">}</w:t>
+      </w:r>
+      <w:r>
+        <w:rPr>
+          <w:rFonts w:cs="Arial"/>
+          <w:szCs w:val="20"/>
+        </w:rPr>
       </w:r>
       <w:r>
         <w:rPr>
@@ -4751,16 +5395,33 @@
     </w:p>
     <w:p>
       <w:pPr>
-        <w:pStyle w:val="910"/>
-        <w:pBdr/>
-        <w:spacing/>
-        <w:ind/>
-        <w:rPr/>
-      </w:pPr>
-      <w:r>
-        <w:t xml:space="preserve">2° Modalités de révision</w:t>
-      </w:r>
-      <w:r/>
+        <w:pBdr/>
+        <w:spacing/>
+        <w:ind/>
+        <w:rPr>
+          <w:rFonts w:cs="Arial"/>
+          <w:szCs w:val="20"/>
+        </w:rPr>
+      </w:pPr>
+      <w:r>
+        <w:rPr>
+          <w:rFonts w:cs="Arial"/>
+          <w:szCs w:val="20"/>
+        </w:rPr>
+        <w:t xml:space="preserve">La formule de calcul de la révision est la suivante : Nouveau loyer = Loyer actuel × (Nouvel IRL / IRL de référence)</w:t>
+      </w:r>
+      <w:r>
+        <w:rPr>
+          <w:rFonts w:cs="Arial"/>
+          <w:szCs w:val="20"/>
+        </w:rPr>
+      </w:r>
+      <w:r>
+        <w:rPr>
+          <w:rFonts w:cs="Arial"/>
+          <w:szCs w:val="20"/>
+        </w:rPr>
+      </w:r>
     </w:p>
     <w:p>
       <w:pPr>
@@ -4772,17 +5433,19 @@
           <w:szCs w:val="20"/>
         </w:rPr>
       </w:pPr>
-      <w:r/>
-      <w:bookmarkStart w:id="7" w:name="_Hlk206256147"/>
-      <w:r>
-        <w:rPr>
-          <w:rFonts w:cs="Arial"/>
-          <w:szCs w:val="20"/>
-        </w:rPr>
-        <w:t xml:space="preserve">Le loyer sera révisé chaque année à la date anniversaire de la signature du bail, en fonction de la variation de l’Indice de Référence des Loyers (IRL) publié par l’INSEE.</w:t>
-      </w:r>
-      <w:bookmarkEnd w:id="7"/>
-      <w:r/>
+      <w:r>
+        <w:rPr>
+          <w:rFonts w:cs="Arial"/>
+          <w:szCs w:val="20"/>
+        </w:rPr>
+        <w:t xml:space="preserve">L’IRL de référence est celui du trimestre indiqué ci-dessus. Le nouvel IRL est celui publié par l’INSEE le jour de la date de la révision du loyer.</w:t>
+      </w:r>
+      <w:r>
+        <w:rPr>
+          <w:rFonts w:cs="Arial"/>
+          <w:szCs w:val="20"/>
+        </w:rPr>
+      </w:r>
       <w:r>
         <w:rPr>
           <w:rFonts w:cs="Arial"/>
@@ -4805,35 +5468,12 @@
           <w:rFonts w:cs="Arial"/>
           <w:szCs w:val="20"/>
         </w:rPr>
-        <w:t xml:space="preserve">Le trimestre de référence retenu est le {</w:t>
-      </w:r>
-      <w:r>
-        <w:rPr>
-          <w:rFonts w:cs="Arial"/>
-          <w:szCs w:val="20"/>
-        </w:rPr>
-        <w:t xml:space="preserve">tIrl</w:t>
-      </w:r>
-      <w:r>
-        <w:rPr>
-          <w:rFonts w:cs="Arial"/>
-          <w:szCs w:val="20"/>
-        </w:rPr>
-        <w:t xml:space="preserve">} valeur {</w:t>
-      </w:r>
-      <w:r>
-        <w:rPr>
-          <w:rFonts w:cs="Arial"/>
-          <w:szCs w:val="20"/>
-        </w:rPr>
-        <w:t xml:space="preserve">valIrl</w:t>
-      </w:r>
-      <w:r>
-        <w:rPr>
-          <w:rFonts w:cs="Arial"/>
-          <w:szCs w:val="20"/>
-        </w:rPr>
-        <w:t xml:space="preserve">}</w:t>
+      </w:r>
+      <w:r>
+        <w:rPr>
+          <w:rFonts w:cs="Arial"/>
+          <w:szCs w:val="20"/>
+        </w:rPr>
       </w:r>
       <w:r>
         <w:rPr>
@@ -4857,7 +5497,13 @@
           <w:rFonts w:cs="Arial"/>
           <w:szCs w:val="20"/>
         </w:rPr>
-        <w:t xml:space="preserve">La formule de calcul de la révision est la suivante : Nouveau loyer = Loyer actuel × (Nouvel IRL / IRL de référence)</w:t>
+        <w:t xml:space="preserve">En cas de non-application de la révision à la date prévue, le bailleur pourra en demander l’application rétroactive dans la limite d’un an.</w:t>
+      </w:r>
+      <w:r>
+        <w:rPr>
+          <w:rFonts w:cs="Arial"/>
+          <w:szCs w:val="20"/>
+        </w:rPr>
       </w:r>
       <w:r>
         <w:rPr>
@@ -4881,7 +5527,12 @@
           <w:rFonts w:cs="Arial"/>
           <w:szCs w:val="20"/>
         </w:rPr>
-        <w:t xml:space="preserve">L’IRL de référence est celui du trimestre indiqué ci-dessus. Le nouvel IRL est celui publié par l’INSEE le jour de la date de la révision du loyer.</w:t>
+      </w:r>
+      <w:r>
+        <w:rPr>
+          <w:rFonts w:cs="Arial"/>
+          <w:szCs w:val="20"/>
+        </w:rPr>
       </w:r>
       <w:r>
         <w:rPr>
@@ -4892,77 +5543,7 @@
     </w:p>
     <w:p>
       <w:pPr>
-        <w:pBdr/>
-        <w:spacing/>
-        <w:ind/>
-        <w:rPr>
-          <w:rFonts w:cs="Arial"/>
-          <w:szCs w:val="20"/>
-        </w:rPr>
-      </w:pPr>
-      <w:r>
-        <w:rPr>
-          <w:rFonts w:cs="Arial"/>
-          <w:szCs w:val="20"/>
-        </w:rPr>
-      </w:r>
-      <w:r>
-        <w:rPr>
-          <w:rFonts w:cs="Arial"/>
-          <w:szCs w:val="20"/>
-        </w:rPr>
-      </w:r>
-    </w:p>
-    <w:p>
-      <w:pPr>
-        <w:pBdr/>
-        <w:spacing/>
-        <w:ind/>
-        <w:rPr>
-          <w:rFonts w:cs="Arial"/>
-          <w:szCs w:val="20"/>
-        </w:rPr>
-      </w:pPr>
-      <w:r>
-        <w:rPr>
-          <w:rFonts w:cs="Arial"/>
-          <w:szCs w:val="20"/>
-        </w:rPr>
-        <w:t xml:space="preserve">En cas de non-application de la révision à la date prévue, le bailleur pourra en demander l’application rétroactive dans la limite d’un an.</w:t>
-      </w:r>
-      <w:r>
-        <w:rPr>
-          <w:rFonts w:cs="Arial"/>
-          <w:szCs w:val="20"/>
-        </w:rPr>
-      </w:r>
-    </w:p>
-    <w:p>
-      <w:pPr>
-        <w:pBdr/>
-        <w:spacing/>
-        <w:ind/>
-        <w:rPr>
-          <w:rFonts w:cs="Arial"/>
-          <w:szCs w:val="20"/>
-        </w:rPr>
-      </w:pPr>
-      <w:r>
-        <w:rPr>
-          <w:rFonts w:cs="Arial"/>
-          <w:szCs w:val="20"/>
-        </w:rPr>
-      </w:r>
-      <w:r>
-        <w:rPr>
-          <w:rFonts w:cs="Arial"/>
-          <w:szCs w:val="20"/>
-        </w:rPr>
-      </w:r>
-    </w:p>
-    <w:p>
-      <w:pPr>
-        <w:pStyle w:val="909"/>
+        <w:pStyle w:val="840"/>
         <w:pBdr/>
         <w:shd w:val="solid" w:color="ffffff" w:fill="auto"/>
         <w:spacing/>
@@ -4976,6 +5557,11 @@
           <w:color w:val="auto"/>
         </w:rPr>
         <w:t xml:space="preserve">B. Charges récupérables</w:t>
+      </w:r>
+      <w:r>
+        <w:rPr>
+          <w:color w:val="auto"/>
+        </w:rPr>
       </w:r>
       <w:r>
         <w:rPr>
@@ -5013,6 +5599,13 @@
       </w:r>
       <w:r>
         <w:rPr>
+          <w:rFonts w:cs="Arial"/>
+          <w:szCs w:val="20"/>
+        </w:rPr>
+        <w:t xml:space="preserve">{#isChargeList}</w:t>
+      </w:r>
+      <w:r>
+        <w:rPr>
           <w:b/>
           <w:color w:val="000000"/>
           <w:sz w:val="22"/>
@@ -5022,42 +5615,37 @@
       </w:r>
       <w:r>
         <w:rPr>
-          <w:rFonts w:cs="Arial"/>
-          <w:szCs w:val="20"/>
-        </w:rPr>
-        <w:t xml:space="preserve">{#isChargeList}</w:t>
-      </w:r>
-      <w:r/>
+          <w:b/>
+          <w:bCs/>
+          <w:color w:val="000000"/>
+          <w:sz w:val="22"/>
+          <w:szCs w:val="22"/>
+        </w:rPr>
+      </w:r>
+      <w:r>
+        <w:rPr>
+          <w:rFonts w:cs="Arial"/>
+          <w:szCs w:val="20"/>
+        </w:rPr>
+      </w:r>
       <w:r>
         <w:rPr>
           <w:b/>
           <w:color w:val="000000"/>
           <w:sz w:val="22"/>
-          <w:highlight w:val="none"/>
           <w:shd w:val="clear" w:color="auto" w:fill="ffffff"/>
         </w:rPr>
+        <w:t xml:space="preserve">1° Modalité de règlement des charges récupérables </w:t>
       </w:r>
       <w:r>
         <w:rPr>
           <w:b/>
           <w:color w:val="000000"/>
           <w:sz w:val="22"/>
-          <w:highlight w:val="none"/>
           <w:shd w:val="clear" w:color="auto" w:fill="ffffff"/>
         </w:rPr>
       </w:r>
-    </w:p>
-    <w:p>
-      <w:pPr>
-        <w:pBdr>
-          <w:top w:val="none" w:color="000000" w:sz="0" w:space="0"/>
-          <w:left w:val="none" w:color="000000" w:sz="0" w:space="0"/>
-          <w:bottom w:val="none" w:color="000000" w:sz="0" w:space="0"/>
-          <w:right w:val="none" w:color="000000" w:sz="0" w:space="0"/>
-          <w:between w:val="none" w:color="000000" w:sz="0" w:space="0"/>
-        </w:pBdr>
-        <w:spacing w:after="173" w:before="307"/>
-        <w:ind/>
+      <w:r>
         <w:rPr>
           <w:b/>
           <w:bCs/>
@@ -5067,22 +5655,838 @@
           <w:highlight w:val="none"/>
           <w:shd w:val="clear" w:color="auto" w:fill="ffffff"/>
         </w:rPr>
-      </w:pPr>
-      <w:r>
-        <w:rPr>
-          <w:rFonts w:cs="Arial"/>
-          <w:szCs w:val="20"/>
-        </w:rPr>
-      </w:r>
-      <w:r>
+      </w:r>
+      <w:r>
+        <w:rPr>
+          <w:b/>
+          <w:bCs/>
+          <w:color w:val="000000"/>
+          <w:sz w:val="22"/>
+          <w:szCs w:val="22"/>
+        </w:rPr>
+      </w:r>
+    </w:p>
+    <w:p>
+      <w:pPr>
+        <w:pBdr>
+          <w:top w:val="none" w:color="000000" w:sz="0" w:space="0"/>
+          <w:left w:val="none" w:color="000000" w:sz="0" w:space="0"/>
+          <w:bottom w:val="none" w:color="000000" w:sz="0" w:space="0"/>
+          <w:right w:val="none" w:color="000000" w:sz="0" w:space="0"/>
+          <w:between w:val="none" w:color="000000" w:sz="0" w:space="0"/>
+        </w:pBdr>
+        <w:spacing/>
+        <w:ind/>
+        <w:rPr>
+          <w:color w:val="000000"/>
+          <w:shd w:val="clear" w:color="auto" w:fill="ffffff"/>
+        </w:rPr>
+      </w:pPr>
+      <w:r>
+        <w:rPr>
+          <w:color w:val="000000"/>
+          <w:shd w:val="clear" w:color="auto" w:fill="ffffff"/>
+        </w:rPr>
+        <w:t xml:space="preserve">Récupération des charges par le bailleur sous la forme d'un forfait de charges. </w:t>
+      </w:r>
+      <w:r>
+        <w:rPr>
+          <w:color w:val="000000"/>
+          <w:shd w:val="clear" w:color="auto" w:fill="ffffff"/>
+        </w:rPr>
+      </w:r>
+      <w:r>
+        <w:rPr>
+          <w:color w:val="000000"/>
+          <w:shd w:val="clear" w:color="auto" w:fill="ffffff"/>
+        </w:rPr>
+      </w:r>
+    </w:p>
+    <w:p>
+      <w:pPr>
+        <w:pBdr>
+          <w:top w:val="none" w:color="000000" w:sz="0" w:space="0"/>
+          <w:left w:val="none" w:color="000000" w:sz="0" w:space="0"/>
+          <w:bottom w:val="none" w:color="000000" w:sz="0" w:space="0"/>
+          <w:right w:val="none" w:color="000000" w:sz="0" w:space="0"/>
+          <w:between w:val="none" w:color="000000" w:sz="0" w:space="0"/>
+        </w:pBdr>
+        <w:spacing/>
+        <w:ind/>
+        <w:rPr>
+          <w:color w:val="000000"/>
+          <w:shd w:val="clear" w:color="auto" w:fill="ffffff"/>
+        </w:rPr>
+      </w:pPr>
+      <w:r>
+        <w:rPr>
+          <w:color w:val="000000"/>
+          <w:shd w:val="clear" w:color="auto" w:fill="ffffff"/>
+        </w:rPr>
+        <w:t xml:space="preserve">Les charges locatives récupérables sont des charges diverses payées par un propriétaire et dont il peut demander le remboursement à son locataire.  </w:t>
+      </w:r>
+      <w:r>
+        <w:rPr>
+          <w:color w:val="000000"/>
+          <w:shd w:val="clear" w:color="auto" w:fill="ffffff"/>
+        </w:rPr>
+      </w:r>
+      <w:r>
+        <w:rPr>
+          <w:color w:val="000000"/>
+          <w:shd w:val="clear" w:color="auto" w:fill="ffffff"/>
+        </w:rPr>
+      </w:r>
+    </w:p>
+    <w:p>
+      <w:pPr>
+        <w:pBdr>
+          <w:top w:val="none" w:color="000000" w:sz="0" w:space="0"/>
+          <w:left w:val="none" w:color="000000" w:sz="0" w:space="0"/>
+          <w:bottom w:val="none" w:color="000000" w:sz="0" w:space="0"/>
+          <w:right w:val="none" w:color="000000" w:sz="0" w:space="0"/>
+          <w:between w:val="none" w:color="000000" w:sz="0" w:space="0"/>
+        </w:pBdr>
+        <w:spacing/>
+        <w:ind/>
+        <w:rPr>
+          <w:color w:val="000000"/>
+          <w:shd w:val="clear" w:color="auto" w:fill="ffffff"/>
+        </w:rPr>
+      </w:pPr>
+      <w:r>
+        <w:rPr>
+          <w:color w:val="000000"/>
+          <w:shd w:val="clear" w:color="auto" w:fill="ffffff"/>
+        </w:rPr>
+        <w:t xml:space="preserve">Les charges locatives récupérables de plein droit sont : </w:t>
+      </w:r>
+      <w:r>
+        <w:rPr>
+          <w:color w:val="000000"/>
+          <w:shd w:val="clear" w:color="auto" w:fill="ffffff"/>
+        </w:rPr>
+      </w:r>
+      <w:r>
+        <w:rPr>
+          <w:color w:val="000000"/>
+          <w:shd w:val="clear" w:color="auto" w:fill="ffffff"/>
+        </w:rPr>
+      </w:r>
+    </w:p>
+    <w:p>
+      <w:pPr>
+        <w:numPr>
+          <w:ilvl w:val="0"/>
+          <w:numId w:val="18"/>
+        </w:numPr>
+        <w:pBdr>
+          <w:top w:val="none" w:color="000000" w:sz="0" w:space="0"/>
+          <w:left w:val="none" w:color="000000" w:sz="0" w:space="0"/>
+          <w:bottom w:val="none" w:color="000000" w:sz="0" w:space="0"/>
+          <w:right w:val="none" w:color="000000" w:sz="0" w:space="0"/>
+          <w:between w:val="none" w:color="000000" w:sz="0" w:space="0"/>
+        </w:pBdr>
+        <w:spacing/>
+        <w:ind w:left="1068"/>
+        <w:rPr>
+          <w:color w:val="000000"/>
+          <w:sz w:val="22"/>
+          <w:shd w:val="clear" w:color="auto" w:fill="ffffff"/>
+        </w:rPr>
+      </w:pPr>
+      <w:r>
+        <w:rPr>
+          <w:color w:val="000000"/>
+          <w:shd w:val="clear" w:color="auto" w:fill="ffffff"/>
+        </w:rPr>
+        <w:t xml:space="preserve">L'eau froide, </w:t>
+      </w:r>
+      <w:r>
+        <w:rPr>
+          <w:color w:val="000000"/>
+          <w:sz w:val="22"/>
+          <w:shd w:val="clear" w:color="auto" w:fill="ffffff"/>
+        </w:rPr>
+      </w:r>
+      <w:r>
+        <w:rPr>
+          <w:color w:val="000000"/>
+          <w:sz w:val="22"/>
+          <w:shd w:val="clear" w:color="auto" w:fill="ffffff"/>
+        </w:rPr>
+      </w:r>
+    </w:p>
+    <w:p>
+      <w:pPr>
+        <w:numPr>
+          <w:ilvl w:val="0"/>
+          <w:numId w:val="18"/>
+        </w:numPr>
+        <w:pBdr>
+          <w:top w:val="none" w:color="000000" w:sz="0" w:space="0"/>
+          <w:left w:val="none" w:color="000000" w:sz="0" w:space="0"/>
+          <w:bottom w:val="none" w:color="000000" w:sz="0" w:space="0"/>
+          <w:right w:val="none" w:color="000000" w:sz="0" w:space="0"/>
+          <w:between w:val="none" w:color="000000" w:sz="0" w:space="0"/>
+        </w:pBdr>
+        <w:spacing/>
+        <w:ind w:left="1068"/>
+        <w:rPr>
+          <w:color w:val="000000"/>
+          <w:sz w:val="22"/>
+          <w:shd w:val="clear" w:color="auto" w:fill="ffffff"/>
+        </w:rPr>
+      </w:pPr>
+      <w:r>
+        <w:rPr>
+          <w:color w:val="000000"/>
+          <w:shd w:val="clear" w:color="auto" w:fill="ffffff"/>
+        </w:rPr>
+        <w:t xml:space="preserve">L'eau chaude, </w:t>
+      </w:r>
+      <w:r>
+        <w:rPr>
+          <w:color w:val="000000"/>
+          <w:sz w:val="22"/>
+          <w:shd w:val="clear" w:color="auto" w:fill="ffffff"/>
+        </w:rPr>
+      </w:r>
+      <w:r>
+        <w:rPr>
+          <w:color w:val="000000"/>
+          <w:sz w:val="22"/>
+          <w:shd w:val="clear" w:color="auto" w:fill="ffffff"/>
+        </w:rPr>
+      </w:r>
+    </w:p>
+    <w:p>
+      <w:pPr>
+        <w:numPr>
+          <w:ilvl w:val="0"/>
+          <w:numId w:val="18"/>
+        </w:numPr>
+        <w:pBdr>
+          <w:top w:val="none" w:color="000000" w:sz="0" w:space="0"/>
+          <w:left w:val="none" w:color="000000" w:sz="0" w:space="0"/>
+          <w:bottom w:val="none" w:color="000000" w:sz="0" w:space="0"/>
+          <w:right w:val="none" w:color="000000" w:sz="0" w:space="0"/>
+          <w:between w:val="none" w:color="000000" w:sz="0" w:space="0"/>
+        </w:pBdr>
+        <w:spacing/>
+        <w:ind w:left="1068"/>
+        <w:rPr>
+          <w:color w:val="000000"/>
+          <w:sz w:val="22"/>
+          <w:shd w:val="clear" w:color="auto" w:fill="ffffff"/>
+        </w:rPr>
+      </w:pPr>
+      <w:r>
+        <w:rPr>
+          <w:color w:val="000000"/>
+          <w:shd w:val="clear" w:color="auto" w:fill="ffffff"/>
+        </w:rPr>
+        <w:t xml:space="preserve">Le chauffage, </w:t>
+      </w:r>
+      <w:r>
+        <w:rPr>
+          <w:color w:val="000000"/>
+          <w:sz w:val="22"/>
+          <w:shd w:val="clear" w:color="auto" w:fill="ffffff"/>
+        </w:rPr>
+      </w:r>
+      <w:r>
+        <w:rPr>
+          <w:color w:val="000000"/>
+          <w:sz w:val="22"/>
+          <w:shd w:val="clear" w:color="auto" w:fill="ffffff"/>
+        </w:rPr>
+      </w:r>
+    </w:p>
+    <w:p>
+      <w:pPr>
+        <w:numPr>
+          <w:ilvl w:val="0"/>
+          <w:numId w:val="18"/>
+        </w:numPr>
+        <w:pBdr>
+          <w:top w:val="none" w:color="000000" w:sz="0" w:space="0"/>
+          <w:left w:val="none" w:color="000000" w:sz="0" w:space="0"/>
+          <w:bottom w:val="none" w:color="000000" w:sz="0" w:space="0"/>
+          <w:right w:val="none" w:color="000000" w:sz="0" w:space="0"/>
+          <w:between w:val="none" w:color="000000" w:sz="0" w:space="0"/>
+        </w:pBdr>
+        <w:spacing/>
+        <w:ind w:left="1068"/>
+        <w:rPr>
+          <w:color w:val="000000"/>
+          <w:sz w:val="22"/>
+          <w:shd w:val="clear" w:color="auto" w:fill="ffffff"/>
+        </w:rPr>
+      </w:pPr>
+      <w:r>
+        <w:rPr>
+          <w:color w:val="000000"/>
+          <w:shd w:val="clear" w:color="auto" w:fill="ffffff"/>
+        </w:rPr>
+        <w:t xml:space="preserve">L'entretien annuel du chauffe-eau, </w:t>
+      </w:r>
+      <w:r>
+        <w:rPr>
+          <w:color w:val="000000"/>
+          <w:sz w:val="22"/>
+          <w:shd w:val="clear" w:color="auto" w:fill="ffffff"/>
+        </w:rPr>
+      </w:r>
+      <w:r>
+        <w:rPr>
+          <w:color w:val="000000"/>
+          <w:sz w:val="22"/>
+          <w:shd w:val="clear" w:color="auto" w:fill="ffffff"/>
+        </w:rPr>
+      </w:r>
+    </w:p>
+    <w:p>
+      <w:pPr>
+        <w:numPr>
+          <w:ilvl w:val="0"/>
+          <w:numId w:val="18"/>
+        </w:numPr>
+        <w:pBdr>
+          <w:top w:val="none" w:color="000000" w:sz="0" w:space="0"/>
+          <w:left w:val="none" w:color="000000" w:sz="0" w:space="0"/>
+          <w:bottom w:val="none" w:color="000000" w:sz="0" w:space="0"/>
+          <w:right w:val="none" w:color="000000" w:sz="0" w:space="0"/>
+          <w:between w:val="none" w:color="000000" w:sz="0" w:space="0"/>
+        </w:pBdr>
+        <w:spacing/>
+        <w:ind w:left="1068"/>
+        <w:rPr>
+          <w:color w:val="000000"/>
+          <w:sz w:val="22"/>
+          <w:shd w:val="clear" w:color="auto" w:fill="ffffff"/>
+        </w:rPr>
+      </w:pPr>
+      <w:r>
+        <w:rPr>
+          <w:color w:val="000000"/>
+          <w:shd w:val="clear" w:color="auto" w:fill="ffffff"/>
+        </w:rPr>
+        <w:t xml:space="preserve">L'entretien des parties communes de la copropriété, </w:t>
+      </w:r>
+      <w:r>
+        <w:rPr>
+          <w:color w:val="000000"/>
+          <w:sz w:val="22"/>
+          <w:shd w:val="clear" w:color="auto" w:fill="ffffff"/>
+        </w:rPr>
+      </w:r>
+      <w:r>
+        <w:rPr>
+          <w:color w:val="000000"/>
+          <w:sz w:val="22"/>
+          <w:shd w:val="clear" w:color="auto" w:fill="ffffff"/>
+        </w:rPr>
+      </w:r>
+    </w:p>
+    <w:p>
+      <w:pPr>
+        <w:numPr>
+          <w:ilvl w:val="0"/>
+          <w:numId w:val="18"/>
+        </w:numPr>
+        <w:pBdr>
+          <w:top w:val="none" w:color="000000" w:sz="0" w:space="0"/>
+          <w:left w:val="none" w:color="000000" w:sz="0" w:space="0"/>
+          <w:bottom w:val="none" w:color="000000" w:sz="0" w:space="0"/>
+          <w:right w:val="none" w:color="000000" w:sz="0" w:space="0"/>
+          <w:between w:val="none" w:color="000000" w:sz="0" w:space="0"/>
+        </w:pBdr>
+        <w:spacing/>
+        <w:ind w:left="1068"/>
+        <w:rPr>
+          <w:color w:val="000000"/>
+          <w:sz w:val="22"/>
+          <w:shd w:val="clear" w:color="auto" w:fill="ffffff"/>
+        </w:rPr>
+      </w:pPr>
+      <w:r>
+        <w:rPr>
+          <w:color w:val="000000"/>
+          <w:shd w:val="clear" w:color="auto" w:fill="ffffff"/>
+        </w:rPr>
+        <w:t xml:space="preserve">La taxe d'enlèvement des ordures ménagères. </w:t>
+      </w:r>
+      <w:r>
+        <w:rPr>
+          <w:color w:val="000000"/>
+          <w:sz w:val="22"/>
+          <w:shd w:val="clear" w:color="auto" w:fill="ffffff"/>
+        </w:rPr>
+      </w:r>
+      <w:r>
+        <w:rPr>
+          <w:color w:val="000000"/>
+          <w:sz w:val="22"/>
+          <w:shd w:val="clear" w:color="auto" w:fill="ffffff"/>
+        </w:rPr>
+      </w:r>
+    </w:p>
+    <w:p>
+      <w:pPr>
+        <w:pBdr>
+          <w:top w:val="none" w:color="000000" w:sz="0" w:space="0"/>
+          <w:left w:val="none" w:color="000000" w:sz="0" w:space="0"/>
+          <w:bottom w:val="none" w:color="000000" w:sz="0" w:space="0"/>
+          <w:right w:val="none" w:color="000000" w:sz="0" w:space="0"/>
+          <w:between w:val="none" w:color="000000" w:sz="0" w:space="0"/>
+        </w:pBdr>
+        <w:spacing/>
+        <w:ind/>
+        <w:rPr>
+          <w:color w:val="000000"/>
+          <w:shd w:val="clear" w:color="auto" w:fill="ffffff"/>
+        </w:rPr>
+      </w:pPr>
+      <w:r>
+        <w:rPr>
+          <w:color w:val="000000"/>
+          <w:shd w:val="clear" w:color="auto" w:fill="ffffff"/>
+        </w:rPr>
+        <w:t xml:space="preserve">  </w:t>
+      </w:r>
+      <w:r>
+        <w:rPr>
+          <w:color w:val="000000"/>
+          <w:shd w:val="clear" w:color="auto" w:fill="ffffff"/>
+        </w:rPr>
+      </w:r>
+      <w:r>
+        <w:rPr>
+          <w:color w:val="000000"/>
+          <w:shd w:val="clear" w:color="auto" w:fill="ffffff"/>
+        </w:rPr>
+      </w:r>
+    </w:p>
+    <w:p>
+      <w:pPr>
+        <w:pBdr>
+          <w:top w:val="none" w:color="000000" w:sz="0" w:space="0"/>
+          <w:left w:val="none" w:color="000000" w:sz="0" w:space="0"/>
+          <w:bottom w:val="none" w:color="000000" w:sz="0" w:space="0"/>
+          <w:right w:val="none" w:color="000000" w:sz="0" w:space="0"/>
+          <w:between w:val="none" w:color="000000" w:sz="0" w:space="0"/>
+        </w:pBdr>
+        <w:spacing/>
+        <w:ind/>
+        <w:rPr>
+          <w:color w:val="000000"/>
+          <w:shd w:val="clear" w:color="auto" w:fill="ffffff"/>
+        </w:rPr>
+      </w:pPr>
+      <w:r>
+        <w:rPr>
+          <w:color w:val="000000"/>
+          <w:shd w:val="clear" w:color="auto" w:fill="ffffff"/>
+        </w:rPr>
+        <w:t xml:space="preserve">Afin de faciliter la gestion de la colocation, le bailleur a souscrit, pour le compte des locataires, les abonnements suivants : </w:t>
+      </w:r>
+      <w:r>
+        <w:rPr>
+          <w:color w:val="000000"/>
+          <w:shd w:val="clear" w:color="auto" w:fill="ffffff"/>
+        </w:rPr>
+      </w:r>
+      <w:r>
+        <w:rPr>
+          <w:color w:val="000000"/>
+          <w:shd w:val="clear" w:color="auto" w:fill="ffffff"/>
+        </w:rPr>
+      </w:r>
+    </w:p>
+    <w:p>
+      <w:pPr>
+        <w:numPr>
+          <w:ilvl w:val="0"/>
+          <w:numId w:val="17"/>
+        </w:numPr>
+        <w:pBdr>
+          <w:top w:val="none" w:color="000000" w:sz="0" w:space="0"/>
+          <w:left w:val="none" w:color="000000" w:sz="0" w:space="0"/>
+          <w:bottom w:val="none" w:color="000000" w:sz="0" w:space="0"/>
+          <w:right w:val="none" w:color="000000" w:sz="0" w:space="0"/>
+          <w:between w:val="none" w:color="000000" w:sz="0" w:space="0"/>
+        </w:pBdr>
+        <w:spacing/>
+        <w:ind w:left="991"/>
+        <w:rPr>
+          <w:color w:val="000000"/>
+          <w:sz w:val="22"/>
+          <w:shd w:val="clear" w:color="auto" w:fill="ffffff"/>
+        </w:rPr>
+      </w:pPr>
+      <w:r>
+        <w:rPr>
+          <w:color w:val="000000"/>
+          <w:shd w:val="clear" w:color="auto" w:fill="ffffff"/>
+        </w:rPr>
+        <w:t xml:space="preserve">Électricité, </w:t>
+      </w:r>
+      <w:r>
+        <w:rPr>
+          <w:color w:val="000000"/>
+          <w:sz w:val="22"/>
+          <w:shd w:val="clear" w:color="auto" w:fill="ffffff"/>
+        </w:rPr>
+      </w:r>
+      <w:r>
+        <w:rPr>
+          <w:color w:val="000000"/>
+          <w:sz w:val="22"/>
+          <w:shd w:val="clear" w:color="auto" w:fill="ffffff"/>
+        </w:rPr>
+      </w:r>
+    </w:p>
+    <w:p>
+      <w:pPr>
+        <w:numPr>
+          <w:ilvl w:val="0"/>
+          <w:numId w:val="17"/>
+        </w:numPr>
+        <w:pBdr>
+          <w:top w:val="none" w:color="000000" w:sz="0" w:space="0"/>
+          <w:left w:val="none" w:color="000000" w:sz="0" w:space="0"/>
+          <w:bottom w:val="none" w:color="000000" w:sz="0" w:space="0"/>
+          <w:right w:val="none" w:color="000000" w:sz="0" w:space="0"/>
+          <w:between w:val="none" w:color="000000" w:sz="0" w:space="0"/>
+        </w:pBdr>
+        <w:spacing/>
+        <w:ind w:left="991"/>
+        <w:rPr>
+          <w:color w:val="000000"/>
+          <w:sz w:val="22"/>
+          <w:shd w:val="clear" w:color="auto" w:fill="ffffff"/>
+        </w:rPr>
+      </w:pPr>
+      <w:r>
+        <w:rPr>
+          <w:color w:val="000000"/>
+          <w:shd w:val="clear" w:color="auto" w:fill="ffffff"/>
+        </w:rPr>
+        <w:t xml:space="preserve">Gaz, </w:t>
+      </w:r>
+      <w:r>
+        <w:rPr>
+          <w:color w:val="000000"/>
+          <w:sz w:val="22"/>
+          <w:shd w:val="clear" w:color="auto" w:fill="ffffff"/>
+        </w:rPr>
+      </w:r>
+      <w:r>
+        <w:rPr>
+          <w:color w:val="000000"/>
+          <w:sz w:val="22"/>
+          <w:shd w:val="clear" w:color="auto" w:fill="ffffff"/>
+        </w:rPr>
+      </w:r>
+    </w:p>
+    <w:p>
+      <w:pPr>
+        <w:numPr>
+          <w:ilvl w:val="0"/>
+          <w:numId w:val="17"/>
+        </w:numPr>
+        <w:pBdr>
+          <w:top w:val="none" w:color="000000" w:sz="0" w:space="0"/>
+          <w:left w:val="none" w:color="000000" w:sz="0" w:space="0"/>
+          <w:bottom w:val="none" w:color="000000" w:sz="0" w:space="0"/>
+          <w:right w:val="none" w:color="000000" w:sz="0" w:space="0"/>
+          <w:between w:val="none" w:color="000000" w:sz="0" w:space="0"/>
+        </w:pBdr>
+        <w:spacing/>
+        <w:ind w:left="991"/>
+        <w:rPr>
+          <w:color w:val="000000"/>
+          <w:sz w:val="22"/>
+          <w:shd w:val="clear" w:color="auto" w:fill="ffffff"/>
+        </w:rPr>
+      </w:pPr>
+      <w:r>
+        <w:rPr>
+          <w:color w:val="000000"/>
+          <w:shd w:val="clear" w:color="auto" w:fill="ffffff"/>
+        </w:rPr>
+        <w:t xml:space="preserve">Internet. </w:t>
+      </w:r>
+      <w:r>
+        <w:rPr>
+          <w:color w:val="000000"/>
+          <w:sz w:val="22"/>
+          <w:shd w:val="clear" w:color="auto" w:fill="ffffff"/>
+        </w:rPr>
+      </w:r>
+      <w:r>
+        <w:rPr>
+          <w:color w:val="000000"/>
+          <w:sz w:val="22"/>
+          <w:shd w:val="clear" w:color="auto" w:fill="ffffff"/>
+        </w:rPr>
+      </w:r>
+    </w:p>
+    <w:p>
+      <w:pPr>
+        <w:pBdr>
+          <w:top w:val="none" w:color="000000" w:sz="0" w:space="0"/>
+          <w:left w:val="none" w:color="000000" w:sz="0" w:space="0"/>
+          <w:bottom w:val="none" w:color="000000" w:sz="0" w:space="0"/>
+          <w:right w:val="none" w:color="000000" w:sz="0" w:space="0"/>
+          <w:between w:val="none" w:color="000000" w:sz="0" w:space="0"/>
+        </w:pBdr>
+        <w:spacing/>
+        <w:ind/>
+        <w:rPr>
+          <w:color w:val="000000"/>
+          <w:shd w:val="clear" w:color="auto" w:fill="ffffff"/>
+        </w:rPr>
+      </w:pPr>
+      <w:r>
+        <w:rPr>
+          <w:color w:val="000000"/>
+          <w:shd w:val="clear" w:color="auto" w:fill="ffffff"/>
+        </w:rPr>
+        <w:t xml:space="preserve">  </w:t>
+      </w:r>
+      <w:r>
+        <w:rPr>
+          <w:color w:val="000000"/>
+          <w:shd w:val="clear" w:color="auto" w:fill="ffffff"/>
+        </w:rPr>
+      </w:r>
+      <w:r>
+        <w:rPr>
+          <w:color w:val="000000"/>
+          <w:shd w:val="clear" w:color="auto" w:fill="ffffff"/>
+        </w:rPr>
+      </w:r>
+    </w:p>
+    <w:p>
+      <w:pPr>
+        <w:pBdr>
+          <w:top w:val="none" w:color="000000" w:sz="0" w:space="0"/>
+          <w:left w:val="none" w:color="000000" w:sz="0" w:space="0"/>
+          <w:bottom w:val="none" w:color="000000" w:sz="0" w:space="0"/>
+          <w:right w:val="none" w:color="000000" w:sz="0" w:space="0"/>
+          <w:between w:val="none" w:color="000000" w:sz="0" w:space="0"/>
+        </w:pBdr>
+        <w:spacing/>
+        <w:ind/>
+        <w:rPr>
+          <w:color w:val="000000"/>
+          <w:shd w:val="clear" w:color="auto" w:fill="ffffff"/>
+        </w:rPr>
+      </w:pPr>
+      <w:r>
+        <w:rPr>
+          <w:color w:val="000000"/>
+          <w:shd w:val="clear" w:color="auto" w:fill="ffffff"/>
+        </w:rPr>
+        <w:t xml:space="preserve">Des lors, les abonnements d'électricité, de gaz et d'internet sont inclus dans le forfait charges. Les consommations d'électric</w:t>
+      </w:r>
+      <w:r>
+        <w:rPr>
+          <w:color w:val="000000"/>
+          <w:shd w:val="clear" w:color="auto" w:fill="ffffff"/>
+        </w:rPr>
+        <w:t xml:space="preserve">ité et de gaz sont également inclus, dans la limite d'une consommation issue d'un usage normal. Une consommation issue d’un usage normal étant définie comme n’excédant pas 110% de la consommation moyenne d’un logement de taille similaire occupé par 4 perso</w:t>
+      </w:r>
+      <w:r>
+        <w:rPr>
+          <w:color w:val="000000"/>
+          <w:shd w:val="clear" w:color="auto" w:fill="ffffff"/>
+        </w:rPr>
+        <w:t xml:space="preserve">nnes. Toute consommation d’eau, d’électricité ou de gaz au-delà de 110% de la consommation moyenne pourra faire l’objet d’une régularisation à la demande du bailleur. Les chiffres publiés par l’INSEE seront pris comme référence de la consommation moyenne. </w:t>
+      </w:r>
+      <w:r>
+        <w:rPr>
+          <w:color w:val="000000"/>
+          <w:shd w:val="clear" w:color="auto" w:fill="ffffff"/>
+        </w:rPr>
+      </w:r>
+      <w:r>
+        <w:rPr>
+          <w:color w:val="000000"/>
+          <w:shd w:val="clear" w:color="auto" w:fill="ffffff"/>
+        </w:rPr>
+      </w:r>
+    </w:p>
+    <w:p>
+      <w:pPr>
+        <w:pBdr>
+          <w:top w:val="none" w:color="000000" w:sz="0" w:space="0"/>
+          <w:left w:val="none" w:color="000000" w:sz="0" w:space="0"/>
+          <w:bottom w:val="none" w:color="000000" w:sz="0" w:space="0"/>
+          <w:right w:val="none" w:color="000000" w:sz="0" w:space="0"/>
+          <w:between w:val="none" w:color="000000" w:sz="0" w:space="0"/>
+        </w:pBdr>
+        <w:spacing/>
+        <w:ind/>
+        <w:rPr>
+          <w:color w:val="000000"/>
+          <w:shd w:val="clear" w:color="auto" w:fill="ffffff"/>
+        </w:rPr>
+      </w:pPr>
+      <w:r>
+        <w:rPr>
+          <w:color w:val="000000"/>
+          <w:shd w:val="clear" w:color="auto" w:fill="ffffff"/>
+        </w:rPr>
+        <w:t xml:space="preserve">En outre, seul l'abonnement internet est inclus dans le</w:t>
+      </w:r>
+      <w:r>
+        <w:rPr>
+          <w:color w:val="000000"/>
+          <w:shd w:val="clear" w:color="auto" w:fill="ffffff"/>
+        </w:rPr>
+        <w:t xml:space="preserve"> forfait charges. Toutes consommation hors forfait réalisée par le locataire, et facturée au bailleur (communications téléphoniques payantes, souscription à des services de vidéos à la demande, abonnements, options, ...) fera l'objet d'une régularisation. </w:t>
+      </w:r>
+      <w:r>
+        <w:rPr>
+          <w:color w:val="000000"/>
+          <w:shd w:val="clear" w:color="auto" w:fill="ffffff"/>
+        </w:rPr>
+      </w:r>
+      <w:r>
+        <w:rPr>
+          <w:color w:val="000000"/>
+          <w:shd w:val="clear" w:color="auto" w:fill="ffffff"/>
+        </w:rPr>
+      </w:r>
+    </w:p>
+    <w:p>
+      <w:pPr>
+        <w:pBdr>
+          <w:top w:val="none" w:color="000000" w:sz="0" w:space="0"/>
+          <w:left w:val="none" w:color="000000" w:sz="0" w:space="0"/>
+          <w:bottom w:val="none" w:color="000000" w:sz="0" w:space="0"/>
+          <w:right w:val="none" w:color="000000" w:sz="0" w:space="0"/>
+          <w:between w:val="none" w:color="000000" w:sz="0" w:space="0"/>
+        </w:pBdr>
+        <w:spacing/>
+        <w:ind/>
+        <w:rPr>
+          <w:color w:val="000000"/>
+          <w:shd w:val="clear" w:color="auto" w:fill="ffffff"/>
+        </w:rPr>
+      </w:pPr>
+      <w:r>
+        <w:rPr>
+          <w:color w:val="000000"/>
+          <w:shd w:val="clear" w:color="auto" w:fill="ffffff"/>
+        </w:rPr>
+        <w:t xml:space="preserve">  </w:t>
+      </w:r>
+      <w:r>
+        <w:rPr>
+          <w:color w:val="000000"/>
+          <w:shd w:val="clear" w:color="auto" w:fill="ffffff"/>
+        </w:rPr>
+      </w:r>
+      <w:r>
+        <w:rPr>
+          <w:color w:val="000000"/>
+          <w:shd w:val="clear" w:color="auto" w:fill="ffffff"/>
+        </w:rPr>
+      </w:r>
+    </w:p>
+    <w:p>
+      <w:pPr>
+        <w:pBdr>
+          <w:top w:val="none" w:color="000000" w:sz="0" w:space="0"/>
+          <w:left w:val="none" w:color="000000" w:sz="0" w:space="0"/>
+          <w:bottom w:val="none" w:color="000000" w:sz="0" w:space="0"/>
+          <w:right w:val="none" w:color="000000" w:sz="0" w:space="0"/>
+          <w:between w:val="none" w:color="000000" w:sz="0" w:space="0"/>
+        </w:pBdr>
+        <w:spacing/>
+        <w:ind/>
+        <w:rPr>
+          <w:color w:val="000000"/>
+          <w:shd w:val="clear" w:color="auto" w:fill="ffffff"/>
+        </w:rPr>
+      </w:pPr>
+      <w:r>
+        <w:rPr>
+          <w:color w:val="000000"/>
+          <w:shd w:val="clear" w:color="auto" w:fill="ffffff"/>
+        </w:rPr>
+        <w:t xml:space="preserve">Le forfait charges tel que décrit dans le bail est constitué de l'ensemble des éléments décrits ci-dessus, à l'exclusion de toute autre charge. </w:t>
+      </w:r>
+      <w:r>
+        <w:rPr>
+          <w:color w:val="000000"/>
+          <w:shd w:val="clear" w:color="auto" w:fill="ffffff"/>
+        </w:rPr>
+      </w:r>
+      <w:r>
+        <w:rPr>
+          <w:color w:val="000000"/>
+          <w:shd w:val="clear" w:color="auto" w:fill="ffffff"/>
+        </w:rPr>
+      </w:r>
+    </w:p>
+    <w:p>
+      <w:pPr>
+        <w:pBdr>
+          <w:top w:val="none" w:color="000000" w:sz="0" w:space="0"/>
+          <w:left w:val="none" w:color="000000" w:sz="0" w:space="0"/>
+          <w:bottom w:val="none" w:color="000000" w:sz="0" w:space="0"/>
+          <w:right w:val="none" w:color="000000" w:sz="0" w:space="0"/>
+          <w:between w:val="none" w:color="000000" w:sz="0" w:space="0"/>
+        </w:pBdr>
+        <w:spacing/>
+        <w:ind/>
+        <w:rPr>
+          <w:color w:val="000000"/>
+          <w:shd w:val="clear" w:color="auto" w:fill="ffffff"/>
+        </w:rPr>
+      </w:pPr>
+      <w:r>
+        <w:rPr>
+          <w:color w:val="000000"/>
+          <w:shd w:val="clear" w:color="auto" w:fill="ffffff"/>
+        </w:rPr>
+      </w:r>
+      <w:r>
+        <w:rPr>
+          <w:color w:val="000000"/>
+          <w:shd w:val="clear" w:color="auto" w:fill="ffffff"/>
+        </w:rPr>
+      </w:r>
+      <w:r>
+        <w:rPr>
+          <w:color w:val="000000"/>
+          <w:shd w:val="clear" w:color="auto" w:fill="ffffff"/>
+        </w:rPr>
+      </w:r>
+    </w:p>
+    <w:p>
+      <w:pPr>
+        <w:pBdr>
+          <w:top w:val="none" w:color="000000" w:sz="0" w:space="0"/>
+          <w:left w:val="none" w:color="000000" w:sz="0" w:space="0"/>
+          <w:bottom w:val="none" w:color="000000" w:sz="0" w:space="0"/>
+          <w:right w:val="none" w:color="000000" w:sz="0" w:space="0"/>
+          <w:between w:val="none" w:color="000000" w:sz="0" w:space="0"/>
+        </w:pBdr>
+        <w:spacing w:after="173" w:before="267"/>
+        <w:ind/>
         <w:rPr>
           <w:b/>
           <w:color w:val="000000"/>
           <w:sz w:val="22"/>
           <w:shd w:val="clear" w:color="auto" w:fill="ffffff"/>
         </w:rPr>
-        <w:t xml:space="preserve">1° Modalité de règlement des charges récupérables </w:t>
-      </w:r>
+      </w:pPr>
       <w:r>
         <w:rPr>
           <w:b/>
@@ -5090,6 +6494,23 @@
           <w:sz w:val="22"/>
           <w:shd w:val="clear" w:color="auto" w:fill="ffffff"/>
         </w:rPr>
+        <w:t xml:space="preserve">2° Montant des charges </w:t>
+      </w:r>
+      <w:r>
+        <w:rPr>
+          <w:b/>
+          <w:color w:val="000000"/>
+          <w:sz w:val="22"/>
+          <w:shd w:val="clear" w:color="auto" w:fill="ffffff"/>
+        </w:rPr>
+      </w:r>
+      <w:r>
+        <w:rPr>
+          <w:b/>
+          <w:color w:val="000000"/>
+          <w:sz w:val="22"/>
+          <w:shd w:val="clear" w:color="auto" w:fill="ffffff"/>
+        </w:rPr>
       </w:r>
     </w:p>
     <w:p>
@@ -5104,21 +6525,64 @@
         <w:spacing/>
         <w:ind/>
         <w:rPr>
+          <w:rFonts w:cs="Arial"/>
+          <w:szCs w:val="20"/>
+        </w:rPr>
+      </w:pPr>
+      <w:r>
+        <w:rPr>
           <w:color w:val="000000"/>
           <w:shd w:val="clear" w:color="auto" w:fill="ffffff"/>
         </w:rPr>
-      </w:pPr>
+        <w:t xml:space="preserve">Le montant des charges récupérables est fixé forfaitairement à </w:t>
+      </w:r>
+      <w:r>
+        <w:t xml:space="preserve">{</w:t>
+      </w:r>
+      <w:r>
+        <w:t xml:space="preserve">chargePrice</w:t>
+      </w:r>
+      <w:r>
+        <w:t xml:space="preserve">}</w:t>
+      </w:r>
       <w:r>
         <w:rPr>
           <w:color w:val="000000"/>
           <w:shd w:val="clear" w:color="auto" w:fill="ffffff"/>
         </w:rPr>
-        <w:t xml:space="preserve">Récupération des charges par le bailleur sous la forme d'un forfait de charges. </w:t>
-      </w:r>
-      <w:r>
-        <w:rPr>
-          <w:color w:val="000000"/>
-          <w:shd w:val="clear" w:color="auto" w:fill="ffffff"/>
+        <w:t xml:space="preserve">€/mois. Ce montant ne fera pas l’objet d’une régularisation, sauf en cas de consommation excessive ou hors forfait tel que précisé au paragraphe IV.B.1° </w:t>
+      </w:r>
+      <w:r>
+        <w:rPr>
+          <w:rFonts w:cs="Arial"/>
+          <w:szCs w:val="20"/>
+        </w:rPr>
+        <w:t xml:space="preserve">{/</w:t>
+      </w:r>
+      <w:r>
+        <w:rPr>
+          <w:rFonts w:cs="Arial"/>
+          <w:szCs w:val="20"/>
+        </w:rPr>
+        <w:t xml:space="preserve">isChargeList</w:t>
+      </w:r>
+      <w:r>
+        <w:rPr>
+          <w:rFonts w:cs="Arial"/>
+          <w:szCs w:val="20"/>
+        </w:rPr>
+        <w:t xml:space="preserve">}</w:t>
+      </w:r>
+      <w:r>
+        <w:rPr>
+          <w:rFonts w:cs="Arial"/>
+          <w:szCs w:val="20"/>
+        </w:rPr>
+      </w:r>
+      <w:r>
+        <w:rPr>
+          <w:rFonts w:cs="Arial"/>
+          <w:szCs w:val="20"/>
         </w:rPr>
       </w:r>
     </w:p>
@@ -5133,753 +6597,6 @@
         </w:pBdr>
         <w:spacing/>
         <w:ind/>
-        <w:rPr>
-          <w:color w:val="000000"/>
-          <w:shd w:val="clear" w:color="auto" w:fill="ffffff"/>
-        </w:rPr>
-      </w:pPr>
-      <w:r>
-        <w:rPr>
-          <w:color w:val="000000"/>
-          <w:shd w:val="clear" w:color="auto" w:fill="ffffff"/>
-        </w:rPr>
-        <w:t xml:space="preserve">Les charges locatives récupérables sont des charges diverses payées par un propriétaire et dont il peut demander le remboursement à son locataire.  </w:t>
-      </w:r>
-      <w:r>
-        <w:rPr>
-          <w:color w:val="000000"/>
-          <w:shd w:val="clear" w:color="auto" w:fill="ffffff"/>
-        </w:rPr>
-      </w:r>
-    </w:p>
-    <w:p>
-      <w:pPr>
-        <w:pBdr>
-          <w:top w:val="none" w:color="000000" w:sz="0" w:space="0"/>
-          <w:left w:val="none" w:color="000000" w:sz="0" w:space="0"/>
-          <w:bottom w:val="none" w:color="000000" w:sz="0" w:space="0"/>
-          <w:right w:val="none" w:color="000000" w:sz="0" w:space="0"/>
-          <w:between w:val="none" w:color="000000" w:sz="0" w:space="0"/>
-        </w:pBdr>
-        <w:spacing/>
-        <w:ind/>
-        <w:rPr>
-          <w:color w:val="000000"/>
-          <w:shd w:val="clear" w:color="auto" w:fill="ffffff"/>
-        </w:rPr>
-      </w:pPr>
-      <w:r>
-        <w:rPr>
-          <w:color w:val="000000"/>
-          <w:shd w:val="clear" w:color="auto" w:fill="ffffff"/>
-        </w:rPr>
-        <w:t xml:space="preserve">Les charges locatives récupérables de plein droit sont : </w:t>
-      </w:r>
-      <w:r>
-        <w:rPr>
-          <w:color w:val="000000"/>
-          <w:shd w:val="clear" w:color="auto" w:fill="ffffff"/>
-        </w:rPr>
-      </w:r>
-    </w:p>
-    <w:p>
-      <w:pPr>
-        <w:numPr>
-          <w:ilvl w:val="0"/>
-          <w:numId w:val="18"/>
-        </w:numPr>
-        <w:pBdr>
-          <w:top w:val="none" w:color="000000" w:sz="0" w:space="0"/>
-          <w:left w:val="none" w:color="000000" w:sz="0" w:space="0"/>
-          <w:bottom w:val="none" w:color="000000" w:sz="0" w:space="0"/>
-          <w:right w:val="none" w:color="000000" w:sz="0" w:space="0"/>
-          <w:between w:val="none" w:color="000000" w:sz="0" w:space="0"/>
-        </w:pBdr>
-        <w:spacing/>
-        <w:ind w:left="1068"/>
-        <w:rPr>
-          <w:color w:val="000000"/>
-          <w:sz w:val="22"/>
-          <w:shd w:val="clear" w:color="auto" w:fill="ffffff"/>
-        </w:rPr>
-      </w:pPr>
-      <w:r>
-        <w:rPr>
-          <w:color w:val="000000"/>
-          <w:shd w:val="clear" w:color="auto" w:fill="ffffff"/>
-        </w:rPr>
-        <w:t xml:space="preserve">L'eau froide, </w:t>
-      </w:r>
-      <w:r>
-        <w:rPr>
-          <w:color w:val="000000"/>
-          <w:sz w:val="22"/>
-          <w:shd w:val="clear" w:color="auto" w:fill="ffffff"/>
-        </w:rPr>
-      </w:r>
-    </w:p>
-    <w:p>
-      <w:pPr>
-        <w:numPr>
-          <w:ilvl w:val="0"/>
-          <w:numId w:val="18"/>
-        </w:numPr>
-        <w:pBdr>
-          <w:top w:val="none" w:color="000000" w:sz="0" w:space="0"/>
-          <w:left w:val="none" w:color="000000" w:sz="0" w:space="0"/>
-          <w:bottom w:val="none" w:color="000000" w:sz="0" w:space="0"/>
-          <w:right w:val="none" w:color="000000" w:sz="0" w:space="0"/>
-          <w:between w:val="none" w:color="000000" w:sz="0" w:space="0"/>
-        </w:pBdr>
-        <w:spacing/>
-        <w:ind w:left="1068"/>
-        <w:rPr>
-          <w:color w:val="000000"/>
-          <w:sz w:val="22"/>
-          <w:shd w:val="clear" w:color="auto" w:fill="ffffff"/>
-        </w:rPr>
-      </w:pPr>
-      <w:r>
-        <w:rPr>
-          <w:color w:val="000000"/>
-          <w:shd w:val="clear" w:color="auto" w:fill="ffffff"/>
-        </w:rPr>
-        <w:t xml:space="preserve">L'eau chaude, </w:t>
-      </w:r>
-      <w:r>
-        <w:rPr>
-          <w:color w:val="000000"/>
-          <w:sz w:val="22"/>
-          <w:shd w:val="clear" w:color="auto" w:fill="ffffff"/>
-        </w:rPr>
-      </w:r>
-    </w:p>
-    <w:p>
-      <w:pPr>
-        <w:numPr>
-          <w:ilvl w:val="0"/>
-          <w:numId w:val="18"/>
-        </w:numPr>
-        <w:pBdr>
-          <w:top w:val="none" w:color="000000" w:sz="0" w:space="0"/>
-          <w:left w:val="none" w:color="000000" w:sz="0" w:space="0"/>
-          <w:bottom w:val="none" w:color="000000" w:sz="0" w:space="0"/>
-          <w:right w:val="none" w:color="000000" w:sz="0" w:space="0"/>
-          <w:between w:val="none" w:color="000000" w:sz="0" w:space="0"/>
-        </w:pBdr>
-        <w:spacing/>
-        <w:ind w:left="1068"/>
-        <w:rPr>
-          <w:color w:val="000000"/>
-          <w:sz w:val="22"/>
-          <w:shd w:val="clear" w:color="auto" w:fill="ffffff"/>
-        </w:rPr>
-      </w:pPr>
-      <w:r>
-        <w:rPr>
-          <w:color w:val="000000"/>
-          <w:shd w:val="clear" w:color="auto" w:fill="ffffff"/>
-        </w:rPr>
-        <w:t xml:space="preserve">Le chauffage, </w:t>
-      </w:r>
-      <w:r>
-        <w:rPr>
-          <w:color w:val="000000"/>
-          <w:sz w:val="22"/>
-          <w:shd w:val="clear" w:color="auto" w:fill="ffffff"/>
-        </w:rPr>
-      </w:r>
-    </w:p>
-    <w:p>
-      <w:pPr>
-        <w:numPr>
-          <w:ilvl w:val="0"/>
-          <w:numId w:val="18"/>
-        </w:numPr>
-        <w:pBdr>
-          <w:top w:val="none" w:color="000000" w:sz="0" w:space="0"/>
-          <w:left w:val="none" w:color="000000" w:sz="0" w:space="0"/>
-          <w:bottom w:val="none" w:color="000000" w:sz="0" w:space="0"/>
-          <w:right w:val="none" w:color="000000" w:sz="0" w:space="0"/>
-          <w:between w:val="none" w:color="000000" w:sz="0" w:space="0"/>
-        </w:pBdr>
-        <w:spacing/>
-        <w:ind w:left="1068"/>
-        <w:rPr>
-          <w:color w:val="000000"/>
-          <w:sz w:val="22"/>
-          <w:shd w:val="clear" w:color="auto" w:fill="ffffff"/>
-        </w:rPr>
-      </w:pPr>
-      <w:r>
-        <w:rPr>
-          <w:color w:val="000000"/>
-          <w:shd w:val="clear" w:color="auto" w:fill="ffffff"/>
-        </w:rPr>
-        <w:t xml:space="preserve">L'entretien annuel du chauffe-eau, </w:t>
-      </w:r>
-      <w:r>
-        <w:rPr>
-          <w:color w:val="000000"/>
-          <w:sz w:val="22"/>
-          <w:shd w:val="clear" w:color="auto" w:fill="ffffff"/>
-        </w:rPr>
-      </w:r>
-    </w:p>
-    <w:p>
-      <w:pPr>
-        <w:numPr>
-          <w:ilvl w:val="0"/>
-          <w:numId w:val="18"/>
-        </w:numPr>
-        <w:pBdr>
-          <w:top w:val="none" w:color="000000" w:sz="0" w:space="0"/>
-          <w:left w:val="none" w:color="000000" w:sz="0" w:space="0"/>
-          <w:bottom w:val="none" w:color="000000" w:sz="0" w:space="0"/>
-          <w:right w:val="none" w:color="000000" w:sz="0" w:space="0"/>
-          <w:between w:val="none" w:color="000000" w:sz="0" w:space="0"/>
-        </w:pBdr>
-        <w:spacing/>
-        <w:ind w:left="1068"/>
-        <w:rPr>
-          <w:color w:val="000000"/>
-          <w:sz w:val="22"/>
-          <w:shd w:val="clear" w:color="auto" w:fill="ffffff"/>
-        </w:rPr>
-      </w:pPr>
-      <w:r>
-        <w:rPr>
-          <w:color w:val="000000"/>
-          <w:shd w:val="clear" w:color="auto" w:fill="ffffff"/>
-        </w:rPr>
-        <w:t xml:space="preserve">L'entretien des parties communes de la copropriété, </w:t>
-      </w:r>
-      <w:r>
-        <w:rPr>
-          <w:color w:val="000000"/>
-          <w:sz w:val="22"/>
-          <w:shd w:val="clear" w:color="auto" w:fill="ffffff"/>
-        </w:rPr>
-      </w:r>
-    </w:p>
-    <w:p>
-      <w:pPr>
-        <w:numPr>
-          <w:ilvl w:val="0"/>
-          <w:numId w:val="18"/>
-        </w:numPr>
-        <w:pBdr>
-          <w:top w:val="none" w:color="000000" w:sz="0" w:space="0"/>
-          <w:left w:val="none" w:color="000000" w:sz="0" w:space="0"/>
-          <w:bottom w:val="none" w:color="000000" w:sz="0" w:space="0"/>
-          <w:right w:val="none" w:color="000000" w:sz="0" w:space="0"/>
-          <w:between w:val="none" w:color="000000" w:sz="0" w:space="0"/>
-        </w:pBdr>
-        <w:spacing/>
-        <w:ind w:left="1068"/>
-        <w:rPr>
-          <w:color w:val="000000"/>
-          <w:sz w:val="22"/>
-          <w:shd w:val="clear" w:color="auto" w:fill="ffffff"/>
-        </w:rPr>
-      </w:pPr>
-      <w:r>
-        <w:rPr>
-          <w:color w:val="000000"/>
-          <w:shd w:val="clear" w:color="auto" w:fill="ffffff"/>
-        </w:rPr>
-        <w:t xml:space="preserve">La taxe d'enlèvement des ordures ménagères. </w:t>
-      </w:r>
-      <w:r>
-        <w:rPr>
-          <w:color w:val="000000"/>
-          <w:sz w:val="22"/>
-          <w:shd w:val="clear" w:color="auto" w:fill="ffffff"/>
-        </w:rPr>
-      </w:r>
-    </w:p>
-    <w:p>
-      <w:pPr>
-        <w:pBdr>
-          <w:top w:val="none" w:color="000000" w:sz="0" w:space="0"/>
-          <w:left w:val="none" w:color="000000" w:sz="0" w:space="0"/>
-          <w:bottom w:val="none" w:color="000000" w:sz="0" w:space="0"/>
-          <w:right w:val="none" w:color="000000" w:sz="0" w:space="0"/>
-          <w:between w:val="none" w:color="000000" w:sz="0" w:space="0"/>
-        </w:pBdr>
-        <w:spacing/>
-        <w:ind/>
-        <w:rPr>
-          <w:color w:val="000000"/>
-          <w:shd w:val="clear" w:color="auto" w:fill="ffffff"/>
-        </w:rPr>
-      </w:pPr>
-      <w:r>
-        <w:rPr>
-          <w:color w:val="000000"/>
-          <w:shd w:val="clear" w:color="auto" w:fill="ffffff"/>
-        </w:rPr>
-        <w:t xml:space="preserve">  </w:t>
-      </w:r>
-      <w:r>
-        <w:rPr>
-          <w:color w:val="000000"/>
-          <w:shd w:val="clear" w:color="auto" w:fill="ffffff"/>
-        </w:rPr>
-      </w:r>
-    </w:p>
-    <w:p>
-      <w:pPr>
-        <w:pBdr>
-          <w:top w:val="none" w:color="000000" w:sz="0" w:space="0"/>
-          <w:left w:val="none" w:color="000000" w:sz="0" w:space="0"/>
-          <w:bottom w:val="none" w:color="000000" w:sz="0" w:space="0"/>
-          <w:right w:val="none" w:color="000000" w:sz="0" w:space="0"/>
-          <w:between w:val="none" w:color="000000" w:sz="0" w:space="0"/>
-        </w:pBdr>
-        <w:spacing/>
-        <w:ind/>
-        <w:rPr>
-          <w:color w:val="000000"/>
-          <w:shd w:val="clear" w:color="auto" w:fill="ffffff"/>
-        </w:rPr>
-      </w:pPr>
-      <w:r>
-        <w:rPr>
-          <w:color w:val="000000"/>
-          <w:shd w:val="clear" w:color="auto" w:fill="ffffff"/>
-        </w:rPr>
-        <w:t xml:space="preserve">Afin de faciliter la gestion de la colocation, le bailleur a souscrit, pour le compte des locataires, les abonnements suivants : </w:t>
-      </w:r>
-      <w:r>
-        <w:rPr>
-          <w:color w:val="000000"/>
-          <w:shd w:val="clear" w:color="auto" w:fill="ffffff"/>
-        </w:rPr>
-      </w:r>
-    </w:p>
-    <w:p>
-      <w:pPr>
-        <w:numPr>
-          <w:ilvl w:val="0"/>
-          <w:numId w:val="17"/>
-        </w:numPr>
-        <w:pBdr>
-          <w:top w:val="none" w:color="000000" w:sz="0" w:space="0"/>
-          <w:left w:val="none" w:color="000000" w:sz="0" w:space="0"/>
-          <w:bottom w:val="none" w:color="000000" w:sz="0" w:space="0"/>
-          <w:right w:val="none" w:color="000000" w:sz="0" w:space="0"/>
-          <w:between w:val="none" w:color="000000" w:sz="0" w:space="0"/>
-        </w:pBdr>
-        <w:spacing/>
-        <w:ind w:left="991"/>
-        <w:rPr>
-          <w:color w:val="000000"/>
-          <w:sz w:val="22"/>
-          <w:shd w:val="clear" w:color="auto" w:fill="ffffff"/>
-        </w:rPr>
-      </w:pPr>
-      <w:r>
-        <w:rPr>
-          <w:color w:val="000000"/>
-          <w:shd w:val="clear" w:color="auto" w:fill="ffffff"/>
-        </w:rPr>
-        <w:t xml:space="preserve">Électricité, </w:t>
-      </w:r>
-      <w:r>
-        <w:rPr>
-          <w:color w:val="000000"/>
-          <w:sz w:val="22"/>
-          <w:shd w:val="clear" w:color="auto" w:fill="ffffff"/>
-        </w:rPr>
-      </w:r>
-    </w:p>
-    <w:p>
-      <w:pPr>
-        <w:numPr>
-          <w:ilvl w:val="0"/>
-          <w:numId w:val="17"/>
-        </w:numPr>
-        <w:pBdr>
-          <w:top w:val="none" w:color="000000" w:sz="0" w:space="0"/>
-          <w:left w:val="none" w:color="000000" w:sz="0" w:space="0"/>
-          <w:bottom w:val="none" w:color="000000" w:sz="0" w:space="0"/>
-          <w:right w:val="none" w:color="000000" w:sz="0" w:space="0"/>
-          <w:between w:val="none" w:color="000000" w:sz="0" w:space="0"/>
-        </w:pBdr>
-        <w:spacing/>
-        <w:ind w:left="991"/>
-        <w:rPr>
-          <w:color w:val="000000"/>
-          <w:sz w:val="22"/>
-          <w:shd w:val="clear" w:color="auto" w:fill="ffffff"/>
-        </w:rPr>
-      </w:pPr>
-      <w:r>
-        <w:rPr>
-          <w:color w:val="000000"/>
-          <w:shd w:val="clear" w:color="auto" w:fill="ffffff"/>
-        </w:rPr>
-        <w:t xml:space="preserve">Gaz, </w:t>
-      </w:r>
-      <w:r>
-        <w:rPr>
-          <w:color w:val="000000"/>
-          <w:sz w:val="22"/>
-          <w:shd w:val="clear" w:color="auto" w:fill="ffffff"/>
-        </w:rPr>
-      </w:r>
-    </w:p>
-    <w:p>
-      <w:pPr>
-        <w:numPr>
-          <w:ilvl w:val="0"/>
-          <w:numId w:val="17"/>
-        </w:numPr>
-        <w:pBdr>
-          <w:top w:val="none" w:color="000000" w:sz="0" w:space="0"/>
-          <w:left w:val="none" w:color="000000" w:sz="0" w:space="0"/>
-          <w:bottom w:val="none" w:color="000000" w:sz="0" w:space="0"/>
-          <w:right w:val="none" w:color="000000" w:sz="0" w:space="0"/>
-          <w:between w:val="none" w:color="000000" w:sz="0" w:space="0"/>
-        </w:pBdr>
-        <w:spacing/>
-        <w:ind w:left="991"/>
-        <w:rPr>
-          <w:color w:val="000000"/>
-          <w:sz w:val="22"/>
-          <w:shd w:val="clear" w:color="auto" w:fill="ffffff"/>
-        </w:rPr>
-      </w:pPr>
-      <w:r>
-        <w:rPr>
-          <w:color w:val="000000"/>
-          <w:shd w:val="clear" w:color="auto" w:fill="ffffff"/>
-        </w:rPr>
-        <w:t xml:space="preserve">Internet. </w:t>
-      </w:r>
-      <w:r>
-        <w:rPr>
-          <w:color w:val="000000"/>
-          <w:sz w:val="22"/>
-          <w:shd w:val="clear" w:color="auto" w:fill="ffffff"/>
-        </w:rPr>
-      </w:r>
-    </w:p>
-    <w:p>
-      <w:pPr>
-        <w:pBdr>
-          <w:top w:val="none" w:color="000000" w:sz="0" w:space="0"/>
-          <w:left w:val="none" w:color="000000" w:sz="0" w:space="0"/>
-          <w:bottom w:val="none" w:color="000000" w:sz="0" w:space="0"/>
-          <w:right w:val="none" w:color="000000" w:sz="0" w:space="0"/>
-          <w:between w:val="none" w:color="000000" w:sz="0" w:space="0"/>
-        </w:pBdr>
-        <w:spacing/>
-        <w:ind/>
-        <w:rPr>
-          <w:color w:val="000000"/>
-          <w:shd w:val="clear" w:color="auto" w:fill="ffffff"/>
-        </w:rPr>
-      </w:pPr>
-      <w:r>
-        <w:rPr>
-          <w:color w:val="000000"/>
-          <w:shd w:val="clear" w:color="auto" w:fill="ffffff"/>
-        </w:rPr>
-        <w:t xml:space="preserve">  </w:t>
-      </w:r>
-      <w:r>
-        <w:rPr>
-          <w:color w:val="000000"/>
-          <w:shd w:val="clear" w:color="auto" w:fill="ffffff"/>
-        </w:rPr>
-      </w:r>
-    </w:p>
-    <w:p>
-      <w:pPr>
-        <w:pBdr>
-          <w:top w:val="none" w:color="000000" w:sz="0" w:space="0"/>
-          <w:left w:val="none" w:color="000000" w:sz="0" w:space="0"/>
-          <w:bottom w:val="none" w:color="000000" w:sz="0" w:space="0"/>
-          <w:right w:val="none" w:color="000000" w:sz="0" w:space="0"/>
-          <w:between w:val="none" w:color="000000" w:sz="0" w:space="0"/>
-        </w:pBdr>
-        <w:spacing/>
-        <w:ind/>
-        <w:rPr>
-          <w:color w:val="000000"/>
-          <w:shd w:val="clear" w:color="auto" w:fill="ffffff"/>
-        </w:rPr>
-      </w:pPr>
-      <w:r>
-        <w:rPr>
-          <w:color w:val="000000"/>
-          <w:shd w:val="clear" w:color="auto" w:fill="ffffff"/>
-        </w:rPr>
-        <w:t xml:space="preserve">Des lors, les abonnements d'électricité, de gaz et d'internet sont inclus dans le forfait charges. Les consommations d'électric</w:t>
-      </w:r>
-      <w:r>
-        <w:rPr>
-          <w:color w:val="000000"/>
-          <w:shd w:val="clear" w:color="auto" w:fill="ffffff"/>
-        </w:rPr>
-        <w:t xml:space="preserve">ité et de gaz sont également inclus, dans la limite d'une consommation issue d'un usage normal. Une consommation issue d’un usage normal étant définie comme n’excédant pas 110% de la consommation moyenne d’un logement de taille similaire occupé par 4 perso</w:t>
-      </w:r>
-      <w:r>
-        <w:rPr>
-          <w:color w:val="000000"/>
-          <w:shd w:val="clear" w:color="auto" w:fill="ffffff"/>
-        </w:rPr>
-        <w:t xml:space="preserve">nnes. Toute consommation d’eau, d’électricité ou de gaz au-delà de 110% de la consommation moyenne pourra faire l’objet d’une régularisation à la demande du bailleur. Les chiffres publiés par l’INSEE seront pris comme référence de la consommation moyenne. </w:t>
-      </w:r>
-      <w:r>
-        <w:rPr>
-          <w:color w:val="000000"/>
-          <w:shd w:val="clear" w:color="auto" w:fill="ffffff"/>
-        </w:rPr>
-      </w:r>
-    </w:p>
-    <w:p>
-      <w:pPr>
-        <w:pBdr>
-          <w:top w:val="none" w:color="000000" w:sz="0" w:space="0"/>
-          <w:left w:val="none" w:color="000000" w:sz="0" w:space="0"/>
-          <w:bottom w:val="none" w:color="000000" w:sz="0" w:space="0"/>
-          <w:right w:val="none" w:color="000000" w:sz="0" w:space="0"/>
-          <w:between w:val="none" w:color="000000" w:sz="0" w:space="0"/>
-        </w:pBdr>
-        <w:spacing/>
-        <w:ind/>
-        <w:rPr>
-          <w:color w:val="000000"/>
-          <w:shd w:val="clear" w:color="auto" w:fill="ffffff"/>
-        </w:rPr>
-      </w:pPr>
-      <w:r>
-        <w:rPr>
-          <w:color w:val="000000"/>
-          <w:shd w:val="clear" w:color="auto" w:fill="ffffff"/>
-        </w:rPr>
-        <w:t xml:space="preserve">En outre, seul l'abonnement internet est inclus dans le</w:t>
-      </w:r>
-      <w:r>
-        <w:rPr>
-          <w:color w:val="000000"/>
-          <w:shd w:val="clear" w:color="auto" w:fill="ffffff"/>
-        </w:rPr>
-        <w:t xml:space="preserve"> forfait charges. Toutes consommation hors forfait réalisée par le locataire, et facturée au bailleur (communications téléphoniques payantes, souscription à des services de vidéos à la demande, abonnements, options, ...) fera l'objet d'une régularisation. </w:t>
-      </w:r>
-      <w:r>
-        <w:rPr>
-          <w:color w:val="000000"/>
-          <w:shd w:val="clear" w:color="auto" w:fill="ffffff"/>
-        </w:rPr>
-      </w:r>
-    </w:p>
-    <w:p>
-      <w:pPr>
-        <w:pBdr>
-          <w:top w:val="none" w:color="000000" w:sz="0" w:space="0"/>
-          <w:left w:val="none" w:color="000000" w:sz="0" w:space="0"/>
-          <w:bottom w:val="none" w:color="000000" w:sz="0" w:space="0"/>
-          <w:right w:val="none" w:color="000000" w:sz="0" w:space="0"/>
-          <w:between w:val="none" w:color="000000" w:sz="0" w:space="0"/>
-        </w:pBdr>
-        <w:spacing/>
-        <w:ind/>
-        <w:rPr>
-          <w:color w:val="000000"/>
-          <w:shd w:val="clear" w:color="auto" w:fill="ffffff"/>
-        </w:rPr>
-      </w:pPr>
-      <w:r>
-        <w:rPr>
-          <w:color w:val="000000"/>
-          <w:shd w:val="clear" w:color="auto" w:fill="ffffff"/>
-        </w:rPr>
-        <w:t xml:space="preserve">  </w:t>
-      </w:r>
-      <w:r>
-        <w:rPr>
-          <w:color w:val="000000"/>
-          <w:shd w:val="clear" w:color="auto" w:fill="ffffff"/>
-        </w:rPr>
-      </w:r>
-    </w:p>
-    <w:p>
-      <w:pPr>
-        <w:pBdr>
-          <w:top w:val="none" w:color="000000" w:sz="0" w:space="0"/>
-          <w:left w:val="none" w:color="000000" w:sz="0" w:space="0"/>
-          <w:bottom w:val="none" w:color="000000" w:sz="0" w:space="0"/>
-          <w:right w:val="none" w:color="000000" w:sz="0" w:space="0"/>
-          <w:between w:val="none" w:color="000000" w:sz="0" w:space="0"/>
-        </w:pBdr>
-        <w:spacing/>
-        <w:ind/>
-        <w:rPr>
-          <w:color w:val="000000"/>
-          <w:shd w:val="clear" w:color="auto" w:fill="ffffff"/>
-        </w:rPr>
-      </w:pPr>
-      <w:r>
-        <w:rPr>
-          <w:color w:val="000000"/>
-          <w:shd w:val="clear" w:color="auto" w:fill="ffffff"/>
-        </w:rPr>
-        <w:t xml:space="preserve">Le forfait charges tel que décrit dans le bail est constitué de l'ensemble des éléments décrits ci-dessus, à l'exclusion de toute autre charge. </w:t>
-      </w:r>
-      <w:r>
-        <w:rPr>
-          <w:color w:val="000000"/>
-          <w:shd w:val="clear" w:color="auto" w:fill="ffffff"/>
-        </w:rPr>
-      </w:r>
-    </w:p>
-    <w:p>
-      <w:pPr>
-        <w:pBdr>
-          <w:top w:val="none" w:color="000000" w:sz="0" w:space="0"/>
-          <w:left w:val="none" w:color="000000" w:sz="0" w:space="0"/>
-          <w:bottom w:val="none" w:color="000000" w:sz="0" w:space="0"/>
-          <w:right w:val="none" w:color="000000" w:sz="0" w:space="0"/>
-          <w:between w:val="none" w:color="000000" w:sz="0" w:space="0"/>
-        </w:pBdr>
-        <w:spacing/>
-        <w:ind/>
-        <w:rPr>
-          <w:color w:val="000000"/>
-          <w:shd w:val="clear" w:color="auto" w:fill="ffffff"/>
-        </w:rPr>
-      </w:pPr>
-      <w:r>
-        <w:rPr>
-          <w:color w:val="000000"/>
-          <w:shd w:val="clear" w:color="auto" w:fill="ffffff"/>
-        </w:rPr>
-      </w:r>
-      <w:r>
-        <w:rPr>
-          <w:color w:val="000000"/>
-          <w:shd w:val="clear" w:color="auto" w:fill="ffffff"/>
-        </w:rPr>
-      </w:r>
-    </w:p>
-    <w:p>
-      <w:pPr>
-        <w:pBdr>
-          <w:top w:val="none" w:color="000000" w:sz="0" w:space="0"/>
-          <w:left w:val="none" w:color="000000" w:sz="0" w:space="0"/>
-          <w:bottom w:val="none" w:color="000000" w:sz="0" w:space="0"/>
-          <w:right w:val="none" w:color="000000" w:sz="0" w:space="0"/>
-          <w:between w:val="none" w:color="000000" w:sz="0" w:space="0"/>
-        </w:pBdr>
-        <w:spacing w:after="173" w:before="267"/>
-        <w:ind/>
-        <w:rPr>
-          <w:b/>
-          <w:color w:val="000000"/>
-          <w:sz w:val="22"/>
-          <w:shd w:val="clear" w:color="auto" w:fill="ffffff"/>
-        </w:rPr>
-      </w:pPr>
-      <w:r>
-        <w:rPr>
-          <w:b/>
-          <w:color w:val="000000"/>
-          <w:sz w:val="22"/>
-          <w:shd w:val="clear" w:color="auto" w:fill="ffffff"/>
-        </w:rPr>
-        <w:t xml:space="preserve">2° Montant des charges </w:t>
-      </w:r>
-      <w:r>
-        <w:rPr>
-          <w:b/>
-          <w:color w:val="000000"/>
-          <w:sz w:val="22"/>
-          <w:shd w:val="clear" w:color="auto" w:fill="ffffff"/>
-        </w:rPr>
-      </w:r>
-    </w:p>
-    <w:p>
-      <w:pPr>
-        <w:pBdr>
-          <w:top w:val="none" w:color="000000" w:sz="0" w:space="0"/>
-          <w:left w:val="none" w:color="000000" w:sz="0" w:space="0"/>
-          <w:bottom w:val="none" w:color="000000" w:sz="0" w:space="0"/>
-          <w:right w:val="none" w:color="000000" w:sz="0" w:space="0"/>
-          <w:between w:val="none" w:color="000000" w:sz="0" w:space="0"/>
-        </w:pBdr>
-        <w:spacing/>
-        <w:ind/>
-        <w:rPr>
-          <w:rFonts w:cs="Arial"/>
-          <w:szCs w:val="20"/>
-        </w:rPr>
-      </w:pPr>
-      <w:r>
-        <w:rPr>
-          <w:color w:val="000000"/>
-          <w:shd w:val="clear" w:color="auto" w:fill="ffffff"/>
-        </w:rPr>
-        <w:t xml:space="preserve">Le montant des charges récupérables est fixé forfaitairement à </w:t>
-      </w:r>
-      <w:r>
-        <w:t xml:space="preserve">{</w:t>
-      </w:r>
-      <w:r>
-        <w:t xml:space="preserve">chargePrice</w:t>
-      </w:r>
-      <w:r>
-        <w:t xml:space="preserve">}</w:t>
-      </w:r>
-      <w:r>
-        <w:rPr>
-          <w:color w:val="000000"/>
-          <w:shd w:val="clear" w:color="auto" w:fill="ffffff"/>
-        </w:rPr>
-        <w:t xml:space="preserve">€/mois. Ce montant ne fera pas l’objet d’une régularisation, sauf en cas de consommation excessive ou hors forfait tel que précisé au paragraphe IV.B.1° </w:t>
-      </w:r>
-      <w:r>
-        <w:rPr>
-          <w:rFonts w:cs="Arial"/>
-          <w:szCs w:val="20"/>
-        </w:rPr>
-        <w:t xml:space="preserve">{/</w:t>
-      </w:r>
-      <w:r>
-        <w:rPr>
-          <w:rFonts w:cs="Arial"/>
-          <w:szCs w:val="20"/>
-        </w:rPr>
-        <w:t xml:space="preserve">isChargeList</w:t>
-      </w:r>
-      <w:r>
-        <w:rPr>
-          <w:rFonts w:cs="Arial"/>
-          <w:szCs w:val="20"/>
-        </w:rPr>
-        <w:t xml:space="preserve">}</w:t>
-      </w:r>
-      <w:r>
-        <w:rPr>
-          <w:rFonts w:cs="Arial"/>
-          <w:szCs w:val="20"/>
-        </w:rPr>
-      </w:r>
-    </w:p>
-    <w:p>
-      <w:pPr>
-        <w:pBdr>
-          <w:top w:val="none" w:color="000000" w:sz="0" w:space="0"/>
-          <w:left w:val="none" w:color="000000" w:sz="0" w:space="0"/>
-          <w:bottom w:val="none" w:color="000000" w:sz="0" w:space="0"/>
-          <w:right w:val="none" w:color="000000" w:sz="0" w:space="0"/>
-          <w:between w:val="none" w:color="000000" w:sz="0" w:space="0"/>
-        </w:pBdr>
-        <w:spacing/>
-        <w:ind/>
         <w:rPr/>
       </w:pPr>
       <w:r>
@@ -5895,7 +6612,7 @@
     </w:p>
     <w:p>
       <w:pPr>
-        <w:pStyle w:val="910"/>
+        <w:pStyle w:val="841"/>
         <w:pBdr/>
         <w:spacing/>
         <w:ind/>
@@ -5936,6 +6653,12 @@
           <w:szCs w:val="20"/>
         </w:rPr>
       </w:r>
+      <w:r>
+        <w:rPr>
+          <w:rFonts w:cs="Arial"/>
+          <w:szCs w:val="20"/>
+        </w:rPr>
+      </w:r>
     </w:p>
     <w:p>
       <w:pPr>
@@ -5971,10 +6694,16 @@
           <w:szCs w:val="20"/>
         </w:rPr>
       </w:r>
+      <w:r>
+        <w:rPr>
+          <w:rFonts w:cs="Arial"/>
+          <w:szCs w:val="20"/>
+        </w:rPr>
+      </w:r>
     </w:p>
     <w:p>
       <w:pPr>
-        <w:pStyle w:val="910"/>
+        <w:pStyle w:val="841"/>
         <w:pBdr/>
         <w:spacing/>
         <w:ind/>
@@ -6031,10 +6760,16 @@
           <w:szCs w:val="20"/>
         </w:rPr>
       </w:r>
+      <w:r>
+        <w:rPr>
+          <w:rFonts w:cs="Arial"/>
+          <w:szCs w:val="20"/>
+        </w:rPr>
+      </w:r>
     </w:p>
     <w:p>
       <w:pPr>
-        <w:pStyle w:val="910"/>
+        <w:pStyle w:val="841"/>
         <w:pBdr/>
         <w:spacing/>
         <w:ind/>
@@ -6068,6 +6803,12 @@
           <w:szCs w:val="20"/>
         </w:rPr>
       </w:r>
+      <w:r>
+        <w:rPr>
+          <w:rFonts w:cs="Arial"/>
+          <w:szCs w:val="20"/>
+        </w:rPr>
+      </w:r>
     </w:p>
     <w:p>
       <w:pPr>
@@ -6091,10 +6832,16 @@
           <w:szCs w:val="20"/>
         </w:rPr>
       </w:r>
+      <w:r>
+        <w:rPr>
+          <w:rFonts w:cs="Arial"/>
+          <w:szCs w:val="20"/>
+        </w:rPr>
+      </w:r>
     </w:p>
     <w:p>
       <w:pPr>
-        <w:pStyle w:val="909"/>
+        <w:pStyle w:val="840"/>
         <w:pBdr/>
         <w:shd w:val="solid" w:color="ffffff" w:fill="auto"/>
         <w:spacing/>
@@ -6108,6 +6855,11 @@
           <w:color w:val="auto"/>
         </w:rPr>
         <w:t xml:space="preserve">C. Souscription par le bailleur d’une assurance multirisques habitation pour le compte du locataire</w:t>
+      </w:r>
+      <w:r>
+        <w:rPr>
+          <w:color w:val="auto"/>
+        </w:rPr>
       </w:r>
       <w:r>
         <w:rPr>
@@ -6137,6 +6889,12 @@
           <w:szCs w:val="20"/>
         </w:rPr>
       </w:r>
+      <w:r>
+        <w:rPr>
+          <w:rFonts w:cs="Arial"/>
+          <w:szCs w:val="20"/>
+        </w:rPr>
+      </w:r>
     </w:p>
     <w:p>
       <w:pPr>
@@ -6161,6 +6919,12 @@
           <w:szCs w:val="20"/>
         </w:rPr>
       </w:r>
+      <w:r>
+        <w:rPr>
+          <w:rFonts w:cs="Arial"/>
+          <w:szCs w:val="20"/>
+        </w:rPr>
+      </w:r>
     </w:p>
     <w:p>
       <w:pPr>
@@ -6184,10 +6948,16 @@
           <w:szCs w:val="20"/>
         </w:rPr>
       </w:r>
+      <w:r>
+        <w:rPr>
+          <w:rFonts w:cs="Arial"/>
+          <w:szCs w:val="20"/>
+        </w:rPr>
+      </w:r>
     </w:p>
     <w:p>
       <w:pPr>
-        <w:pStyle w:val="909"/>
+        <w:pStyle w:val="840"/>
         <w:pBdr/>
         <w:shd w:val="solid" w:color="ffffff" w:fill="auto"/>
         <w:spacing/>
@@ -6201,6 +6971,11 @@
           <w:color w:val="auto"/>
         </w:rPr>
         <w:t xml:space="preserve">D. Modalités de paiement</w:t>
+      </w:r>
+      <w:r>
+        <w:rPr>
+          <w:color w:val="auto"/>
+        </w:rPr>
       </w:r>
       <w:r>
         <w:rPr>
@@ -6218,6 +6993,12 @@
           <w:szCs w:val="20"/>
         </w:rPr>
       </w:pPr>
+      <w:r>
+        <w:rPr>
+          <w:rFonts w:cs="Arial"/>
+          <w:szCs w:val="20"/>
+        </w:rPr>
+      </w:r>
       <w:r>
         <w:rPr>
           <w:rFonts w:cs="Arial"/>
@@ -6325,6 +7106,12 @@
           <w:szCs w:val="20"/>
         </w:rPr>
       </w:r>
+      <w:r>
+        <w:rPr>
+          <w:rFonts w:cs="Arial"/>
+          <w:szCs w:val="20"/>
+        </w:rPr>
+      </w:r>
     </w:p>
     <w:p>
       <w:pPr>
@@ -6361,6 +7148,12 @@
           <w:szCs w:val="20"/>
         </w:rPr>
       </w:r>
+      <w:r>
+        <w:rPr>
+          <w:rFonts w:cs="Arial"/>
+          <w:szCs w:val="20"/>
+        </w:rPr>
+      </w:r>
     </w:p>
     <w:p>
       <w:pPr>
@@ -6385,6 +7178,14 @@
           <w:szCs w:val="21"/>
         </w:rPr>
       </w:r>
+      <w:r>
+        <w:rPr>
+          <w:rFonts w:ascii="T3Font_0" w:hAnsi="T3Font_0" w:cs="T3Font_0"/>
+          <w:color w:val="071621"/>
+          <w:sz w:val="21"/>
+          <w:szCs w:val="21"/>
+        </w:rPr>
+      </w:r>
     </w:p>
     <w:p>
       <w:pPr>
@@ -6421,6 +7222,14 @@
           <w:szCs w:val="21"/>
         </w:rPr>
       </w:r>
+      <w:r>
+        <w:rPr>
+          <w:rFonts w:ascii="T3Font_0" w:hAnsi="T3Font_0" w:cs="T3Font_0"/>
+          <w:color w:val="071621"/>
+          <w:sz w:val="21"/>
+          <w:szCs w:val="21"/>
+        </w:rPr>
+      </w:r>
     </w:p>
     <w:p>
       <w:pPr>
@@ -6457,6 +7266,14 @@
           <w:szCs w:val="21"/>
         </w:rPr>
       </w:r>
+      <w:r>
+        <w:rPr>
+          <w:rFonts w:ascii="T3Font_0" w:hAnsi="T3Font_0" w:cs="T3Font_0"/>
+          <w:color w:val="071621"/>
+          <w:sz w:val="21"/>
+          <w:szCs w:val="21"/>
+        </w:rPr>
+      </w:r>
     </w:p>
     <w:p>
       <w:pPr>
@@ -6493,6 +7310,14 @@
           <w:szCs w:val="21"/>
         </w:rPr>
       </w:r>
+      <w:r>
+        <w:rPr>
+          <w:rFonts w:ascii="T3Font_0" w:hAnsi="T3Font_0" w:cs="T3Font_0"/>
+          <w:color w:val="071621"/>
+          <w:sz w:val="21"/>
+          <w:szCs w:val="21"/>
+        </w:rPr>
+      </w:r>
     </w:p>
     <w:p>
       <w:pPr>
@@ -6529,41 +7354,57 @@
           <w:szCs w:val="21"/>
         </w:rPr>
       </w:r>
-    </w:p>
-    <w:p>
-      <w:pPr>
-        <w:pBdr/>
-        <w:spacing/>
-        <w:ind w:right="2386" w:left="1843"/>
-        <w:rPr/>
-      </w:pPr>
-      <w:r>
-        <w:t xml:space="preserve">{/isFilature4D}</w:t>
-      </w:r>
-      <w:r/>
-    </w:p>
-    <w:p>
-      <w:pPr>
-        <w:pBdr/>
-        <w:spacing/>
-        <w:ind w:right="2386" w:left="1843"/>
+      <w:r>
         <w:rPr>
           <w:rFonts w:ascii="T3Font_0" w:hAnsi="T3Font_0" w:cs="T3Font_0"/>
           <w:color w:val="071621"/>
           <w:sz w:val="21"/>
           <w:szCs w:val="21"/>
         </w:rPr>
-      </w:pPr>
-      <w:r>
-        <w:t xml:space="preserve">{#isFilature3G}</w:t>
-      </w:r>
-      <w:r>
+      </w:r>
+    </w:p>
+    <w:p>
+      <w:pPr>
+        <w:pBdr/>
+        <w:spacing/>
+        <w:ind w:right="2386" w:left="1843"/>
+        <w:rPr/>
+      </w:pPr>
+      <w:r>
+        <w:t xml:space="preserve">{/isFilature4D}</w:t>
+      </w:r>
+      <w:r/>
+    </w:p>
+    <w:p>
+      <w:pPr>
+        <w:pBdr/>
+        <w:spacing/>
+        <w:ind w:right="2386" w:left="1843"/>
         <w:rPr>
           <w:rFonts w:ascii="T3Font_0" w:hAnsi="T3Font_0" w:cs="T3Font_0"/>
           <w:color w:val="071621"/>
           <w:sz w:val="21"/>
           <w:szCs w:val="21"/>
         </w:rPr>
+      </w:pPr>
+      <w:r>
+        <w:t xml:space="preserve">{#isFilature3G}</w:t>
+      </w:r>
+      <w:r>
+        <w:rPr>
+          <w:rFonts w:ascii="T3Font_0" w:hAnsi="T3Font_0" w:cs="T3Font_0"/>
+          <w:color w:val="071621"/>
+          <w:sz w:val="21"/>
+          <w:szCs w:val="21"/>
+        </w:rPr>
+      </w:r>
+      <w:r>
+        <w:rPr>
+          <w:rFonts w:ascii="T3Font_0" w:hAnsi="T3Font_0" w:cs="T3Font_0"/>
+          <w:color w:val="071621"/>
+          <w:sz w:val="21"/>
+          <w:szCs w:val="21"/>
+        </w:rPr>
       </w:r>
     </w:p>
     <w:p>
@@ -6601,6 +7442,14 @@
           <w:szCs w:val="21"/>
         </w:rPr>
       </w:r>
+      <w:r>
+        <w:rPr>
+          <w:rFonts w:ascii="T3Font_0" w:hAnsi="T3Font_0" w:cs="T3Font_0"/>
+          <w:color w:val="071621"/>
+          <w:sz w:val="21"/>
+          <w:szCs w:val="21"/>
+        </w:rPr>
+      </w:r>
     </w:p>
     <w:p>
       <w:pPr>
@@ -6637,6 +7486,14 @@
           <w:szCs w:val="21"/>
         </w:rPr>
       </w:r>
+      <w:r>
+        <w:rPr>
+          <w:rFonts w:ascii="T3Font_0" w:hAnsi="T3Font_0" w:cs="T3Font_0"/>
+          <w:color w:val="071621"/>
+          <w:sz w:val="21"/>
+          <w:szCs w:val="21"/>
+        </w:rPr>
+      </w:r>
     </w:p>
     <w:p>
       <w:pPr>
@@ -6673,6 +7530,14 @@
           <w:szCs w:val="21"/>
         </w:rPr>
       </w:r>
+      <w:r>
+        <w:rPr>
+          <w:rFonts w:ascii="T3Font_0" w:hAnsi="T3Font_0" w:cs="T3Font_0"/>
+          <w:color w:val="071621"/>
+          <w:sz w:val="21"/>
+          <w:szCs w:val="21"/>
+        </w:rPr>
+      </w:r>
     </w:p>
     <w:p>
       <w:pPr>
@@ -6709,41 +7574,57 @@
           <w:szCs w:val="21"/>
         </w:rPr>
       </w:r>
-    </w:p>
-    <w:p>
-      <w:pPr>
-        <w:pBdr/>
-        <w:spacing/>
-        <w:ind w:right="2386" w:left="1843"/>
-        <w:rPr/>
-      </w:pPr>
-      <w:r>
-        <w:t xml:space="preserve">{/isFilature3G}</w:t>
-      </w:r>
-      <w:r/>
-    </w:p>
-    <w:p>
-      <w:pPr>
-        <w:pBdr/>
-        <w:spacing/>
-        <w:ind w:right="2386" w:left="1843"/>
+      <w:r>
         <w:rPr>
           <w:rFonts w:ascii="T3Font_0" w:hAnsi="T3Font_0" w:cs="T3Font_0"/>
           <w:color w:val="071621"/>
           <w:sz w:val="21"/>
           <w:szCs w:val="21"/>
         </w:rPr>
-      </w:pPr>
-      <w:r>
-        <w:t xml:space="preserve">{#isChateauGaillard}</w:t>
-      </w:r>
-      <w:r>
+      </w:r>
+    </w:p>
+    <w:p>
+      <w:pPr>
+        <w:pBdr/>
+        <w:spacing/>
+        <w:ind w:right="2386" w:left="1843"/>
+        <w:rPr/>
+      </w:pPr>
+      <w:r>
+        <w:t xml:space="preserve">{/isFilature3G}</w:t>
+      </w:r>
+      <w:r/>
+    </w:p>
+    <w:p>
+      <w:pPr>
+        <w:pBdr/>
+        <w:spacing/>
+        <w:ind w:right="2386" w:left="1843"/>
         <w:rPr>
           <w:rFonts w:ascii="T3Font_0" w:hAnsi="T3Font_0" w:cs="T3Font_0"/>
           <w:color w:val="071621"/>
           <w:sz w:val="21"/>
           <w:szCs w:val="21"/>
         </w:rPr>
+      </w:pPr>
+      <w:r>
+        <w:t xml:space="preserve">{#isChateauGaillard}</w:t>
+      </w:r>
+      <w:r>
+        <w:rPr>
+          <w:rFonts w:ascii="T3Font_0" w:hAnsi="T3Font_0" w:cs="T3Font_0"/>
+          <w:color w:val="071621"/>
+          <w:sz w:val="21"/>
+          <w:szCs w:val="21"/>
+        </w:rPr>
+      </w:r>
+      <w:r>
+        <w:rPr>
+          <w:rFonts w:ascii="T3Font_0" w:hAnsi="T3Font_0" w:cs="T3Font_0"/>
+          <w:color w:val="071621"/>
+          <w:sz w:val="21"/>
+          <w:szCs w:val="21"/>
+        </w:rPr>
       </w:r>
     </w:p>
     <w:p>
@@ -6781,6 +7662,14 @@
           <w:szCs w:val="21"/>
         </w:rPr>
       </w:r>
+      <w:r>
+        <w:rPr>
+          <w:rFonts w:ascii="T3Font_0" w:hAnsi="T3Font_0" w:cs="T3Font_0"/>
+          <w:color w:val="071621"/>
+          <w:sz w:val="21"/>
+          <w:szCs w:val="21"/>
+        </w:rPr>
+      </w:r>
     </w:p>
     <w:p>
       <w:pPr>
@@ -6817,6 +7706,14 @@
           <w:szCs w:val="21"/>
         </w:rPr>
       </w:r>
+      <w:r>
+        <w:rPr>
+          <w:rFonts w:ascii="T3Font_0" w:hAnsi="T3Font_0" w:cs="T3Font_0"/>
+          <w:color w:val="071621"/>
+          <w:sz w:val="21"/>
+          <w:szCs w:val="21"/>
+        </w:rPr>
+      </w:r>
     </w:p>
     <w:p>
       <w:pPr>
@@ -6853,6 +7750,14 @@
           <w:szCs w:val="21"/>
         </w:rPr>
       </w:r>
+      <w:r>
+        <w:rPr>
+          <w:rFonts w:ascii="T3Font_0" w:hAnsi="T3Font_0" w:cs="T3Font_0"/>
+          <w:color w:val="071621"/>
+          <w:sz w:val="21"/>
+          <w:szCs w:val="21"/>
+        </w:rPr>
+      </w:r>
     </w:p>
     <w:p>
       <w:pPr>
@@ -6889,47 +7794,63 @@
           <w:szCs w:val="21"/>
         </w:rPr>
       </w:r>
-    </w:p>
-    <w:p>
-      <w:pPr>
-        <w:pBdr/>
-        <w:spacing/>
-        <w:ind w:right="2386" w:left="1843"/>
-        <w:rPr/>
-      </w:pPr>
-      <w:r>
-        <w:t xml:space="preserve">{/</w:t>
-      </w:r>
-      <w:r>
-        <w:t xml:space="preserve">isChateauGaillard</w:t>
-      </w:r>
-      <w:r>
-        <w:t xml:space="preserve">}</w:t>
-      </w:r>
-      <w:r/>
-    </w:p>
-    <w:p>
-      <w:pPr>
-        <w:pBdr/>
-        <w:spacing/>
-        <w:ind w:right="2386" w:left="1843"/>
+      <w:r>
         <w:rPr>
           <w:rFonts w:ascii="T3Font_0" w:hAnsi="T3Font_0" w:cs="T3Font_0"/>
           <w:color w:val="071621"/>
           <w:sz w:val="21"/>
           <w:szCs w:val="21"/>
         </w:rPr>
-      </w:pPr>
-      <w:r>
-        <w:t xml:space="preserve">{#isRueRene}</w:t>
-      </w:r>
-      <w:r>
+      </w:r>
+    </w:p>
+    <w:p>
+      <w:pPr>
+        <w:pBdr/>
+        <w:spacing/>
+        <w:ind w:right="2386" w:left="1843"/>
+        <w:rPr/>
+      </w:pPr>
+      <w:r>
+        <w:t xml:space="preserve">{/</w:t>
+      </w:r>
+      <w:r>
+        <w:t xml:space="preserve">isChateauGaillard</w:t>
+      </w:r>
+      <w:r>
+        <w:t xml:space="preserve">}</w:t>
+      </w:r>
+      <w:r/>
+    </w:p>
+    <w:p>
+      <w:pPr>
+        <w:pBdr/>
+        <w:spacing/>
+        <w:ind w:right="2386" w:left="1843"/>
         <w:rPr>
           <w:rFonts w:ascii="T3Font_0" w:hAnsi="T3Font_0" w:cs="T3Font_0"/>
           <w:color w:val="071621"/>
           <w:sz w:val="21"/>
           <w:szCs w:val="21"/>
         </w:rPr>
+      </w:pPr>
+      <w:r>
+        <w:t xml:space="preserve">{#isRueRene}</w:t>
+      </w:r>
+      <w:r>
+        <w:rPr>
+          <w:rFonts w:ascii="T3Font_0" w:hAnsi="T3Font_0" w:cs="T3Font_0"/>
+          <w:color w:val="071621"/>
+          <w:sz w:val="21"/>
+          <w:szCs w:val="21"/>
+        </w:rPr>
+      </w:r>
+      <w:r>
+        <w:rPr>
+          <w:rFonts w:ascii="T3Font_0" w:hAnsi="T3Font_0" w:cs="T3Font_0"/>
+          <w:color w:val="071621"/>
+          <w:sz w:val="21"/>
+          <w:szCs w:val="21"/>
+        </w:rPr>
       </w:r>
     </w:p>
     <w:p>
@@ -6985,6 +7906,14 @@
           <w:szCs w:val="21"/>
         </w:rPr>
       </w:r>
+      <w:r>
+        <w:rPr>
+          <w:rFonts w:ascii="T3Font_0" w:hAnsi="T3Font_0" w:cs="T3Font_0"/>
+          <w:color w:val="071621"/>
+          <w:sz w:val="21"/>
+          <w:szCs w:val="21"/>
+        </w:rPr>
+      </w:r>
     </w:p>
     <w:p>
       <w:pPr>
@@ -7021,6 +7950,14 @@
           <w:szCs w:val="21"/>
         </w:rPr>
       </w:r>
+      <w:r>
+        <w:rPr>
+          <w:rFonts w:ascii="T3Font_0" w:hAnsi="T3Font_0" w:cs="T3Font_0"/>
+          <w:color w:val="071621"/>
+          <w:sz w:val="21"/>
+          <w:szCs w:val="21"/>
+        </w:rPr>
+      </w:r>
     </w:p>
     <w:p>
       <w:pPr>
@@ -7057,6 +7994,14 @@
           <w:szCs w:val="21"/>
         </w:rPr>
       </w:r>
+      <w:r>
+        <w:rPr>
+          <w:rFonts w:ascii="T3Font_0" w:hAnsi="T3Font_0" w:cs="T3Font_0"/>
+          <w:color w:val="071621"/>
+          <w:sz w:val="21"/>
+          <w:szCs w:val="21"/>
+        </w:rPr>
+      </w:r>
     </w:p>
     <w:p>
       <w:pPr>
@@ -7093,59 +8038,73 @@
           <w:szCs w:val="21"/>
         </w:rPr>
       </w:r>
-    </w:p>
-    <w:p>
-      <w:pPr>
-        <w:pBdr/>
-        <w:spacing/>
-        <w:ind w:left="720"/>
-        <w:rPr/>
-      </w:pPr>
-      <w:r>
-        <w:t xml:space="preserve">{/</w:t>
-      </w:r>
-      <w:r>
-        <w:t xml:space="preserve">isRueRene</w:t>
-      </w:r>
-      <w:r>
-        <w:t xml:space="preserve">}</w:t>
-      </w:r>
-      <w:r/>
-    </w:p>
-    <w:p>
-      <w:pPr>
-        <w:pBdr/>
-        <w:spacing/>
-        <w:ind w:right="2386" w:left="1843"/>
+      <w:r>
         <w:rPr>
           <w:rFonts w:ascii="T3Font_0" w:hAnsi="T3Font_0" w:cs="T3Font_0"/>
           <w:color w:val="071621"/>
           <w:sz w:val="21"/>
           <w:szCs w:val="21"/>
         </w:rPr>
-      </w:pPr>
-      <w:r>
-        <w:t xml:space="preserve">{#</w:t>
+      </w:r>
+    </w:p>
+    <w:p>
+      <w:pPr>
+        <w:pBdr/>
+        <w:spacing/>
+        <w:ind w:left="720"/>
+        <w:rPr/>
+      </w:pPr>
+      <w:r>
+        <w:t xml:space="preserve">{/</w:t>
+      </w:r>
+      <w:r>
+        <w:t xml:space="preserve">isRueRene</w:t>
+      </w:r>
+      <w:r>
+        <w:t xml:space="preserve">}</w:t>
       </w:r>
       <w:r/>
-      <w:r>
-        <w:rPr>
-          <w:rFonts w:cs="Arial"/>
-          <w:szCs w:val="20"/>
-        </w:rPr>
-        <w:t xml:space="preserve">isChateauGaillard53A</w:t>
-      </w:r>
-      <w:r/>
-      <w:r>
-        <w:t xml:space="preserve">}</w:t>
-      </w:r>
-      <w:r>
+    </w:p>
+    <w:p>
+      <w:pPr>
+        <w:pBdr/>
+        <w:spacing/>
+        <w:ind w:right="2386" w:left="1843"/>
         <w:rPr>
           <w:rFonts w:ascii="T3Font_0" w:hAnsi="T3Font_0" w:cs="T3Font_0"/>
           <w:color w:val="071621"/>
           <w:sz w:val="21"/>
           <w:szCs w:val="21"/>
         </w:rPr>
+      </w:pPr>
+      <w:r>
+        <w:t xml:space="preserve">{#</w:t>
+      </w:r>
+      <w:r>
+        <w:rPr>
+          <w:rFonts w:cs="Arial"/>
+          <w:szCs w:val="20"/>
+        </w:rPr>
+        <w:t xml:space="preserve">isChateauGaillard53A</w:t>
+      </w:r>
+      <w:r>
+        <w:t xml:space="preserve">}</w:t>
+      </w:r>
+      <w:r>
+        <w:rPr>
+          <w:rFonts w:ascii="T3Font_0" w:hAnsi="T3Font_0" w:cs="T3Font_0"/>
+          <w:color w:val="071621"/>
+          <w:sz w:val="21"/>
+          <w:szCs w:val="21"/>
+        </w:rPr>
+      </w:r>
+      <w:r>
+        <w:rPr>
+          <w:rFonts w:ascii="T3Font_0" w:hAnsi="T3Font_0" w:cs="T3Font_0"/>
+          <w:color w:val="071621"/>
+          <w:sz w:val="21"/>
+          <w:szCs w:val="21"/>
+        </w:rPr>
       </w:r>
     </w:p>
     <w:p>
@@ -7192,6 +8151,14 @@
           <w:szCs w:val="21"/>
         </w:rPr>
       </w:r>
+      <w:r>
+        <w:rPr>
+          <w:rFonts w:ascii="T3Font_0" w:hAnsi="T3Font_0" w:cs="T3Font_0"/>
+          <w:color w:val="071621"/>
+          <w:sz w:val="21"/>
+          <w:szCs w:val="21"/>
+        </w:rPr>
+      </w:r>
     </w:p>
     <w:p>
       <w:pPr>
@@ -7228,6 +8195,14 @@
           <w:szCs w:val="21"/>
         </w:rPr>
         <w:t xml:space="preserve">FR76 1009 6180 1300 0291 6750 244</w:t>
+      </w:r>
+      <w:r>
+        <w:rPr>
+          <w:rFonts w:ascii="T3Font_0" w:hAnsi="T3Font_0" w:cs="T3Font_0"/>
+          <w:color w:val="071621"/>
+          <w:sz w:val="21"/>
+          <w:szCs w:val="21"/>
+        </w:rPr>
       </w:r>
       <w:r>
         <w:rPr>
@@ -7276,18 +8251,7 @@
           <w:lang w:val="de-DE"/>
         </w:rPr>
       </w:r>
-    </w:p>
-    <w:p>
-      <w:pPr>
-        <w:pBdr>
-          <w:top w:val="single" w:color="000000" w:sz="4" w:space="1"/>
-          <w:left w:val="single" w:color="000000" w:sz="4" w:space="4"/>
-          <w:bottom w:val="single" w:color="000000" w:sz="4" w:space="1"/>
-          <w:right w:val="single" w:color="000000" w:sz="4" w:space="4"/>
-          <w:between w:val="none" w:color="000000" w:sz="0" w:space="0"/>
-        </w:pBdr>
-        <w:spacing/>
-        <w:ind w:right="2386" w:left="1843"/>
+      <w:r>
         <w:rPr>
           <w:rFonts w:ascii="T3Font_0" w:hAnsi="T3Font_0" w:cs="T3Font_0"/>
           <w:color w:val="071621"/>
@@ -7295,8 +8259,19 @@
           <w:szCs w:val="21"/>
           <w:lang w:val="de-DE"/>
         </w:rPr>
-      </w:pPr>
-      <w:r>
+      </w:r>
+    </w:p>
+    <w:p>
+      <w:pPr>
+        <w:pBdr>
+          <w:top w:val="single" w:color="000000" w:sz="4" w:space="1"/>
+          <w:left w:val="single" w:color="000000" w:sz="4" w:space="4"/>
+          <w:bottom w:val="single" w:color="000000" w:sz="4" w:space="1"/>
+          <w:right w:val="single" w:color="000000" w:sz="4" w:space="4"/>
+          <w:between w:val="none" w:color="000000" w:sz="0" w:space="0"/>
+        </w:pBdr>
+        <w:spacing/>
+        <w:ind w:right="2386" w:left="1843"/>
         <w:rPr>
           <w:rFonts w:ascii="T3Font_0" w:hAnsi="T3Font_0" w:cs="T3Font_0"/>
           <w:color w:val="071621"/>
@@ -7304,8 +8279,7 @@
           <w:szCs w:val="21"/>
           <w:lang w:val="de-DE"/>
         </w:rPr>
-        <w:t xml:space="preserve">Nom</w:t>
-      </w:r>
+      </w:pPr>
       <w:r>
         <w:rPr>
           <w:rFonts w:ascii="T3Font_0" w:hAnsi="T3Font_0" w:cs="T3Font_0"/>
@@ -7314,7 +8288,7 @@
           <w:szCs w:val="21"/>
           <w:lang w:val="de-DE"/>
         </w:rPr>
-        <w:t xml:space="preserve">:</w:t>
+        <w:t xml:space="preserve">Nom</w:t>
       </w:r>
       <w:r>
         <w:rPr>
@@ -7324,7 +8298,7 @@
           <w:szCs w:val="21"/>
           <w:lang w:val="de-DE"/>
         </w:rPr>
-        <w:t xml:space="preserve"> B</w:t>
+        <w:t xml:space="preserve">:</w:t>
       </w:r>
       <w:r>
         <w:rPr>
@@ -7334,7 +8308,7 @@
           <w:szCs w:val="21"/>
           <w:lang w:val="de-DE"/>
         </w:rPr>
-        <w:t xml:space="preserve">ZHRO</w:t>
+        <w:t xml:space="preserve"> B</w:t>
       </w:r>
       <w:r>
         <w:rPr>
@@ -7344,7 +8318,7 @@
           <w:szCs w:val="21"/>
           <w:lang w:val="de-DE"/>
         </w:rPr>
-        <w:t xml:space="preserve"> </w:t>
+        <w:t xml:space="preserve">ZHRO</w:t>
       </w:r>
       <w:r>
         <w:rPr>
@@ -7354,6 +8328,25 @@
           <w:szCs w:val="21"/>
           <w:lang w:val="de-DE"/>
         </w:rPr>
+        <w:t xml:space="preserve"> </w:t>
+      </w:r>
+      <w:r>
+        <w:rPr>
+          <w:rFonts w:ascii="T3Font_0" w:hAnsi="T3Font_0" w:cs="T3Font_0"/>
+          <w:color w:val="071621"/>
+          <w:sz w:val="21"/>
+          <w:szCs w:val="21"/>
+          <w:lang w:val="de-DE"/>
+        </w:rPr>
+      </w:r>
+      <w:r>
+        <w:rPr>
+          <w:rFonts w:ascii="T3Font_0" w:hAnsi="T3Font_0" w:cs="T3Font_0"/>
+          <w:color w:val="071621"/>
+          <w:sz w:val="21"/>
+          <w:szCs w:val="21"/>
+          <w:lang w:val="de-DE"/>
+        </w:rPr>
       </w:r>
     </w:p>
     <w:p>
@@ -7366,7 +8359,6 @@
       <w:r>
         <w:t xml:space="preserve">{/</w:t>
       </w:r>
-      <w:r/>
       <w:r>
         <w:rPr>
           <w:rFonts w:cs="Arial"/>
@@ -7374,7 +8366,6 @@
         </w:rPr>
         <w:t xml:space="preserve">isChateauGaillard53A</w:t>
       </w:r>
-      <w:r/>
       <w:r>
         <w:t xml:space="preserve">}</w:t>
       </w:r>
@@ -7391,6 +8382,13 @@
           <w:lang w:val="de-DE"/>
         </w:rPr>
       </w:pPr>
+      <w:r>
+        <w:rPr>
+          <w:rFonts w:cs="Arial"/>
+          <w:szCs w:val="20"/>
+          <w:lang w:val="de-DE"/>
+        </w:rPr>
+      </w:r>
       <w:r>
         <w:rPr>
           <w:rFonts w:cs="Arial"/>
@@ -7433,10 +8431,16 @@
           <w:szCs w:val="20"/>
         </w:rPr>
       </w:r>
+      <w:r>
+        <w:rPr>
+          <w:rFonts w:cs="Arial"/>
+          <w:szCs w:val="20"/>
+        </w:rPr>
+      </w:r>
     </w:p>
     <w:p>
       <w:pPr>
-        <w:pStyle w:val="938"/>
+        <w:pStyle w:val="869"/>
         <w:pBdr/>
         <w:spacing/>
         <w:ind w:left="1418"/>
@@ -7522,6 +8526,12 @@
           <w:szCs w:val="20"/>
         </w:rPr>
         <w:t xml:space="preserve">} €</w:t>
+      </w:r>
+      <w:r>
+        <w:rPr>
+          <w:rFonts w:cs="Arial"/>
+          <w:szCs w:val="20"/>
+        </w:rPr>
       </w:r>
       <w:r>
         <w:rPr>
@@ -7532,7 +8542,7 @@
     </w:p>
     <w:p>
       <w:pPr>
-        <w:pStyle w:val="938"/>
+        <w:pStyle w:val="869"/>
         <w:pBdr/>
         <w:spacing/>
         <w:ind w:left="1418"/>
@@ -7603,6 +8613,12 @@
           <w:szCs w:val="20"/>
         </w:rPr>
         <w:t xml:space="preserve">}€</w:t>
+      </w:r>
+      <w:r>
+        <w:rPr>
+          <w:rFonts w:cs="Arial"/>
+          <w:szCs w:val="20"/>
+        </w:rPr>
       </w:r>
       <w:r>
         <w:rPr>
@@ -7613,7 +8629,7 @@
     </w:p>
     <w:p>
       <w:pPr>
-        <w:pStyle w:val="938"/>
+        <w:pStyle w:val="869"/>
         <w:pBdr/>
         <w:spacing/>
         <w:ind w:left="1418"/>
@@ -7694,7 +8710,12 @@
         <w:t xml:space="preserve">}€ </w:t>
       </w:r>
       <w:bookmarkEnd w:id="8"/>
-      <w:r/>
+      <w:r>
+        <w:rPr>
+          <w:rFonts w:cs="Arial"/>
+          <w:szCs w:val="20"/>
+        </w:rPr>
+      </w:r>
       <w:r>
         <w:rPr>
           <w:rFonts w:cs="Arial"/>
@@ -7745,6 +8766,12 @@
           <w:szCs w:val="20"/>
         </w:rPr>
       </w:r>
+      <w:r>
+        <w:rPr>
+          <w:rFonts w:cs="Arial"/>
+          <w:szCs w:val="20"/>
+        </w:rPr>
+      </w:r>
     </w:p>
     <w:p>
       <w:pPr>
@@ -7783,6 +8810,12 @@
           <w:szCs w:val="20"/>
         </w:rPr>
       </w:r>
+      <w:r>
+        <w:rPr>
+          <w:rFonts w:cs="Arial"/>
+          <w:szCs w:val="20"/>
+        </w:rPr>
+      </w:r>
     </w:p>
     <w:p>
       <w:pPr>
@@ -7821,6 +8854,12 @@
           <w:szCs w:val="20"/>
         </w:rPr>
       </w:r>
+      <w:r>
+        <w:rPr>
+          <w:rFonts w:cs="Arial"/>
+          <w:szCs w:val="20"/>
+        </w:rPr>
+      </w:r>
     </w:p>
     <w:p>
       <w:pPr>
@@ -7859,6 +8898,12 @@
           <w:szCs w:val="20"/>
         </w:rPr>
       </w:r>
+      <w:r>
+        <w:rPr>
+          <w:rFonts w:cs="Arial"/>
+          <w:szCs w:val="20"/>
+        </w:rPr>
+      </w:r>
     </w:p>
     <w:p>
       <w:pPr>
@@ -7882,10 +8927,16 @@
           <w:szCs w:val="20"/>
         </w:rPr>
       </w:r>
+      <w:r>
+        <w:rPr>
+          <w:rFonts w:cs="Arial"/>
+          <w:szCs w:val="20"/>
+        </w:rPr>
+      </w:r>
     </w:p>
     <w:p>
       <w:pPr>
-        <w:pStyle w:val="908"/>
+        <w:pStyle w:val="839"/>
         <w:numPr>
           <w:ilvl w:val="0"/>
           <w:numId w:val="13"/>
@@ -7910,6 +8961,11 @@
           <w:color w:val="ffffff"/>
         </w:rPr>
       </w:r>
+      <w:r>
+        <w:rPr>
+          <w:color w:val="ffffff"/>
+        </w:rPr>
+      </w:r>
     </w:p>
     <w:p>
       <w:pPr>
@@ -7948,6 +9004,12 @@
           <w:szCs w:val="20"/>
         </w:rPr>
       </w:r>
+      <w:r>
+        <w:rPr>
+          <w:rFonts w:cs="Arial"/>
+          <w:szCs w:val="20"/>
+        </w:rPr>
+      </w:r>
     </w:p>
     <w:p>
       <w:pPr>
@@ -7959,6 +9021,12 @@
           <w:szCs w:val="20"/>
         </w:rPr>
       </w:pPr>
+      <w:r>
+        <w:rPr>
+          <w:rFonts w:cs="Arial"/>
+          <w:szCs w:val="20"/>
+        </w:rPr>
+      </w:r>
       <w:r>
         <w:rPr>
           <w:rFonts w:cs="Arial"/>
@@ -8072,7 +9140,7 @@
     </w:p>
     <w:p>
       <w:pPr>
-        <w:pStyle w:val="908"/>
+        <w:pStyle w:val="839"/>
         <w:numPr>
           <w:ilvl w:val="0"/>
           <w:numId w:val="13"/>
@@ -8097,10 +9165,15 @@
           <w:color w:val="ffffff"/>
         </w:rPr>
       </w:r>
+      <w:r>
+        <w:rPr>
+          <w:color w:val="ffffff"/>
+        </w:rPr>
+      </w:r>
     </w:p>
     <w:p>
       <w:pPr>
-        <w:pStyle w:val="909"/>
+        <w:pStyle w:val="840"/>
         <w:pBdr/>
         <w:shd w:val="solid" w:color="ffffff" w:fill="auto"/>
         <w:spacing/>
@@ -8114,6 +9187,11 @@
           <w:color w:val="auto"/>
         </w:rPr>
         <w:t xml:space="preserve">A. Montant et nature des travaux d'amélioration ou de mise en conformité avec les caractéristiques de décence effectués depuis la fin du dernier contrat de location ou depuis le dernier renouvellement</w:t>
+      </w:r>
+      <w:r>
+        <w:rPr>
+          <w:color w:val="auto"/>
+        </w:rPr>
       </w:r>
       <w:r>
         <w:rPr>
@@ -8143,6 +9221,12 @@
           <w:szCs w:val="20"/>
         </w:rPr>
       </w:r>
+      <w:r>
+        <w:rPr>
+          <w:rFonts w:cs="Arial"/>
+          <w:szCs w:val="20"/>
+        </w:rPr>
+      </w:r>
     </w:p>
     <w:p>
       <w:pPr>
@@ -8167,6 +9251,12 @@
           <w:szCs w:val="20"/>
         </w:rPr>
       </w:r>
+      <w:r>
+        <w:rPr>
+          <w:rFonts w:cs="Arial"/>
+          <w:szCs w:val="20"/>
+        </w:rPr>
+      </w:r>
     </w:p>
     <w:p>
       <w:pPr>
@@ -8190,10 +9280,16 @@
           <w:szCs w:val="20"/>
         </w:rPr>
       </w:r>
+      <w:r>
+        <w:rPr>
+          <w:rFonts w:cs="Arial"/>
+          <w:szCs w:val="20"/>
+        </w:rPr>
+      </w:r>
     </w:p>
     <w:p>
       <w:pPr>
-        <w:pStyle w:val="909"/>
+        <w:pStyle w:val="840"/>
         <w:pBdr/>
         <w:shd w:val="solid" w:color="ffffff" w:fill="auto"/>
         <w:spacing/>
@@ -8207,6 +9303,11 @@
           <w:color w:val="auto"/>
         </w:rPr>
         <w:t xml:space="preserve">B. Majoration du loyer en cours de bail consécutive à des travaux d'amélioration entrepris par le bailleur</w:t>
+      </w:r>
+      <w:r>
+        <w:rPr>
+          <w:color w:val="auto"/>
+        </w:rPr>
       </w:r>
       <w:r>
         <w:rPr>
@@ -8236,6 +9337,12 @@
           <w:szCs w:val="20"/>
         </w:rPr>
       </w:r>
+      <w:r>
+        <w:rPr>
+          <w:rFonts w:cs="Arial"/>
+          <w:szCs w:val="20"/>
+        </w:rPr>
+      </w:r>
     </w:p>
     <w:p>
       <w:pPr>
@@ -8274,6 +9381,12 @@
           <w:szCs w:val="20"/>
         </w:rPr>
       </w:r>
+      <w:r>
+        <w:rPr>
+          <w:rFonts w:cs="Arial"/>
+          <w:szCs w:val="20"/>
+        </w:rPr>
+      </w:r>
     </w:p>
     <w:p>
       <w:pPr>
@@ -8297,6 +9410,12 @@
           <w:szCs w:val="20"/>
         </w:rPr>
       </w:r>
+      <w:r>
+        <w:rPr>
+          <w:rFonts w:cs="Arial"/>
+          <w:szCs w:val="20"/>
+        </w:rPr>
+      </w:r>
     </w:p>
     <w:p>
       <w:pPr>
@@ -8320,10 +9439,16 @@
           <w:szCs w:val="20"/>
         </w:rPr>
       </w:r>
+      <w:r>
+        <w:rPr>
+          <w:rFonts w:cs="Arial"/>
+          <w:szCs w:val="20"/>
+        </w:rPr>
+      </w:r>
     </w:p>
     <w:p>
       <w:pPr>
-        <w:pStyle w:val="909"/>
+        <w:pStyle w:val="840"/>
         <w:pBdr/>
         <w:shd w:val="solid" w:color="ffffff" w:fill="auto"/>
         <w:spacing/>
@@ -8337,6 +9462,11 @@
           <w:color w:val="auto"/>
         </w:rPr>
         <w:t xml:space="preserve">C. Diminution de loyer en cours de bail consécutive à des travaux entrepris par le locataire</w:t>
+      </w:r>
+      <w:r>
+        <w:rPr>
+          <w:color w:val="auto"/>
+        </w:rPr>
       </w:r>
       <w:r>
         <w:rPr>
@@ -8366,6 +9496,12 @@
           <w:szCs w:val="20"/>
         </w:rPr>
       </w:r>
+      <w:r>
+        <w:rPr>
+          <w:rFonts w:cs="Arial"/>
+          <w:szCs w:val="20"/>
+        </w:rPr>
+      </w:r>
     </w:p>
     <w:p>
       <w:pPr>
@@ -8397,6 +9533,12 @@
           <w:szCs w:val="20"/>
         </w:rPr>
       </w:r>
+      <w:r>
+        <w:rPr>
+          <w:rFonts w:cs="Arial"/>
+          <w:szCs w:val="20"/>
+        </w:rPr>
+      </w:r>
     </w:p>
     <w:p>
       <w:pPr>
@@ -8420,6 +9562,12 @@
           <w:szCs w:val="20"/>
         </w:rPr>
       </w:r>
+      <w:r>
+        <w:rPr>
+          <w:rFonts w:cs="Arial"/>
+          <w:szCs w:val="20"/>
+        </w:rPr>
+      </w:r>
     </w:p>
     <w:p>
       <w:pPr>
@@ -8444,6 +9592,12 @@
           <w:szCs w:val="20"/>
         </w:rPr>
       </w:r>
+      <w:r>
+        <w:rPr>
+          <w:rFonts w:cs="Arial"/>
+          <w:szCs w:val="20"/>
+        </w:rPr>
+      </w:r>
     </w:p>
     <w:p>
       <w:pPr>
@@ -8468,6 +9622,12 @@
           <w:szCs w:val="20"/>
         </w:rPr>
       </w:r>
+      <w:r>
+        <w:rPr>
+          <w:rFonts w:cs="Arial"/>
+          <w:szCs w:val="20"/>
+        </w:rPr>
+      </w:r>
     </w:p>
     <w:p>
       <w:pPr>
@@ -8491,6 +9651,12 @@
           <w:szCs w:val="20"/>
         </w:rPr>
       </w:r>
+      <w:r>
+        <w:rPr>
+          <w:rFonts w:cs="Arial"/>
+          <w:szCs w:val="20"/>
+        </w:rPr>
+      </w:r>
     </w:p>
     <w:p>
       <w:pPr>
@@ -8514,10 +9680,16 @@
           <w:szCs w:val="20"/>
         </w:rPr>
       </w:r>
+      <w:r>
+        <w:rPr>
+          <w:rFonts w:cs="Arial"/>
+          <w:szCs w:val="20"/>
+        </w:rPr>
+      </w:r>
     </w:p>
     <w:p>
       <w:pPr>
-        <w:pStyle w:val="908"/>
+        <w:pStyle w:val="839"/>
         <w:numPr>
           <w:ilvl w:val="0"/>
           <w:numId w:val="13"/>
@@ -8542,6 +9714,11 @@
           <w:color w:val="ffffff"/>
         </w:rPr>
       </w:r>
+      <w:r>
+        <w:rPr>
+          <w:color w:val="ffffff"/>
+        </w:rPr>
+      </w:r>
     </w:p>
     <w:p>
       <w:pPr>
@@ -8566,6 +9743,12 @@
           <w:szCs w:val="20"/>
         </w:rPr>
       </w:r>
+      <w:r>
+        <w:rPr>
+          <w:rFonts w:cs="Arial"/>
+          <w:szCs w:val="20"/>
+        </w:rPr>
+      </w:r>
     </w:p>
     <w:p>
       <w:pPr>
@@ -8589,6 +9772,12 @@
           <w:szCs w:val="20"/>
         </w:rPr>
       </w:r>
+      <w:r>
+        <w:rPr>
+          <w:rFonts w:cs="Arial"/>
+          <w:szCs w:val="20"/>
+        </w:rPr>
+      </w:r>
     </w:p>
     <w:p>
       <w:pPr>
@@ -8613,6 +9802,12 @@
           <w:szCs w:val="20"/>
         </w:rPr>
       </w:r>
+      <w:r>
+        <w:rPr>
+          <w:rFonts w:cs="Arial"/>
+          <w:szCs w:val="20"/>
+        </w:rPr>
+      </w:r>
     </w:p>
     <w:p>
       <w:pPr>
@@ -8636,6 +9831,12 @@
           <w:szCs w:val="20"/>
         </w:rPr>
       </w:r>
+      <w:r>
+        <w:rPr>
+          <w:rFonts w:cs="Arial"/>
+          <w:szCs w:val="20"/>
+        </w:rPr>
+      </w:r>
     </w:p>
     <w:p>
       <w:pPr>
@@ -8667,10 +9868,16 @@
           <w:szCs w:val="20"/>
         </w:rPr>
       </w:r>
+      <w:r>
+        <w:rPr>
+          <w:rFonts w:cs="Arial"/>
+          <w:szCs w:val="20"/>
+        </w:rPr>
+      </w:r>
     </w:p>
     <w:p>
       <w:pPr>
-        <w:pStyle w:val="938"/>
+        <w:pStyle w:val="869"/>
         <w:numPr>
           <w:ilvl w:val="0"/>
           <w:numId w:val="9"/>
@@ -8696,10 +9903,16 @@
           <w:szCs w:val="20"/>
         </w:rPr>
       </w:r>
+      <w:r>
+        <w:rPr>
+          <w:rFonts w:cs="Arial"/>
+          <w:szCs w:val="20"/>
+        </w:rPr>
+      </w:r>
     </w:p>
     <w:p>
       <w:pPr>
-        <w:pStyle w:val="938"/>
+        <w:pStyle w:val="869"/>
         <w:numPr>
           <w:ilvl w:val="0"/>
           <w:numId w:val="9"/>
@@ -8725,6 +9938,12 @@
           <w:szCs w:val="20"/>
         </w:rPr>
       </w:r>
+      <w:r>
+        <w:rPr>
+          <w:rFonts w:cs="Arial"/>
+          <w:szCs w:val="20"/>
+        </w:rPr>
+      </w:r>
     </w:p>
     <w:p>
       <w:pPr>
@@ -8748,10 +9967,16 @@
           <w:szCs w:val="20"/>
         </w:rPr>
       </w:r>
+      <w:r>
+        <w:rPr>
+          <w:rFonts w:cs="Arial"/>
+          <w:szCs w:val="20"/>
+        </w:rPr>
+      </w:r>
     </w:p>
     <w:p>
       <w:pPr>
-        <w:pStyle w:val="908"/>
+        <w:pStyle w:val="839"/>
         <w:numPr>
           <w:ilvl w:val="0"/>
           <w:numId w:val="13"/>
@@ -8776,6 +10001,11 @@
           <w:color w:val="ffffff"/>
         </w:rPr>
       </w:r>
+      <w:r>
+        <w:rPr>
+          <w:color w:val="ffffff"/>
+        </w:rPr>
+      </w:r>
     </w:p>
     <w:p>
       <w:pPr>
@@ -8800,10 +10030,16 @@
           <w:szCs w:val="20"/>
         </w:rPr>
       </w:r>
+      <w:r>
+        <w:rPr>
+          <w:rFonts w:cs="Arial"/>
+          <w:szCs w:val="20"/>
+        </w:rPr>
+      </w:r>
     </w:p>
     <w:p>
       <w:pPr>
-        <w:pStyle w:val="909"/>
+        <w:pStyle w:val="840"/>
         <w:numPr>
           <w:ilvl w:val="0"/>
           <w:numId w:val="11"/>
@@ -8830,6 +10066,11 @@
           <w:color w:val="auto"/>
         </w:rPr>
       </w:r>
+      <w:r>
+        <w:rPr>
+          <w:color w:val="auto"/>
+        </w:rPr>
+      </w:r>
     </w:p>
     <w:p>
       <w:pPr>
@@ -8861,6 +10102,12 @@
           <w:szCs w:val="20"/>
         </w:rPr>
       </w:r>
+      <w:r>
+        <w:rPr>
+          <w:rFonts w:cs="Arial"/>
+          <w:szCs w:val="20"/>
+        </w:rPr>
+      </w:r>
     </w:p>
     <w:p>
       <w:pPr>
@@ -8884,10 +10131,16 @@
           <w:szCs w:val="20"/>
         </w:rPr>
       </w:r>
+      <w:r>
+        <w:rPr>
+          <w:rFonts w:cs="Arial"/>
+          <w:szCs w:val="20"/>
+        </w:rPr>
+      </w:r>
     </w:p>
     <w:p>
       <w:pPr>
-        <w:pStyle w:val="909"/>
+        <w:pStyle w:val="840"/>
         <w:numPr>
           <w:ilvl w:val="0"/>
           <w:numId w:val="11"/>
@@ -8911,6 +10164,11 @@
           <w:color w:val="auto"/>
         </w:rPr>
       </w:r>
+      <w:r>
+        <w:rPr>
+          <w:color w:val="auto"/>
+        </w:rPr>
+      </w:r>
     </w:p>
     <w:p>
       <w:pPr>
@@ -8935,6 +10193,12 @@
           <w:szCs w:val="20"/>
         </w:rPr>
       </w:r>
+      <w:r>
+        <w:rPr>
+          <w:rFonts w:cs="Arial"/>
+          <w:szCs w:val="20"/>
+        </w:rPr>
+      </w:r>
     </w:p>
     <w:p>
       <w:pPr>
@@ -8958,10 +10222,16 @@
           <w:szCs w:val="20"/>
         </w:rPr>
       </w:r>
+      <w:r>
+        <w:rPr>
+          <w:rFonts w:cs="Arial"/>
+          <w:szCs w:val="20"/>
+        </w:rPr>
+      </w:r>
     </w:p>
     <w:p>
       <w:pPr>
-        <w:pStyle w:val="909"/>
+        <w:pStyle w:val="840"/>
         <w:numPr>
           <w:ilvl w:val="0"/>
           <w:numId w:val="11"/>
@@ -8985,6 +10255,11 @@
           <w:color w:val="auto"/>
         </w:rPr>
       </w:r>
+      <w:r>
+        <w:rPr>
+          <w:color w:val="auto"/>
+        </w:rPr>
+      </w:r>
     </w:p>
     <w:p>
       <w:pPr>
@@ -9016,6 +10291,12 @@
           <w:szCs w:val="20"/>
         </w:rPr>
       </w:r>
+      <w:r>
+        <w:rPr>
+          <w:rFonts w:cs="Arial"/>
+          <w:szCs w:val="20"/>
+        </w:rPr>
+      </w:r>
     </w:p>
     <w:p>
       <w:pPr>
@@ -9039,6 +10320,12 @@
           <w:szCs w:val="20"/>
         </w:rPr>
       </w:r>
+      <w:r>
+        <w:rPr>
+          <w:rFonts w:cs="Arial"/>
+          <w:szCs w:val="20"/>
+        </w:rPr>
+      </w:r>
     </w:p>
     <w:p>
       <w:pPr>
@@ -9063,6 +10350,12 @@
           <w:szCs w:val="20"/>
         </w:rPr>
       </w:r>
+      <w:r>
+        <w:rPr>
+          <w:rFonts w:cs="Arial"/>
+          <w:szCs w:val="20"/>
+        </w:rPr>
+      </w:r>
     </w:p>
     <w:p>
       <w:pPr>
@@ -9087,6 +10380,12 @@
           <w:szCs w:val="20"/>
         </w:rPr>
       </w:r>
+      <w:r>
+        <w:rPr>
+          <w:rFonts w:cs="Arial"/>
+          <w:szCs w:val="20"/>
+        </w:rPr>
+      </w:r>
     </w:p>
     <w:p>
       <w:pPr>
@@ -9111,6 +10410,12 @@
           <w:szCs w:val="20"/>
         </w:rPr>
       </w:r>
+      <w:r>
+        <w:rPr>
+          <w:rFonts w:cs="Arial"/>
+          <w:szCs w:val="20"/>
+        </w:rPr>
+      </w:r>
     </w:p>
     <w:p>
       <w:pPr>
@@ -9135,6 +10440,12 @@
           <w:szCs w:val="20"/>
         </w:rPr>
       </w:r>
+      <w:r>
+        <w:rPr>
+          <w:rFonts w:cs="Arial"/>
+          <w:szCs w:val="20"/>
+        </w:rPr>
+      </w:r>
     </w:p>
     <w:p>
       <w:pPr>
@@ -9158,6 +10469,12 @@
           <w:szCs w:val="20"/>
         </w:rPr>
       </w:r>
+      <w:r>
+        <w:rPr>
+          <w:rFonts w:cs="Arial"/>
+          <w:szCs w:val="20"/>
+        </w:rPr>
+      </w:r>
     </w:p>
     <w:p>
       <w:pPr>
@@ -9182,6 +10499,12 @@
           <w:szCs w:val="20"/>
         </w:rPr>
       </w:r>
+      <w:r>
+        <w:rPr>
+          <w:rFonts w:cs="Arial"/>
+          <w:szCs w:val="20"/>
+        </w:rPr>
+      </w:r>
     </w:p>
     <w:p>
       <w:pPr>
@@ -9205,10 +10528,16 @@
           <w:szCs w:val="20"/>
         </w:rPr>
       </w:r>
+      <w:r>
+        <w:rPr>
+          <w:rFonts w:cs="Arial"/>
+          <w:szCs w:val="20"/>
+        </w:rPr>
+      </w:r>
     </w:p>
     <w:p>
       <w:pPr>
-        <w:pStyle w:val="908"/>
+        <w:pStyle w:val="839"/>
         <w:numPr>
           <w:ilvl w:val="0"/>
           <w:numId w:val="13"/>
@@ -9233,6 +10562,11 @@
           <w:color w:val="ffffff"/>
         </w:rPr>
       </w:r>
+      <w:r>
+        <w:rPr>
+          <w:color w:val="ffffff"/>
+        </w:rPr>
+      </w:r>
     </w:p>
     <w:p>
       <w:pPr>
@@ -9256,10 +10590,16 @@
           <w:szCs w:val="20"/>
         </w:rPr>
       </w:r>
+      <w:r>
+        <w:rPr>
+          <w:rFonts w:cs="Arial"/>
+          <w:szCs w:val="20"/>
+        </w:rPr>
+      </w:r>
     </w:p>
     <w:p>
       <w:pPr>
-        <w:pStyle w:val="909"/>
+        <w:pStyle w:val="840"/>
         <w:numPr>
           <w:ilvl w:val="0"/>
           <w:numId w:val="2"/>
@@ -9283,6 +10623,11 @@
           <w:color w:val="auto"/>
         </w:rPr>
       </w:r>
+      <w:r>
+        <w:rPr>
+          <w:color w:val="auto"/>
+        </w:rPr>
+      </w:r>
     </w:p>
     <w:p>
       <w:pPr>
@@ -9355,7 +10700,7 @@
     </w:p>
     <w:p>
       <w:pPr>
-        <w:pStyle w:val="938"/>
+        <w:pStyle w:val="869"/>
         <w:numPr>
           <w:ilvl w:val="0"/>
           <w:numId w:val="5"/>
@@ -9432,7 +10777,7 @@
     </w:p>
     <w:p>
       <w:pPr>
-        <w:pStyle w:val="909"/>
+        <w:pStyle w:val="840"/>
         <w:numPr>
           <w:ilvl w:val="0"/>
           <w:numId w:val="2"/>
@@ -9450,6 +10795,11 @@
           <w:color w:val="auto"/>
         </w:rPr>
         <w:t xml:space="preserve">Droit de visite du bailleur</w:t>
+      </w:r>
+      <w:r>
+        <w:rPr>
+          <w:color w:val="auto"/>
+        </w:rPr>
       </w:r>
       <w:r>
         <w:rPr>
@@ -9658,7 +11008,7 @@
     </w:p>
     <w:p>
       <w:pPr>
-        <w:pStyle w:val="909"/>
+        <w:pStyle w:val="840"/>
         <w:numPr>
           <w:ilvl w:val="0"/>
           <w:numId w:val="2"/>
@@ -9682,6 +11032,11 @@
           <w:color w:val="auto"/>
         </w:rPr>
       </w:r>
+      <w:r>
+        <w:rPr>
+          <w:color w:val="auto"/>
+        </w:rPr>
+      </w:r>
     </w:p>
     <w:p>
       <w:pPr>
@@ -9780,7 +11135,7 @@
     </w:p>
     <w:p>
       <w:pPr>
-        <w:pStyle w:val="909"/>
+        <w:pStyle w:val="840"/>
         <w:numPr>
           <w:ilvl w:val="0"/>
           <w:numId w:val="2"/>
@@ -9804,6 +11159,11 @@
           <w:color w:val="auto"/>
         </w:rPr>
       </w:r>
+      <w:r>
+        <w:rPr>
+          <w:color w:val="auto"/>
+        </w:rPr>
+      </w:r>
     </w:p>
     <w:p>
       <w:pPr>
@@ -9899,7 +11259,7 @@
     </w:p>
     <w:p>
       <w:pPr>
-        <w:pStyle w:val="909"/>
+        <w:pStyle w:val="840"/>
         <w:numPr>
           <w:ilvl w:val="0"/>
           <w:numId w:val="2"/>
@@ -9923,6 +11283,11 @@
           <w:color w:val="auto"/>
         </w:rPr>
       </w:r>
+      <w:r>
+        <w:rPr>
+          <w:color w:val="auto"/>
+        </w:rPr>
+      </w:r>
     </w:p>
     <w:p>
       <w:pPr>
@@ -9986,7 +11351,7 @@
     </w:p>
     <w:p>
       <w:pPr>
-        <w:pStyle w:val="909"/>
+        <w:pStyle w:val="840"/>
         <w:numPr>
           <w:ilvl w:val="0"/>
           <w:numId w:val="2"/>
@@ -10016,6 +11381,11 @@
           <w:color w:val="auto"/>
         </w:rPr>
       </w:r>
+      <w:r>
+        <w:rPr>
+          <w:color w:val="auto"/>
+        </w:rPr>
+      </w:r>
     </w:p>
     <w:p>
       <w:pPr>
@@ -10041,7 +11411,7 @@
     </w:p>
     <w:p>
       <w:pPr>
-        <w:pStyle w:val="938"/>
+        <w:pStyle w:val="869"/>
         <w:numPr>
           <w:ilvl w:val="0"/>
           <w:numId w:val="9"/>
@@ -10080,7 +11450,7 @@
     </w:p>
     <w:p>
       <w:pPr>
-        <w:pStyle w:val="938"/>
+        <w:pStyle w:val="869"/>
         <w:numPr>
           <w:ilvl w:val="0"/>
           <w:numId w:val="10"/>
@@ -10097,7 +11467,7 @@
     </w:p>
     <w:p>
       <w:pPr>
-        <w:pStyle w:val="938"/>
+        <w:pStyle w:val="869"/>
         <w:numPr>
           <w:ilvl w:val="0"/>
           <w:numId w:val="10"/>
@@ -10114,7 +11484,7 @@
     </w:p>
     <w:p>
       <w:pPr>
-        <w:pStyle w:val="938"/>
+        <w:pStyle w:val="869"/>
         <w:numPr>
           <w:ilvl w:val="0"/>
           <w:numId w:val="10"/>
@@ -10131,7 +11501,7 @@
     </w:p>
     <w:p>
       <w:pPr>
-        <w:pStyle w:val="938"/>
+        <w:pStyle w:val="869"/>
         <w:numPr>
           <w:ilvl w:val="0"/>
           <w:numId w:val="10"/>
@@ -10192,7 +11562,7 @@
     </w:p>
     <w:p>
       <w:pPr>
-        <w:pStyle w:val="910"/>
+        <w:pStyle w:val="841"/>
         <w:pBdr/>
         <w:spacing/>
         <w:ind/>
@@ -10265,7 +11635,7 @@
     </w:p>
     <w:p>
       <w:pPr>
-        <w:pStyle w:val="910"/>
+        <w:pStyle w:val="841"/>
         <w:pBdr/>
         <w:spacing/>
         <w:ind/>
@@ -10439,7 +11809,7 @@
     </w:p>
     <w:p>
       <w:pPr>
-        <w:pStyle w:val="910"/>
+        <w:pStyle w:val="841"/>
         <w:pBdr/>
         <w:spacing/>
         <w:ind/>
@@ -10477,7 +11847,7 @@
     </w:p>
     <w:p>
       <w:pPr>
-        <w:pStyle w:val="909"/>
+        <w:pStyle w:val="840"/>
         <w:numPr>
           <w:ilvl w:val="0"/>
           <w:numId w:val="2"/>
@@ -10501,6 +11871,11 @@
           <w:color w:val="auto"/>
         </w:rPr>
       </w:r>
+      <w:r>
+        <w:rPr>
+          <w:color w:val="auto"/>
+        </w:rPr>
+      </w:r>
     </w:p>
     <w:p>
       <w:pPr>
@@ -10562,7 +11937,7 @@
     </w:p>
     <w:p>
       <w:pPr>
-        <w:pStyle w:val="909"/>
+        <w:pStyle w:val="840"/>
         <w:numPr>
           <w:ilvl w:val="0"/>
           <w:numId w:val="2"/>
@@ -10586,6 +11961,11 @@
           <w:color w:val="auto"/>
         </w:rPr>
       </w:r>
+      <w:r>
+        <w:rPr>
+          <w:color w:val="auto"/>
+        </w:rPr>
+      </w:r>
     </w:p>
     <w:p>
       <w:pPr>
@@ -10613,7 +11993,7 @@
     </w:p>
     <w:p>
       <w:pPr>
-        <w:pStyle w:val="938"/>
+        <w:pStyle w:val="869"/>
         <w:numPr>
           <w:ilvl w:val="0"/>
           <w:numId w:val="16"/>
@@ -10631,7 +12011,7 @@
     </w:p>
     <w:p>
       <w:pPr>
-        <w:pStyle w:val="938"/>
+        <w:pStyle w:val="869"/>
         <w:numPr>
           <w:ilvl w:val="0"/>
           <w:numId w:val="16"/>
@@ -10649,7 +12029,7 @@
     </w:p>
     <w:p>
       <w:pPr>
-        <w:pStyle w:val="938"/>
+        <w:pStyle w:val="869"/>
         <w:numPr>
           <w:ilvl w:val="0"/>
           <w:numId w:val="16"/>
@@ -10691,7 +12071,7 @@
     </w:p>
     <w:p>
       <w:pPr>
-        <w:pStyle w:val="938"/>
+        <w:pStyle w:val="869"/>
         <w:numPr>
           <w:ilvl w:val="0"/>
           <w:numId w:val="16"/>
@@ -10709,7 +12089,7 @@
     </w:p>
     <w:p>
       <w:pPr>
-        <w:pStyle w:val="938"/>
+        <w:pStyle w:val="869"/>
         <w:numPr>
           <w:ilvl w:val="0"/>
           <w:numId w:val="16"/>
@@ -10727,7 +12107,7 @@
     </w:p>
     <w:p>
       <w:pPr>
-        <w:pStyle w:val="938"/>
+        <w:pStyle w:val="869"/>
         <w:numPr>
           <w:ilvl w:val="0"/>
           <w:numId w:val="16"/>
@@ -10806,7 +12186,7 @@
     </w:p>
     <w:p>
       <w:pPr>
-        <w:pStyle w:val="938"/>
+        <w:pStyle w:val="869"/>
         <w:numPr>
           <w:ilvl w:val="0"/>
           <w:numId w:val="4"/>
@@ -10824,7 +12204,7 @@
     </w:p>
     <w:p>
       <w:pPr>
-        <w:pStyle w:val="938"/>
+        <w:pStyle w:val="869"/>
         <w:numPr>
           <w:ilvl w:val="0"/>
           <w:numId w:val="4"/>
@@ -10842,7 +12222,7 @@
     </w:p>
     <w:p>
       <w:pPr>
-        <w:pStyle w:val="938"/>
+        <w:pStyle w:val="869"/>
         <w:numPr>
           <w:ilvl w:val="0"/>
           <w:numId w:val="4"/>
@@ -10884,7 +12264,7 @@
     </w:p>
     <w:p>
       <w:pPr>
-        <w:pStyle w:val="938"/>
+        <w:pStyle w:val="869"/>
         <w:numPr>
           <w:ilvl w:val="0"/>
           <w:numId w:val="7"/>
@@ -10902,7 +12282,7 @@
     </w:p>
     <w:p>
       <w:pPr>
-        <w:pStyle w:val="938"/>
+        <w:pStyle w:val="869"/>
         <w:numPr>
           <w:ilvl w:val="0"/>
           <w:numId w:val="7"/>
@@ -10931,7 +12311,7 @@
     </w:p>
     <w:p>
       <w:pPr>
-        <w:pStyle w:val="909"/>
+        <w:pStyle w:val="840"/>
         <w:numPr>
           <w:ilvl w:val="0"/>
           <w:numId w:val="2"/>
@@ -10955,6 +12335,11 @@
           <w:color w:val="auto"/>
         </w:rPr>
       </w:r>
+      <w:r>
+        <w:rPr>
+          <w:color w:val="auto"/>
+        </w:rPr>
+      </w:r>
     </w:p>
     <w:p>
       <w:pPr>
@@ -11049,7 +12434,7 @@
     </w:p>
     <w:p>
       <w:pPr>
-        <w:pStyle w:val="908"/>
+        <w:pStyle w:val="839"/>
         <w:numPr>
           <w:ilvl w:val="0"/>
           <w:numId w:val="13"/>
@@ -11074,6 +12459,11 @@
           <w:color w:val="ffffff"/>
         </w:rPr>
       </w:r>
+      <w:r>
+        <w:rPr>
+          <w:color w:val="ffffff"/>
+        </w:rPr>
+      </w:r>
     </w:p>
     <w:p>
       <w:pPr>
@@ -11253,6 +12643,12 @@
           <w:szCs w:val="20"/>
         </w:rPr>
       </w:r>
+      <w:r>
+        <w:rPr>
+          <w:rFonts w:cs="Arial"/>
+          <w:szCs w:val="20"/>
+        </w:rPr>
+      </w:r>
     </w:p>
     <w:p>
       <w:pPr>
@@ -11277,6 +12673,12 @@
           <w:szCs w:val="20"/>
         </w:rPr>
       </w:r>
+      <w:r>
+        <w:rPr>
+          <w:rFonts w:cs="Arial"/>
+          <w:szCs w:val="20"/>
+        </w:rPr>
+      </w:r>
     </w:p>
     <w:p>
       <w:pPr>
@@ -11288,6 +12690,12 @@
           <w:szCs w:val="20"/>
         </w:rPr>
       </w:pPr>
+      <w:r>
+        <w:rPr>
+          <w:rFonts w:cs="Arial"/>
+          <w:szCs w:val="20"/>
+        </w:rPr>
+      </w:r>
       <w:r>
         <w:rPr>
           <w:rFonts w:cs="Arial"/>
@@ -11399,6 +12807,11 @@
                 <w:b/>
               </w:rPr>
             </w:r>
+            <w:r>
+              <w:rPr>
+                <w:b/>
+              </w:rPr>
+            </w:r>
           </w:p>
           <w:p>
             <w:pPr>
@@ -11415,6 +12828,11 @@
                 <w:sz w:val="16"/>
               </w:rPr>
               <w:t xml:space="preserve">Signature précédée de la mention manuscrite</w:t>
+            </w:r>
+            <w:r>
+              <w:rPr>
+                <w:sz w:val="16"/>
+              </w:rPr>
             </w:r>
             <w:r>
               <w:rPr>
@@ -11478,6 +12896,11 @@
                 <w:b/>
               </w:rPr>
             </w:r>
+            <w:r>
+              <w:rPr>
+                <w:b/>
+              </w:rPr>
+            </w:r>
           </w:p>
           <w:p>
             <w:pPr>
@@ -11494,6 +12917,11 @@
                 <w:sz w:val="16"/>
               </w:rPr>
               <w:t xml:space="preserve">Signature précédée de la mention manuscrite </w:t>
+            </w:r>
+            <w:r>
+              <w:rPr>
+                <w:sz w:val="16"/>
+              </w:rPr>
             </w:r>
             <w:r>
               <w:rPr>
@@ -11607,7 +13035,7 @@
         </w:tcPr>
         <w:p>
           <w:pPr>
-            <w:pStyle w:val="943"/>
+            <w:pStyle w:val="874"/>
             <w:pBdr/>
             <w:spacing/>
             <w:ind/>
@@ -11632,6 +13060,13 @@
               <w:sz w:val="18"/>
             </w:rPr>
           </w:r>
+          <w:r>
+            <w:rPr>
+              <w:i/>
+              <w:color w:val="808080"/>
+              <w:sz w:val="18"/>
+            </w:rPr>
+          </w:r>
         </w:p>
       </w:tc>
       <w:tc>
@@ -11642,7 +13077,7 @@
         </w:tcPr>
         <w:p>
           <w:pPr>
-            <w:pStyle w:val="943"/>
+            <w:pStyle w:val="874"/>
             <w:pBdr/>
             <w:spacing/>
             <w:ind/>
@@ -11682,7 +13117,7 @@
               </w:tcPr>
               <w:p>
                 <w:pPr>
-                  <w:pStyle w:val="943"/>
+                  <w:pStyle w:val="874"/>
                   <w:pBdr/>
                   <w:spacing/>
                   <w:ind/>
@@ -11696,7 +13131,7 @@
               </w:p>
               <w:p>
                 <w:pPr>
-                  <w:pStyle w:val="943"/>
+                  <w:pStyle w:val="874"/>
                   <w:pBdr/>
                   <w:spacing/>
                   <w:ind/>
@@ -11716,7 +13151,7 @@
         </w:tbl>
         <w:p>
           <w:pPr>
-            <w:pStyle w:val="943"/>
+            <w:pStyle w:val="874"/>
             <w:pBdr/>
             <w:spacing/>
             <w:ind/>
@@ -11735,7 +13170,7 @@
         </w:tcPr>
         <w:p>
           <w:pPr>
-            <w:pStyle w:val="943"/>
+            <w:pStyle w:val="874"/>
             <w:pBdr/>
             <w:spacing/>
             <w:ind/>
@@ -11784,7 +13219,7 @@
   </w:tbl>
   <w:p>
     <w:pPr>
-      <w:pStyle w:val="943"/>
+      <w:pStyle w:val="874"/>
       <w:pBdr/>
       <w:spacing/>
       <w:ind/>
@@ -11792,6 +13227,11 @@
         <w:sz w:val="2"/>
       </w:rPr>
     </w:pPr>
+    <w:r>
+      <w:rPr>
+        <w:sz w:val="2"/>
+      </w:rPr>
+    </w:r>
     <w:r>
       <w:rPr>
         <w:sz w:val="2"/>
@@ -11843,7 +13283,7 @@
 <w:hdr xmlns:wpc="http://schemas.microsoft.com/office/word/2010/wordprocessingCanvas" xmlns:mc="http://schemas.openxmlformats.org/markup-compatibility/2006" xmlns:o="urn:schemas-microsoft-com:office:office" xmlns:r="http://schemas.openxmlformats.org/officeDocument/2006/relationships" xmlns:m="http://schemas.openxmlformats.org/officeDocument/2006/math" xmlns:v="urn:schemas-microsoft-com:vml" xmlns:wp14="http://schemas.microsoft.com/office/word/2010/wordprocessingDrawing" xmlns:wp="http://schemas.openxmlformats.org/drawingml/2006/wordprocessingDrawing" xmlns:w10="urn:schemas-microsoft-com:office:word" xmlns:w="http://schemas.openxmlformats.org/wordprocessingml/2006/main" xmlns:w14="http://schemas.microsoft.com/office/word/2010/wordml" xmlns:w15="http://schemas.microsoft.com/office/word/2012/wordml" xmlns:wpg="http://schemas.microsoft.com/office/word/2010/wordprocessingGroup" xmlns:wpi="http://schemas.microsoft.com/office/word/2010/wordprocessingInk" xmlns:wne="http://schemas.microsoft.com/office/word/2006/wordml" xmlns:a="http://schemas.openxmlformats.org/drawingml/2006/main" xmlns:wps="http://schemas.microsoft.com/office/word/2010/wordprocessingShape" mc:Ignorable="w14 w15 wp14">
   <w:p>
     <w:pPr>
-      <w:pStyle w:val="942"/>
+      <w:pStyle w:val="873"/>
       <w:pBdr/>
       <w:spacing/>
       <w:ind/>
@@ -12618,7 +14058,7 @@
         <w:spacing/>
         <w:ind w:firstLine="0" w:left="360"/>
       </w:pPr>
-      <w:pStyle w:val="936"/>
+      <w:pStyle w:val="867"/>
       <w:rPr>
         <w:spacing w:val="0"/>
       </w:rPr>
@@ -15736,7 +17176,7 @@
     <w:lsdException w:name="Bibliography" w:uiPriority="37"/>
     <w:lsdException w:name="TOC Heading" w:uiPriority="39" w:qFormat="1"/>
   </w:latentStyles>
-  <w:style w:type="paragraph" w:styleId="907" w:default="1">
+  <w:style w:type="paragraph" w:styleId="838" w:default="1">
     <w:name w:val="Normal"/>
     <w:qFormat/>
     <w:pPr>
@@ -15748,10 +17188,10 @@
       <w:szCs w:val="22"/>
     </w:rPr>
   </w:style>
-  <w:style w:type="paragraph" w:styleId="908">
+  <w:style w:type="paragraph" w:styleId="839">
     <w:name w:val="Heading 1"/>
-    <w:basedOn w:val="907"/>
-    <w:next w:val="907"/>
+    <w:basedOn w:val="838"/>
+    <w:next w:val="838"/>
     <w:qFormat/>
     <w:pPr>
       <w:widowControl w:val="false"/>
@@ -15776,10 +17216,10 @@
       <w:szCs w:val="24"/>
     </w:rPr>
   </w:style>
-  <w:style w:type="paragraph" w:styleId="909">
+  <w:style w:type="paragraph" w:styleId="840">
     <w:name w:val="Heading 2"/>
-    <w:basedOn w:val="907"/>
-    <w:next w:val="907"/>
+    <w:basedOn w:val="838"/>
+    <w:next w:val="838"/>
     <w:qFormat/>
     <w:pPr>
       <w:widowControl w:val="false"/>
@@ -15804,10 +17244,10 @@
       <w:szCs w:val="24"/>
     </w:rPr>
   </w:style>
-  <w:style w:type="paragraph" w:styleId="910">
+  <w:style w:type="paragraph" w:styleId="841">
     <w:name w:val="Heading 3"/>
-    <w:basedOn w:val="907"/>
-    <w:next w:val="907"/>
+    <w:basedOn w:val="838"/>
+    <w:next w:val="838"/>
     <w:qFormat/>
     <w:pPr>
       <w:keepNext w:val="true"/>
@@ -15830,10 +17270,10 @@
       <w:sz w:val="22"/>
     </w:rPr>
   </w:style>
-  <w:style w:type="paragraph" w:styleId="911">
+  <w:style w:type="paragraph" w:styleId="842">
     <w:name w:val="Heading 4"/>
-    <w:basedOn w:val="907"/>
-    <w:next w:val="907"/>
+    <w:basedOn w:val="838"/>
+    <w:next w:val="838"/>
     <w:qFormat/>
     <w:pPr>
       <w:keepNext w:val="true"/>
@@ -15850,10 +17290,10 @@
       <w:color w:val="0f4761"/>
     </w:rPr>
   </w:style>
-  <w:style w:type="paragraph" w:styleId="912">
+  <w:style w:type="paragraph" w:styleId="843">
     <w:name w:val="Heading 5"/>
-    <w:basedOn w:val="907"/>
-    <w:next w:val="907"/>
+    <w:basedOn w:val="838"/>
+    <w:next w:val="838"/>
     <w:qFormat/>
     <w:pPr>
       <w:keepNext w:val="true"/>
@@ -15868,10 +17308,10 @@
       <w:color w:val="0f4761"/>
     </w:rPr>
   </w:style>
-  <w:style w:type="paragraph" w:styleId="913">
+  <w:style w:type="paragraph" w:styleId="844">
     <w:name w:val="Heading 6"/>
-    <w:basedOn w:val="907"/>
-    <w:next w:val="907"/>
+    <w:basedOn w:val="838"/>
+    <w:next w:val="838"/>
     <w:qFormat/>
     <w:pPr>
       <w:keepNext w:val="true"/>
@@ -15888,10 +17328,10 @@
       <w:color w:val="595959"/>
     </w:rPr>
   </w:style>
-  <w:style w:type="paragraph" w:styleId="914">
+  <w:style w:type="paragraph" w:styleId="845">
     <w:name w:val="Heading 7"/>
-    <w:basedOn w:val="907"/>
-    <w:next w:val="907"/>
+    <w:basedOn w:val="838"/>
+    <w:next w:val="838"/>
     <w:qFormat/>
     <w:pPr>
       <w:keepNext w:val="true"/>
@@ -15908,10 +17348,10 @@
       <w:color w:val="404040"/>
     </w:rPr>
   </w:style>
-  <w:style w:type="paragraph" w:styleId="915">
+  <w:style w:type="paragraph" w:styleId="846">
     <w:name w:val="Heading 8"/>
-    <w:basedOn w:val="907"/>
-    <w:next w:val="907"/>
+    <w:basedOn w:val="838"/>
+    <w:next w:val="838"/>
     <w:qFormat/>
     <w:pPr>
       <w:keepNext w:val="true"/>
@@ -15927,10 +17367,10 @@
       <w:szCs w:val="20"/>
     </w:rPr>
   </w:style>
-  <w:style w:type="paragraph" w:styleId="916">
+  <w:style w:type="paragraph" w:styleId="847">
     <w:name w:val="Heading 9"/>
-    <w:basedOn w:val="907"/>
-    <w:next w:val="907"/>
+    <w:basedOn w:val="838"/>
+    <w:next w:val="838"/>
     <w:qFormat/>
     <w:pPr>
       <w:keepNext w:val="true"/>
@@ -15948,7 +17388,7 @@
       <w:szCs w:val="20"/>
     </w:rPr>
   </w:style>
-  <w:style w:type="character" w:styleId="917" w:default="1">
+  <w:style w:type="character" w:styleId="848" w:default="1">
     <w:name w:val="Default Paragraph Font"/>
     <w:uiPriority w:val="1"/>
     <w:unhideWhenUsed/>
@@ -15958,7 +17398,7 @@
       <w:ind/>
     </w:pPr>
   </w:style>
-  <w:style w:type="table" w:styleId="918" w:default="1">
+  <w:style w:type="table" w:styleId="849" w:default="1">
     <w:name w:val="Normal Table"/>
     <w:uiPriority w:val="99"/>
     <w:semiHidden/>
@@ -16151,7 +17591,7 @@
       </w:tcPr>
     </w:tblStylePr>
   </w:style>
-  <w:style w:type="numbering" w:styleId="919" w:default="1">
+  <w:style w:type="numbering" w:styleId="850" w:default="1">
     <w:name w:val="No List"/>
     <w:uiPriority w:val="99"/>
     <w:semiHidden/>
@@ -16162,10 +17602,10 @@
       <w:ind/>
     </w:pPr>
   </w:style>
-  <w:style w:type="paragraph" w:styleId="920">
+  <w:style w:type="paragraph" w:styleId="851">
     <w:name w:val="Quote"/>
-    <w:basedOn w:val="907"/>
-    <w:next w:val="907"/>
+    <w:basedOn w:val="838"/>
+    <w:next w:val="838"/>
     <w:qFormat/>
     <w:pPr>
       <w:pBdr/>
@@ -16179,10 +17619,10 @@
       <w:color w:val="404040"/>
     </w:rPr>
   </w:style>
-  <w:style w:type="paragraph" w:styleId="921">
+  <w:style w:type="paragraph" w:styleId="852">
     <w:name w:val="Intense Quote"/>
-    <w:basedOn w:val="907"/>
-    <w:next w:val="907"/>
+    <w:basedOn w:val="838"/>
+    <w:next w:val="838"/>
     <w:qFormat/>
     <w:pPr>
       <w:pBdr>
@@ -16202,10 +17642,10 @@
       <w:color w:val="0f4761"/>
     </w:rPr>
   </w:style>
-  <w:style w:type="paragraph" w:styleId="922">
+  <w:style w:type="paragraph" w:styleId="853">
     <w:name w:val="Caption"/>
-    <w:basedOn w:val="907"/>
-    <w:next w:val="907"/>
+    <w:basedOn w:val="838"/>
+    <w:next w:val="838"/>
     <w:qFormat/>
     <w:pPr>
       <w:pBdr/>
@@ -16220,10 +17660,10 @@
       <w:szCs w:val="18"/>
     </w:rPr>
   </w:style>
-  <w:style w:type="paragraph" w:styleId="923">
+  <w:style w:type="paragraph" w:styleId="854">
     <w:name w:val="toc 1"/>
-    <w:basedOn w:val="907"/>
-    <w:next w:val="907"/>
+    <w:basedOn w:val="838"/>
+    <w:next w:val="838"/>
     <w:qFormat/>
     <w:pPr>
       <w:pBdr/>
@@ -16231,10 +17671,10 @@
       <w:ind/>
     </w:pPr>
   </w:style>
-  <w:style w:type="paragraph" w:styleId="924">
+  <w:style w:type="paragraph" w:styleId="855">
     <w:name w:val="toc 2"/>
-    <w:basedOn w:val="907"/>
-    <w:next w:val="907"/>
+    <w:basedOn w:val="838"/>
+    <w:next w:val="838"/>
     <w:qFormat/>
     <w:pPr>
       <w:pBdr/>
@@ -16242,10 +17682,10 @@
       <w:ind w:left="220"/>
     </w:pPr>
   </w:style>
-  <w:style w:type="paragraph" w:styleId="925">
+  <w:style w:type="paragraph" w:styleId="856">
     <w:name w:val="toc 3"/>
-    <w:basedOn w:val="907"/>
-    <w:next w:val="907"/>
+    <w:basedOn w:val="838"/>
+    <w:next w:val="838"/>
     <w:qFormat/>
     <w:pPr>
       <w:pBdr/>
@@ -16253,10 +17693,10 @@
       <w:ind w:left="440"/>
     </w:pPr>
   </w:style>
-  <w:style w:type="paragraph" w:styleId="926">
+  <w:style w:type="paragraph" w:styleId="857">
     <w:name w:val="toc 4"/>
-    <w:basedOn w:val="907"/>
-    <w:next w:val="907"/>
+    <w:basedOn w:val="838"/>
+    <w:next w:val="838"/>
     <w:qFormat/>
     <w:pPr>
       <w:pBdr/>
@@ -16264,10 +17704,10 @@
       <w:ind w:left="660"/>
     </w:pPr>
   </w:style>
-  <w:style w:type="paragraph" w:styleId="927">
+  <w:style w:type="paragraph" w:styleId="858">
     <w:name w:val="toc 5"/>
-    <w:basedOn w:val="907"/>
-    <w:next w:val="907"/>
+    <w:basedOn w:val="838"/>
+    <w:next w:val="838"/>
     <w:qFormat/>
     <w:pPr>
       <w:pBdr/>
@@ -16275,10 +17715,10 @@
       <w:ind w:left="880"/>
     </w:pPr>
   </w:style>
-  <w:style w:type="paragraph" w:styleId="928">
+  <w:style w:type="paragraph" w:styleId="859">
     <w:name w:val="toc 6"/>
-    <w:basedOn w:val="907"/>
-    <w:next w:val="907"/>
+    <w:basedOn w:val="838"/>
+    <w:next w:val="838"/>
     <w:qFormat/>
     <w:pPr>
       <w:pBdr/>
@@ -16286,10 +17726,10 @@
       <w:ind w:left="1100"/>
     </w:pPr>
   </w:style>
-  <w:style w:type="paragraph" w:styleId="929">
+  <w:style w:type="paragraph" w:styleId="860">
     <w:name w:val="toc 7"/>
-    <w:basedOn w:val="907"/>
-    <w:next w:val="907"/>
+    <w:basedOn w:val="838"/>
+    <w:next w:val="838"/>
     <w:qFormat/>
     <w:pPr>
       <w:pBdr/>
@@ -16297,10 +17737,10 @@
       <w:ind w:left="1320"/>
     </w:pPr>
   </w:style>
-  <w:style w:type="paragraph" w:styleId="930">
+  <w:style w:type="paragraph" w:styleId="861">
     <w:name w:val="toc 8"/>
-    <w:basedOn w:val="907"/>
-    <w:next w:val="907"/>
+    <w:basedOn w:val="838"/>
+    <w:next w:val="838"/>
     <w:qFormat/>
     <w:pPr>
       <w:pBdr/>
@@ -16308,10 +17748,10 @@
       <w:ind w:left="1540"/>
     </w:pPr>
   </w:style>
-  <w:style w:type="paragraph" w:styleId="931">
+  <w:style w:type="paragraph" w:styleId="862">
     <w:name w:val="toc 9"/>
-    <w:basedOn w:val="907"/>
-    <w:next w:val="907"/>
+    <w:basedOn w:val="838"/>
+    <w:next w:val="838"/>
     <w:qFormat/>
     <w:pPr>
       <w:pBdr/>
@@ -16319,7 +17759,7 @@
       <w:ind w:left="1760"/>
     </w:pPr>
   </w:style>
-  <w:style w:type="paragraph" w:styleId="932">
+  <w:style w:type="paragraph" w:styleId="863">
     <w:name w:val="TOC Heading"/>
     <w:qFormat/>
     <w:pPr>
@@ -16329,10 +17769,10 @@
       <w:jc w:val="left"/>
     </w:pPr>
   </w:style>
-  <w:style w:type="paragraph" w:styleId="933">
+  <w:style w:type="paragraph" w:styleId="864">
     <w:name w:val="table of figures"/>
-    <w:basedOn w:val="907"/>
-    <w:next w:val="907"/>
+    <w:basedOn w:val="838"/>
+    <w:next w:val="838"/>
     <w:qFormat/>
     <w:pPr>
       <w:pBdr/>
@@ -16340,9 +17780,9 @@
       <w:ind/>
     </w:pPr>
   </w:style>
-  <w:style w:type="paragraph" w:styleId="934">
+  <w:style w:type="paragraph" w:styleId="865">
     <w:name w:val="Body Text 2"/>
-    <w:basedOn w:val="907"/>
+    <w:basedOn w:val="838"/>
     <w:qFormat/>
     <w:pPr>
       <w:widowControl w:val="false"/>
@@ -16354,9 +17794,9 @@
       <w:rFonts w:eastAsia="Times New Roman" w:cs="Arial"/>
     </w:rPr>
   </w:style>
-  <w:style w:type="paragraph" w:styleId="935">
+  <w:style w:type="paragraph" w:styleId="866">
     <w:name w:val="Body Text 3"/>
-    <w:basedOn w:val="907"/>
+    <w:basedOn w:val="838"/>
     <w:qFormat/>
     <w:pPr>
       <w:pBdr/>
@@ -16368,9 +17808,9 @@
       <w:szCs w:val="16"/>
     </w:rPr>
   </w:style>
-  <w:style w:type="paragraph" w:styleId="936" w:customStyle="1">
+  <w:style w:type="paragraph" w:styleId="867" w:customStyle="1">
     <w:name w:val="Titres conditions générales"/>
-    <w:basedOn w:val="907"/>
+    <w:basedOn w:val="838"/>
     <w:qFormat/>
     <w:pPr>
       <w:numPr>
@@ -16386,7 +17826,7 @@
       <w:sz w:val="22"/>
     </w:rPr>
   </w:style>
-  <w:style w:type="paragraph" w:styleId="937">
+  <w:style w:type="paragraph" w:styleId="868">
     <w:name w:val="No Spacing"/>
     <w:qFormat/>
     <w:pPr>
@@ -16401,9 +17841,9 @@
       <w:szCs w:val="22"/>
     </w:rPr>
   </w:style>
-  <w:style w:type="paragraph" w:styleId="938">
+  <w:style w:type="paragraph" w:styleId="869">
     <w:name w:val="List Paragraph"/>
-    <w:basedOn w:val="907"/>
+    <w:basedOn w:val="838"/>
     <w:qFormat/>
     <w:pPr>
       <w:pBdr/>
@@ -16412,9 +17852,9 @@
       <w:contextualSpacing w:val="true"/>
     </w:pPr>
   </w:style>
-  <w:style w:type="paragraph" w:styleId="939" w:customStyle="1">
+  <w:style w:type="paragraph" w:styleId="870" w:customStyle="1">
     <w:name w:val="Annexes - Soustitre"/>
-    <w:basedOn w:val="907"/>
+    <w:basedOn w:val="838"/>
     <w:qFormat/>
     <w:pPr>
       <w:pBdr/>
@@ -16427,10 +17867,10 @@
       <w:color w:val="7f7f7f"/>
     </w:rPr>
   </w:style>
-  <w:style w:type="paragraph" w:styleId="940">
+  <w:style w:type="paragraph" w:styleId="871">
     <w:name w:val="Title"/>
-    <w:basedOn w:val="907"/>
-    <w:next w:val="907"/>
+    <w:basedOn w:val="838"/>
+    <w:next w:val="838"/>
     <w:qFormat/>
     <w:pPr>
       <w:pBdr/>
@@ -16447,10 +17887,10 @@
       <w:szCs w:val="52"/>
     </w:rPr>
   </w:style>
-  <w:style w:type="paragraph" w:styleId="941">
+  <w:style w:type="paragraph" w:styleId="872">
     <w:name w:val="Subtitle"/>
-    <w:basedOn w:val="907"/>
-    <w:next w:val="907"/>
+    <w:basedOn w:val="838"/>
+    <w:next w:val="838"/>
     <w:qFormat/>
     <w:pPr>
       <w:pBdr/>
@@ -16467,9 +17907,9 @@
       <w:szCs w:val="24"/>
     </w:rPr>
   </w:style>
-  <w:style w:type="paragraph" w:styleId="942">
+  <w:style w:type="paragraph" w:styleId="873">
     <w:name w:val="Header"/>
-    <w:basedOn w:val="907"/>
+    <w:basedOn w:val="838"/>
     <w:qFormat/>
     <w:pPr>
       <w:pBdr/>
@@ -16481,9 +17921,9 @@
       <w:ind/>
     </w:pPr>
   </w:style>
-  <w:style w:type="paragraph" w:styleId="943">
+  <w:style w:type="paragraph" w:styleId="874">
     <w:name w:val="Footer"/>
-    <w:basedOn w:val="907"/>
+    <w:basedOn w:val="838"/>
     <w:qFormat/>
     <w:pPr>
       <w:pBdr/>
@@ -16495,9 +17935,9 @@
       <w:ind/>
     </w:pPr>
   </w:style>
-  <w:style w:type="paragraph" w:styleId="944">
+  <w:style w:type="paragraph" w:styleId="875">
     <w:name w:val="Balloon Text"/>
-    <w:basedOn w:val="907"/>
+    <w:basedOn w:val="838"/>
     <w:qFormat/>
     <w:pPr>
       <w:pBdr/>
@@ -16510,9 +17950,9 @@
       <w:szCs w:val="16"/>
     </w:rPr>
   </w:style>
-  <w:style w:type="paragraph" w:styleId="945" w:customStyle="1">
+  <w:style w:type="paragraph" w:styleId="876" w:customStyle="1">
     <w:name w:val="Conditions générales"/>
-    <w:basedOn w:val="907"/>
+    <w:basedOn w:val="838"/>
     <w:qFormat/>
     <w:pPr>
       <w:pBdr/>
@@ -16523,9 +17963,9 @@
       <w:sz w:val="18"/>
     </w:rPr>
   </w:style>
-  <w:style w:type="paragraph" w:styleId="946">
+  <w:style w:type="paragraph" w:styleId="877">
     <w:name w:val="endnote text"/>
-    <w:basedOn w:val="907"/>
+    <w:basedOn w:val="838"/>
     <w:qFormat/>
     <w:pPr>
       <w:pBdr/>
@@ -16536,9 +17976,9 @@
       <w:szCs w:val="20"/>
     </w:rPr>
   </w:style>
-  <w:style w:type="paragraph" w:styleId="947">
+  <w:style w:type="paragraph" w:styleId="878">
     <w:name w:val="footnote text"/>
-    <w:basedOn w:val="907"/>
+    <w:basedOn w:val="838"/>
     <w:qFormat/>
     <w:pPr>
       <w:pBdr/>
@@ -16549,9 +17989,9 @@
       <w:szCs w:val="20"/>
     </w:rPr>
   </w:style>
-  <w:style w:type="paragraph" w:styleId="948" w:customStyle="1">
+  <w:style w:type="paragraph" w:styleId="879" w:customStyle="1">
     <w:name w:val="Commentaire1"/>
-    <w:basedOn w:val="907"/>
+    <w:basedOn w:val="838"/>
     <w:qFormat/>
     <w:pPr>
       <w:pBdr/>
@@ -16562,10 +18002,10 @@
       <w:szCs w:val="20"/>
     </w:rPr>
   </w:style>
-  <w:style w:type="paragraph" w:styleId="949" w:customStyle="1">
+  <w:style w:type="paragraph" w:styleId="880" w:customStyle="1">
     <w:name w:val="Objet du commentaire1"/>
-    <w:basedOn w:val="948"/>
-    <w:next w:val="948"/>
+    <w:basedOn w:val="879"/>
+    <w:next w:val="879"/>
     <w:qFormat/>
     <w:pPr>
       <w:pBdr/>
@@ -16577,7 +18017,7 @@
       <w:bCs/>
     </w:rPr>
   </w:style>
-  <w:style w:type="paragraph" w:styleId="950">
+  <w:style w:type="paragraph" w:styleId="881">
     <w:name w:val="Revision"/>
     <w:qFormat/>
     <w:pPr>
@@ -16590,7 +18030,7 @@
       <w:szCs w:val="22"/>
     </w:rPr>
   </w:style>
-  <w:style w:type="paragraph" w:styleId="951" w:customStyle="1">
+  <w:style w:type="paragraph" w:styleId="882" w:customStyle="1">
     <w:name w:val="Default"/>
     <w:qFormat/>
     <w:pPr>
@@ -16606,9 +18046,9 @@
       <w:szCs w:val="24"/>
     </w:rPr>
   </w:style>
-  <w:style w:type="character" w:styleId="952" w:customStyle="1">
+  <w:style w:type="character" w:styleId="883" w:customStyle="1">
     <w:name w:val="Heading 1 Char"/>
-    <w:basedOn w:val="917"/>
+    <w:basedOn w:val="848"/>
     <w:pPr>
       <w:pBdr/>
       <w:spacing/>
@@ -16621,9 +18061,9 @@
       <w:szCs w:val="40"/>
     </w:rPr>
   </w:style>
-  <w:style w:type="character" w:styleId="953" w:customStyle="1">
+  <w:style w:type="character" w:styleId="884" w:customStyle="1">
     <w:name w:val="Heading 2 Char"/>
-    <w:basedOn w:val="917"/>
+    <w:basedOn w:val="848"/>
     <w:pPr>
       <w:pBdr/>
       <w:spacing/>
@@ -16636,9 +18076,9 @@
       <w:szCs w:val="32"/>
     </w:rPr>
   </w:style>
-  <w:style w:type="character" w:styleId="954" w:customStyle="1">
+  <w:style w:type="character" w:styleId="885" w:customStyle="1">
     <w:name w:val="Heading 3 Char"/>
-    <w:basedOn w:val="917"/>
+    <w:basedOn w:val="848"/>
     <w:pPr>
       <w:pBdr/>
       <w:spacing/>
@@ -16651,9 +18091,9 @@
       <w:szCs w:val="28"/>
     </w:rPr>
   </w:style>
-  <w:style w:type="character" w:styleId="955" w:customStyle="1">
+  <w:style w:type="character" w:styleId="886" w:customStyle="1">
     <w:name w:val="Heading 4 Char"/>
-    <w:basedOn w:val="917"/>
+    <w:basedOn w:val="848"/>
     <w:pPr>
       <w:pBdr/>
       <w:spacing/>
@@ -16666,9 +18106,9 @@
       <w:color w:val="0f4761"/>
     </w:rPr>
   </w:style>
-  <w:style w:type="character" w:styleId="956" w:customStyle="1">
+  <w:style w:type="character" w:styleId="887" w:customStyle="1">
     <w:name w:val="Heading 5 Char"/>
-    <w:basedOn w:val="917"/>
+    <w:basedOn w:val="848"/>
     <w:pPr>
       <w:pBdr/>
       <w:spacing/>
@@ -16679,9 +18119,9 @@
       <w:color w:val="0f4761"/>
     </w:rPr>
   </w:style>
-  <w:style w:type="character" w:styleId="957" w:customStyle="1">
+  <w:style w:type="character" w:styleId="888" w:customStyle="1">
     <w:name w:val="Heading 6 Char"/>
-    <w:basedOn w:val="917"/>
+    <w:basedOn w:val="848"/>
     <w:pPr>
       <w:pBdr/>
       <w:spacing/>
@@ -16694,9 +18134,9 @@
       <w:color w:val="595959"/>
     </w:rPr>
   </w:style>
-  <w:style w:type="character" w:styleId="958" w:customStyle="1">
+  <w:style w:type="character" w:styleId="889" w:customStyle="1">
     <w:name w:val="Heading 7 Char"/>
-    <w:basedOn w:val="917"/>
+    <w:basedOn w:val="848"/>
     <w:pPr>
       <w:pBdr/>
       <w:spacing/>
@@ -16707,9 +18147,9 @@
       <w:color w:val="595959"/>
     </w:rPr>
   </w:style>
-  <w:style w:type="character" w:styleId="959" w:customStyle="1">
+  <w:style w:type="character" w:styleId="890" w:customStyle="1">
     <w:name w:val="Heading 8 Char"/>
-    <w:basedOn w:val="917"/>
+    <w:basedOn w:val="848"/>
     <w:pPr>
       <w:pBdr/>
       <w:spacing/>
@@ -16722,9 +18162,9 @@
       <w:color w:val="272727"/>
     </w:rPr>
   </w:style>
-  <w:style w:type="character" w:styleId="960" w:customStyle="1">
+  <w:style w:type="character" w:styleId="891" w:customStyle="1">
     <w:name w:val="Heading 9 Char"/>
-    <w:basedOn w:val="917"/>
+    <w:basedOn w:val="848"/>
     <w:pPr>
       <w:pBdr/>
       <w:spacing/>
@@ -16737,9 +18177,9 @@
       <w:color w:val="272727"/>
     </w:rPr>
   </w:style>
-  <w:style w:type="character" w:styleId="961" w:customStyle="1">
+  <w:style w:type="character" w:styleId="892" w:customStyle="1">
     <w:name w:val="Title Char"/>
-    <w:basedOn w:val="917"/>
+    <w:basedOn w:val="848"/>
     <w:pPr>
       <w:pBdr/>
       <w:spacing/>
@@ -16752,9 +18192,9 @@
       <w:szCs w:val="56"/>
     </w:rPr>
   </w:style>
-  <w:style w:type="character" w:styleId="962" w:customStyle="1">
+  <w:style w:type="character" w:styleId="893" w:customStyle="1">
     <w:name w:val="Subtitle Char"/>
-    <w:basedOn w:val="917"/>
+    <w:basedOn w:val="848"/>
     <w:pPr>
       <w:pBdr/>
       <w:spacing/>
@@ -16767,9 +18207,9 @@
       <w:szCs w:val="28"/>
     </w:rPr>
   </w:style>
-  <w:style w:type="character" w:styleId="963" w:customStyle="1">
+  <w:style w:type="character" w:styleId="894" w:customStyle="1">
     <w:name w:val="Quote Char"/>
-    <w:basedOn w:val="917"/>
+    <w:basedOn w:val="848"/>
     <w:pPr>
       <w:pBdr/>
       <w:spacing/>
@@ -16781,9 +18221,9 @@
       <w:color w:val="404040"/>
     </w:rPr>
   </w:style>
-  <w:style w:type="character" w:styleId="964">
+  <w:style w:type="character" w:styleId="895">
     <w:name w:val="Intense Emphasis"/>
-    <w:basedOn w:val="917"/>
+    <w:basedOn w:val="848"/>
     <w:pPr>
       <w:pBdr/>
       <w:spacing/>
@@ -16795,9 +18235,9 @@
       <w:color w:val="0f4761"/>
     </w:rPr>
   </w:style>
-  <w:style w:type="character" w:styleId="965" w:customStyle="1">
+  <w:style w:type="character" w:styleId="896" w:customStyle="1">
     <w:name w:val="Intense Quote Char"/>
-    <w:basedOn w:val="917"/>
+    <w:basedOn w:val="848"/>
     <w:pPr>
       <w:pBdr/>
       <w:spacing/>
@@ -16809,9 +18249,9 @@
       <w:color w:val="0f4761"/>
     </w:rPr>
   </w:style>
-  <w:style w:type="character" w:styleId="966">
+  <w:style w:type="character" w:styleId="897">
     <w:name w:val="Intense Reference"/>
-    <w:basedOn w:val="917"/>
+    <w:basedOn w:val="848"/>
     <w:pPr>
       <w:pBdr/>
       <w:spacing/>
@@ -16825,9 +18265,9 @@
       <w:spacing w:val="0"/>
     </w:rPr>
   </w:style>
-  <w:style w:type="character" w:styleId="967">
+  <w:style w:type="character" w:styleId="898">
     <w:name w:val="Subtle Emphasis"/>
-    <w:basedOn w:val="917"/>
+    <w:basedOn w:val="848"/>
     <w:pPr>
       <w:pBdr/>
       <w:spacing/>
@@ -16839,9 +18279,9 @@
       <w:color w:val="404040"/>
     </w:rPr>
   </w:style>
-  <w:style w:type="character" w:styleId="968">
+  <w:style w:type="character" w:styleId="899">
     <w:name w:val="Emphasis"/>
-    <w:basedOn w:val="917"/>
+    <w:basedOn w:val="848"/>
     <w:pPr>
       <w:pBdr/>
       <w:spacing/>
@@ -16852,9 +18292,9 @@
       <w:iCs/>
     </w:rPr>
   </w:style>
-  <w:style w:type="character" w:styleId="969">
+  <w:style w:type="character" w:styleId="900">
     <w:name w:val="Strong"/>
-    <w:basedOn w:val="917"/>
+    <w:basedOn w:val="848"/>
     <w:pPr>
       <w:pBdr/>
       <w:spacing/>
@@ -16865,9 +18305,9 @@
       <w:bCs/>
     </w:rPr>
   </w:style>
-  <w:style w:type="character" w:styleId="970">
+  <w:style w:type="character" w:styleId="901">
     <w:name w:val="Subtle Reference"/>
-    <w:basedOn w:val="917"/>
+    <w:basedOn w:val="848"/>
     <w:pPr>
       <w:pBdr/>
       <w:spacing/>
@@ -16878,9 +18318,9 @@
       <w:color w:val="5a5a5a"/>
     </w:rPr>
   </w:style>
-  <w:style w:type="character" w:styleId="971">
+  <w:style w:type="character" w:styleId="902">
     <w:name w:val="Book Title"/>
-    <w:basedOn w:val="917"/>
+    <w:basedOn w:val="848"/>
     <w:pPr>
       <w:pBdr/>
       <w:spacing/>
@@ -16894,27 +18334,27 @@
       <w:spacing w:val="0"/>
     </w:rPr>
   </w:style>
-  <w:style w:type="character" w:styleId="972" w:customStyle="1">
+  <w:style w:type="character" w:styleId="903" w:customStyle="1">
     <w:name w:val="Header Char"/>
-    <w:basedOn w:val="917"/>
+    <w:basedOn w:val="848"/>
     <w:pPr>
       <w:pBdr/>
       <w:spacing/>
       <w:ind/>
     </w:pPr>
   </w:style>
-  <w:style w:type="character" w:styleId="973" w:customStyle="1">
+  <w:style w:type="character" w:styleId="904" w:customStyle="1">
     <w:name w:val="Footer Char"/>
-    <w:basedOn w:val="917"/>
+    <w:basedOn w:val="848"/>
     <w:pPr>
       <w:pBdr/>
       <w:spacing/>
       <w:ind/>
     </w:pPr>
   </w:style>
-  <w:style w:type="character" w:styleId="974" w:customStyle="1">
+  <w:style w:type="character" w:styleId="905" w:customStyle="1">
     <w:name w:val="Footnote Text Char"/>
-    <w:basedOn w:val="917"/>
+    <w:basedOn w:val="848"/>
     <w:pPr>
       <w:pBdr/>
       <w:spacing/>
@@ -16925,9 +18365,9 @@
       <w:szCs w:val="20"/>
     </w:rPr>
   </w:style>
-  <w:style w:type="character" w:styleId="975" w:customStyle="1">
+  <w:style w:type="character" w:styleId="906" w:customStyle="1">
     <w:name w:val="Endnote Text Char"/>
-    <w:basedOn w:val="917"/>
+    <w:basedOn w:val="848"/>
     <w:pPr>
       <w:pBdr/>
       <w:spacing/>
@@ -16938,9 +18378,9 @@
       <w:szCs w:val="20"/>
     </w:rPr>
   </w:style>
-  <w:style w:type="character" w:styleId="976">
+  <w:style w:type="character" w:styleId="907">
     <w:name w:val="FollowedHyperlink"/>
-    <w:basedOn w:val="917"/>
+    <w:basedOn w:val="848"/>
     <w:pPr>
       <w:pBdr/>
       <w:spacing/>
@@ -16951,7 +18391,7 @@
       <w:u w:val="single"/>
     </w:rPr>
   </w:style>
-  <w:style w:type="character" w:styleId="977" w:customStyle="1">
+  <w:style w:type="character" w:styleId="908" w:customStyle="1">
     <w:name w:val="Titre 1 Car"/>
     <w:pPr>
       <w:pBdr/>
@@ -16967,7 +18407,7 @@
       <w:shd w:val="clear" w:color="auto" w:fill="ffffff"/>
     </w:rPr>
   </w:style>
-  <w:style w:type="character" w:styleId="978" w:customStyle="1">
+  <w:style w:type="character" w:styleId="909" w:customStyle="1">
     <w:name w:val="Titre 2 Car"/>
     <w:pPr>
       <w:pBdr/>
@@ -16984,7 +18424,7 @@
       <w:shd w:val="clear" w:color="auto" w:fill="808080"/>
     </w:rPr>
   </w:style>
-  <w:style w:type="character" w:styleId="979" w:customStyle="1">
+  <w:style w:type="character" w:styleId="910" w:customStyle="1">
     <w:name w:val="Corps de texte 2 Car"/>
     <w:pPr>
       <w:pBdr/>
@@ -16995,7 +18435,7 @@
       <w:rFonts w:ascii="Arial" w:hAnsi="Arial" w:eastAsia="Times New Roman" w:cs="Arial"/>
     </w:rPr>
   </w:style>
-  <w:style w:type="character" w:styleId="980" w:customStyle="1">
+  <w:style w:type="character" w:styleId="911" w:customStyle="1">
     <w:name w:val="Titre 9 Car"/>
     <w:pPr>
       <w:pBdr/>
@@ -17011,7 +18451,7 @@
       <w:szCs w:val="20"/>
     </w:rPr>
   </w:style>
-  <w:style w:type="character" w:styleId="981" w:customStyle="1">
+  <w:style w:type="character" w:styleId="912" w:customStyle="1">
     <w:name w:val="Corps de texte 3 Car"/>
     <w:pPr>
       <w:pBdr/>
@@ -17023,7 +18463,7 @@
       <w:szCs w:val="16"/>
     </w:rPr>
   </w:style>
-  <w:style w:type="character" w:styleId="982" w:customStyle="1">
+  <w:style w:type="character" w:styleId="913" w:customStyle="1">
     <w:name w:val="Titre 7 Car"/>
     <w:pPr>
       <w:pBdr/>
@@ -17037,7 +18477,7 @@
       <w:color w:val="404040"/>
     </w:rPr>
   </w:style>
-  <w:style w:type="character" w:styleId="983" w:customStyle="1">
+  <w:style w:type="character" w:styleId="914" w:customStyle="1">
     <w:name w:val="Titre 8 Car"/>
     <w:pPr>
       <w:pBdr/>
@@ -17051,7 +18491,7 @@
       <w:szCs w:val="20"/>
     </w:rPr>
   </w:style>
-  <w:style w:type="character" w:styleId="984" w:customStyle="1">
+  <w:style w:type="character" w:styleId="915" w:customStyle="1">
     <w:name w:val="Titres conditions générales Car"/>
     <w:pPr>
       <w:pBdr/>
@@ -17065,7 +18505,7 @@
       <w:szCs w:val="22"/>
     </w:rPr>
   </w:style>
-  <w:style w:type="character" w:styleId="985" w:customStyle="1">
+  <w:style w:type="character" w:styleId="916" w:customStyle="1">
     <w:name w:val="Titre 3 Car"/>
     <w:pPr>
       <w:pBdr/>
@@ -17078,7 +18518,7 @@
       <w:bCs/>
     </w:rPr>
   </w:style>
-  <w:style w:type="character" w:styleId="986" w:customStyle="1">
+  <w:style w:type="character" w:styleId="917" w:customStyle="1">
     <w:name w:val="Annexes - Soustitre Car"/>
     <w:pPr>
       <w:pBdr/>
@@ -17092,7 +18532,7 @@
       <w:sz w:val="20"/>
     </w:rPr>
   </w:style>
-  <w:style w:type="character" w:styleId="987" w:customStyle="1">
+  <w:style w:type="character" w:styleId="918" w:customStyle="1">
     <w:name w:val="Titre Car"/>
     <w:pPr>
       <w:pBdr/>
@@ -17107,7 +18547,7 @@
       <w:szCs w:val="52"/>
     </w:rPr>
   </w:style>
-  <w:style w:type="character" w:styleId="988" w:customStyle="1">
+  <w:style w:type="character" w:styleId="919" w:customStyle="1">
     <w:name w:val="Sous-titre Car"/>
     <w:pPr>
       <w:pBdr/>
@@ -17124,7 +18564,7 @@
       <w:szCs w:val="24"/>
     </w:rPr>
   </w:style>
-  <w:style w:type="character" w:styleId="989" w:customStyle="1">
+  <w:style w:type="character" w:styleId="920" w:customStyle="1">
     <w:name w:val="En-tête Car"/>
     <w:pPr>
       <w:pBdr/>
@@ -17135,7 +18575,7 @@
       <w:sz w:val="20"/>
     </w:rPr>
   </w:style>
-  <w:style w:type="character" w:styleId="990" w:customStyle="1">
+  <w:style w:type="character" w:styleId="921" w:customStyle="1">
     <w:name w:val="Pied de page Car"/>
     <w:pPr>
       <w:pBdr/>
@@ -17146,7 +18586,7 @@
       <w:sz w:val="20"/>
     </w:rPr>
   </w:style>
-  <w:style w:type="character" w:styleId="991" w:customStyle="1">
+  <w:style w:type="character" w:styleId="922" w:customStyle="1">
     <w:name w:val="Texte de bulles Car"/>
     <w:pPr>
       <w:pBdr/>
@@ -17159,7 +18599,7 @@
       <w:szCs w:val="16"/>
     </w:rPr>
   </w:style>
-  <w:style w:type="character" w:styleId="992">
+  <w:style w:type="character" w:styleId="923">
     <w:name w:val="Hyperlink"/>
     <w:pPr>
       <w:pBdr/>
@@ -17171,7 +18611,7 @@
       <w:u w:val="single"/>
     </w:rPr>
   </w:style>
-  <w:style w:type="character" w:styleId="993">
+  <w:style w:type="character" w:styleId="924">
     <w:name w:val="Placeholder Text"/>
     <w:pPr>
       <w:pBdr/>
@@ -17182,7 +18622,7 @@
       <w:color w:val="808080"/>
     </w:rPr>
   </w:style>
-  <w:style w:type="character" w:styleId="994" w:customStyle="1">
+  <w:style w:type="character" w:styleId="925" w:customStyle="1">
     <w:name w:val="Conditions générales Car"/>
     <w:pPr>
       <w:pBdr/>
@@ -17193,7 +18633,7 @@
       <w:sz w:val="18"/>
     </w:rPr>
   </w:style>
-  <w:style w:type="character" w:styleId="995" w:customStyle="1">
+  <w:style w:type="character" w:styleId="926" w:customStyle="1">
     <w:name w:val="Note de fin Car"/>
     <w:pPr>
       <w:pBdr/>
@@ -17201,7 +18641,7 @@
       <w:ind/>
     </w:pPr>
   </w:style>
-  <w:style w:type="character" w:styleId="996">
+  <w:style w:type="character" w:styleId="927">
     <w:name w:val="endnote reference"/>
     <w:pPr>
       <w:pBdr/>
@@ -17212,7 +18652,7 @@
       <w:vertAlign w:val="superscript"/>
     </w:rPr>
   </w:style>
-  <w:style w:type="character" w:styleId="997" w:customStyle="1">
+  <w:style w:type="character" w:styleId="928" w:customStyle="1">
     <w:name w:val="Note de bas de page Car"/>
     <w:pPr>
       <w:pBdr/>
@@ -17220,7 +18660,7 @@
       <w:ind/>
     </w:pPr>
   </w:style>
-  <w:style w:type="character" w:styleId="998">
+  <w:style w:type="character" w:styleId="929">
     <w:name w:val="footnote reference"/>
     <w:pPr>
       <w:pBdr/>
@@ -17231,7 +18671,7 @@
       <w:vertAlign w:val="superscript"/>
     </w:rPr>
   </w:style>
-  <w:style w:type="character" w:styleId="999" w:customStyle="1">
+  <w:style w:type="character" w:styleId="930" w:customStyle="1">
     <w:name w:val="Marque de commentaire1"/>
     <w:pPr>
       <w:pBdr/>
@@ -17243,7 +18683,7 @@
       <w:szCs w:val="16"/>
     </w:rPr>
   </w:style>
-  <w:style w:type="character" w:styleId="1000" w:customStyle="1">
+  <w:style w:type="character" w:styleId="931" w:customStyle="1">
     <w:name w:val="Commentaire Car"/>
     <w:pPr>
       <w:pBdr/>
@@ -17251,7 +18691,7 @@
       <w:ind/>
     </w:pPr>
   </w:style>
-  <w:style w:type="character" w:styleId="1001" w:customStyle="1">
+  <w:style w:type="character" w:styleId="932" w:customStyle="1">
     <w:name w:val="Objet du commentaire Car"/>
     <w:pPr>
       <w:pBdr/>
@@ -17263,16 +18703,16 @@
       <w:bCs/>
     </w:rPr>
   </w:style>
-  <w:style w:type="character" w:styleId="1002" w:customStyle="1">
+  <w:style w:type="character" w:styleId="933" w:customStyle="1">
     <w:name w:val="mr-3"/>
-    <w:basedOn w:val="917"/>
+    <w:basedOn w:val="848"/>
     <w:pPr>
       <w:pBdr/>
       <w:spacing/>
       <w:ind/>
     </w:pPr>
   </w:style>
-  <w:style w:type="character" w:styleId="1003" w:customStyle="1">
+  <w:style w:type="character" w:styleId="934" w:customStyle="1">
     <w:name w:val="Mention non résolue1"/>
     <w:pPr>
       <w:pBdr/>
@@ -17284,7 +18724,7 @@
       <w:shd w:val="clear" w:color="auto" w:fill="e1dfdd"/>
     </w:rPr>
   </w:style>
-  <w:style w:type="table" w:styleId="1004" w:customStyle="1">
+  <w:style w:type="table" w:styleId="935" w:customStyle="1">
     <w:name w:val="Tableau normal"/>
     <w:uiPriority w:val="99"/>
     <w:semiHidden/>
@@ -17479,9 +18919,9 @@
       </w:tcPr>
     </w:tblStylePr>
   </w:style>
-  <w:style w:type="table" w:styleId="1005" w:customStyle="1">
+  <w:style w:type="table" w:styleId="936" w:customStyle="1">
     <w:name w:val="Table Grid Light"/>
-    <w:basedOn w:val="918"/>
+    <w:basedOn w:val="849"/>
     <w:pPr>
       <w:pBdr/>
       <w:spacing/>
@@ -17670,9 +19110,9 @@
       </w:tcPr>
     </w:tblStylePr>
   </w:style>
-  <w:style w:type="table" w:styleId="1006">
+  <w:style w:type="table" w:styleId="937">
     <w:name w:val="Plain Table 1"/>
-    <w:basedOn w:val="918"/>
+    <w:basedOn w:val="849"/>
     <w:uiPriority w:val="41"/>
     <w:pPr>
       <w:pBdr/>
@@ -17916,9 +19356,9 @@
       </w:tcPr>
     </w:tblStylePr>
   </w:style>
-  <w:style w:type="table" w:styleId="1007">
+  <w:style w:type="table" w:styleId="938">
     <w:name w:val="Plain Table 2"/>
-    <w:basedOn w:val="918"/>
+    <w:basedOn w:val="849"/>
     <w:uiPriority w:val="42"/>
     <w:pPr>
       <w:pBdr/>
@@ -18168,9 +19608,9 @@
       </w:tcPr>
     </w:tblStylePr>
   </w:style>
-  <w:style w:type="table" w:styleId="1008">
+  <w:style w:type="table" w:styleId="939">
     <w:name w:val="Plain Table 3"/>
-    <w:basedOn w:val="918"/>
+    <w:basedOn w:val="849"/>
     <w:uiPriority w:val="43"/>
     <w:pPr>
       <w:pBdr/>
@@ -18433,9 +19873,9 @@
       </w:tcPr>
     </w:tblStylePr>
   </w:style>
-  <w:style w:type="table" w:styleId="1009">
+  <w:style w:type="table" w:styleId="940">
     <w:name w:val="Plain Table 4"/>
-    <w:basedOn w:val="918"/>
+    <w:basedOn w:val="849"/>
     <w:uiPriority w:val="44"/>
     <w:pPr>
       <w:pBdr/>
@@ -18690,9 +20130,9 @@
       </w:tcPr>
     </w:tblStylePr>
   </w:style>
-  <w:style w:type="table" w:styleId="1010">
+  <w:style w:type="table" w:styleId="941">
     <w:name w:val="Plain Table 5"/>
-    <w:basedOn w:val="918"/>
+    <w:basedOn w:val="849"/>
     <w:uiPriority w:val="45"/>
     <w:pPr>
       <w:pBdr/>
@@ -18960,9 +20400,9 @@
       </w:tcPr>
     </w:tblStylePr>
   </w:style>
-  <w:style w:type="table" w:styleId="1011">
+  <w:style w:type="table" w:styleId="942">
     <w:name w:val="Grid Table 1 Light"/>
-    <w:basedOn w:val="918"/>
+    <w:basedOn w:val="849"/>
     <w:uiPriority w:val="46"/>
     <w:pPr>
       <w:pBdr/>
@@ -19217,9 +20657,9 @@
       </w:tcPr>
     </w:tblStylePr>
   </w:style>
-  <w:style w:type="table" w:styleId="1012" w:customStyle="1">
+  <w:style w:type="table" w:styleId="943" w:customStyle="1">
     <w:name w:val="Grid Table 1 Light - Accent 1"/>
-    <w:basedOn w:val="918"/>
+    <w:basedOn w:val="849"/>
     <w:pPr>
       <w:pBdr/>
       <w:spacing/>
@@ -19473,9 +20913,9 @@
       </w:tcPr>
     </w:tblStylePr>
   </w:style>
-  <w:style w:type="table" w:styleId="1013" w:customStyle="1">
+  <w:style w:type="table" w:styleId="944" w:customStyle="1">
     <w:name w:val="Grid Table 1 Light - Accent 2"/>
-    <w:basedOn w:val="918"/>
+    <w:basedOn w:val="849"/>
     <w:pPr>
       <w:pBdr/>
       <w:spacing/>
@@ -19729,9 +21169,9 @@
       </w:tcPr>
     </w:tblStylePr>
   </w:style>
-  <w:style w:type="table" w:styleId="1014" w:customStyle="1">
+  <w:style w:type="table" w:styleId="945" w:customStyle="1">
     <w:name w:val="Grid Table 1 Light - Accent 3"/>
-    <w:basedOn w:val="918"/>
+    <w:basedOn w:val="849"/>
     <w:pPr>
       <w:pBdr/>
       <w:spacing/>
@@ -19985,9 +21425,9 @@
       </w:tcPr>
     </w:tblStylePr>
   </w:style>
-  <w:style w:type="table" w:styleId="1015" w:customStyle="1">
+  <w:style w:type="table" w:styleId="946" w:customStyle="1">
     <w:name w:val="Grid Table 1 Light - Accent 4"/>
-    <w:basedOn w:val="918"/>
+    <w:basedOn w:val="849"/>
     <w:pPr>
       <w:pBdr/>
       <w:spacing/>
@@ -20241,9 +21681,9 @@
       </w:tcPr>
     </w:tblStylePr>
   </w:style>
-  <w:style w:type="table" w:styleId="1016" w:customStyle="1">
+  <w:style w:type="table" w:styleId="947" w:customStyle="1">
     <w:name w:val="Grid Table 1 Light - Accent 5"/>
-    <w:basedOn w:val="918"/>
+    <w:basedOn w:val="849"/>
     <w:pPr>
       <w:pBdr/>
       <w:spacing/>
@@ -20497,9 +21937,9 @@
       </w:tcPr>
     </w:tblStylePr>
   </w:style>
-  <w:style w:type="table" w:styleId="1017" w:customStyle="1">
+  <w:style w:type="table" w:styleId="948" w:customStyle="1">
     <w:name w:val="Grid Table 1 Light - Accent 6"/>
-    <w:basedOn w:val="918"/>
+    <w:basedOn w:val="849"/>
     <w:pPr>
       <w:pBdr/>
       <w:spacing/>
@@ -20753,9 +22193,9 @@
       </w:tcPr>
     </w:tblStylePr>
   </w:style>
-  <w:style w:type="table" w:styleId="1018">
+  <w:style w:type="table" w:styleId="949">
     <w:name w:val="Grid Table 2"/>
-    <w:basedOn w:val="918"/>
+    <w:basedOn w:val="849"/>
     <w:uiPriority w:val="47"/>
     <w:pPr>
       <w:pBdr/>
@@ -21020,9 +22460,9 @@
       </w:tcPr>
     </w:tblStylePr>
   </w:style>
-  <w:style w:type="table" w:styleId="1019" w:customStyle="1">
+  <w:style w:type="table" w:styleId="950" w:customStyle="1">
     <w:name w:val="Grid Table 2 - Accent 1"/>
-    <w:basedOn w:val="918"/>
+    <w:basedOn w:val="849"/>
     <w:pPr>
       <w:pBdr/>
       <w:spacing/>
@@ -21286,9 +22726,9 @@
       </w:tcPr>
     </w:tblStylePr>
   </w:style>
-  <w:style w:type="table" w:styleId="1020" w:customStyle="1">
+  <w:style w:type="table" w:styleId="951" w:customStyle="1">
     <w:name w:val="Grid Table 2 - Accent 2"/>
-    <w:basedOn w:val="918"/>
+    <w:basedOn w:val="849"/>
     <w:pPr>
       <w:pBdr/>
       <w:spacing/>
@@ -21552,9 +22992,9 @@
       </w:tcPr>
     </w:tblStylePr>
   </w:style>
-  <w:style w:type="table" w:styleId="1021" w:customStyle="1">
+  <w:style w:type="table" w:styleId="952" w:customStyle="1">
     <w:name w:val="Grid Table 2 - Accent 3"/>
-    <w:basedOn w:val="918"/>
+    <w:basedOn w:val="849"/>
     <w:pPr>
       <w:pBdr/>
       <w:spacing/>
@@ -21818,9 +23258,9 @@
       </w:tcPr>
     </w:tblStylePr>
   </w:style>
-  <w:style w:type="table" w:styleId="1022" w:customStyle="1">
+  <w:style w:type="table" w:styleId="953" w:customStyle="1">
     <w:name w:val="Grid Table 2 - Accent 4"/>
-    <w:basedOn w:val="918"/>
+    <w:basedOn w:val="849"/>
     <w:pPr>
       <w:pBdr/>
       <w:spacing/>
@@ -22084,9 +23524,9 @@
       </w:tcPr>
     </w:tblStylePr>
   </w:style>
-  <w:style w:type="table" w:styleId="1023" w:customStyle="1">
+  <w:style w:type="table" w:styleId="954" w:customStyle="1">
     <w:name w:val="Grid Table 2 - Accent 5"/>
-    <w:basedOn w:val="918"/>
+    <w:basedOn w:val="849"/>
     <w:pPr>
       <w:pBdr/>
       <w:spacing/>
@@ -22350,9 +23790,9 @@
       </w:tcPr>
     </w:tblStylePr>
   </w:style>
-  <w:style w:type="table" w:styleId="1024" w:customStyle="1">
+  <w:style w:type="table" w:styleId="955" w:customStyle="1">
     <w:name w:val="Grid Table 2 - Accent 6"/>
-    <w:basedOn w:val="918"/>
+    <w:basedOn w:val="849"/>
     <w:pPr>
       <w:pBdr/>
       <w:spacing/>
@@ -22616,9 +24056,9 @@
       </w:tcPr>
     </w:tblStylePr>
   </w:style>
-  <w:style w:type="table" w:styleId="1025">
+  <w:style w:type="table" w:styleId="956">
     <w:name w:val="Grid Table 3"/>
-    <w:basedOn w:val="918"/>
+    <w:basedOn w:val="849"/>
     <w:uiPriority w:val="48"/>
     <w:pPr>
       <w:pBdr/>
@@ -22882,9 +24322,9 @@
       </w:tcPr>
     </w:tblStylePr>
   </w:style>
-  <w:style w:type="table" w:styleId="1026" w:customStyle="1">
+  <w:style w:type="table" w:styleId="957" w:customStyle="1">
     <w:name w:val="Grid Table 3 - Accent 1"/>
-    <w:basedOn w:val="918"/>
+    <w:basedOn w:val="849"/>
     <w:pPr>
       <w:pBdr/>
       <w:spacing/>
@@ -23147,9 +24587,9 @@
       </w:tcPr>
     </w:tblStylePr>
   </w:style>
-  <w:style w:type="table" w:styleId="1027" w:customStyle="1">
+  <w:style w:type="table" w:styleId="958" w:customStyle="1">
     <w:name w:val="Grid Table 3 - Accent 2"/>
-    <w:basedOn w:val="918"/>
+    <w:basedOn w:val="849"/>
     <w:pPr>
       <w:pBdr/>
       <w:spacing/>
@@ -23412,9 +24852,9 @@
       </w:tcPr>
     </w:tblStylePr>
   </w:style>
-  <w:style w:type="table" w:styleId="1028" w:customStyle="1">
+  <w:style w:type="table" w:styleId="959" w:customStyle="1">
     <w:name w:val="Grid Table 3 - Accent 3"/>
-    <w:basedOn w:val="918"/>
+    <w:basedOn w:val="849"/>
     <w:pPr>
       <w:pBdr/>
       <w:spacing/>
@@ -23677,9 +25117,9 @@
       </w:tcPr>
     </w:tblStylePr>
   </w:style>
-  <w:style w:type="table" w:styleId="1029" w:customStyle="1">
+  <w:style w:type="table" w:styleId="960" w:customStyle="1">
     <w:name w:val="Grid Table 3 - Accent 4"/>
-    <w:basedOn w:val="918"/>
+    <w:basedOn w:val="849"/>
     <w:pPr>
       <w:pBdr/>
       <w:spacing/>
@@ -23942,9 +25382,9 @@
       </w:tcPr>
     </w:tblStylePr>
   </w:style>
-  <w:style w:type="table" w:styleId="1030" w:customStyle="1">
+  <w:style w:type="table" w:styleId="961" w:customStyle="1">
     <w:name w:val="Grid Table 3 - Accent 5"/>
-    <w:basedOn w:val="918"/>
+    <w:basedOn w:val="849"/>
     <w:pPr>
       <w:pBdr/>
       <w:spacing/>
@@ -24207,9 +25647,9 @@
       </w:tcPr>
     </w:tblStylePr>
   </w:style>
-  <w:style w:type="table" w:styleId="1031" w:customStyle="1">
+  <w:style w:type="table" w:styleId="962" w:customStyle="1">
     <w:name w:val="Grid Table 3 - Accent 6"/>
-    <w:basedOn w:val="918"/>
+    <w:basedOn w:val="849"/>
     <w:pPr>
       <w:pBdr/>
       <w:spacing/>
@@ -24472,9 +25912,9 @@
       </w:tcPr>
     </w:tblStylePr>
   </w:style>
-  <w:style w:type="table" w:styleId="1032">
+  <w:style w:type="table" w:styleId="963">
     <w:name w:val="Grid Table 4"/>
-    <w:basedOn w:val="918"/>
+    <w:basedOn w:val="849"/>
     <w:uiPriority w:val="49"/>
     <w:pPr>
       <w:pBdr/>
@@ -24746,9 +26186,9 @@
       </w:tcPr>
     </w:tblStylePr>
   </w:style>
-  <w:style w:type="table" w:styleId="1033" w:customStyle="1">
+  <w:style w:type="table" w:styleId="964" w:customStyle="1">
     <w:name w:val="Grid Table 4 - Accent 1"/>
-    <w:basedOn w:val="918"/>
+    <w:basedOn w:val="849"/>
     <w:pPr>
       <w:pBdr/>
       <w:spacing/>
@@ -25019,9 +26459,9 @@
       </w:tcPr>
     </w:tblStylePr>
   </w:style>
-  <w:style w:type="table" w:styleId="1034" w:customStyle="1">
+  <w:style w:type="table" w:styleId="965" w:customStyle="1">
     <w:name w:val="Grid Table 4 - Accent 2"/>
-    <w:basedOn w:val="918"/>
+    <w:basedOn w:val="849"/>
     <w:pPr>
       <w:pBdr/>
       <w:spacing/>
@@ -25292,9 +26732,9 @@
       </w:tcPr>
     </w:tblStylePr>
   </w:style>
-  <w:style w:type="table" w:styleId="1035" w:customStyle="1">
+  <w:style w:type="table" w:styleId="966" w:customStyle="1">
     <w:name w:val="Grid Table 4 - Accent 3"/>
-    <w:basedOn w:val="918"/>
+    <w:basedOn w:val="849"/>
     <w:pPr>
       <w:pBdr/>
       <w:spacing/>
@@ -25565,9 +27005,9 @@
       </w:tcPr>
     </w:tblStylePr>
   </w:style>
-  <w:style w:type="table" w:styleId="1036" w:customStyle="1">
+  <w:style w:type="table" w:styleId="967" w:customStyle="1">
     <w:name w:val="Grid Table 4 - Accent 4"/>
-    <w:basedOn w:val="918"/>
+    <w:basedOn w:val="849"/>
     <w:pPr>
       <w:pBdr/>
       <w:spacing/>
@@ -25838,9 +27278,9 @@
       </w:tcPr>
     </w:tblStylePr>
   </w:style>
-  <w:style w:type="table" w:styleId="1037" w:customStyle="1">
+  <w:style w:type="table" w:styleId="968" w:customStyle="1">
     <w:name w:val="Grid Table 4 - Accent 5"/>
-    <w:basedOn w:val="918"/>
+    <w:basedOn w:val="849"/>
     <w:pPr>
       <w:pBdr/>
       <w:spacing/>
@@ -26111,9 +27551,9 @@
       </w:tcPr>
     </w:tblStylePr>
   </w:style>
-  <w:style w:type="table" w:styleId="1038" w:customStyle="1">
+  <w:style w:type="table" w:styleId="969" w:customStyle="1">
     <w:name w:val="Grid Table 4 - Accent 6"/>
-    <w:basedOn w:val="918"/>
+    <w:basedOn w:val="849"/>
     <w:pPr>
       <w:pBdr/>
       <w:spacing/>
@@ -26384,9 +27824,9 @@
       </w:tcPr>
     </w:tblStylePr>
   </w:style>
-  <w:style w:type="table" w:styleId="1039">
+  <w:style w:type="table" w:styleId="970">
     <w:name w:val="Grid Table 5 Dark"/>
-    <w:basedOn w:val="918"/>
+    <w:basedOn w:val="849"/>
     <w:uiPriority w:val="50"/>
     <w:pPr>
       <w:pBdr/>
@@ -26639,9 +28079,9 @@
       </w:tcPr>
     </w:tblStylePr>
   </w:style>
-  <w:style w:type="table" w:styleId="1040" w:customStyle="1">
+  <w:style w:type="table" w:styleId="971" w:customStyle="1">
     <w:name w:val="Grid Table 5 Dark- Accent 1"/>
-    <w:basedOn w:val="918"/>
+    <w:basedOn w:val="849"/>
     <w:pPr>
       <w:pBdr/>
       <w:spacing/>
@@ -26893,9 +28333,9 @@
       </w:tcPr>
     </w:tblStylePr>
   </w:style>
-  <w:style w:type="table" w:styleId="1041" w:customStyle="1">
+  <w:style w:type="table" w:styleId="972" w:customStyle="1">
     <w:name w:val="Grid Table 5 Dark - Accent 2"/>
-    <w:basedOn w:val="918"/>
+    <w:basedOn w:val="849"/>
     <w:pPr>
       <w:pBdr/>
       <w:spacing/>
@@ -27147,9 +28587,9 @@
       </w:tcPr>
     </w:tblStylePr>
   </w:style>
-  <w:style w:type="table" w:styleId="1042" w:customStyle="1">
+  <w:style w:type="table" w:styleId="973" w:customStyle="1">
     <w:name w:val="Grid Table 5 Dark - Accent 3"/>
-    <w:basedOn w:val="918"/>
+    <w:basedOn w:val="849"/>
     <w:pPr>
       <w:pBdr/>
       <w:spacing/>
@@ -27401,9 +28841,9 @@
       </w:tcPr>
     </w:tblStylePr>
   </w:style>
-  <w:style w:type="table" w:styleId="1043" w:customStyle="1">
+  <w:style w:type="table" w:styleId="974" w:customStyle="1">
     <w:name w:val="Grid Table 5 Dark- Accent 4"/>
-    <w:basedOn w:val="918"/>
+    <w:basedOn w:val="849"/>
     <w:pPr>
       <w:pBdr/>
       <w:spacing/>
@@ -27655,9 +29095,9 @@
       </w:tcPr>
     </w:tblStylePr>
   </w:style>
-  <w:style w:type="table" w:styleId="1044" w:customStyle="1">
+  <w:style w:type="table" w:styleId="975" w:customStyle="1">
     <w:name w:val="Grid Table 5 Dark - Accent 5"/>
-    <w:basedOn w:val="918"/>
+    <w:basedOn w:val="849"/>
     <w:pPr>
       <w:pBdr/>
       <w:spacing/>
@@ -27909,9 +29349,9 @@
       </w:tcPr>
     </w:tblStylePr>
   </w:style>
-  <w:style w:type="table" w:styleId="1045" w:customStyle="1">
+  <w:style w:type="table" w:styleId="976" w:customStyle="1">
     <w:name w:val="Grid Table 5 Dark - Accent 6"/>
-    <w:basedOn w:val="918"/>
+    <w:basedOn w:val="849"/>
     <w:pPr>
       <w:pBdr/>
       <w:spacing/>
@@ -28163,9 +29603,9 @@
       </w:tcPr>
     </w:tblStylePr>
   </w:style>
-  <w:style w:type="table" w:styleId="1046">
+  <w:style w:type="table" w:styleId="977">
     <w:name w:val="Grid Table 6 Colorful"/>
-    <w:basedOn w:val="918"/>
+    <w:basedOn w:val="849"/>
     <w:uiPriority w:val="51"/>
     <w:pPr>
       <w:pBdr>
@@ -28440,9 +29880,9 @@
       </w:tcPr>
     </w:tblStylePr>
   </w:style>
-  <w:style w:type="table" w:styleId="1047" w:customStyle="1">
+  <w:style w:type="table" w:styleId="978" w:customStyle="1">
     <w:name w:val="Grid Table 6 Colorful - Accent 1"/>
-    <w:basedOn w:val="918"/>
+    <w:basedOn w:val="849"/>
     <w:pPr>
       <w:pBdr>
         <w:top w:val="none" w:color="000000" w:sz="0" w:space="3"/>
@@ -28716,9 +30156,9 @@
       </w:tcPr>
     </w:tblStylePr>
   </w:style>
-  <w:style w:type="table" w:styleId="1048" w:customStyle="1">
+  <w:style w:type="table" w:styleId="979" w:customStyle="1">
     <w:name w:val="Grid Table 6 Colorful - Accent 2"/>
-    <w:basedOn w:val="918"/>
+    <w:basedOn w:val="849"/>
     <w:pPr>
       <w:pBdr>
         <w:top w:val="none" w:color="000000" w:sz="0" w:space="3"/>
@@ -28992,9 +30432,9 @@
       </w:tcPr>
     </w:tblStylePr>
   </w:style>
-  <w:style w:type="table" w:styleId="1049" w:customStyle="1">
+  <w:style w:type="table" w:styleId="980" w:customStyle="1">
     <w:name w:val="Grid Table 6 Colorful - Accent 3"/>
-    <w:basedOn w:val="918"/>
+    <w:basedOn w:val="849"/>
     <w:pPr>
       <w:pBdr>
         <w:top w:val="none" w:color="000000" w:sz="0" w:space="3"/>
@@ -29268,9 +30708,9 @@
       </w:tcPr>
     </w:tblStylePr>
   </w:style>
-  <w:style w:type="table" w:styleId="1050" w:customStyle="1">
+  <w:style w:type="table" w:styleId="981" w:customStyle="1">
     <w:name w:val="Grid Table 6 Colorful - Accent 4"/>
-    <w:basedOn w:val="918"/>
+    <w:basedOn w:val="849"/>
     <w:pPr>
       <w:pBdr>
         <w:top w:val="none" w:color="000000" w:sz="0" w:space="3"/>
@@ -29544,9 +30984,9 @@
       </w:tcPr>
     </w:tblStylePr>
   </w:style>
-  <w:style w:type="table" w:styleId="1051" w:customStyle="1">
+  <w:style w:type="table" w:styleId="982" w:customStyle="1">
     <w:name w:val="Grid Table 6 Colorful - Accent 5"/>
-    <w:basedOn w:val="918"/>
+    <w:basedOn w:val="849"/>
     <w:pPr>
       <w:pBdr>
         <w:top w:val="none" w:color="000000" w:sz="0" w:space="3"/>
@@ -29820,9 +31260,9 @@
       </w:tcPr>
     </w:tblStylePr>
   </w:style>
-  <w:style w:type="table" w:styleId="1052" w:customStyle="1">
+  <w:style w:type="table" w:styleId="983" w:customStyle="1">
     <w:name w:val="Grid Table 6 Colorful - Accent 6"/>
-    <w:basedOn w:val="918"/>
+    <w:basedOn w:val="849"/>
     <w:pPr>
       <w:pBdr>
         <w:top w:val="none" w:color="000000" w:sz="0" w:space="3"/>
@@ -30096,9 +31536,9 @@
       </w:tcPr>
     </w:tblStylePr>
   </w:style>
-  <w:style w:type="table" w:styleId="1053">
+  <w:style w:type="table" w:styleId="984">
     <w:name w:val="Grid Table 7 Colorful"/>
-    <w:basedOn w:val="918"/>
+    <w:basedOn w:val="849"/>
     <w:uiPriority w:val="52"/>
     <w:pPr>
       <w:pBdr/>
@@ -30379,9 +31819,9 @@
       </w:tcPr>
     </w:tblStylePr>
   </w:style>
-  <w:style w:type="table" w:styleId="1054" w:customStyle="1">
+  <w:style w:type="table" w:styleId="985" w:customStyle="1">
     <w:name w:val="Grid Table 7 Colorful - Accent 1"/>
-    <w:basedOn w:val="918"/>
+    <w:basedOn w:val="849"/>
     <w:pPr>
       <w:pBdr/>
       <w:spacing/>
@@ -30661,9 +32101,9 @@
       </w:tcPr>
     </w:tblStylePr>
   </w:style>
-  <w:style w:type="table" w:styleId="1055" w:customStyle="1">
+  <w:style w:type="table" w:styleId="986" w:customStyle="1">
     <w:name w:val="Grid Table 7 Colorful - Accent 2"/>
-    <w:basedOn w:val="918"/>
+    <w:basedOn w:val="849"/>
     <w:pPr>
       <w:pBdr/>
       <w:spacing/>
@@ -30943,9 +32383,9 @@
       </w:tcPr>
     </w:tblStylePr>
   </w:style>
-  <w:style w:type="table" w:styleId="1056" w:customStyle="1">
+  <w:style w:type="table" w:styleId="987" w:customStyle="1">
     <w:name w:val="Grid Table 7 Colorful - Accent 3"/>
-    <w:basedOn w:val="918"/>
+    <w:basedOn w:val="849"/>
     <w:pPr>
       <w:pBdr/>
       <w:spacing/>
@@ -31225,9 +32665,9 @@
       </w:tcPr>
     </w:tblStylePr>
   </w:style>
-  <w:style w:type="table" w:styleId="1057" w:customStyle="1">
+  <w:style w:type="table" w:styleId="988" w:customStyle="1">
     <w:name w:val="Grid Table 7 Colorful - Accent 4"/>
-    <w:basedOn w:val="918"/>
+    <w:basedOn w:val="849"/>
     <w:pPr>
       <w:pBdr/>
       <w:spacing/>
@@ -31507,9 +32947,9 @@
       </w:tcPr>
     </w:tblStylePr>
   </w:style>
-  <w:style w:type="table" w:styleId="1058" w:customStyle="1">
+  <w:style w:type="table" w:styleId="989" w:customStyle="1">
     <w:name w:val="Grid Table 7 Colorful - Accent 5"/>
-    <w:basedOn w:val="918"/>
+    <w:basedOn w:val="849"/>
     <w:pPr>
       <w:pBdr/>
       <w:spacing/>
@@ -31789,9 +33229,9 @@
       </w:tcPr>
     </w:tblStylePr>
   </w:style>
-  <w:style w:type="table" w:styleId="1059" w:customStyle="1">
+  <w:style w:type="table" w:styleId="990" w:customStyle="1">
     <w:name w:val="Grid Table 7 Colorful - Accent 6"/>
-    <w:basedOn w:val="918"/>
+    <w:basedOn w:val="849"/>
     <w:pPr>
       <w:pBdr/>
       <w:spacing/>
@@ -32071,9 +33511,9 @@
       </w:tcPr>
     </w:tblStylePr>
   </w:style>
-  <w:style w:type="table" w:styleId="1060">
+  <w:style w:type="table" w:styleId="991">
     <w:name w:val="List Table 1 Light"/>
-    <w:basedOn w:val="918"/>
+    <w:basedOn w:val="849"/>
     <w:uiPriority w:val="46"/>
     <w:pPr>
       <w:pBdr/>
@@ -32308,9 +33748,9 @@
       </w:tcPr>
     </w:tblStylePr>
   </w:style>
-  <w:style w:type="table" w:styleId="1061" w:customStyle="1">
+  <w:style w:type="table" w:styleId="992" w:customStyle="1">
     <w:name w:val="List Table 1 Light - Accent 1"/>
-    <w:basedOn w:val="918"/>
+    <w:basedOn w:val="849"/>
     <w:pPr>
       <w:pBdr/>
       <w:spacing/>
@@ -32544,9 +33984,9 @@
       </w:tcPr>
     </w:tblStylePr>
   </w:style>
-  <w:style w:type="table" w:styleId="1062" w:customStyle="1">
+  <w:style w:type="table" w:styleId="993" w:customStyle="1">
     <w:name w:val="List Table 1 Light - Accent 2"/>
-    <w:basedOn w:val="918"/>
+    <w:basedOn w:val="849"/>
     <w:pPr>
       <w:pBdr/>
       <w:spacing/>
@@ -32780,9 +34220,9 @@
       </w:tcPr>
     </w:tblStylePr>
   </w:style>
-  <w:style w:type="table" w:styleId="1063" w:customStyle="1">
+  <w:style w:type="table" w:styleId="994" w:customStyle="1">
     <w:name w:val="List Table 1 Light - Accent 3"/>
-    <w:basedOn w:val="918"/>
+    <w:basedOn w:val="849"/>
     <w:pPr>
       <w:pBdr/>
       <w:spacing/>
@@ -33016,9 +34456,9 @@
       </w:tcPr>
     </w:tblStylePr>
   </w:style>
-  <w:style w:type="table" w:styleId="1064" w:customStyle="1">
+  <w:style w:type="table" w:styleId="995" w:customStyle="1">
     <w:name w:val="List Table 1 Light - Accent 4"/>
-    <w:basedOn w:val="918"/>
+    <w:basedOn w:val="849"/>
     <w:pPr>
       <w:pBdr/>
       <w:spacing/>
@@ -33252,9 +34692,9 @@
       </w:tcPr>
     </w:tblStylePr>
   </w:style>
-  <w:style w:type="table" w:styleId="1065" w:customStyle="1">
+  <w:style w:type="table" w:styleId="996" w:customStyle="1">
     <w:name w:val="List Table 1 Light - Accent 5"/>
-    <w:basedOn w:val="918"/>
+    <w:basedOn w:val="849"/>
     <w:pPr>
       <w:pBdr/>
       <w:spacing/>
@@ -33488,9 +34928,9 @@
       </w:tcPr>
     </w:tblStylePr>
   </w:style>
-  <w:style w:type="table" w:styleId="1066" w:customStyle="1">
+  <w:style w:type="table" w:styleId="997" w:customStyle="1">
     <w:name w:val="List Table 1 Light - Accent 6"/>
-    <w:basedOn w:val="918"/>
+    <w:basedOn w:val="849"/>
     <w:pPr>
       <w:pBdr/>
       <w:spacing/>
@@ -33724,9 +35164,9 @@
       </w:tcPr>
     </w:tblStylePr>
   </w:style>
-  <w:style w:type="table" w:styleId="1067">
+  <w:style w:type="table" w:styleId="998">
     <w:name w:val="List Table 2"/>
-    <w:basedOn w:val="918"/>
+    <w:basedOn w:val="849"/>
     <w:uiPriority w:val="47"/>
     <w:pPr>
       <w:pBdr/>
@@ -33999,9 +35439,9 @@
       </w:tcPr>
     </w:tblStylePr>
   </w:style>
-  <w:style w:type="table" w:styleId="1068" w:customStyle="1">
+  <w:style w:type="table" w:styleId="999" w:customStyle="1">
     <w:name w:val="List Table 2 - Accent 1"/>
-    <w:basedOn w:val="918"/>
+    <w:basedOn w:val="849"/>
     <w:pPr>
       <w:pBdr/>
       <w:spacing/>
@@ -34273,9 +35713,9 @@
       </w:tcPr>
     </w:tblStylePr>
   </w:style>
-  <w:style w:type="table" w:styleId="1069" w:customStyle="1">
+  <w:style w:type="table" w:styleId="1000" w:customStyle="1">
     <w:name w:val="List Table 2 - Accent 2"/>
-    <w:basedOn w:val="918"/>
+    <w:basedOn w:val="849"/>
     <w:pPr>
       <w:pBdr/>
       <w:spacing/>
@@ -34547,9 +35987,9 @@
       </w:tcPr>
     </w:tblStylePr>
   </w:style>
-  <w:style w:type="table" w:styleId="1070" w:customStyle="1">
+  <w:style w:type="table" w:styleId="1001" w:customStyle="1">
     <w:name w:val="List Table 2 - Accent 3"/>
-    <w:basedOn w:val="918"/>
+    <w:basedOn w:val="849"/>
     <w:pPr>
       <w:pBdr/>
       <w:spacing/>
@@ -34821,9 +36261,9 @@
       </w:tcPr>
     </w:tblStylePr>
   </w:style>
-  <w:style w:type="table" w:styleId="1071" w:customStyle="1">
+  <w:style w:type="table" w:styleId="1002" w:customStyle="1">
     <w:name w:val="List Table 2 - Accent 4"/>
-    <w:basedOn w:val="918"/>
+    <w:basedOn w:val="849"/>
     <w:pPr>
       <w:pBdr/>
       <w:spacing/>
@@ -35095,9 +36535,9 @@
       </w:tcPr>
     </w:tblStylePr>
   </w:style>
-  <w:style w:type="table" w:styleId="1072" w:customStyle="1">
+  <w:style w:type="table" w:styleId="1003" w:customStyle="1">
     <w:name w:val="List Table 2 - Accent 5"/>
-    <w:basedOn w:val="918"/>
+    <w:basedOn w:val="849"/>
     <w:pPr>
       <w:pBdr/>
       <w:spacing/>
@@ -35369,9 +36809,9 @@
       </w:tcPr>
     </w:tblStylePr>
   </w:style>
-  <w:style w:type="table" w:styleId="1073" w:customStyle="1">
+  <w:style w:type="table" w:styleId="1004" w:customStyle="1">
     <w:name w:val="List Table 2 - Accent 6"/>
-    <w:basedOn w:val="918"/>
+    <w:basedOn w:val="849"/>
     <w:pPr>
       <w:pBdr/>
       <w:spacing/>
@@ -35643,9 +37083,9 @@
       </w:tcPr>
     </w:tblStylePr>
   </w:style>
-  <w:style w:type="table" w:styleId="1074">
+  <w:style w:type="table" w:styleId="1005">
     <w:name w:val="List Table 3"/>
-    <w:basedOn w:val="918"/>
+    <w:basedOn w:val="849"/>
     <w:uiPriority w:val="48"/>
     <w:pPr>
       <w:pBdr/>
@@ -35912,9 +37352,9 @@
       </w:tcPr>
     </w:tblStylePr>
   </w:style>
-  <w:style w:type="table" w:styleId="1075" w:customStyle="1">
+  <w:style w:type="table" w:styleId="1006" w:customStyle="1">
     <w:name w:val="List Table 3 - Accent 1"/>
-    <w:basedOn w:val="918"/>
+    <w:basedOn w:val="849"/>
     <w:pPr>
       <w:pBdr/>
       <w:spacing/>
@@ -36180,9 +37620,9 @@
       </w:tcPr>
     </w:tblStylePr>
   </w:style>
-  <w:style w:type="table" w:styleId="1076" w:customStyle="1">
+  <w:style w:type="table" w:styleId="1007" w:customStyle="1">
     <w:name w:val="List Table 3 - Accent 2"/>
-    <w:basedOn w:val="918"/>
+    <w:basedOn w:val="849"/>
     <w:pPr>
       <w:pBdr/>
       <w:spacing/>
@@ -36448,9 +37888,9 @@
       </w:tcPr>
     </w:tblStylePr>
   </w:style>
-  <w:style w:type="table" w:styleId="1077" w:customStyle="1">
+  <w:style w:type="table" w:styleId="1008" w:customStyle="1">
     <w:name w:val="List Table 3 - Accent 3"/>
-    <w:basedOn w:val="918"/>
+    <w:basedOn w:val="849"/>
     <w:pPr>
       <w:pBdr/>
       <w:spacing/>
@@ -36716,9 +38156,9 @@
       </w:tcPr>
     </w:tblStylePr>
   </w:style>
-  <w:style w:type="table" w:styleId="1078" w:customStyle="1">
+  <w:style w:type="table" w:styleId="1009" w:customStyle="1">
     <w:name w:val="List Table 3 - Accent 4"/>
-    <w:basedOn w:val="918"/>
+    <w:basedOn w:val="849"/>
     <w:pPr>
       <w:pBdr/>
       <w:spacing/>
@@ -36984,9 +38424,9 @@
       </w:tcPr>
     </w:tblStylePr>
   </w:style>
-  <w:style w:type="table" w:styleId="1079" w:customStyle="1">
+  <w:style w:type="table" w:styleId="1010" w:customStyle="1">
     <w:name w:val="List Table 3 - Accent 5"/>
-    <w:basedOn w:val="918"/>
+    <w:basedOn w:val="849"/>
     <w:pPr>
       <w:pBdr/>
       <w:spacing/>
@@ -37252,9 +38692,9 @@
       </w:tcPr>
     </w:tblStylePr>
   </w:style>
-  <w:style w:type="table" w:styleId="1080" w:customStyle="1">
+  <w:style w:type="table" w:styleId="1011" w:customStyle="1">
     <w:name w:val="List Table 3 - Accent 6"/>
-    <w:basedOn w:val="918"/>
+    <w:basedOn w:val="849"/>
     <w:pPr>
       <w:pBdr/>
       <w:spacing/>
@@ -37520,9 +38960,9 @@
       </w:tcPr>
     </w:tblStylePr>
   </w:style>
-  <w:style w:type="table" w:styleId="1081">
+  <w:style w:type="table" w:styleId="1012">
     <w:name w:val="List Table 4"/>
-    <w:basedOn w:val="918"/>
+    <w:basedOn w:val="849"/>
     <w:uiPriority w:val="49"/>
     <w:pPr>
       <w:pBdr/>
@@ -37786,9 +39226,9 @@
       </w:tcPr>
     </w:tblStylePr>
   </w:style>
-  <w:style w:type="table" w:styleId="1082" w:customStyle="1">
+  <w:style w:type="table" w:styleId="1013" w:customStyle="1">
     <w:name w:val="List Table 4 - Accent 1"/>
-    <w:basedOn w:val="918"/>
+    <w:basedOn w:val="849"/>
     <w:pPr>
       <w:pBdr/>
       <w:spacing/>
@@ -38051,9 +39491,9 @@
       </w:tcPr>
     </w:tblStylePr>
   </w:style>
-  <w:style w:type="table" w:styleId="1083" w:customStyle="1">
+  <w:style w:type="table" w:styleId="1014" w:customStyle="1">
     <w:name w:val="List Table 4 - Accent 2"/>
-    <w:basedOn w:val="918"/>
+    <w:basedOn w:val="849"/>
     <w:pPr>
       <w:pBdr/>
       <w:spacing/>
@@ -38316,9 +39756,9 @@
       </w:tcPr>
     </w:tblStylePr>
   </w:style>
-  <w:style w:type="table" w:styleId="1084" w:customStyle="1">
+  <w:style w:type="table" w:styleId="1015" w:customStyle="1">
     <w:name w:val="List Table 4 - Accent 3"/>
-    <w:basedOn w:val="918"/>
+    <w:basedOn w:val="849"/>
     <w:pPr>
       <w:pBdr/>
       <w:spacing/>
@@ -38581,9 +40021,9 @@
       </w:tcPr>
     </w:tblStylePr>
   </w:style>
-  <w:style w:type="table" w:styleId="1085" w:customStyle="1">
+  <w:style w:type="table" w:styleId="1016" w:customStyle="1">
     <w:name w:val="List Table 4 - Accent 4"/>
-    <w:basedOn w:val="918"/>
+    <w:basedOn w:val="849"/>
     <w:pPr>
       <w:pBdr/>
       <w:spacing/>
@@ -38846,9 +40286,9 @@
       </w:tcPr>
     </w:tblStylePr>
   </w:style>
-  <w:style w:type="table" w:styleId="1086" w:customStyle="1">
+  <w:style w:type="table" w:styleId="1017" w:customStyle="1">
     <w:name w:val="List Table 4 - Accent 5"/>
-    <w:basedOn w:val="918"/>
+    <w:basedOn w:val="849"/>
     <w:pPr>
       <w:pBdr/>
       <w:spacing/>
@@ -39111,9 +40551,9 @@
       </w:tcPr>
     </w:tblStylePr>
   </w:style>
-  <w:style w:type="table" w:styleId="1087" w:customStyle="1">
+  <w:style w:type="table" w:styleId="1018" w:customStyle="1">
     <w:name w:val="List Table 4 - Accent 6"/>
-    <w:basedOn w:val="918"/>
+    <w:basedOn w:val="849"/>
     <w:pPr>
       <w:pBdr/>
       <w:spacing/>
@@ -39376,9 +40816,9 @@
       </w:tcPr>
     </w:tblStylePr>
   </w:style>
-  <w:style w:type="table" w:styleId="1088">
+  <w:style w:type="table" w:styleId="1019">
     <w:name w:val="List Table 5 Dark"/>
-    <w:basedOn w:val="918"/>
+    <w:basedOn w:val="849"/>
     <w:uiPriority w:val="50"/>
     <w:pPr>
       <w:pBdr>
@@ -39644,9 +41084,9 @@
       </w:tcPr>
     </w:tblStylePr>
   </w:style>
-  <w:style w:type="table" w:styleId="1089" w:customStyle="1">
+  <w:style w:type="table" w:styleId="1020" w:customStyle="1">
     <w:name w:val="List Table 5 Dark - Accent 1"/>
-    <w:basedOn w:val="918"/>
+    <w:basedOn w:val="849"/>
     <w:pPr>
       <w:pBdr>
         <w:top w:val="none" w:color="000000" w:sz="0" w:space="3"/>
@@ -39911,9 +41351,9 @@
       </w:tcPr>
     </w:tblStylePr>
   </w:style>
-  <w:style w:type="table" w:styleId="1090" w:customStyle="1">
+  <w:style w:type="table" w:styleId="1021" w:customStyle="1">
     <w:name w:val="List Table 5 Dark - Accent 2"/>
-    <w:basedOn w:val="918"/>
+    <w:basedOn w:val="849"/>
     <w:pPr>
       <w:pBdr>
         <w:top w:val="none" w:color="000000" w:sz="0" w:space="3"/>
@@ -40178,9 +41618,9 @@
       </w:tcPr>
     </w:tblStylePr>
   </w:style>
-  <w:style w:type="table" w:styleId="1091" w:customStyle="1">
+  <w:style w:type="table" w:styleId="1022" w:customStyle="1">
     <w:name w:val="List Table 5 Dark - Accent 3"/>
-    <w:basedOn w:val="918"/>
+    <w:basedOn w:val="849"/>
     <w:pPr>
       <w:pBdr>
         <w:top w:val="none" w:color="000000" w:sz="0" w:space="3"/>
@@ -40445,9 +41885,9 @@
       </w:tcPr>
     </w:tblStylePr>
   </w:style>
-  <w:style w:type="table" w:styleId="1092" w:customStyle="1">
+  <w:style w:type="table" w:styleId="1023" w:customStyle="1">
     <w:name w:val="List Table 5 Dark - Accent 4"/>
-    <w:basedOn w:val="918"/>
+    <w:basedOn w:val="849"/>
     <w:pPr>
       <w:pBdr>
         <w:top w:val="none" w:color="000000" w:sz="0" w:space="3"/>
@@ -40712,9 +42152,9 @@
       </w:tcPr>
     </w:tblStylePr>
   </w:style>
-  <w:style w:type="table" w:styleId="1093" w:customStyle="1">
+  <w:style w:type="table" w:styleId="1024" w:customStyle="1">
     <w:name w:val="List Table 5 Dark - Accent 5"/>
-    <w:basedOn w:val="918"/>
+    <w:basedOn w:val="849"/>
     <w:pPr>
       <w:pBdr>
         <w:top w:val="none" w:color="000000" w:sz="0" w:space="3"/>
@@ -40979,9 +42419,9 @@
       </w:tcPr>
     </w:tblStylePr>
   </w:style>
-  <w:style w:type="table" w:styleId="1094" w:customStyle="1">
+  <w:style w:type="table" w:styleId="1025" w:customStyle="1">
     <w:name w:val="List Table 5 Dark - Accent 6"/>
-    <w:basedOn w:val="918"/>
+    <w:basedOn w:val="849"/>
     <w:pPr>
       <w:pBdr>
         <w:top w:val="none" w:color="000000" w:sz="0" w:space="3"/>
@@ -41246,9 +42686,9 @@
       </w:tcPr>
     </w:tblStylePr>
   </w:style>
-  <w:style w:type="table" w:styleId="1095">
+  <w:style w:type="table" w:styleId="1026">
     <w:name w:val="List Table 6 Colorful"/>
-    <w:basedOn w:val="918"/>
+    <w:basedOn w:val="849"/>
     <w:uiPriority w:val="51"/>
     <w:pPr>
       <w:pBdr/>
@@ -41510,9 +42950,9 @@
       </w:tcPr>
     </w:tblStylePr>
   </w:style>
-  <w:style w:type="table" w:styleId="1096" w:customStyle="1">
+  <w:style w:type="table" w:styleId="1027" w:customStyle="1">
     <w:name w:val="List Table 6 Colorful - Accent 1"/>
-    <w:basedOn w:val="918"/>
+    <w:basedOn w:val="849"/>
     <w:pPr>
       <w:pBdr/>
       <w:spacing/>
@@ -41773,9 +43213,9 @@
       </w:tcPr>
     </w:tblStylePr>
   </w:style>
-  <w:style w:type="table" w:styleId="1097" w:customStyle="1">
+  <w:style w:type="table" w:styleId="1028" w:customStyle="1">
     <w:name w:val="List Table 6 Colorful - Accent 2"/>
-    <w:basedOn w:val="918"/>
+    <w:basedOn w:val="849"/>
     <w:pPr>
       <w:pBdr/>
       <w:spacing/>
@@ -42036,9 +43476,9 @@
       </w:tcPr>
     </w:tblStylePr>
   </w:style>
-  <w:style w:type="table" w:styleId="1098" w:customStyle="1">
+  <w:style w:type="table" w:styleId="1029" w:customStyle="1">
     <w:name w:val="List Table 6 Colorful - Accent 3"/>
-    <w:basedOn w:val="918"/>
+    <w:basedOn w:val="849"/>
     <w:pPr>
       <w:pBdr/>
       <w:spacing/>
@@ -42299,9 +43739,9 @@
       </w:tcPr>
     </w:tblStylePr>
   </w:style>
-  <w:style w:type="table" w:styleId="1099" w:customStyle="1">
+  <w:style w:type="table" w:styleId="1030" w:customStyle="1">
     <w:name w:val="List Table 6 Colorful - Accent 4"/>
-    <w:basedOn w:val="918"/>
+    <w:basedOn w:val="849"/>
     <w:pPr>
       <w:pBdr/>
       <w:spacing/>
@@ -42562,9 +44002,9 @@
       </w:tcPr>
     </w:tblStylePr>
   </w:style>
-  <w:style w:type="table" w:styleId="1100" w:customStyle="1">
+  <w:style w:type="table" w:styleId="1031" w:customStyle="1">
     <w:name w:val="List Table 6 Colorful - Accent 5"/>
-    <w:basedOn w:val="918"/>
+    <w:basedOn w:val="849"/>
     <w:pPr>
       <w:pBdr/>
       <w:spacing/>
@@ -42825,9 +44265,9 @@
       </w:tcPr>
     </w:tblStylePr>
   </w:style>
-  <w:style w:type="table" w:styleId="1101" w:customStyle="1">
+  <w:style w:type="table" w:styleId="1032" w:customStyle="1">
     <w:name w:val="List Table 6 Colorful - Accent 6"/>
-    <w:basedOn w:val="918"/>
+    <w:basedOn w:val="849"/>
     <w:pPr>
       <w:pBdr/>
       <w:spacing/>
@@ -43088,9 +44528,9 @@
       </w:tcPr>
     </w:tblStylePr>
   </w:style>
-  <w:style w:type="table" w:styleId="1102">
+  <w:style w:type="table" w:styleId="1033">
     <w:name w:val="List Table 7 Colorful"/>
-    <w:basedOn w:val="918"/>
+    <w:basedOn w:val="849"/>
     <w:uiPriority w:val="52"/>
     <w:pPr>
       <w:pBdr>
@@ -43379,9 +44819,9 @@
       </w:tcPr>
     </w:tblStylePr>
   </w:style>
-  <w:style w:type="table" w:styleId="1103" w:customStyle="1">
+  <w:style w:type="table" w:styleId="1034" w:customStyle="1">
     <w:name w:val="List Table 7 Colorful - Accent 1"/>
-    <w:basedOn w:val="918"/>
+    <w:basedOn w:val="849"/>
     <w:pPr>
       <w:pBdr>
         <w:top w:val="none" w:color="000000" w:sz="0" w:space="3"/>
@@ -43669,9 +45109,9 @@
       </w:tcPr>
     </w:tblStylePr>
   </w:style>
-  <w:style w:type="table" w:styleId="1104" w:customStyle="1">
+  <w:style w:type="table" w:styleId="1035" w:customStyle="1">
     <w:name w:val="List Table 7 Colorful - Accent 2"/>
-    <w:basedOn w:val="918"/>
+    <w:basedOn w:val="849"/>
     <w:pPr>
       <w:pBdr>
         <w:top w:val="none" w:color="000000" w:sz="0" w:space="3"/>
@@ -43959,9 +45399,9 @@
       </w:tcPr>
     </w:tblStylePr>
   </w:style>
-  <w:style w:type="table" w:styleId="1105" w:customStyle="1">
+  <w:style w:type="table" w:styleId="1036" w:customStyle="1">
     <w:name w:val="List Table 7 Colorful - Accent 3"/>
-    <w:basedOn w:val="918"/>
+    <w:basedOn w:val="849"/>
     <w:pPr>
       <w:pBdr>
         <w:top w:val="none" w:color="000000" w:sz="0" w:space="3"/>
@@ -44249,9 +45689,9 @@
       </w:tcPr>
     </w:tblStylePr>
   </w:style>
-  <w:style w:type="table" w:styleId="1106" w:customStyle="1">
+  <w:style w:type="table" w:styleId="1037" w:customStyle="1">
     <w:name w:val="List Table 7 Colorful - Accent 4"/>
-    <w:basedOn w:val="918"/>
+    <w:basedOn w:val="849"/>
     <w:pPr>
       <w:pBdr>
         <w:top w:val="none" w:color="000000" w:sz="0" w:space="3"/>
@@ -44539,9 +45979,9 @@
       </w:tcPr>
     </w:tblStylePr>
   </w:style>
-  <w:style w:type="table" w:styleId="1107" w:customStyle="1">
+  <w:style w:type="table" w:styleId="1038" w:customStyle="1">
     <w:name w:val="List Table 7 Colorful - Accent 5"/>
-    <w:basedOn w:val="918"/>
+    <w:basedOn w:val="849"/>
     <w:pPr>
       <w:pBdr>
         <w:top w:val="none" w:color="000000" w:sz="0" w:space="3"/>
@@ -44829,9 +46269,9 @@
       </w:tcPr>
     </w:tblStylePr>
   </w:style>
-  <w:style w:type="table" w:styleId="1108" w:customStyle="1">
+  <w:style w:type="table" w:styleId="1039" w:customStyle="1">
     <w:name w:val="List Table 7 Colorful - Accent 6"/>
-    <w:basedOn w:val="918"/>
+    <w:basedOn w:val="849"/>
     <w:pPr>
       <w:pBdr>
         <w:top w:val="none" w:color="000000" w:sz="0" w:space="3"/>
@@ -45119,9 +46559,9 @@
       </w:tcPr>
     </w:tblStylePr>
   </w:style>
-  <w:style w:type="table" w:styleId="1109" w:customStyle="1">
+  <w:style w:type="table" w:styleId="1040" w:customStyle="1">
     <w:name w:val="Lined - Accent"/>
-    <w:basedOn w:val="918"/>
+    <w:basedOn w:val="849"/>
     <w:pPr>
       <w:pBdr/>
       <w:spacing/>
@@ -45407,9 +46847,9 @@
       </w:tcPr>
     </w:tblStylePr>
   </w:style>
-  <w:style w:type="table" w:styleId="1110" w:customStyle="1">
+  <w:style w:type="table" w:styleId="1041" w:customStyle="1">
     <w:name w:val="Lined - Accent 1"/>
-    <w:basedOn w:val="918"/>
+    <w:basedOn w:val="849"/>
     <w:pPr>
       <w:pBdr/>
       <w:spacing/>
@@ -45695,9 +47135,9 @@
       </w:tcPr>
     </w:tblStylePr>
   </w:style>
-  <w:style w:type="table" w:styleId="1111" w:customStyle="1">
+  <w:style w:type="table" w:styleId="1042" w:customStyle="1">
     <w:name w:val="Lined - Accent 2"/>
-    <w:basedOn w:val="918"/>
+    <w:basedOn w:val="849"/>
     <w:pPr>
       <w:pBdr/>
       <w:spacing/>
@@ -45983,9 +47423,9 @@
       </w:tcPr>
     </w:tblStylePr>
   </w:style>
-  <w:style w:type="table" w:styleId="1112" w:customStyle="1">
+  <w:style w:type="table" w:styleId="1043" w:customStyle="1">
     <w:name w:val="Lined - Accent 3"/>
-    <w:basedOn w:val="918"/>
+    <w:basedOn w:val="849"/>
     <w:pPr>
       <w:pBdr/>
       <w:spacing/>
@@ -46271,9 +47711,9 @@
       </w:tcPr>
     </w:tblStylePr>
   </w:style>
-  <w:style w:type="table" w:styleId="1113" w:customStyle="1">
+  <w:style w:type="table" w:styleId="1044" w:customStyle="1">
     <w:name w:val="Lined - Accent 4"/>
-    <w:basedOn w:val="918"/>
+    <w:basedOn w:val="849"/>
     <w:pPr>
       <w:pBdr/>
       <w:spacing/>
@@ -46559,9 +47999,9 @@
       </w:tcPr>
     </w:tblStylePr>
   </w:style>
-  <w:style w:type="table" w:styleId="1114" w:customStyle="1">
+  <w:style w:type="table" w:styleId="1045" w:customStyle="1">
     <w:name w:val="Lined - Accent 5"/>
-    <w:basedOn w:val="918"/>
+    <w:basedOn w:val="849"/>
     <w:pPr>
       <w:pBdr/>
       <w:spacing/>
@@ -46847,9 +48287,9 @@
       </w:tcPr>
     </w:tblStylePr>
   </w:style>
-  <w:style w:type="table" w:styleId="1115" w:customStyle="1">
+  <w:style w:type="table" w:styleId="1046" w:customStyle="1">
     <w:name w:val="Lined - Accent 6"/>
-    <w:basedOn w:val="918"/>
+    <w:basedOn w:val="849"/>
     <w:pPr>
       <w:pBdr/>
       <w:spacing/>
@@ -47135,9 +48575,9 @@
       </w:tcPr>
     </w:tblStylePr>
   </w:style>
-  <w:style w:type="table" w:styleId="1116" w:customStyle="1">
+  <w:style w:type="table" w:styleId="1047" w:customStyle="1">
     <w:name w:val="Bordered &amp; Lined - Accent"/>
-    <w:basedOn w:val="918"/>
+    <w:basedOn w:val="849"/>
     <w:pPr>
       <w:pBdr/>
       <w:spacing/>
@@ -47430,9 +48870,9 @@
       </w:tcPr>
     </w:tblStylePr>
   </w:style>
-  <w:style w:type="table" w:styleId="1117" w:customStyle="1">
+  <w:style w:type="table" w:styleId="1048" w:customStyle="1">
     <w:name w:val="Bordered &amp; Lined - Accent 1"/>
-    <w:basedOn w:val="918"/>
+    <w:basedOn w:val="849"/>
     <w:pPr>
       <w:pBdr/>
       <w:spacing/>
@@ -47725,9 +49165,9 @@
       </w:tcPr>
     </w:tblStylePr>
   </w:style>
-  <w:style w:type="table" w:styleId="1118" w:customStyle="1">
+  <w:style w:type="table" w:styleId="1049" w:customStyle="1">
     <w:name w:val="Bordered &amp; Lined - Accent 2"/>
-    <w:basedOn w:val="918"/>
+    <w:basedOn w:val="849"/>
     <w:pPr>
       <w:pBdr/>
       <w:spacing/>
@@ -48020,9 +49460,9 @@
       </w:tcPr>
     </w:tblStylePr>
   </w:style>
-  <w:style w:type="table" w:styleId="1119" w:customStyle="1">
+  <w:style w:type="table" w:styleId="1050" w:customStyle="1">
     <w:name w:val="Bordered &amp; Lined - Accent 3"/>
-    <w:basedOn w:val="918"/>
+    <w:basedOn w:val="849"/>
     <w:pPr>
       <w:pBdr/>
       <w:spacing/>
@@ -48315,9 +49755,9 @@
       </w:tcPr>
     </w:tblStylePr>
   </w:style>
-  <w:style w:type="table" w:styleId="1120" w:customStyle="1">
+  <w:style w:type="table" w:styleId="1051" w:customStyle="1">
     <w:name w:val="Bordered &amp; Lined - Accent 4"/>
-    <w:basedOn w:val="918"/>
+    <w:basedOn w:val="849"/>
     <w:pPr>
       <w:pBdr/>
       <w:spacing/>
@@ -48610,9 +50050,9 @@
       </w:tcPr>
     </w:tblStylePr>
   </w:style>
-  <w:style w:type="table" w:styleId="1121" w:customStyle="1">
+  <w:style w:type="table" w:styleId="1052" w:customStyle="1">
     <w:name w:val="Bordered &amp; Lined - Accent 5"/>
-    <w:basedOn w:val="918"/>
+    <w:basedOn w:val="849"/>
     <w:pPr>
       <w:pBdr/>
       <w:spacing/>
@@ -48905,9 +50345,9 @@
       </w:tcPr>
     </w:tblStylePr>
   </w:style>
-  <w:style w:type="table" w:styleId="1122" w:customStyle="1">
+  <w:style w:type="table" w:styleId="1053" w:customStyle="1">
     <w:name w:val="Bordered &amp; Lined - Accent 6"/>
-    <w:basedOn w:val="918"/>
+    <w:basedOn w:val="849"/>
     <w:pPr>
       <w:pBdr/>
       <w:spacing/>
@@ -49200,9 +50640,9 @@
       </w:tcPr>
     </w:tblStylePr>
   </w:style>
-  <w:style w:type="table" w:styleId="1123" w:customStyle="1">
+  <w:style w:type="table" w:styleId="1054" w:customStyle="1">
     <w:name w:val="Bordered"/>
-    <w:basedOn w:val="918"/>
+    <w:basedOn w:val="849"/>
     <w:pPr>
       <w:pBdr/>
       <w:spacing/>
@@ -49464,9 +50904,9 @@
       </w:tcPr>
     </w:tblStylePr>
   </w:style>
-  <w:style w:type="table" w:styleId="1124" w:customStyle="1">
+  <w:style w:type="table" w:styleId="1055" w:customStyle="1">
     <w:name w:val="Bordered - Accent 1"/>
-    <w:basedOn w:val="918"/>
+    <w:basedOn w:val="849"/>
     <w:pPr>
       <w:pBdr/>
       <w:spacing/>
@@ -49728,9 +51168,9 @@
       </w:tcPr>
     </w:tblStylePr>
   </w:style>
-  <w:style w:type="table" w:styleId="1125" w:customStyle="1">
+  <w:style w:type="table" w:styleId="1056" w:customStyle="1">
     <w:name w:val="Bordered - Accent 2"/>
-    <w:basedOn w:val="918"/>
+    <w:basedOn w:val="849"/>
     <w:pPr>
       <w:pBdr/>
       <w:spacing/>
@@ -49992,9 +51432,9 @@
       </w:tcPr>
     </w:tblStylePr>
   </w:style>
-  <w:style w:type="table" w:styleId="1126" w:customStyle="1">
+  <w:style w:type="table" w:styleId="1057" w:customStyle="1">
     <w:name w:val="Bordered - Accent 3"/>
-    <w:basedOn w:val="918"/>
+    <w:basedOn w:val="849"/>
     <w:pPr>
       <w:pBdr/>
       <w:spacing/>
@@ -50256,9 +51696,9 @@
       </w:tcPr>
     </w:tblStylePr>
   </w:style>
-  <w:style w:type="table" w:styleId="1127" w:customStyle="1">
+  <w:style w:type="table" w:styleId="1058" w:customStyle="1">
     <w:name w:val="Bordered - Accent 4"/>
-    <w:basedOn w:val="918"/>
+    <w:basedOn w:val="849"/>
     <w:pPr>
       <w:pBdr/>
       <w:spacing/>
@@ -50520,9 +51960,9 @@
       </w:tcPr>
     </w:tblStylePr>
   </w:style>
-  <w:style w:type="table" w:styleId="1128" w:customStyle="1">
+  <w:style w:type="table" w:styleId="1059" w:customStyle="1">
     <w:name w:val="Bordered - Accent 5"/>
-    <w:basedOn w:val="918"/>
+    <w:basedOn w:val="849"/>
     <w:pPr>
       <w:pBdr/>
       <w:spacing/>
@@ -50784,9 +52224,9 @@
       </w:tcPr>
     </w:tblStylePr>
   </w:style>
-  <w:style w:type="table" w:styleId="1129" w:customStyle="1">
+  <w:style w:type="table" w:styleId="1060" w:customStyle="1">
     <w:name w:val="Bordered - Accent 6"/>
-    <w:basedOn w:val="918"/>
+    <w:basedOn w:val="849"/>
     <w:pPr>
       <w:pBdr/>
       <w:spacing/>
@@ -51048,9 +52488,9 @@
       </w:tcPr>
     </w:tblStylePr>
   </w:style>
-  <w:style w:type="table" w:styleId="1130">
+  <w:style w:type="table" w:styleId="1061">
     <w:name w:val="Table Grid"/>
-    <w:basedOn w:val="918"/>
+    <w:basedOn w:val="849"/>
     <w:uiPriority w:val="59"/>
     <w:pPr>
       <w:pBdr/>

--- a/src/assets/docx/bail.docx
+++ b/src/assets/docx/bail.docx
@@ -4,7 +4,7 @@
   <w:body>
     <w:p>
       <w:pPr>
-        <w:pStyle w:val="871"/>
+        <w:pStyle w:val="873"/>
         <w:pBdr/>
         <w:spacing/>
         <w:ind/>
@@ -17,7 +17,7 @@
     </w:p>
     <w:p>
       <w:pPr>
-        <w:pStyle w:val="871"/>
+        <w:pStyle w:val="873"/>
         <w:pBdr/>
         <w:spacing/>
         <w:ind/>
@@ -76,7 +76,7 @@
     </w:p>
     <w:p>
       <w:pPr>
-        <w:pStyle w:val="871"/>
+        <w:pStyle w:val="873"/>
         <w:pBdr/>
         <w:spacing/>
         <w:ind/>
@@ -131,7 +131,7 @@
     </w:p>
     <w:p>
       <w:pPr>
-        <w:pStyle w:val="839"/>
+        <w:pStyle w:val="841"/>
         <w:numPr>
           <w:ilvl w:val="0"/>
           <w:numId w:val="13"/>
@@ -189,7 +189,7 @@
     </w:p>
     <w:p>
       <w:pPr>
-        <w:pStyle w:val="840"/>
+        <w:pStyle w:val="842"/>
         <w:pBdr/>
         <w:shd w:val="solid" w:color="ffffff" w:fill="auto"/>
         <w:spacing/>
@@ -370,7 +370,7 @@
     </w:p>
     <w:p>
       <w:pPr>
-        <w:pStyle w:val="840"/>
+        <w:pStyle w:val="842"/>
         <w:pBdr/>
         <w:shd w:val="solid" w:color="ffffff" w:fill="auto"/>
         <w:spacing/>
@@ -586,7 +586,7 @@
     </w:p>
     <w:p>
       <w:pPr>
-        <w:pStyle w:val="839"/>
+        <w:pStyle w:val="841"/>
         <w:numPr>
           <w:ilvl w:val="0"/>
           <w:numId w:val="13"/>
@@ -641,7 +641,7 @@
     </w:p>
     <w:p>
       <w:pPr>
-        <w:pStyle w:val="840"/>
+        <w:pStyle w:val="842"/>
         <w:pBdr/>
         <w:shd w:val="solid" w:color="ffffff" w:fill="auto"/>
         <w:spacing/>
@@ -769,7 +769,7 @@
         <w:rPr/>
       </w:pPr>
       <w:r>
-        <w:t xml:space="preserve">Étage : 4è Étage, porte de droite</w:t>
+        <w:t xml:space="preserve">Étage : {etage}</w:t>
       </w:r>
       <w:r/>
     </w:p>
@@ -909,6 +909,7 @@
         <w:rPr>
           <w:bCs/>
         </w:rPr>
+        <w:t xml:space="preserve">s</w:t>
       </w:r>
       <w:r>
         <w:rPr>
@@ -2082,7 +2083,7 @@
       </w:r>
       <w:r>
         <w:rPr>
-          <w:bCs/>
+          <w:highlight w:val="none"/>
         </w:rPr>
       </w:r>
       <w:r>
@@ -2249,7 +2250,7 @@
     </w:p>
     <w:p>
       <w:pPr>
-        <w:pStyle w:val="869"/>
+        <w:pStyle w:val="871"/>
         <w:numPr>
           <w:ilvl w:val="0"/>
           <w:numId w:val="5"/>
@@ -2309,7 +2310,7 @@
     </w:p>
     <w:p>
       <w:pPr>
-        <w:pStyle w:val="882"/>
+        <w:pStyle w:val="884"/>
         <w:pBdr/>
         <w:spacing/>
         <w:ind/>
@@ -2352,7 +2353,7 @@
     </w:p>
     <w:p>
       <w:pPr>
-        <w:pStyle w:val="882"/>
+        <w:pStyle w:val="884"/>
         <w:pBdr/>
         <w:spacing/>
         <w:ind/>
@@ -2395,7 +2396,7 @@
     </w:p>
     <w:p>
       <w:pPr>
-        <w:pStyle w:val="882"/>
+        <w:pStyle w:val="884"/>
         <w:pBdr/>
         <w:spacing/>
         <w:ind/>
@@ -2514,7 +2515,7 @@
     </w:p>
     <w:p>
       <w:pPr>
-        <w:pStyle w:val="840"/>
+        <w:pStyle w:val="842"/>
         <w:pBdr/>
         <w:shd w:val="solid" w:color="ffffff" w:fill="auto"/>
         <w:spacing/>
@@ -2651,7 +2652,7 @@
     </w:p>
     <w:p>
       <w:pPr>
-        <w:pStyle w:val="840"/>
+        <w:pStyle w:val="842"/>
         <w:pBdr/>
         <w:shd w:val="solid" w:color="ffffff" w:fill="auto"/>
         <w:spacing/>
@@ -2738,7 +2739,7 @@
     </w:p>
     <w:p>
       <w:pPr>
-        <w:pStyle w:val="840"/>
+        <w:pStyle w:val="842"/>
         <w:pBdr/>
         <w:shd w:val="solid" w:color="ffffff" w:fill="auto"/>
         <w:spacing/>
@@ -3027,7 +3028,7 @@
       <w:r>
         <w:rPr>
           <w:rFonts w:cs="Arial"/>
-          <w:szCs w:val="20"/>
+          <w:highlight w:val="none"/>
         </w:rPr>
       </w:r>
       <w:r>
@@ -3056,8 +3057,6 @@
       <w:r>
         <w:rPr>
           <w:rFonts w:cs="Arial"/>
-          <w:szCs w:val="20"/>
-          <w:highlight w:val="none"/>
         </w:rPr>
       </w:r>
       <w:r>
@@ -3068,7 +3067,7 @@
     </w:p>
     <w:p>
       <w:pPr>
-        <w:pStyle w:val="840"/>
+        <w:pStyle w:val="842"/>
         <w:pBdr/>
         <w:shd w:val="solid" w:color="ffffff" w:fill="auto"/>
         <w:spacing/>
@@ -3188,7 +3187,7 @@
     </w:p>
     <w:p>
       <w:pPr>
-        <w:pStyle w:val="839"/>
+        <w:pStyle w:val="841"/>
         <w:numPr>
           <w:ilvl w:val="0"/>
           <w:numId w:val="13"/>
@@ -3280,7 +3279,7 @@
     </w:p>
     <w:p>
       <w:pPr>
-        <w:pStyle w:val="840"/>
+        <w:pStyle w:val="842"/>
         <w:pBdr/>
         <w:shd w:val="solid" w:color="ffffff" w:fill="auto"/>
         <w:spacing/>
@@ -3414,7 +3413,7 @@
     </w:p>
     <w:p>
       <w:pPr>
-        <w:pStyle w:val="840"/>
+        <w:pStyle w:val="842"/>
         <w:pBdr/>
         <w:shd w:val="solid" w:color="ffffff" w:fill="auto"/>
         <w:spacing/>
@@ -4349,7 +4348,7 @@
     </w:p>
     <w:p>
       <w:pPr>
-        <w:pStyle w:val="839"/>
+        <w:pStyle w:val="841"/>
         <w:numPr>
           <w:ilvl w:val="0"/>
           <w:numId w:val="13"/>
@@ -4441,7 +4440,7 @@
     </w:p>
     <w:p>
       <w:pPr>
-        <w:pStyle w:val="840"/>
+        <w:pStyle w:val="842"/>
         <w:pBdr/>
         <w:shd w:val="solid" w:color="ffffff" w:fill="auto"/>
         <w:spacing/>
@@ -4469,7 +4468,7 @@
     </w:p>
     <w:p>
       <w:pPr>
-        <w:pStyle w:val="841"/>
+        <w:pStyle w:val="843"/>
         <w:pBdr/>
         <w:spacing/>
         <w:ind/>
@@ -4828,7 +4827,7 @@
     </w:p>
     <w:p>
       <w:pPr>
-        <w:pStyle w:val="869"/>
+        <w:pStyle w:val="871"/>
         <w:numPr>
           <w:ilvl w:val="1"/>
           <w:numId w:val="9"/>
@@ -4845,7 +4844,7 @@
     </w:p>
     <w:p>
       <w:pPr>
-        <w:pStyle w:val="869"/>
+        <w:pStyle w:val="871"/>
         <w:numPr>
           <w:ilvl w:val="1"/>
           <w:numId w:val="9"/>
@@ -4868,7 +4867,7 @@
     </w:p>
     <w:p>
       <w:pPr>
-        <w:pStyle w:val="869"/>
+        <w:pStyle w:val="871"/>
         <w:numPr>
           <w:ilvl w:val="1"/>
           <w:numId w:val="9"/>
@@ -4885,7 +4884,7 @@
     </w:p>
     <w:p>
       <w:pPr>
-        <w:pStyle w:val="869"/>
+        <w:pStyle w:val="871"/>
         <w:numPr>
           <w:ilvl w:val="1"/>
           <w:numId w:val="9"/>
@@ -4911,7 +4910,7 @@
     </w:p>
     <w:p>
       <w:pPr>
-        <w:pStyle w:val="869"/>
+        <w:pStyle w:val="871"/>
         <w:numPr>
           <w:ilvl w:val="1"/>
           <w:numId w:val="9"/>
@@ -4928,7 +4927,7 @@
     </w:p>
     <w:p>
       <w:pPr>
-        <w:pStyle w:val="869"/>
+        <w:pStyle w:val="871"/>
         <w:numPr>
           <w:ilvl w:val="1"/>
           <w:numId w:val="9"/>
@@ -4957,7 +4956,7 @@
     </w:p>
     <w:p>
       <w:pPr>
-        <w:pStyle w:val="869"/>
+        <w:pStyle w:val="871"/>
         <w:numPr>
           <w:ilvl w:val="1"/>
           <w:numId w:val="9"/>
@@ -4974,7 +4973,7 @@
     </w:p>
     <w:p>
       <w:pPr>
-        <w:pStyle w:val="869"/>
+        <w:pStyle w:val="871"/>
         <w:numPr>
           <w:ilvl w:val="1"/>
           <w:numId w:val="9"/>
@@ -5012,7 +5011,7 @@
     </w:p>
     <w:p>
       <w:pPr>
-        <w:pStyle w:val="869"/>
+        <w:pStyle w:val="871"/>
         <w:numPr>
           <w:ilvl w:val="1"/>
           <w:numId w:val="9"/>
@@ -5032,7 +5031,7 @@
     </w:p>
     <w:p>
       <w:pPr>
-        <w:pStyle w:val="869"/>
+        <w:pStyle w:val="871"/>
         <w:numPr>
           <w:ilvl w:val="1"/>
           <w:numId w:val="9"/>
@@ -5073,7 +5072,7 @@
     </w:p>
     <w:p>
       <w:pPr>
-        <w:pStyle w:val="869"/>
+        <w:pStyle w:val="871"/>
         <w:numPr>
           <w:ilvl w:val="1"/>
           <w:numId w:val="9"/>
@@ -5090,7 +5089,7 @@
     </w:p>
     <w:p>
       <w:pPr>
-        <w:pStyle w:val="869"/>
+        <w:pStyle w:val="871"/>
         <w:numPr>
           <w:ilvl w:val="1"/>
           <w:numId w:val="9"/>
@@ -5107,7 +5106,7 @@
     </w:p>
     <w:p>
       <w:pPr>
-        <w:pStyle w:val="869"/>
+        <w:pStyle w:val="871"/>
         <w:numPr>
           <w:ilvl w:val="1"/>
           <w:numId w:val="9"/>
@@ -5142,7 +5141,7 @@
     </w:p>
     <w:p>
       <w:pPr>
-        <w:pStyle w:val="869"/>
+        <w:pStyle w:val="871"/>
         <w:numPr>
           <w:ilvl w:val="1"/>
           <w:numId w:val="9"/>
@@ -5159,7 +5158,7 @@
     </w:p>
     <w:p>
       <w:pPr>
-        <w:pStyle w:val="869"/>
+        <w:pStyle w:val="871"/>
         <w:numPr>
           <w:ilvl w:val="1"/>
           <w:numId w:val="9"/>
@@ -5170,39 +5169,30 @@
         <w:rPr/>
       </w:pPr>
       <w:r>
-        <w:t xml:space="preserve">La présence d’espaces verts au sein de la résidence et la situation de l’appartement au sein de l’immeuble (quatrième étage, avec vue dégagée sur la cour privée de la résidence) constituent de véritables atouts.</w:t>
+        <w:t xml:space="preserve">La présence d’espaces verts au sein de la résidence et la situation de l’appartement au sein de l’immeuble (vue dégagée sur le parc du Square du château constituent de véritables atouts.</w:t>
+      </w:r>
+      <w:r>
+        <w:t xml:space="preserve">{/</w:t>
+      </w:r>
+      <w:r>
+        <w:rPr>
+          <w:rFonts w:cs="Arial"/>
+          <w:szCs w:val="20"/>
+        </w:rPr>
+        <w:t xml:space="preserve">isChateauGaillard53A</w:t>
+      </w:r>
+      <w:r>
+        <w:t xml:space="preserve">}</w:t>
       </w:r>
       <w:r/>
     </w:p>
     <w:p>
       <w:pPr>
-        <w:pStyle w:val="869"/>
-        <w:numPr>
-          <w:ilvl w:val="1"/>
-          <w:numId w:val="9"/>
-        </w:numPr>
-        <w:pBdr/>
-        <w:spacing/>
-        <w:ind w:hanging="360" w:left="1440"/>
+        <w:pBdr/>
+        <w:spacing/>
+        <w:ind w:left="720"/>
         <w:rPr/>
       </w:pPr>
-      <w:r>
-        <w:t xml:space="preserve">La présence d’espaces verts au sein de la résidence et la situation de l’appartement au sein de l’immeuble (vue dégagée sur le parc du Square du château constituent de véritables atouts.</w:t>
-      </w:r>
-      <w:r/>
-      <w:r>
-        <w:t xml:space="preserve">{/</w:t>
-      </w:r>
-      <w:r>
-        <w:rPr>
-          <w:rFonts w:cs="Arial"/>
-          <w:szCs w:val="20"/>
-        </w:rPr>
-        <w:t xml:space="preserve">isChateauGaillard53A</w:t>
-      </w:r>
-      <w:r>
-        <w:t xml:space="preserve">}</w:t>
-      </w:r>
       <w:r/>
       <w:r/>
     </w:p>
@@ -5210,10 +5200,86 @@
       <w:pPr>
         <w:pBdr/>
         <w:spacing/>
-        <w:ind w:left="720"/>
+        <w:ind/>
+        <w:rPr>
+          <w:rFonts w:cs="Arial"/>
+          <w:szCs w:val="20"/>
+        </w:rPr>
+      </w:pPr>
+      <w:r>
+        <w:rPr>
+          <w:rFonts w:cs="Arial"/>
+          <w:szCs w:val="20"/>
+        </w:rPr>
+        <w:t xml:space="preserve">c) Informations relatives au loyer du dernier locataire : Le loyer appliqué au dernier locataire était de {</w:t>
+      </w:r>
+      <w:r>
+        <w:rPr>
+          <w:rFonts w:cs="Arial"/>
+          <w:szCs w:val="20"/>
+        </w:rPr>
+        <w:t xml:space="preserve">lastPriceWithoutCharge</w:t>
+      </w:r>
+      <w:r>
+        <w:rPr>
+          <w:rFonts w:cs="Arial"/>
+          <w:szCs w:val="20"/>
+        </w:rPr>
+        <w:t xml:space="preserve">}€ hors charges.</w:t>
+      </w:r>
+      <w:r>
+        <w:rPr>
+          <w:rFonts w:cs="Arial"/>
+          <w:szCs w:val="20"/>
+        </w:rPr>
+      </w:r>
+      <w:r>
+        <w:rPr>
+          <w:rFonts w:cs="Arial"/>
+          <w:szCs w:val="20"/>
+        </w:rPr>
+      </w:r>
+    </w:p>
+    <w:p>
+      <w:pPr>
+        <w:pBdr/>
+        <w:spacing/>
+        <w:ind/>
+        <w:rPr>
+          <w:rFonts w:cs="Arial"/>
+          <w:szCs w:val="20"/>
+        </w:rPr>
+      </w:pPr>
+      <w:r>
+        <w:rPr>
+          <w:rFonts w:cs="Arial"/>
+          <w:szCs w:val="20"/>
+        </w:rPr>
+      </w:r>
+      <w:r>
+        <w:rPr>
+          <w:rFonts w:cs="Arial"/>
+          <w:szCs w:val="20"/>
+        </w:rPr>
+      </w:r>
+      <w:r>
+        <w:rPr>
+          <w:rFonts w:cs="Arial"/>
+          <w:szCs w:val="20"/>
+        </w:rPr>
+      </w:r>
+    </w:p>
+    <w:p>
+      <w:pPr>
+        <w:pStyle w:val="843"/>
+        <w:pBdr/>
+        <w:spacing/>
+        <w:ind/>
         <w:rPr/>
       </w:pPr>
-      <w:r/>
+      <w:r>
+        <w:t xml:space="preserve">2° Modalités de révision</w:t>
+      </w:r>
       <w:r/>
     </w:p>
     <w:p>
@@ -5226,27 +5292,16 @@
           <w:szCs w:val="20"/>
         </w:rPr>
       </w:pPr>
-      <w:r>
-        <w:rPr>
-          <w:rFonts w:cs="Arial"/>
-          <w:szCs w:val="20"/>
-        </w:rPr>
-        <w:t xml:space="preserve">c) Informations relatives au loyer du dernier locataire : Le loyer appliqué au dernier locataire était de {</w:t>
-      </w:r>
-      <w:r>
-        <w:rPr>
-          <w:rFonts w:cs="Arial"/>
-          <w:szCs w:val="20"/>
-        </w:rPr>
-        <w:t xml:space="preserve">lastPriceWithoutCharge</w:t>
-      </w:r>
-      <w:r>
-        <w:rPr>
-          <w:rFonts w:cs="Arial"/>
-          <w:szCs w:val="20"/>
-        </w:rPr>
-        <w:t xml:space="preserve">}€ hors charges.</w:t>
-      </w:r>
+      <w:r/>
+      <w:bookmarkStart w:id="7" w:name="_Hlk206256147"/>
+      <w:r>
+        <w:rPr>
+          <w:rFonts w:cs="Arial"/>
+          <w:szCs w:val="20"/>
+        </w:rPr>
+        <w:t xml:space="preserve">Le loyer sera révisé chaque année à la date anniversaire de la signature du bail, en fonction de la variation de l’Indice de Référence des Loyers (IRL) publié par l’INSEE.</w:t>
+      </w:r>
+      <w:bookmarkEnd w:id="7"/>
       <w:r>
         <w:rPr>
           <w:rFonts w:cs="Arial"/>
@@ -5275,6 +5330,35 @@
           <w:rFonts w:cs="Arial"/>
           <w:szCs w:val="20"/>
         </w:rPr>
+        <w:t xml:space="preserve">Le trimestre de référence retenu est le {</w:t>
+      </w:r>
+      <w:r>
+        <w:rPr>
+          <w:rFonts w:cs="Arial"/>
+          <w:szCs w:val="20"/>
+        </w:rPr>
+        <w:t xml:space="preserve">tIrl</w:t>
+      </w:r>
+      <w:r>
+        <w:rPr>
+          <w:rFonts w:cs="Arial"/>
+          <w:szCs w:val="20"/>
+        </w:rPr>
+        <w:t xml:space="preserve">} valeur {</w:t>
+      </w:r>
+      <w:r>
+        <w:rPr>
+          <w:rFonts w:cs="Arial"/>
+          <w:szCs w:val="20"/>
+        </w:rPr>
+        <w:t xml:space="preserve">valIrl</w:t>
+      </w:r>
+      <w:r>
+        <w:rPr>
+          <w:rFonts w:cs="Arial"/>
+          <w:szCs w:val="20"/>
+        </w:rPr>
+        <w:t xml:space="preserve">}</w:t>
       </w:r>
       <w:r>
         <w:rPr>
@@ -5291,16 +5375,33 @@
     </w:p>
     <w:p>
       <w:pPr>
-        <w:pStyle w:val="841"/>
-        <w:pBdr/>
-        <w:spacing/>
-        <w:ind/>
-        <w:rPr/>
-      </w:pPr>
-      <w:r>
-        <w:t xml:space="preserve">2° Modalités de révision</w:t>
-      </w:r>
-      <w:r/>
+        <w:pBdr/>
+        <w:spacing/>
+        <w:ind/>
+        <w:rPr>
+          <w:rFonts w:cs="Arial"/>
+          <w:szCs w:val="20"/>
+        </w:rPr>
+      </w:pPr>
+      <w:r>
+        <w:rPr>
+          <w:rFonts w:cs="Arial"/>
+          <w:szCs w:val="20"/>
+        </w:rPr>
+        <w:t xml:space="preserve">La formule de calcul de la révision est la suivante : Nouveau loyer = Loyer actuel × (Nouvel IRL / IRL de référence)</w:t>
+      </w:r>
+      <w:r>
+        <w:rPr>
+          <w:rFonts w:cs="Arial"/>
+          <w:szCs w:val="20"/>
+        </w:rPr>
+      </w:r>
+      <w:r>
+        <w:rPr>
+          <w:rFonts w:cs="Arial"/>
+          <w:szCs w:val="20"/>
+        </w:rPr>
+      </w:r>
     </w:p>
     <w:p>
       <w:pPr>
@@ -5312,16 +5413,13 @@
           <w:szCs w:val="20"/>
         </w:rPr>
       </w:pPr>
-      <w:r/>
-      <w:bookmarkStart w:id="7" w:name="_Hlk206256147"/>
-      <w:r>
-        <w:rPr>
-          <w:rFonts w:cs="Arial"/>
-          <w:szCs w:val="20"/>
-        </w:rPr>
-        <w:t xml:space="preserve">Le loyer sera révisé chaque année à la date anniversaire de la signature du bail, en fonction de la variation de l’Indice de Référence des Loyers (IRL) publié par l’INSEE.</w:t>
-      </w:r>
-      <w:bookmarkEnd w:id="7"/>
+      <w:r>
+        <w:rPr>
+          <w:rFonts w:cs="Arial"/>
+          <w:szCs w:val="20"/>
+        </w:rPr>
+        <w:t xml:space="preserve">L’IRL de référence est celui du trimestre indiqué ci-dessus. Le nouvel IRL est celui publié par l’INSEE le jour de la date de la révision du loyer.</w:t>
+      </w:r>
       <w:r>
         <w:rPr>
           <w:rFonts w:cs="Arial"/>
@@ -5350,35 +5448,6 @@
           <w:rFonts w:cs="Arial"/>
           <w:szCs w:val="20"/>
         </w:rPr>
-        <w:t xml:space="preserve">Le trimestre de référence retenu est le {</w:t>
-      </w:r>
-      <w:r>
-        <w:rPr>
-          <w:rFonts w:cs="Arial"/>
-          <w:szCs w:val="20"/>
-        </w:rPr>
-        <w:t xml:space="preserve">tIrl</w:t>
-      </w:r>
-      <w:r>
-        <w:rPr>
-          <w:rFonts w:cs="Arial"/>
-          <w:szCs w:val="20"/>
-        </w:rPr>
-        <w:t xml:space="preserve">} valeur {</w:t>
-      </w:r>
-      <w:r>
-        <w:rPr>
-          <w:rFonts w:cs="Arial"/>
-          <w:szCs w:val="20"/>
-        </w:rPr>
-        <w:t xml:space="preserve">valIrl</w:t>
-      </w:r>
-      <w:r>
-        <w:rPr>
-          <w:rFonts w:cs="Arial"/>
-          <w:szCs w:val="20"/>
-        </w:rPr>
-        <w:t xml:space="preserve">}</w:t>
       </w:r>
       <w:r>
         <w:rPr>
@@ -5408,7 +5477,7 @@
           <w:rFonts w:cs="Arial"/>
           <w:szCs w:val="20"/>
         </w:rPr>
-        <w:t xml:space="preserve">La formule de calcul de la révision est la suivante : Nouveau loyer = Loyer actuel × (Nouvel IRL / IRL de référence)</w:t>
+        <w:t xml:space="preserve">En cas de non-application de la révision à la date prévue, le bailleur pourra en demander l’application rétroactive dans la limite d’un an.</w:t>
       </w:r>
       <w:r>
         <w:rPr>
@@ -5438,7 +5507,6 @@
           <w:rFonts w:cs="Arial"/>
           <w:szCs w:val="20"/>
         </w:rPr>
-        <w:t xml:space="preserve">L’IRL de référence est celui du trimestre indiqué ci-dessus. Le nouvel IRL est celui publié par l’INSEE le jour de la date de la révision du loyer.</w:t>
       </w:r>
       <w:r>
         <w:rPr>
@@ -5455,95 +5523,7 @@
     </w:p>
     <w:p>
       <w:pPr>
-        <w:pBdr/>
-        <w:spacing/>
-        <w:ind/>
-        <w:rPr>
-          <w:rFonts w:cs="Arial"/>
-          <w:szCs w:val="20"/>
-        </w:rPr>
-      </w:pPr>
-      <w:r>
-        <w:rPr>
-          <w:rFonts w:cs="Arial"/>
-          <w:szCs w:val="20"/>
-        </w:rPr>
-      </w:r>
-      <w:r>
-        <w:rPr>
-          <w:rFonts w:cs="Arial"/>
-          <w:szCs w:val="20"/>
-        </w:rPr>
-      </w:r>
-      <w:r>
-        <w:rPr>
-          <w:rFonts w:cs="Arial"/>
-          <w:szCs w:val="20"/>
-        </w:rPr>
-      </w:r>
-    </w:p>
-    <w:p>
-      <w:pPr>
-        <w:pBdr/>
-        <w:spacing/>
-        <w:ind/>
-        <w:rPr>
-          <w:rFonts w:cs="Arial"/>
-          <w:szCs w:val="20"/>
-        </w:rPr>
-      </w:pPr>
-      <w:r>
-        <w:rPr>
-          <w:rFonts w:cs="Arial"/>
-          <w:szCs w:val="20"/>
-        </w:rPr>
-        <w:t xml:space="preserve">En cas de non-application de la révision à la date prévue, le bailleur pourra en demander l’application rétroactive dans la limite d’un an.</w:t>
-      </w:r>
-      <w:r>
-        <w:rPr>
-          <w:rFonts w:cs="Arial"/>
-          <w:szCs w:val="20"/>
-        </w:rPr>
-      </w:r>
-      <w:r>
-        <w:rPr>
-          <w:rFonts w:cs="Arial"/>
-          <w:szCs w:val="20"/>
-        </w:rPr>
-      </w:r>
-    </w:p>
-    <w:p>
-      <w:pPr>
-        <w:pBdr/>
-        <w:spacing/>
-        <w:ind/>
-        <w:rPr>
-          <w:rFonts w:cs="Arial"/>
-          <w:szCs w:val="20"/>
-        </w:rPr>
-      </w:pPr>
-      <w:r>
-        <w:rPr>
-          <w:rFonts w:cs="Arial"/>
-          <w:szCs w:val="20"/>
-        </w:rPr>
-      </w:r>
-      <w:r>
-        <w:rPr>
-          <w:rFonts w:cs="Arial"/>
-          <w:szCs w:val="20"/>
-        </w:rPr>
-      </w:r>
-      <w:r>
-        <w:rPr>
-          <w:rFonts w:cs="Arial"/>
-          <w:szCs w:val="20"/>
-        </w:rPr>
-      </w:r>
-    </w:p>
-    <w:p>
-      <w:pPr>
-        <w:pStyle w:val="840"/>
+        <w:pStyle w:val="842"/>
         <w:pBdr/>
         <w:shd w:val="solid" w:color="ffffff" w:fill="auto"/>
         <w:spacing/>
@@ -5609,9 +5589,9 @@
           <w:b/>
           <w:color w:val="000000"/>
           <w:sz w:val="22"/>
-          <w:highlight w:val="none"/>
           <w:shd w:val="clear" w:color="auto" w:fill="ffffff"/>
         </w:rPr>
+        <w:t xml:space="preserve">1° Modalité de règlement des charges récupérables </w:t>
       </w:r>
       <w:r>
         <w:rPr>
@@ -5624,45 +5604,11 @@
       </w:r>
       <w:r>
         <w:rPr>
-          <w:rFonts w:cs="Arial"/>
-          <w:szCs w:val="20"/>
-        </w:rPr>
-      </w:r>
-      <w:r>
-        <w:rPr>
-          <w:b/>
-          <w:color w:val="000000"/>
-          <w:sz w:val="22"/>
-          <w:shd w:val="clear" w:color="auto" w:fill="ffffff"/>
-        </w:rPr>
-        <w:t xml:space="preserve">1° Modalité de règlement des charges récupérables </w:t>
-      </w:r>
-      <w:r>
-        <w:rPr>
-          <w:b/>
-          <w:color w:val="000000"/>
-          <w:sz w:val="22"/>
-          <w:shd w:val="clear" w:color="auto" w:fill="ffffff"/>
-        </w:rPr>
-      </w:r>
-      <w:r>
-        <w:rPr>
           <w:b/>
           <w:bCs/>
           <w:color w:val="000000"/>
           <w:sz w:val="22"/>
           <w:szCs w:val="22"/>
-          <w:highlight w:val="none"/>
-          <w:shd w:val="clear" w:color="auto" w:fill="ffffff"/>
-        </w:rPr>
-      </w:r>
-      <w:r>
-        <w:rPr>
-          <w:b/>
-          <w:bCs/>
-          <w:color w:val="000000"/>
-          <w:sz w:val="22"/>
-          <w:szCs w:val="22"/>
         </w:rPr>
       </w:r>
     </w:p>
@@ -6612,7 +6558,7 @@
     </w:p>
     <w:p>
       <w:pPr>
-        <w:pStyle w:val="841"/>
+        <w:pStyle w:val="843"/>
         <w:pBdr/>
         <w:spacing/>
         <w:ind/>
@@ -6703,7 +6649,7 @@
     </w:p>
     <w:p>
       <w:pPr>
-        <w:pStyle w:val="841"/>
+        <w:pStyle w:val="843"/>
         <w:pBdr/>
         <w:spacing/>
         <w:ind/>
@@ -6769,7 +6715,7 @@
     </w:p>
     <w:p>
       <w:pPr>
-        <w:pStyle w:val="841"/>
+        <w:pStyle w:val="843"/>
         <w:pBdr/>
         <w:spacing/>
         <w:ind/>
@@ -6841,7 +6787,7 @@
     </w:p>
     <w:p>
       <w:pPr>
-        <w:pStyle w:val="840"/>
+        <w:pStyle w:val="842"/>
         <w:pBdr/>
         <w:shd w:val="solid" w:color="ffffff" w:fill="auto"/>
         <w:spacing/>
@@ -6957,7 +6903,7 @@
     </w:p>
     <w:p>
       <w:pPr>
-        <w:pStyle w:val="840"/>
+        <w:pStyle w:val="842"/>
         <w:pBdr/>
         <w:shd w:val="solid" w:color="ffffff" w:fill="auto"/>
         <w:spacing/>
@@ -8440,7 +8386,7 @@
     </w:p>
     <w:p>
       <w:pPr>
-        <w:pStyle w:val="869"/>
+        <w:pStyle w:val="871"/>
         <w:pBdr/>
         <w:spacing/>
         <w:ind w:left="1418"/>
@@ -8542,7 +8488,7 @@
     </w:p>
     <w:p>
       <w:pPr>
-        <w:pStyle w:val="869"/>
+        <w:pStyle w:val="871"/>
         <w:pBdr/>
         <w:spacing/>
         <w:ind w:left="1418"/>
@@ -8629,7 +8575,7 @@
     </w:p>
     <w:p>
       <w:pPr>
-        <w:pStyle w:val="869"/>
+        <w:pStyle w:val="871"/>
         <w:pBdr/>
         <w:spacing/>
         <w:ind w:left="1418"/>
@@ -8936,7 +8882,7 @@
     </w:p>
     <w:p>
       <w:pPr>
-        <w:pStyle w:val="839"/>
+        <w:pStyle w:val="841"/>
         <w:numPr>
           <w:ilvl w:val="0"/>
           <w:numId w:val="13"/>
@@ -9140,7 +9086,7 @@
     </w:p>
     <w:p>
       <w:pPr>
-        <w:pStyle w:val="839"/>
+        <w:pStyle w:val="841"/>
         <w:numPr>
           <w:ilvl w:val="0"/>
           <w:numId w:val="13"/>
@@ -9173,7 +9119,7 @@
     </w:p>
     <w:p>
       <w:pPr>
-        <w:pStyle w:val="840"/>
+        <w:pStyle w:val="842"/>
         <w:pBdr/>
         <w:shd w:val="solid" w:color="ffffff" w:fill="auto"/>
         <w:spacing/>
@@ -9289,7 +9235,7 @@
     </w:p>
     <w:p>
       <w:pPr>
-        <w:pStyle w:val="840"/>
+        <w:pStyle w:val="842"/>
         <w:pBdr/>
         <w:shd w:val="solid" w:color="ffffff" w:fill="auto"/>
         <w:spacing/>
@@ -9448,7 +9394,7 @@
     </w:p>
     <w:p>
       <w:pPr>
-        <w:pStyle w:val="840"/>
+        <w:pStyle w:val="842"/>
         <w:pBdr/>
         <w:shd w:val="solid" w:color="ffffff" w:fill="auto"/>
         <w:spacing/>
@@ -9689,7 +9635,7 @@
     </w:p>
     <w:p>
       <w:pPr>
-        <w:pStyle w:val="839"/>
+        <w:pStyle w:val="841"/>
         <w:numPr>
           <w:ilvl w:val="0"/>
           <w:numId w:val="13"/>
@@ -9877,7 +9823,7 @@
     </w:p>
     <w:p>
       <w:pPr>
-        <w:pStyle w:val="869"/>
+        <w:pStyle w:val="871"/>
         <w:numPr>
           <w:ilvl w:val="0"/>
           <w:numId w:val="9"/>
@@ -9912,7 +9858,7 @@
     </w:p>
     <w:p>
       <w:pPr>
-        <w:pStyle w:val="869"/>
+        <w:pStyle w:val="871"/>
         <w:numPr>
           <w:ilvl w:val="0"/>
           <w:numId w:val="9"/>
@@ -9976,7 +9922,7 @@
     </w:p>
     <w:p>
       <w:pPr>
-        <w:pStyle w:val="839"/>
+        <w:pStyle w:val="841"/>
         <w:numPr>
           <w:ilvl w:val="0"/>
           <w:numId w:val="13"/>
@@ -10039,7 +9985,7 @@
     </w:p>
     <w:p>
       <w:pPr>
-        <w:pStyle w:val="840"/>
+        <w:pStyle w:val="842"/>
         <w:numPr>
           <w:ilvl w:val="0"/>
           <w:numId w:val="11"/>
@@ -10140,7 +10086,7 @@
     </w:p>
     <w:p>
       <w:pPr>
-        <w:pStyle w:val="840"/>
+        <w:pStyle w:val="842"/>
         <w:numPr>
           <w:ilvl w:val="0"/>
           <w:numId w:val="11"/>
@@ -10231,7 +10177,7 @@
     </w:p>
     <w:p>
       <w:pPr>
-        <w:pStyle w:val="840"/>
+        <w:pStyle w:val="842"/>
         <w:numPr>
           <w:ilvl w:val="0"/>
           <w:numId w:val="11"/>
@@ -10537,7 +10483,7 @@
     </w:p>
     <w:p>
       <w:pPr>
-        <w:pStyle w:val="839"/>
+        <w:pStyle w:val="841"/>
         <w:numPr>
           <w:ilvl w:val="0"/>
           <w:numId w:val="13"/>
@@ -10599,7 +10545,7 @@
     </w:p>
     <w:p>
       <w:pPr>
-        <w:pStyle w:val="840"/>
+        <w:pStyle w:val="842"/>
         <w:numPr>
           <w:ilvl w:val="0"/>
           <w:numId w:val="2"/>
@@ -10700,7 +10646,7 @@
     </w:p>
     <w:p>
       <w:pPr>
-        <w:pStyle w:val="869"/>
+        <w:pStyle w:val="871"/>
         <w:numPr>
           <w:ilvl w:val="0"/>
           <w:numId w:val="5"/>
@@ -10777,7 +10723,7 @@
     </w:p>
     <w:p>
       <w:pPr>
-        <w:pStyle w:val="840"/>
+        <w:pStyle w:val="842"/>
         <w:numPr>
           <w:ilvl w:val="0"/>
           <w:numId w:val="2"/>
@@ -11008,7 +10954,7 @@
     </w:p>
     <w:p>
       <w:pPr>
-        <w:pStyle w:val="840"/>
+        <w:pStyle w:val="842"/>
         <w:numPr>
           <w:ilvl w:val="0"/>
           <w:numId w:val="2"/>
@@ -11135,7 +11081,7 @@
     </w:p>
     <w:p>
       <w:pPr>
-        <w:pStyle w:val="840"/>
+        <w:pStyle w:val="842"/>
         <w:numPr>
           <w:ilvl w:val="0"/>
           <w:numId w:val="2"/>
@@ -11259,7 +11205,7 @@
     </w:p>
     <w:p>
       <w:pPr>
-        <w:pStyle w:val="840"/>
+        <w:pStyle w:val="842"/>
         <w:numPr>
           <w:ilvl w:val="0"/>
           <w:numId w:val="2"/>
@@ -11351,7 +11297,7 @@
     </w:p>
     <w:p>
       <w:pPr>
-        <w:pStyle w:val="840"/>
+        <w:pStyle w:val="842"/>
         <w:numPr>
           <w:ilvl w:val="0"/>
           <w:numId w:val="2"/>
@@ -11411,7 +11357,7 @@
     </w:p>
     <w:p>
       <w:pPr>
-        <w:pStyle w:val="869"/>
+        <w:pStyle w:val="871"/>
         <w:numPr>
           <w:ilvl w:val="0"/>
           <w:numId w:val="9"/>
@@ -11450,7 +11396,7 @@
     </w:p>
     <w:p>
       <w:pPr>
-        <w:pStyle w:val="869"/>
+        <w:pStyle w:val="871"/>
         <w:numPr>
           <w:ilvl w:val="0"/>
           <w:numId w:val="10"/>
@@ -11467,7 +11413,7 @@
     </w:p>
     <w:p>
       <w:pPr>
-        <w:pStyle w:val="869"/>
+        <w:pStyle w:val="871"/>
         <w:numPr>
           <w:ilvl w:val="0"/>
           <w:numId w:val="10"/>
@@ -11484,7 +11430,7 @@
     </w:p>
     <w:p>
       <w:pPr>
-        <w:pStyle w:val="869"/>
+        <w:pStyle w:val="871"/>
         <w:numPr>
           <w:ilvl w:val="0"/>
           <w:numId w:val="10"/>
@@ -11501,7 +11447,7 @@
     </w:p>
     <w:p>
       <w:pPr>
-        <w:pStyle w:val="869"/>
+        <w:pStyle w:val="871"/>
         <w:numPr>
           <w:ilvl w:val="0"/>
           <w:numId w:val="10"/>
@@ -11562,7 +11508,7 @@
     </w:p>
     <w:p>
       <w:pPr>
-        <w:pStyle w:val="841"/>
+        <w:pStyle w:val="843"/>
         <w:pBdr/>
         <w:spacing/>
         <w:ind/>
@@ -11635,7 +11581,7 @@
     </w:p>
     <w:p>
       <w:pPr>
-        <w:pStyle w:val="841"/>
+        <w:pStyle w:val="843"/>
         <w:pBdr/>
         <w:spacing/>
         <w:ind/>
@@ -11809,7 +11755,7 @@
     </w:p>
     <w:p>
       <w:pPr>
-        <w:pStyle w:val="841"/>
+        <w:pStyle w:val="843"/>
         <w:pBdr/>
         <w:spacing/>
         <w:ind/>
@@ -11847,7 +11793,7 @@
     </w:p>
     <w:p>
       <w:pPr>
-        <w:pStyle w:val="840"/>
+        <w:pStyle w:val="842"/>
         <w:numPr>
           <w:ilvl w:val="0"/>
           <w:numId w:val="2"/>
@@ -11937,7 +11883,7 @@
     </w:p>
     <w:p>
       <w:pPr>
-        <w:pStyle w:val="840"/>
+        <w:pStyle w:val="842"/>
         <w:numPr>
           <w:ilvl w:val="0"/>
           <w:numId w:val="2"/>
@@ -11993,7 +11939,7 @@
     </w:p>
     <w:p>
       <w:pPr>
-        <w:pStyle w:val="869"/>
+        <w:pStyle w:val="871"/>
         <w:numPr>
           <w:ilvl w:val="0"/>
           <w:numId w:val="16"/>
@@ -12011,7 +11957,7 @@
     </w:p>
     <w:p>
       <w:pPr>
-        <w:pStyle w:val="869"/>
+        <w:pStyle w:val="871"/>
         <w:numPr>
           <w:ilvl w:val="0"/>
           <w:numId w:val="16"/>
@@ -12029,7 +11975,7 @@
     </w:p>
     <w:p>
       <w:pPr>
-        <w:pStyle w:val="869"/>
+        <w:pStyle w:val="871"/>
         <w:numPr>
           <w:ilvl w:val="0"/>
           <w:numId w:val="16"/>
@@ -12071,7 +12017,7 @@
     </w:p>
     <w:p>
       <w:pPr>
-        <w:pStyle w:val="869"/>
+        <w:pStyle w:val="871"/>
         <w:numPr>
           <w:ilvl w:val="0"/>
           <w:numId w:val="16"/>
@@ -12089,7 +12035,7 @@
     </w:p>
     <w:p>
       <w:pPr>
-        <w:pStyle w:val="869"/>
+        <w:pStyle w:val="871"/>
         <w:numPr>
           <w:ilvl w:val="0"/>
           <w:numId w:val="16"/>
@@ -12107,7 +12053,7 @@
     </w:p>
     <w:p>
       <w:pPr>
-        <w:pStyle w:val="869"/>
+        <w:pStyle w:val="871"/>
         <w:numPr>
           <w:ilvl w:val="0"/>
           <w:numId w:val="16"/>
@@ -12186,7 +12132,7 @@
     </w:p>
     <w:p>
       <w:pPr>
-        <w:pStyle w:val="869"/>
+        <w:pStyle w:val="871"/>
         <w:numPr>
           <w:ilvl w:val="0"/>
           <w:numId w:val="4"/>
@@ -12204,7 +12150,7 @@
     </w:p>
     <w:p>
       <w:pPr>
-        <w:pStyle w:val="869"/>
+        <w:pStyle w:val="871"/>
         <w:numPr>
           <w:ilvl w:val="0"/>
           <w:numId w:val="4"/>
@@ -12222,7 +12168,7 @@
     </w:p>
     <w:p>
       <w:pPr>
-        <w:pStyle w:val="869"/>
+        <w:pStyle w:val="871"/>
         <w:numPr>
           <w:ilvl w:val="0"/>
           <w:numId w:val="4"/>
@@ -12264,7 +12210,7 @@
     </w:p>
     <w:p>
       <w:pPr>
-        <w:pStyle w:val="869"/>
+        <w:pStyle w:val="871"/>
         <w:numPr>
           <w:ilvl w:val="0"/>
           <w:numId w:val="7"/>
@@ -12282,7 +12228,7 @@
     </w:p>
     <w:p>
       <w:pPr>
-        <w:pStyle w:val="869"/>
+        <w:pStyle w:val="871"/>
         <w:numPr>
           <w:ilvl w:val="0"/>
           <w:numId w:val="7"/>
@@ -12311,7 +12257,7 @@
     </w:p>
     <w:p>
       <w:pPr>
-        <w:pStyle w:val="840"/>
+        <w:pStyle w:val="842"/>
         <w:numPr>
           <w:ilvl w:val="0"/>
           <w:numId w:val="2"/>
@@ -12434,7 +12380,7 @@
     </w:p>
     <w:p>
       <w:pPr>
-        <w:pStyle w:val="839"/>
+        <w:pStyle w:val="841"/>
         <w:numPr>
           <w:ilvl w:val="0"/>
           <w:numId w:val="13"/>
@@ -13035,7 +12981,7 @@
         </w:tcPr>
         <w:p>
           <w:pPr>
-            <w:pStyle w:val="874"/>
+            <w:pStyle w:val="876"/>
             <w:pBdr/>
             <w:spacing/>
             <w:ind/>
@@ -13077,7 +13023,7 @@
         </w:tcPr>
         <w:p>
           <w:pPr>
-            <w:pStyle w:val="874"/>
+            <w:pStyle w:val="876"/>
             <w:pBdr/>
             <w:spacing/>
             <w:ind/>
@@ -13117,7 +13063,7 @@
               </w:tcPr>
               <w:p>
                 <w:pPr>
-                  <w:pStyle w:val="874"/>
+                  <w:pStyle w:val="876"/>
                   <w:pBdr/>
                   <w:spacing/>
                   <w:ind/>
@@ -13131,7 +13077,7 @@
               </w:p>
               <w:p>
                 <w:pPr>
-                  <w:pStyle w:val="874"/>
+                  <w:pStyle w:val="876"/>
                   <w:pBdr/>
                   <w:spacing/>
                   <w:ind/>
@@ -13151,7 +13097,7 @@
         </w:tbl>
         <w:p>
           <w:pPr>
-            <w:pStyle w:val="874"/>
+            <w:pStyle w:val="876"/>
             <w:pBdr/>
             <w:spacing/>
             <w:ind/>
@@ -13170,7 +13116,7 @@
         </w:tcPr>
         <w:p>
           <w:pPr>
-            <w:pStyle w:val="874"/>
+            <w:pStyle w:val="876"/>
             <w:pBdr/>
             <w:spacing/>
             <w:ind/>
@@ -13219,7 +13165,7 @@
   </w:tbl>
   <w:p>
     <w:pPr>
-      <w:pStyle w:val="874"/>
+      <w:pStyle w:val="876"/>
       <w:pBdr/>
       <w:spacing/>
       <w:ind/>
@@ -13283,7 +13229,7 @@
 <w:hdr xmlns:wpc="http://schemas.microsoft.com/office/word/2010/wordprocessingCanvas" xmlns:mc="http://schemas.openxmlformats.org/markup-compatibility/2006" xmlns:o="urn:schemas-microsoft-com:office:office" xmlns:r="http://schemas.openxmlformats.org/officeDocument/2006/relationships" xmlns:m="http://schemas.openxmlformats.org/officeDocument/2006/math" xmlns:v="urn:schemas-microsoft-com:vml" xmlns:wp14="http://schemas.microsoft.com/office/word/2010/wordprocessingDrawing" xmlns:wp="http://schemas.openxmlformats.org/drawingml/2006/wordprocessingDrawing" xmlns:w10="urn:schemas-microsoft-com:office:word" xmlns:w="http://schemas.openxmlformats.org/wordprocessingml/2006/main" xmlns:w14="http://schemas.microsoft.com/office/word/2010/wordml" xmlns:w15="http://schemas.microsoft.com/office/word/2012/wordml" xmlns:wpg="http://schemas.microsoft.com/office/word/2010/wordprocessingGroup" xmlns:wpi="http://schemas.microsoft.com/office/word/2010/wordprocessingInk" xmlns:wne="http://schemas.microsoft.com/office/word/2006/wordml" xmlns:a="http://schemas.openxmlformats.org/drawingml/2006/main" xmlns:wps="http://schemas.microsoft.com/office/word/2010/wordprocessingShape" mc:Ignorable="w14 w15 wp14">
   <w:p>
     <w:pPr>
-      <w:pStyle w:val="873"/>
+      <w:pStyle w:val="875"/>
       <w:pBdr/>
       <w:spacing/>
       <w:ind/>
@@ -14058,7 +14004,7 @@
         <w:spacing/>
         <w:ind w:firstLine="0" w:left="360"/>
       </w:pPr>
-      <w:pStyle w:val="867"/>
+      <w:pStyle w:val="869"/>
       <w:rPr>
         <w:spacing w:val="0"/>
       </w:rPr>
@@ -17176,7 +17122,7 @@
     <w:lsdException w:name="Bibliography" w:uiPriority="37"/>
     <w:lsdException w:name="TOC Heading" w:uiPriority="39" w:qFormat="1"/>
   </w:latentStyles>
-  <w:style w:type="paragraph" w:styleId="838" w:default="1">
+  <w:style w:type="paragraph" w:styleId="840" w:default="1">
     <w:name w:val="Normal"/>
     <w:qFormat/>
     <w:pPr>
@@ -17188,10 +17134,10 @@
       <w:szCs w:val="22"/>
     </w:rPr>
   </w:style>
-  <w:style w:type="paragraph" w:styleId="839">
+  <w:style w:type="paragraph" w:styleId="841">
     <w:name w:val="Heading 1"/>
-    <w:basedOn w:val="838"/>
-    <w:next w:val="838"/>
+    <w:basedOn w:val="840"/>
+    <w:next w:val="840"/>
     <w:qFormat/>
     <w:pPr>
       <w:widowControl w:val="false"/>
@@ -17216,10 +17162,10 @@
       <w:szCs w:val="24"/>
     </w:rPr>
   </w:style>
-  <w:style w:type="paragraph" w:styleId="840">
+  <w:style w:type="paragraph" w:styleId="842">
     <w:name w:val="Heading 2"/>
-    <w:basedOn w:val="838"/>
-    <w:next w:val="838"/>
+    <w:basedOn w:val="840"/>
+    <w:next w:val="840"/>
     <w:qFormat/>
     <w:pPr>
       <w:widowControl w:val="false"/>
@@ -17244,10 +17190,10 @@
       <w:szCs w:val="24"/>
     </w:rPr>
   </w:style>
-  <w:style w:type="paragraph" w:styleId="841">
+  <w:style w:type="paragraph" w:styleId="843">
     <w:name w:val="Heading 3"/>
-    <w:basedOn w:val="838"/>
-    <w:next w:val="838"/>
+    <w:basedOn w:val="840"/>
+    <w:next w:val="840"/>
     <w:qFormat/>
     <w:pPr>
       <w:keepNext w:val="true"/>
@@ -17270,10 +17216,10 @@
       <w:sz w:val="22"/>
     </w:rPr>
   </w:style>
-  <w:style w:type="paragraph" w:styleId="842">
+  <w:style w:type="paragraph" w:styleId="844">
     <w:name w:val="Heading 4"/>
-    <w:basedOn w:val="838"/>
-    <w:next w:val="838"/>
+    <w:basedOn w:val="840"/>
+    <w:next w:val="840"/>
     <w:qFormat/>
     <w:pPr>
       <w:keepNext w:val="true"/>
@@ -17290,10 +17236,10 @@
       <w:color w:val="0f4761"/>
     </w:rPr>
   </w:style>
-  <w:style w:type="paragraph" w:styleId="843">
+  <w:style w:type="paragraph" w:styleId="845">
     <w:name w:val="Heading 5"/>
-    <w:basedOn w:val="838"/>
-    <w:next w:val="838"/>
+    <w:basedOn w:val="840"/>
+    <w:next w:val="840"/>
     <w:qFormat/>
     <w:pPr>
       <w:keepNext w:val="true"/>
@@ -17308,10 +17254,10 @@
       <w:color w:val="0f4761"/>
     </w:rPr>
   </w:style>
-  <w:style w:type="paragraph" w:styleId="844">
+  <w:style w:type="paragraph" w:styleId="846">
     <w:name w:val="Heading 6"/>
-    <w:basedOn w:val="838"/>
-    <w:next w:val="838"/>
+    <w:basedOn w:val="840"/>
+    <w:next w:val="840"/>
     <w:qFormat/>
     <w:pPr>
       <w:keepNext w:val="true"/>
@@ -17328,10 +17274,10 @@
       <w:color w:val="595959"/>
     </w:rPr>
   </w:style>
-  <w:style w:type="paragraph" w:styleId="845">
+  <w:style w:type="paragraph" w:styleId="847">
     <w:name w:val="Heading 7"/>
-    <w:basedOn w:val="838"/>
-    <w:next w:val="838"/>
+    <w:basedOn w:val="840"/>
+    <w:next w:val="840"/>
     <w:qFormat/>
     <w:pPr>
       <w:keepNext w:val="true"/>
@@ -17348,10 +17294,10 @@
       <w:color w:val="404040"/>
     </w:rPr>
   </w:style>
-  <w:style w:type="paragraph" w:styleId="846">
+  <w:style w:type="paragraph" w:styleId="848">
     <w:name w:val="Heading 8"/>
-    <w:basedOn w:val="838"/>
-    <w:next w:val="838"/>
+    <w:basedOn w:val="840"/>
+    <w:next w:val="840"/>
     <w:qFormat/>
     <w:pPr>
       <w:keepNext w:val="true"/>
@@ -17367,10 +17313,10 @@
       <w:szCs w:val="20"/>
     </w:rPr>
   </w:style>
-  <w:style w:type="paragraph" w:styleId="847">
+  <w:style w:type="paragraph" w:styleId="849">
     <w:name w:val="Heading 9"/>
-    <w:basedOn w:val="838"/>
-    <w:next w:val="838"/>
+    <w:basedOn w:val="840"/>
+    <w:next w:val="840"/>
     <w:qFormat/>
     <w:pPr>
       <w:keepNext w:val="true"/>
@@ -17388,7 +17334,7 @@
       <w:szCs w:val="20"/>
     </w:rPr>
   </w:style>
-  <w:style w:type="character" w:styleId="848" w:default="1">
+  <w:style w:type="character" w:styleId="850" w:default="1">
     <w:name w:val="Default Paragraph Font"/>
     <w:uiPriority w:val="1"/>
     <w:unhideWhenUsed/>
@@ -17398,7 +17344,7 @@
       <w:ind/>
     </w:pPr>
   </w:style>
-  <w:style w:type="table" w:styleId="849" w:default="1">
+  <w:style w:type="table" w:styleId="851" w:default="1">
     <w:name w:val="Normal Table"/>
     <w:uiPriority w:val="99"/>
     <w:semiHidden/>
@@ -17591,7 +17537,7 @@
       </w:tcPr>
     </w:tblStylePr>
   </w:style>
-  <w:style w:type="numbering" w:styleId="850" w:default="1">
+  <w:style w:type="numbering" w:styleId="852" w:default="1">
     <w:name w:val="No List"/>
     <w:uiPriority w:val="99"/>
     <w:semiHidden/>
@@ -17602,10 +17548,10 @@
       <w:ind/>
     </w:pPr>
   </w:style>
-  <w:style w:type="paragraph" w:styleId="851">
+  <w:style w:type="paragraph" w:styleId="853">
     <w:name w:val="Quote"/>
-    <w:basedOn w:val="838"/>
-    <w:next w:val="838"/>
+    <w:basedOn w:val="840"/>
+    <w:next w:val="840"/>
     <w:qFormat/>
     <w:pPr>
       <w:pBdr/>
@@ -17619,10 +17565,10 @@
       <w:color w:val="404040"/>
     </w:rPr>
   </w:style>
-  <w:style w:type="paragraph" w:styleId="852">
+  <w:style w:type="paragraph" w:styleId="854">
     <w:name w:val="Intense Quote"/>
-    <w:basedOn w:val="838"/>
-    <w:next w:val="838"/>
+    <w:basedOn w:val="840"/>
+    <w:next w:val="840"/>
     <w:qFormat/>
     <w:pPr>
       <w:pBdr>
@@ -17642,10 +17588,10 @@
       <w:color w:val="0f4761"/>
     </w:rPr>
   </w:style>
-  <w:style w:type="paragraph" w:styleId="853">
+  <w:style w:type="paragraph" w:styleId="855">
     <w:name w:val="Caption"/>
-    <w:basedOn w:val="838"/>
-    <w:next w:val="838"/>
+    <w:basedOn w:val="840"/>
+    <w:next w:val="840"/>
     <w:qFormat/>
     <w:pPr>
       <w:pBdr/>
@@ -17660,10 +17606,10 @@
       <w:szCs w:val="18"/>
     </w:rPr>
   </w:style>
-  <w:style w:type="paragraph" w:styleId="854">
+  <w:style w:type="paragraph" w:styleId="856">
     <w:name w:val="toc 1"/>
-    <w:basedOn w:val="838"/>
-    <w:next w:val="838"/>
+    <w:basedOn w:val="840"/>
+    <w:next w:val="840"/>
     <w:qFormat/>
     <w:pPr>
       <w:pBdr/>
@@ -17671,10 +17617,10 @@
       <w:ind/>
     </w:pPr>
   </w:style>
-  <w:style w:type="paragraph" w:styleId="855">
+  <w:style w:type="paragraph" w:styleId="857">
     <w:name w:val="toc 2"/>
-    <w:basedOn w:val="838"/>
-    <w:next w:val="838"/>
+    <w:basedOn w:val="840"/>
+    <w:next w:val="840"/>
     <w:qFormat/>
     <w:pPr>
       <w:pBdr/>
@@ -17682,10 +17628,10 @@
       <w:ind w:left="220"/>
     </w:pPr>
   </w:style>
-  <w:style w:type="paragraph" w:styleId="856">
+  <w:style w:type="paragraph" w:styleId="858">
     <w:name w:val="toc 3"/>
-    <w:basedOn w:val="838"/>
-    <w:next w:val="838"/>
+    <w:basedOn w:val="840"/>
+    <w:next w:val="840"/>
     <w:qFormat/>
     <w:pPr>
       <w:pBdr/>
@@ -17693,10 +17639,10 @@
       <w:ind w:left="440"/>
     </w:pPr>
   </w:style>
-  <w:style w:type="paragraph" w:styleId="857">
+  <w:style w:type="paragraph" w:styleId="859">
     <w:name w:val="toc 4"/>
-    <w:basedOn w:val="838"/>
-    <w:next w:val="838"/>
+    <w:basedOn w:val="840"/>
+    <w:next w:val="840"/>
     <w:qFormat/>
     <w:pPr>
       <w:pBdr/>
@@ -17704,10 +17650,10 @@
       <w:ind w:left="660"/>
     </w:pPr>
   </w:style>
-  <w:style w:type="paragraph" w:styleId="858">
+  <w:style w:type="paragraph" w:styleId="860">
     <w:name w:val="toc 5"/>
-    <w:basedOn w:val="838"/>
-    <w:next w:val="838"/>
+    <w:basedOn w:val="840"/>
+    <w:next w:val="840"/>
     <w:qFormat/>
     <w:pPr>
       <w:pBdr/>
@@ -17715,10 +17661,10 @@
       <w:ind w:left="880"/>
     </w:pPr>
   </w:style>
-  <w:style w:type="paragraph" w:styleId="859">
+  <w:style w:type="paragraph" w:styleId="861">
     <w:name w:val="toc 6"/>
-    <w:basedOn w:val="838"/>
-    <w:next w:val="838"/>
+    <w:basedOn w:val="840"/>
+    <w:next w:val="840"/>
     <w:qFormat/>
     <w:pPr>
       <w:pBdr/>
@@ -17726,10 +17672,10 @@
       <w:ind w:left="1100"/>
     </w:pPr>
   </w:style>
-  <w:style w:type="paragraph" w:styleId="860">
+  <w:style w:type="paragraph" w:styleId="862">
     <w:name w:val="toc 7"/>
-    <w:basedOn w:val="838"/>
-    <w:next w:val="838"/>
+    <w:basedOn w:val="840"/>
+    <w:next w:val="840"/>
     <w:qFormat/>
     <w:pPr>
       <w:pBdr/>
@@ -17737,10 +17683,10 @@
       <w:ind w:left="1320"/>
     </w:pPr>
   </w:style>
-  <w:style w:type="paragraph" w:styleId="861">
+  <w:style w:type="paragraph" w:styleId="863">
     <w:name w:val="toc 8"/>
-    <w:basedOn w:val="838"/>
-    <w:next w:val="838"/>
+    <w:basedOn w:val="840"/>
+    <w:next w:val="840"/>
     <w:qFormat/>
     <w:pPr>
       <w:pBdr/>
@@ -17748,10 +17694,10 @@
       <w:ind w:left="1540"/>
     </w:pPr>
   </w:style>
-  <w:style w:type="paragraph" w:styleId="862">
+  <w:style w:type="paragraph" w:styleId="864">
     <w:name w:val="toc 9"/>
-    <w:basedOn w:val="838"/>
-    <w:next w:val="838"/>
+    <w:basedOn w:val="840"/>
+    <w:next w:val="840"/>
     <w:qFormat/>
     <w:pPr>
       <w:pBdr/>
@@ -17759,7 +17705,7 @@
       <w:ind w:left="1760"/>
     </w:pPr>
   </w:style>
-  <w:style w:type="paragraph" w:styleId="863">
+  <w:style w:type="paragraph" w:styleId="865">
     <w:name w:val="TOC Heading"/>
     <w:qFormat/>
     <w:pPr>
@@ -17769,10 +17715,10 @@
       <w:jc w:val="left"/>
     </w:pPr>
   </w:style>
-  <w:style w:type="paragraph" w:styleId="864">
+  <w:style w:type="paragraph" w:styleId="866">
     <w:name w:val="table of figures"/>
-    <w:basedOn w:val="838"/>
-    <w:next w:val="838"/>
+    <w:basedOn w:val="840"/>
+    <w:next w:val="840"/>
     <w:qFormat/>
     <w:pPr>
       <w:pBdr/>
@@ -17780,9 +17726,9 @@
       <w:ind/>
     </w:pPr>
   </w:style>
-  <w:style w:type="paragraph" w:styleId="865">
+  <w:style w:type="paragraph" w:styleId="867">
     <w:name w:val="Body Text 2"/>
-    <w:basedOn w:val="838"/>
+    <w:basedOn w:val="840"/>
     <w:qFormat/>
     <w:pPr>
       <w:widowControl w:val="false"/>
@@ -17794,9 +17740,9 @@
       <w:rFonts w:eastAsia="Times New Roman" w:cs="Arial"/>
     </w:rPr>
   </w:style>
-  <w:style w:type="paragraph" w:styleId="866">
+  <w:style w:type="paragraph" w:styleId="868">
     <w:name w:val="Body Text 3"/>
-    <w:basedOn w:val="838"/>
+    <w:basedOn w:val="840"/>
     <w:qFormat/>
     <w:pPr>
       <w:pBdr/>
@@ -17808,9 +17754,9 @@
       <w:szCs w:val="16"/>
     </w:rPr>
   </w:style>
-  <w:style w:type="paragraph" w:styleId="867" w:customStyle="1">
+  <w:style w:type="paragraph" w:styleId="869" w:customStyle="1">
     <w:name w:val="Titres conditions générales"/>
-    <w:basedOn w:val="838"/>
+    <w:basedOn w:val="840"/>
     <w:qFormat/>
     <w:pPr>
       <w:numPr>
@@ -17826,7 +17772,7 @@
       <w:sz w:val="22"/>
     </w:rPr>
   </w:style>
-  <w:style w:type="paragraph" w:styleId="868">
+  <w:style w:type="paragraph" w:styleId="870">
     <w:name w:val="No Spacing"/>
     <w:qFormat/>
     <w:pPr>
@@ -17841,9 +17787,9 @@
       <w:szCs w:val="22"/>
     </w:rPr>
   </w:style>
-  <w:style w:type="paragraph" w:styleId="869">
+  <w:style w:type="paragraph" w:styleId="871">
     <w:name w:val="List Paragraph"/>
-    <w:basedOn w:val="838"/>
+    <w:basedOn w:val="840"/>
     <w:qFormat/>
     <w:pPr>
       <w:pBdr/>
@@ -17852,9 +17798,9 @@
       <w:contextualSpacing w:val="true"/>
     </w:pPr>
   </w:style>
-  <w:style w:type="paragraph" w:styleId="870" w:customStyle="1">
+  <w:style w:type="paragraph" w:styleId="872" w:customStyle="1">
     <w:name w:val="Annexes - Soustitre"/>
-    <w:basedOn w:val="838"/>
+    <w:basedOn w:val="840"/>
     <w:qFormat/>
     <w:pPr>
       <w:pBdr/>
@@ -17867,10 +17813,10 @@
       <w:color w:val="7f7f7f"/>
     </w:rPr>
   </w:style>
-  <w:style w:type="paragraph" w:styleId="871">
+  <w:style w:type="paragraph" w:styleId="873">
     <w:name w:val="Title"/>
-    <w:basedOn w:val="838"/>
-    <w:next w:val="838"/>
+    <w:basedOn w:val="840"/>
+    <w:next w:val="840"/>
     <w:qFormat/>
     <w:pPr>
       <w:pBdr/>
@@ -17887,10 +17833,10 @@
       <w:szCs w:val="52"/>
     </w:rPr>
   </w:style>
-  <w:style w:type="paragraph" w:styleId="872">
+  <w:style w:type="paragraph" w:styleId="874">
     <w:name w:val="Subtitle"/>
-    <w:basedOn w:val="838"/>
-    <w:next w:val="838"/>
+    <w:basedOn w:val="840"/>
+    <w:next w:val="840"/>
     <w:qFormat/>
     <w:pPr>
       <w:pBdr/>
@@ -17907,9 +17853,9 @@
       <w:szCs w:val="24"/>
     </w:rPr>
   </w:style>
-  <w:style w:type="paragraph" w:styleId="873">
+  <w:style w:type="paragraph" w:styleId="875">
     <w:name w:val="Header"/>
-    <w:basedOn w:val="838"/>
+    <w:basedOn w:val="840"/>
     <w:qFormat/>
     <w:pPr>
       <w:pBdr/>
@@ -17921,9 +17867,9 @@
       <w:ind/>
     </w:pPr>
   </w:style>
-  <w:style w:type="paragraph" w:styleId="874">
+  <w:style w:type="paragraph" w:styleId="876">
     <w:name w:val="Footer"/>
-    <w:basedOn w:val="838"/>
+    <w:basedOn w:val="840"/>
     <w:qFormat/>
     <w:pPr>
       <w:pBdr/>
@@ -17935,9 +17881,9 @@
       <w:ind/>
     </w:pPr>
   </w:style>
-  <w:style w:type="paragraph" w:styleId="875">
+  <w:style w:type="paragraph" w:styleId="877">
     <w:name w:val="Balloon Text"/>
-    <w:basedOn w:val="838"/>
+    <w:basedOn w:val="840"/>
     <w:qFormat/>
     <w:pPr>
       <w:pBdr/>
@@ -17950,9 +17896,9 @@
       <w:szCs w:val="16"/>
     </w:rPr>
   </w:style>
-  <w:style w:type="paragraph" w:styleId="876" w:customStyle="1">
+  <w:style w:type="paragraph" w:styleId="878" w:customStyle="1">
     <w:name w:val="Conditions générales"/>
-    <w:basedOn w:val="838"/>
+    <w:basedOn w:val="840"/>
     <w:qFormat/>
     <w:pPr>
       <w:pBdr/>
@@ -17963,9 +17909,9 @@
       <w:sz w:val="18"/>
     </w:rPr>
   </w:style>
-  <w:style w:type="paragraph" w:styleId="877">
+  <w:style w:type="paragraph" w:styleId="879">
     <w:name w:val="endnote text"/>
-    <w:basedOn w:val="838"/>
+    <w:basedOn w:val="840"/>
     <w:qFormat/>
     <w:pPr>
       <w:pBdr/>
@@ -17976,9 +17922,9 @@
       <w:szCs w:val="20"/>
     </w:rPr>
   </w:style>
-  <w:style w:type="paragraph" w:styleId="878">
+  <w:style w:type="paragraph" w:styleId="880">
     <w:name w:val="footnote text"/>
-    <w:basedOn w:val="838"/>
+    <w:basedOn w:val="840"/>
     <w:qFormat/>
     <w:pPr>
       <w:pBdr/>
@@ -17989,9 +17935,9 @@
       <w:szCs w:val="20"/>
     </w:rPr>
   </w:style>
-  <w:style w:type="paragraph" w:styleId="879" w:customStyle="1">
+  <w:style w:type="paragraph" w:styleId="881" w:customStyle="1">
     <w:name w:val="Commentaire1"/>
-    <w:basedOn w:val="838"/>
+    <w:basedOn w:val="840"/>
     <w:qFormat/>
     <w:pPr>
       <w:pBdr/>
@@ -18002,10 +17948,10 @@
       <w:szCs w:val="20"/>
     </w:rPr>
   </w:style>
-  <w:style w:type="paragraph" w:styleId="880" w:customStyle="1">
+  <w:style w:type="paragraph" w:styleId="882" w:customStyle="1">
     <w:name w:val="Objet du commentaire1"/>
-    <w:basedOn w:val="879"/>
-    <w:next w:val="879"/>
+    <w:basedOn w:val="881"/>
+    <w:next w:val="881"/>
     <w:qFormat/>
     <w:pPr>
       <w:pBdr/>
@@ -18017,7 +17963,7 @@
       <w:bCs/>
     </w:rPr>
   </w:style>
-  <w:style w:type="paragraph" w:styleId="881">
+  <w:style w:type="paragraph" w:styleId="883">
     <w:name w:val="Revision"/>
     <w:qFormat/>
     <w:pPr>
@@ -18030,7 +17976,7 @@
       <w:szCs w:val="22"/>
     </w:rPr>
   </w:style>
-  <w:style w:type="paragraph" w:styleId="882" w:customStyle="1">
+  <w:style w:type="paragraph" w:styleId="884" w:customStyle="1">
     <w:name w:val="Default"/>
     <w:qFormat/>
     <w:pPr>
@@ -18046,9 +17992,9 @@
       <w:szCs w:val="24"/>
     </w:rPr>
   </w:style>
-  <w:style w:type="character" w:styleId="883" w:customStyle="1">
+  <w:style w:type="character" w:styleId="885" w:customStyle="1">
     <w:name w:val="Heading 1 Char"/>
-    <w:basedOn w:val="848"/>
+    <w:basedOn w:val="850"/>
     <w:pPr>
       <w:pBdr/>
       <w:spacing/>
@@ -18061,9 +18007,9 @@
       <w:szCs w:val="40"/>
     </w:rPr>
   </w:style>
-  <w:style w:type="character" w:styleId="884" w:customStyle="1">
+  <w:style w:type="character" w:styleId="886" w:customStyle="1">
     <w:name w:val="Heading 2 Char"/>
-    <w:basedOn w:val="848"/>
+    <w:basedOn w:val="850"/>
     <w:pPr>
       <w:pBdr/>
       <w:spacing/>
@@ -18076,9 +18022,9 @@
       <w:szCs w:val="32"/>
     </w:rPr>
   </w:style>
-  <w:style w:type="character" w:styleId="885" w:customStyle="1">
+  <w:style w:type="character" w:styleId="887" w:customStyle="1">
     <w:name w:val="Heading 3 Char"/>
-    <w:basedOn w:val="848"/>
+    <w:basedOn w:val="850"/>
     <w:pPr>
       <w:pBdr/>
       <w:spacing/>
@@ -18091,9 +18037,9 @@
       <w:szCs w:val="28"/>
     </w:rPr>
   </w:style>
-  <w:style w:type="character" w:styleId="886" w:customStyle="1">
+  <w:style w:type="character" w:styleId="888" w:customStyle="1">
     <w:name w:val="Heading 4 Char"/>
-    <w:basedOn w:val="848"/>
+    <w:basedOn w:val="850"/>
     <w:pPr>
       <w:pBdr/>
       <w:spacing/>
@@ -18106,9 +18052,9 @@
       <w:color w:val="0f4761"/>
     </w:rPr>
   </w:style>
-  <w:style w:type="character" w:styleId="887" w:customStyle="1">
+  <w:style w:type="character" w:styleId="889" w:customStyle="1">
     <w:name w:val="Heading 5 Char"/>
-    <w:basedOn w:val="848"/>
+    <w:basedOn w:val="850"/>
     <w:pPr>
       <w:pBdr/>
       <w:spacing/>
@@ -18119,9 +18065,9 @@
       <w:color w:val="0f4761"/>
     </w:rPr>
   </w:style>
-  <w:style w:type="character" w:styleId="888" w:customStyle="1">
+  <w:style w:type="character" w:styleId="890" w:customStyle="1">
     <w:name w:val="Heading 6 Char"/>
-    <w:basedOn w:val="848"/>
+    <w:basedOn w:val="850"/>
     <w:pPr>
       <w:pBdr/>
       <w:spacing/>
@@ -18134,9 +18080,9 @@
       <w:color w:val="595959"/>
     </w:rPr>
   </w:style>
-  <w:style w:type="character" w:styleId="889" w:customStyle="1">
+  <w:style w:type="character" w:styleId="891" w:customStyle="1">
     <w:name w:val="Heading 7 Char"/>
-    <w:basedOn w:val="848"/>
+    <w:basedOn w:val="850"/>
     <w:pPr>
       <w:pBdr/>
       <w:spacing/>
@@ -18147,9 +18093,9 @@
       <w:color w:val="595959"/>
     </w:rPr>
   </w:style>
-  <w:style w:type="character" w:styleId="890" w:customStyle="1">
+  <w:style w:type="character" w:styleId="892" w:customStyle="1">
     <w:name w:val="Heading 8 Char"/>
-    <w:basedOn w:val="848"/>
+    <w:basedOn w:val="850"/>
     <w:pPr>
       <w:pBdr/>
       <w:spacing/>
@@ -18162,9 +18108,9 @@
       <w:color w:val="272727"/>
     </w:rPr>
   </w:style>
-  <w:style w:type="character" w:styleId="891" w:customStyle="1">
+  <w:style w:type="character" w:styleId="893" w:customStyle="1">
     <w:name w:val="Heading 9 Char"/>
-    <w:basedOn w:val="848"/>
+    <w:basedOn w:val="850"/>
     <w:pPr>
       <w:pBdr/>
       <w:spacing/>
@@ -18177,9 +18123,9 @@
       <w:color w:val="272727"/>
     </w:rPr>
   </w:style>
-  <w:style w:type="character" w:styleId="892" w:customStyle="1">
+  <w:style w:type="character" w:styleId="894" w:customStyle="1">
     <w:name w:val="Title Char"/>
-    <w:basedOn w:val="848"/>
+    <w:basedOn w:val="850"/>
     <w:pPr>
       <w:pBdr/>
       <w:spacing/>
@@ -18192,9 +18138,9 @@
       <w:szCs w:val="56"/>
     </w:rPr>
   </w:style>
-  <w:style w:type="character" w:styleId="893" w:customStyle="1">
+  <w:style w:type="character" w:styleId="895" w:customStyle="1">
     <w:name w:val="Subtitle Char"/>
-    <w:basedOn w:val="848"/>
+    <w:basedOn w:val="850"/>
     <w:pPr>
       <w:pBdr/>
       <w:spacing/>
@@ -18207,9 +18153,9 @@
       <w:szCs w:val="28"/>
     </w:rPr>
   </w:style>
-  <w:style w:type="character" w:styleId="894" w:customStyle="1">
+  <w:style w:type="character" w:styleId="896" w:customStyle="1">
     <w:name w:val="Quote Char"/>
-    <w:basedOn w:val="848"/>
+    <w:basedOn w:val="850"/>
     <w:pPr>
       <w:pBdr/>
       <w:spacing/>
@@ -18221,9 +18167,9 @@
       <w:color w:val="404040"/>
     </w:rPr>
   </w:style>
-  <w:style w:type="character" w:styleId="895">
+  <w:style w:type="character" w:styleId="897">
     <w:name w:val="Intense Emphasis"/>
-    <w:basedOn w:val="848"/>
+    <w:basedOn w:val="850"/>
     <w:pPr>
       <w:pBdr/>
       <w:spacing/>
@@ -18235,9 +18181,9 @@
       <w:color w:val="0f4761"/>
     </w:rPr>
   </w:style>
-  <w:style w:type="character" w:styleId="896" w:customStyle="1">
+  <w:style w:type="character" w:styleId="898" w:customStyle="1">
     <w:name w:val="Intense Quote Char"/>
-    <w:basedOn w:val="848"/>
+    <w:basedOn w:val="850"/>
     <w:pPr>
       <w:pBdr/>
       <w:spacing/>
@@ -18249,9 +18195,9 @@
       <w:color w:val="0f4761"/>
     </w:rPr>
   </w:style>
-  <w:style w:type="character" w:styleId="897">
+  <w:style w:type="character" w:styleId="899">
     <w:name w:val="Intense Reference"/>
-    <w:basedOn w:val="848"/>
+    <w:basedOn w:val="850"/>
     <w:pPr>
       <w:pBdr/>
       <w:spacing/>
@@ -18265,9 +18211,9 @@
       <w:spacing w:val="0"/>
     </w:rPr>
   </w:style>
-  <w:style w:type="character" w:styleId="898">
+  <w:style w:type="character" w:styleId="900">
     <w:name w:val="Subtle Emphasis"/>
-    <w:basedOn w:val="848"/>
+    <w:basedOn w:val="850"/>
     <w:pPr>
       <w:pBdr/>
       <w:spacing/>
@@ -18279,9 +18225,9 @@
       <w:color w:val="404040"/>
     </w:rPr>
   </w:style>
-  <w:style w:type="character" w:styleId="899">
+  <w:style w:type="character" w:styleId="901">
     <w:name w:val="Emphasis"/>
-    <w:basedOn w:val="848"/>
+    <w:basedOn w:val="850"/>
     <w:pPr>
       <w:pBdr/>
       <w:spacing/>
@@ -18292,9 +18238,9 @@
       <w:iCs/>
     </w:rPr>
   </w:style>
-  <w:style w:type="character" w:styleId="900">
+  <w:style w:type="character" w:styleId="902">
     <w:name w:val="Strong"/>
-    <w:basedOn w:val="848"/>
+    <w:basedOn w:val="850"/>
     <w:pPr>
       <w:pBdr/>
       <w:spacing/>
@@ -18305,9 +18251,9 @@
       <w:bCs/>
     </w:rPr>
   </w:style>
-  <w:style w:type="character" w:styleId="901">
+  <w:style w:type="character" w:styleId="903">
     <w:name w:val="Subtle Reference"/>
-    <w:basedOn w:val="848"/>
+    <w:basedOn w:val="850"/>
     <w:pPr>
       <w:pBdr/>
       <w:spacing/>
@@ -18318,9 +18264,9 @@
       <w:color w:val="5a5a5a"/>
     </w:rPr>
   </w:style>
-  <w:style w:type="character" w:styleId="902">
+  <w:style w:type="character" w:styleId="904">
     <w:name w:val="Book Title"/>
-    <w:basedOn w:val="848"/>
+    <w:basedOn w:val="850"/>
     <w:pPr>
       <w:pBdr/>
       <w:spacing/>
@@ -18334,27 +18280,27 @@
       <w:spacing w:val="0"/>
     </w:rPr>
   </w:style>
-  <w:style w:type="character" w:styleId="903" w:customStyle="1">
+  <w:style w:type="character" w:styleId="905" w:customStyle="1">
     <w:name w:val="Header Char"/>
-    <w:basedOn w:val="848"/>
+    <w:basedOn w:val="850"/>
     <w:pPr>
       <w:pBdr/>
       <w:spacing/>
       <w:ind/>
     </w:pPr>
   </w:style>
-  <w:style w:type="character" w:styleId="904" w:customStyle="1">
+  <w:style w:type="character" w:styleId="906" w:customStyle="1">
     <w:name w:val="Footer Char"/>
-    <w:basedOn w:val="848"/>
+    <w:basedOn w:val="850"/>
     <w:pPr>
       <w:pBdr/>
       <w:spacing/>
       <w:ind/>
     </w:pPr>
   </w:style>
-  <w:style w:type="character" w:styleId="905" w:customStyle="1">
+  <w:style w:type="character" w:styleId="907" w:customStyle="1">
     <w:name w:val="Footnote Text Char"/>
-    <w:basedOn w:val="848"/>
+    <w:basedOn w:val="850"/>
     <w:pPr>
       <w:pBdr/>
       <w:spacing/>
@@ -18365,9 +18311,9 @@
       <w:szCs w:val="20"/>
     </w:rPr>
   </w:style>
-  <w:style w:type="character" w:styleId="906" w:customStyle="1">
+  <w:style w:type="character" w:styleId="908" w:customStyle="1">
     <w:name w:val="Endnote Text Char"/>
-    <w:basedOn w:val="848"/>
+    <w:basedOn w:val="850"/>
     <w:pPr>
       <w:pBdr/>
       <w:spacing/>
@@ -18378,9 +18324,9 @@
       <w:szCs w:val="20"/>
     </w:rPr>
   </w:style>
-  <w:style w:type="character" w:styleId="907">
+  <w:style w:type="character" w:styleId="909">
     <w:name w:val="FollowedHyperlink"/>
-    <w:basedOn w:val="848"/>
+    <w:basedOn w:val="850"/>
     <w:pPr>
       <w:pBdr/>
       <w:spacing/>
@@ -18391,7 +18337,7 @@
       <w:u w:val="single"/>
     </w:rPr>
   </w:style>
-  <w:style w:type="character" w:styleId="908" w:customStyle="1">
+  <w:style w:type="character" w:styleId="910" w:customStyle="1">
     <w:name w:val="Titre 1 Car"/>
     <w:pPr>
       <w:pBdr/>
@@ -18407,7 +18353,7 @@
       <w:shd w:val="clear" w:color="auto" w:fill="ffffff"/>
     </w:rPr>
   </w:style>
-  <w:style w:type="character" w:styleId="909" w:customStyle="1">
+  <w:style w:type="character" w:styleId="911" w:customStyle="1">
     <w:name w:val="Titre 2 Car"/>
     <w:pPr>
       <w:pBdr/>
@@ -18424,7 +18370,7 @@
       <w:shd w:val="clear" w:color="auto" w:fill="808080"/>
     </w:rPr>
   </w:style>
-  <w:style w:type="character" w:styleId="910" w:customStyle="1">
+  <w:style w:type="character" w:styleId="912" w:customStyle="1">
     <w:name w:val="Corps de texte 2 Car"/>
     <w:pPr>
       <w:pBdr/>
@@ -18435,7 +18381,7 @@
       <w:rFonts w:ascii="Arial" w:hAnsi="Arial" w:eastAsia="Times New Roman" w:cs="Arial"/>
     </w:rPr>
   </w:style>
-  <w:style w:type="character" w:styleId="911" w:customStyle="1">
+  <w:style w:type="character" w:styleId="913" w:customStyle="1">
     <w:name w:val="Titre 9 Car"/>
     <w:pPr>
       <w:pBdr/>
@@ -18451,7 +18397,7 @@
       <w:szCs w:val="20"/>
     </w:rPr>
   </w:style>
-  <w:style w:type="character" w:styleId="912" w:customStyle="1">
+  <w:style w:type="character" w:styleId="914" w:customStyle="1">
     <w:name w:val="Corps de texte 3 Car"/>
     <w:pPr>
       <w:pBdr/>
@@ -18463,7 +18409,7 @@
       <w:szCs w:val="16"/>
     </w:rPr>
   </w:style>
-  <w:style w:type="character" w:styleId="913" w:customStyle="1">
+  <w:style w:type="character" w:styleId="915" w:customStyle="1">
     <w:name w:val="Titre 7 Car"/>
     <w:pPr>
       <w:pBdr/>
@@ -18477,7 +18423,7 @@
       <w:color w:val="404040"/>
     </w:rPr>
   </w:style>
-  <w:style w:type="character" w:styleId="914" w:customStyle="1">
+  <w:style w:type="character" w:styleId="916" w:customStyle="1">
     <w:name w:val="Titre 8 Car"/>
     <w:pPr>
       <w:pBdr/>
@@ -18491,7 +18437,7 @@
       <w:szCs w:val="20"/>
     </w:rPr>
   </w:style>
-  <w:style w:type="character" w:styleId="915" w:customStyle="1">
+  <w:style w:type="character" w:styleId="917" w:customStyle="1">
     <w:name w:val="Titres conditions générales Car"/>
     <w:pPr>
       <w:pBdr/>
@@ -18505,7 +18451,7 @@
       <w:szCs w:val="22"/>
     </w:rPr>
   </w:style>
-  <w:style w:type="character" w:styleId="916" w:customStyle="1">
+  <w:style w:type="character" w:styleId="918" w:customStyle="1">
     <w:name w:val="Titre 3 Car"/>
     <w:pPr>
       <w:pBdr/>
@@ -18518,7 +18464,7 @@
       <w:bCs/>
     </w:rPr>
   </w:style>
-  <w:style w:type="character" w:styleId="917" w:customStyle="1">
+  <w:style w:type="character" w:styleId="919" w:customStyle="1">
     <w:name w:val="Annexes - Soustitre Car"/>
     <w:pPr>
       <w:pBdr/>
@@ -18532,7 +18478,7 @@
       <w:sz w:val="20"/>
     </w:rPr>
   </w:style>
-  <w:style w:type="character" w:styleId="918" w:customStyle="1">
+  <w:style w:type="character" w:styleId="920" w:customStyle="1">
     <w:name w:val="Titre Car"/>
     <w:pPr>
       <w:pBdr/>
@@ -18547,7 +18493,7 @@
       <w:szCs w:val="52"/>
     </w:rPr>
   </w:style>
-  <w:style w:type="character" w:styleId="919" w:customStyle="1">
+  <w:style w:type="character" w:styleId="921" w:customStyle="1">
     <w:name w:val="Sous-titre Car"/>
     <w:pPr>
       <w:pBdr/>
@@ -18564,7 +18510,7 @@
       <w:szCs w:val="24"/>
     </w:rPr>
   </w:style>
-  <w:style w:type="character" w:styleId="920" w:customStyle="1">
+  <w:style w:type="character" w:styleId="922" w:customStyle="1">
     <w:name w:val="En-tête Car"/>
     <w:pPr>
       <w:pBdr/>
@@ -18575,7 +18521,7 @@
       <w:sz w:val="20"/>
     </w:rPr>
   </w:style>
-  <w:style w:type="character" w:styleId="921" w:customStyle="1">
+  <w:style w:type="character" w:styleId="923" w:customStyle="1">
     <w:name w:val="Pied de page Car"/>
     <w:pPr>
       <w:pBdr/>
@@ -18586,7 +18532,7 @@
       <w:sz w:val="20"/>
     </w:rPr>
   </w:style>
-  <w:style w:type="character" w:styleId="922" w:customStyle="1">
+  <w:style w:type="character" w:styleId="924" w:customStyle="1">
     <w:name w:val="Texte de bulles Car"/>
     <w:pPr>
       <w:pBdr/>
@@ -18599,7 +18545,7 @@
       <w:szCs w:val="16"/>
     </w:rPr>
   </w:style>
-  <w:style w:type="character" w:styleId="923">
+  <w:style w:type="character" w:styleId="925">
     <w:name w:val="Hyperlink"/>
     <w:pPr>
       <w:pBdr/>
@@ -18611,7 +18557,7 @@
       <w:u w:val="single"/>
     </w:rPr>
   </w:style>
-  <w:style w:type="character" w:styleId="924">
+  <w:style w:type="character" w:styleId="926">
     <w:name w:val="Placeholder Text"/>
     <w:pPr>
       <w:pBdr/>
@@ -18622,7 +18568,7 @@
       <w:color w:val="808080"/>
     </w:rPr>
   </w:style>
-  <w:style w:type="character" w:styleId="925" w:customStyle="1">
+  <w:style w:type="character" w:styleId="927" w:customStyle="1">
     <w:name w:val="Conditions générales Car"/>
     <w:pPr>
       <w:pBdr/>
@@ -18633,7 +18579,7 @@
       <w:sz w:val="18"/>
     </w:rPr>
   </w:style>
-  <w:style w:type="character" w:styleId="926" w:customStyle="1">
+  <w:style w:type="character" w:styleId="928" w:customStyle="1">
     <w:name w:val="Note de fin Car"/>
     <w:pPr>
       <w:pBdr/>
@@ -18641,7 +18587,7 @@
       <w:ind/>
     </w:pPr>
   </w:style>
-  <w:style w:type="character" w:styleId="927">
+  <w:style w:type="character" w:styleId="929">
     <w:name w:val="endnote reference"/>
     <w:pPr>
       <w:pBdr/>
@@ -18652,7 +18598,7 @@
       <w:vertAlign w:val="superscript"/>
     </w:rPr>
   </w:style>
-  <w:style w:type="character" w:styleId="928" w:customStyle="1">
+  <w:style w:type="character" w:styleId="930" w:customStyle="1">
     <w:name w:val="Note de bas de page Car"/>
     <w:pPr>
       <w:pBdr/>
@@ -18660,7 +18606,7 @@
       <w:ind/>
     </w:pPr>
   </w:style>
-  <w:style w:type="character" w:styleId="929">
+  <w:style w:type="character" w:styleId="931">
     <w:name w:val="footnote reference"/>
     <w:pPr>
       <w:pBdr/>
@@ -18671,7 +18617,7 @@
       <w:vertAlign w:val="superscript"/>
     </w:rPr>
   </w:style>
-  <w:style w:type="character" w:styleId="930" w:customStyle="1">
+  <w:style w:type="character" w:styleId="932" w:customStyle="1">
     <w:name w:val="Marque de commentaire1"/>
     <w:pPr>
       <w:pBdr/>
@@ -18683,7 +18629,7 @@
       <w:szCs w:val="16"/>
     </w:rPr>
   </w:style>
-  <w:style w:type="character" w:styleId="931" w:customStyle="1">
+  <w:style w:type="character" w:styleId="933" w:customStyle="1">
     <w:name w:val="Commentaire Car"/>
     <w:pPr>
       <w:pBdr/>
@@ -18691,7 +18637,7 @@
       <w:ind/>
     </w:pPr>
   </w:style>
-  <w:style w:type="character" w:styleId="932" w:customStyle="1">
+  <w:style w:type="character" w:styleId="934" w:customStyle="1">
     <w:name w:val="Objet du commentaire Car"/>
     <w:pPr>
       <w:pBdr/>
@@ -18703,16 +18649,16 @@
       <w:bCs/>
     </w:rPr>
   </w:style>
-  <w:style w:type="character" w:styleId="933" w:customStyle="1">
+  <w:style w:type="character" w:styleId="935" w:customStyle="1">
     <w:name w:val="mr-3"/>
-    <w:basedOn w:val="848"/>
+    <w:basedOn w:val="850"/>
     <w:pPr>
       <w:pBdr/>
       <w:spacing/>
       <w:ind/>
     </w:pPr>
   </w:style>
-  <w:style w:type="character" w:styleId="934" w:customStyle="1">
+  <w:style w:type="character" w:styleId="936" w:customStyle="1">
     <w:name w:val="Mention non résolue1"/>
     <w:pPr>
       <w:pBdr/>
@@ -18724,7 +18670,7 @@
       <w:shd w:val="clear" w:color="auto" w:fill="e1dfdd"/>
     </w:rPr>
   </w:style>
-  <w:style w:type="table" w:styleId="935" w:customStyle="1">
+  <w:style w:type="table" w:styleId="937" w:customStyle="1">
     <w:name w:val="Tableau normal"/>
     <w:uiPriority w:val="99"/>
     <w:semiHidden/>
@@ -18919,9 +18865,9 @@
       </w:tcPr>
     </w:tblStylePr>
   </w:style>
-  <w:style w:type="table" w:styleId="936" w:customStyle="1">
+  <w:style w:type="table" w:styleId="938" w:customStyle="1">
     <w:name w:val="Table Grid Light"/>
-    <w:basedOn w:val="849"/>
+    <w:basedOn w:val="851"/>
     <w:pPr>
       <w:pBdr/>
       <w:spacing/>
@@ -19110,9 +19056,9 @@
       </w:tcPr>
     </w:tblStylePr>
   </w:style>
-  <w:style w:type="table" w:styleId="937">
+  <w:style w:type="table" w:styleId="939">
     <w:name w:val="Plain Table 1"/>
-    <w:basedOn w:val="849"/>
+    <w:basedOn w:val="851"/>
     <w:uiPriority w:val="41"/>
     <w:pPr>
       <w:pBdr/>
@@ -19356,9 +19302,9 @@
       </w:tcPr>
     </w:tblStylePr>
   </w:style>
-  <w:style w:type="table" w:styleId="938">
+  <w:style w:type="table" w:styleId="940">
     <w:name w:val="Plain Table 2"/>
-    <w:basedOn w:val="849"/>
+    <w:basedOn w:val="851"/>
     <w:uiPriority w:val="42"/>
     <w:pPr>
       <w:pBdr/>
@@ -19608,9 +19554,9 @@
       </w:tcPr>
     </w:tblStylePr>
   </w:style>
-  <w:style w:type="table" w:styleId="939">
+  <w:style w:type="table" w:styleId="941">
     <w:name w:val="Plain Table 3"/>
-    <w:basedOn w:val="849"/>
+    <w:basedOn w:val="851"/>
     <w:uiPriority w:val="43"/>
     <w:pPr>
       <w:pBdr/>
@@ -19873,9 +19819,9 @@
       </w:tcPr>
     </w:tblStylePr>
   </w:style>
-  <w:style w:type="table" w:styleId="940">
+  <w:style w:type="table" w:styleId="942">
     <w:name w:val="Plain Table 4"/>
-    <w:basedOn w:val="849"/>
+    <w:basedOn w:val="851"/>
     <w:uiPriority w:val="44"/>
     <w:pPr>
       <w:pBdr/>
@@ -20130,9 +20076,9 @@
       </w:tcPr>
     </w:tblStylePr>
   </w:style>
-  <w:style w:type="table" w:styleId="941">
+  <w:style w:type="table" w:styleId="943">
     <w:name w:val="Plain Table 5"/>
-    <w:basedOn w:val="849"/>
+    <w:basedOn w:val="851"/>
     <w:uiPriority w:val="45"/>
     <w:pPr>
       <w:pBdr/>
@@ -20400,9 +20346,9 @@
       </w:tcPr>
     </w:tblStylePr>
   </w:style>
-  <w:style w:type="table" w:styleId="942">
+  <w:style w:type="table" w:styleId="944">
     <w:name w:val="Grid Table 1 Light"/>
-    <w:basedOn w:val="849"/>
+    <w:basedOn w:val="851"/>
     <w:uiPriority w:val="46"/>
     <w:pPr>
       <w:pBdr/>
@@ -20657,9 +20603,9 @@
       </w:tcPr>
     </w:tblStylePr>
   </w:style>
-  <w:style w:type="table" w:styleId="943" w:customStyle="1">
+  <w:style w:type="table" w:styleId="945" w:customStyle="1">
     <w:name w:val="Grid Table 1 Light - Accent 1"/>
-    <w:basedOn w:val="849"/>
+    <w:basedOn w:val="851"/>
     <w:pPr>
       <w:pBdr/>
       <w:spacing/>
@@ -20913,9 +20859,9 @@
       </w:tcPr>
     </w:tblStylePr>
   </w:style>
-  <w:style w:type="table" w:styleId="944" w:customStyle="1">
+  <w:style w:type="table" w:styleId="946" w:customStyle="1">
     <w:name w:val="Grid Table 1 Light - Accent 2"/>
-    <w:basedOn w:val="849"/>
+    <w:basedOn w:val="851"/>
     <w:pPr>
       <w:pBdr/>
       <w:spacing/>
@@ -21169,9 +21115,9 @@
       </w:tcPr>
     </w:tblStylePr>
   </w:style>
-  <w:style w:type="table" w:styleId="945" w:customStyle="1">
+  <w:style w:type="table" w:styleId="947" w:customStyle="1">
     <w:name w:val="Grid Table 1 Light - Accent 3"/>
-    <w:basedOn w:val="849"/>
+    <w:basedOn w:val="851"/>
     <w:pPr>
       <w:pBdr/>
       <w:spacing/>
@@ -21425,9 +21371,9 @@
       </w:tcPr>
     </w:tblStylePr>
   </w:style>
-  <w:style w:type="table" w:styleId="946" w:customStyle="1">
+  <w:style w:type="table" w:styleId="948" w:customStyle="1">
     <w:name w:val="Grid Table 1 Light - Accent 4"/>
-    <w:basedOn w:val="849"/>
+    <w:basedOn w:val="851"/>
     <w:pPr>
       <w:pBdr/>
       <w:spacing/>
@@ -21681,9 +21627,9 @@
       </w:tcPr>
     </w:tblStylePr>
   </w:style>
-  <w:style w:type="table" w:styleId="947" w:customStyle="1">
+  <w:style w:type="table" w:styleId="949" w:customStyle="1">
     <w:name w:val="Grid Table 1 Light - Accent 5"/>
-    <w:basedOn w:val="849"/>
+    <w:basedOn w:val="851"/>
     <w:pPr>
       <w:pBdr/>
       <w:spacing/>
@@ -21937,9 +21883,9 @@
       </w:tcPr>
     </w:tblStylePr>
   </w:style>
-  <w:style w:type="table" w:styleId="948" w:customStyle="1">
+  <w:style w:type="table" w:styleId="950" w:customStyle="1">
     <w:name w:val="Grid Table 1 Light - Accent 6"/>
-    <w:basedOn w:val="849"/>
+    <w:basedOn w:val="851"/>
     <w:pPr>
       <w:pBdr/>
       <w:spacing/>
@@ -22193,9 +22139,9 @@
       </w:tcPr>
     </w:tblStylePr>
   </w:style>
-  <w:style w:type="table" w:styleId="949">
+  <w:style w:type="table" w:styleId="951">
     <w:name w:val="Grid Table 2"/>
-    <w:basedOn w:val="849"/>
+    <w:basedOn w:val="851"/>
     <w:uiPriority w:val="47"/>
     <w:pPr>
       <w:pBdr/>
@@ -22460,9 +22406,9 @@
       </w:tcPr>
     </w:tblStylePr>
   </w:style>
-  <w:style w:type="table" w:styleId="950" w:customStyle="1">
+  <w:style w:type="table" w:styleId="952" w:customStyle="1">
     <w:name w:val="Grid Table 2 - Accent 1"/>
-    <w:basedOn w:val="849"/>
+    <w:basedOn w:val="851"/>
     <w:pPr>
       <w:pBdr/>
       <w:spacing/>
@@ -22726,9 +22672,9 @@
       </w:tcPr>
     </w:tblStylePr>
   </w:style>
-  <w:style w:type="table" w:styleId="951" w:customStyle="1">
+  <w:style w:type="table" w:styleId="953" w:customStyle="1">
     <w:name w:val="Grid Table 2 - Accent 2"/>
-    <w:basedOn w:val="849"/>
+    <w:basedOn w:val="851"/>
     <w:pPr>
       <w:pBdr/>
       <w:spacing/>
@@ -22992,9 +22938,9 @@
       </w:tcPr>
     </w:tblStylePr>
   </w:style>
-  <w:style w:type="table" w:styleId="952" w:customStyle="1">
+  <w:style w:type="table" w:styleId="954" w:customStyle="1">
     <w:name w:val="Grid Table 2 - Accent 3"/>
-    <w:basedOn w:val="849"/>
+    <w:basedOn w:val="851"/>
     <w:pPr>
       <w:pBdr/>
       <w:spacing/>
@@ -23258,9 +23204,9 @@
       </w:tcPr>
     </w:tblStylePr>
   </w:style>
-  <w:style w:type="table" w:styleId="953" w:customStyle="1">
+  <w:style w:type="table" w:styleId="955" w:customStyle="1">
     <w:name w:val="Grid Table 2 - Accent 4"/>
-    <w:basedOn w:val="849"/>
+    <w:basedOn w:val="851"/>
     <w:pPr>
       <w:pBdr/>
       <w:spacing/>
@@ -23524,9 +23470,9 @@
       </w:tcPr>
     </w:tblStylePr>
   </w:style>
-  <w:style w:type="table" w:styleId="954" w:customStyle="1">
+  <w:style w:type="table" w:styleId="956" w:customStyle="1">
     <w:name w:val="Grid Table 2 - Accent 5"/>
-    <w:basedOn w:val="849"/>
+    <w:basedOn w:val="851"/>
     <w:pPr>
       <w:pBdr/>
       <w:spacing/>
@@ -23790,9 +23736,9 @@
       </w:tcPr>
     </w:tblStylePr>
   </w:style>
-  <w:style w:type="table" w:styleId="955" w:customStyle="1">
+  <w:style w:type="table" w:styleId="957" w:customStyle="1">
     <w:name w:val="Grid Table 2 - Accent 6"/>
-    <w:basedOn w:val="849"/>
+    <w:basedOn w:val="851"/>
     <w:pPr>
       <w:pBdr/>
       <w:spacing/>
@@ -24056,9 +24002,9 @@
       </w:tcPr>
     </w:tblStylePr>
   </w:style>
-  <w:style w:type="table" w:styleId="956">
+  <w:style w:type="table" w:styleId="958">
     <w:name w:val="Grid Table 3"/>
-    <w:basedOn w:val="849"/>
+    <w:basedOn w:val="851"/>
     <w:uiPriority w:val="48"/>
     <w:pPr>
       <w:pBdr/>
@@ -24322,9 +24268,9 @@
       </w:tcPr>
     </w:tblStylePr>
   </w:style>
-  <w:style w:type="table" w:styleId="957" w:customStyle="1">
+  <w:style w:type="table" w:styleId="959" w:customStyle="1">
     <w:name w:val="Grid Table 3 - Accent 1"/>
-    <w:basedOn w:val="849"/>
+    <w:basedOn w:val="851"/>
     <w:pPr>
       <w:pBdr/>
       <w:spacing/>
@@ -24587,9 +24533,9 @@
       </w:tcPr>
     </w:tblStylePr>
   </w:style>
-  <w:style w:type="table" w:styleId="958" w:customStyle="1">
+  <w:style w:type="table" w:styleId="960" w:customStyle="1">
     <w:name w:val="Grid Table 3 - Accent 2"/>
-    <w:basedOn w:val="849"/>
+    <w:basedOn w:val="851"/>
     <w:pPr>
       <w:pBdr/>
       <w:spacing/>
@@ -24852,9 +24798,9 @@
       </w:tcPr>
     </w:tblStylePr>
   </w:style>
-  <w:style w:type="table" w:styleId="959" w:customStyle="1">
+  <w:style w:type="table" w:styleId="961" w:customStyle="1">
     <w:name w:val="Grid Table 3 - Accent 3"/>
-    <w:basedOn w:val="849"/>
+    <w:basedOn w:val="851"/>
     <w:pPr>
       <w:pBdr/>
       <w:spacing/>
@@ -25117,9 +25063,9 @@
       </w:tcPr>
     </w:tblStylePr>
   </w:style>
-  <w:style w:type="table" w:styleId="960" w:customStyle="1">
+  <w:style w:type="table" w:styleId="962" w:customStyle="1">
     <w:name w:val="Grid Table 3 - Accent 4"/>
-    <w:basedOn w:val="849"/>
+    <w:basedOn w:val="851"/>
     <w:pPr>
       <w:pBdr/>
       <w:spacing/>
@@ -25382,9 +25328,9 @@
       </w:tcPr>
     </w:tblStylePr>
   </w:style>
-  <w:style w:type="table" w:styleId="961" w:customStyle="1">
+  <w:style w:type="table" w:styleId="963" w:customStyle="1">
     <w:name w:val="Grid Table 3 - Accent 5"/>
-    <w:basedOn w:val="849"/>
+    <w:basedOn w:val="851"/>
     <w:pPr>
       <w:pBdr/>
       <w:spacing/>
@@ -25647,9 +25593,9 @@
       </w:tcPr>
     </w:tblStylePr>
   </w:style>
-  <w:style w:type="table" w:styleId="962" w:customStyle="1">
+  <w:style w:type="table" w:styleId="964" w:customStyle="1">
     <w:name w:val="Grid Table 3 - Accent 6"/>
-    <w:basedOn w:val="849"/>
+    <w:basedOn w:val="851"/>
     <w:pPr>
       <w:pBdr/>
       <w:spacing/>
@@ -25912,9 +25858,9 @@
       </w:tcPr>
     </w:tblStylePr>
   </w:style>
-  <w:style w:type="table" w:styleId="963">
+  <w:style w:type="table" w:styleId="965">
     <w:name w:val="Grid Table 4"/>
-    <w:basedOn w:val="849"/>
+    <w:basedOn w:val="851"/>
     <w:uiPriority w:val="49"/>
     <w:pPr>
       <w:pBdr/>
@@ -26186,9 +26132,9 @@
       </w:tcPr>
     </w:tblStylePr>
   </w:style>
-  <w:style w:type="table" w:styleId="964" w:customStyle="1">
+  <w:style w:type="table" w:styleId="966" w:customStyle="1">
     <w:name w:val="Grid Table 4 - Accent 1"/>
-    <w:basedOn w:val="849"/>
+    <w:basedOn w:val="851"/>
     <w:pPr>
       <w:pBdr/>
       <w:spacing/>
@@ -26459,9 +26405,9 @@
       </w:tcPr>
     </w:tblStylePr>
   </w:style>
-  <w:style w:type="table" w:styleId="965" w:customStyle="1">
+  <w:style w:type="table" w:styleId="967" w:customStyle="1">
     <w:name w:val="Grid Table 4 - Accent 2"/>
-    <w:basedOn w:val="849"/>
+    <w:basedOn w:val="851"/>
     <w:pPr>
       <w:pBdr/>
       <w:spacing/>
@@ -26732,9 +26678,9 @@
       </w:tcPr>
     </w:tblStylePr>
   </w:style>
-  <w:style w:type="table" w:styleId="966" w:customStyle="1">
+  <w:style w:type="table" w:styleId="968" w:customStyle="1">
     <w:name w:val="Grid Table 4 - Accent 3"/>
-    <w:basedOn w:val="849"/>
+    <w:basedOn w:val="851"/>
     <w:pPr>
       <w:pBdr/>
       <w:spacing/>
@@ -27005,9 +26951,9 @@
       </w:tcPr>
     </w:tblStylePr>
   </w:style>
-  <w:style w:type="table" w:styleId="967" w:customStyle="1">
+  <w:style w:type="table" w:styleId="969" w:customStyle="1">
     <w:name w:val="Grid Table 4 - Accent 4"/>
-    <w:basedOn w:val="849"/>
+    <w:basedOn w:val="851"/>
     <w:pPr>
       <w:pBdr/>
       <w:spacing/>
@@ -27278,9 +27224,9 @@
       </w:tcPr>
     </w:tblStylePr>
   </w:style>
-  <w:style w:type="table" w:styleId="968" w:customStyle="1">
+  <w:style w:type="table" w:styleId="970" w:customStyle="1">
     <w:name w:val="Grid Table 4 - Accent 5"/>
-    <w:basedOn w:val="849"/>
+    <w:basedOn w:val="851"/>
     <w:pPr>
       <w:pBdr/>
       <w:spacing/>
@@ -27551,9 +27497,9 @@
       </w:tcPr>
     </w:tblStylePr>
   </w:style>
-  <w:style w:type="table" w:styleId="969" w:customStyle="1">
+  <w:style w:type="table" w:styleId="971" w:customStyle="1">
     <w:name w:val="Grid Table 4 - Accent 6"/>
-    <w:basedOn w:val="849"/>
+    <w:basedOn w:val="851"/>
     <w:pPr>
       <w:pBdr/>
       <w:spacing/>
@@ -27824,9 +27770,9 @@
       </w:tcPr>
     </w:tblStylePr>
   </w:style>
-  <w:style w:type="table" w:styleId="970">
+  <w:style w:type="table" w:styleId="972">
     <w:name w:val="Grid Table 5 Dark"/>
-    <w:basedOn w:val="849"/>
+    <w:basedOn w:val="851"/>
     <w:uiPriority w:val="50"/>
     <w:pPr>
       <w:pBdr/>
@@ -28079,9 +28025,9 @@
       </w:tcPr>
     </w:tblStylePr>
   </w:style>
-  <w:style w:type="table" w:styleId="971" w:customStyle="1">
+  <w:style w:type="table" w:styleId="973" w:customStyle="1">
     <w:name w:val="Grid Table 5 Dark- Accent 1"/>
-    <w:basedOn w:val="849"/>
+    <w:basedOn w:val="851"/>
     <w:pPr>
       <w:pBdr/>
       <w:spacing/>
@@ -28333,9 +28279,9 @@
       </w:tcPr>
     </w:tblStylePr>
   </w:style>
-  <w:style w:type="table" w:styleId="972" w:customStyle="1">
+  <w:style w:type="table" w:styleId="974" w:customStyle="1">
     <w:name w:val="Grid Table 5 Dark - Accent 2"/>
-    <w:basedOn w:val="849"/>
+    <w:basedOn w:val="851"/>
     <w:pPr>
       <w:pBdr/>
       <w:spacing/>
@@ -28587,9 +28533,9 @@
       </w:tcPr>
     </w:tblStylePr>
   </w:style>
-  <w:style w:type="table" w:styleId="973" w:customStyle="1">
+  <w:style w:type="table" w:styleId="975" w:customStyle="1">
     <w:name w:val="Grid Table 5 Dark - Accent 3"/>
-    <w:basedOn w:val="849"/>
+    <w:basedOn w:val="851"/>
     <w:pPr>
       <w:pBdr/>
       <w:spacing/>
@@ -28841,9 +28787,9 @@
       </w:tcPr>
     </w:tblStylePr>
   </w:style>
-  <w:style w:type="table" w:styleId="974" w:customStyle="1">
+  <w:style w:type="table" w:styleId="976" w:customStyle="1">
     <w:name w:val="Grid Table 5 Dark- Accent 4"/>
-    <w:basedOn w:val="849"/>
+    <w:basedOn w:val="851"/>
     <w:pPr>
       <w:pBdr/>
       <w:spacing/>
@@ -29095,9 +29041,9 @@
       </w:tcPr>
     </w:tblStylePr>
   </w:style>
-  <w:style w:type="table" w:styleId="975" w:customStyle="1">
+  <w:style w:type="table" w:styleId="977" w:customStyle="1">
     <w:name w:val="Grid Table 5 Dark - Accent 5"/>
-    <w:basedOn w:val="849"/>
+    <w:basedOn w:val="851"/>
     <w:pPr>
       <w:pBdr/>
       <w:spacing/>
@@ -29349,9 +29295,9 @@
       </w:tcPr>
     </w:tblStylePr>
   </w:style>
-  <w:style w:type="table" w:styleId="976" w:customStyle="1">
+  <w:style w:type="table" w:styleId="978" w:customStyle="1">
     <w:name w:val="Grid Table 5 Dark - Accent 6"/>
-    <w:basedOn w:val="849"/>
+    <w:basedOn w:val="851"/>
     <w:pPr>
       <w:pBdr/>
       <w:spacing/>
@@ -29603,9 +29549,9 @@
       </w:tcPr>
     </w:tblStylePr>
   </w:style>
-  <w:style w:type="table" w:styleId="977">
+  <w:style w:type="table" w:styleId="979">
     <w:name w:val="Grid Table 6 Colorful"/>
-    <w:basedOn w:val="849"/>
+    <w:basedOn w:val="851"/>
     <w:uiPriority w:val="51"/>
     <w:pPr>
       <w:pBdr>
@@ -29880,9 +29826,9 @@
       </w:tcPr>
     </w:tblStylePr>
   </w:style>
-  <w:style w:type="table" w:styleId="978" w:customStyle="1">
+  <w:style w:type="table" w:styleId="980" w:customStyle="1">
     <w:name w:val="Grid Table 6 Colorful - Accent 1"/>
-    <w:basedOn w:val="849"/>
+    <w:basedOn w:val="851"/>
     <w:pPr>
       <w:pBdr>
         <w:top w:val="none" w:color="000000" w:sz="0" w:space="3"/>
@@ -30156,9 +30102,9 @@
       </w:tcPr>
     </w:tblStylePr>
   </w:style>
-  <w:style w:type="table" w:styleId="979" w:customStyle="1">
+  <w:style w:type="table" w:styleId="981" w:customStyle="1">
     <w:name w:val="Grid Table 6 Colorful - Accent 2"/>
-    <w:basedOn w:val="849"/>
+    <w:basedOn w:val="851"/>
     <w:pPr>
       <w:pBdr>
         <w:top w:val="none" w:color="000000" w:sz="0" w:space="3"/>
@@ -30432,9 +30378,9 @@
       </w:tcPr>
     </w:tblStylePr>
   </w:style>
-  <w:style w:type="table" w:styleId="980" w:customStyle="1">
+  <w:style w:type="table" w:styleId="982" w:customStyle="1">
     <w:name w:val="Grid Table 6 Colorful - Accent 3"/>
-    <w:basedOn w:val="849"/>
+    <w:basedOn w:val="851"/>
     <w:pPr>
       <w:pBdr>
         <w:top w:val="none" w:color="000000" w:sz="0" w:space="3"/>
@@ -30708,9 +30654,9 @@
       </w:tcPr>
     </w:tblStylePr>
   </w:style>
-  <w:style w:type="table" w:styleId="981" w:customStyle="1">
+  <w:style w:type="table" w:styleId="983" w:customStyle="1">
     <w:name w:val="Grid Table 6 Colorful - Accent 4"/>
-    <w:basedOn w:val="849"/>
+    <w:basedOn w:val="851"/>
     <w:pPr>
       <w:pBdr>
         <w:top w:val="none" w:color="000000" w:sz="0" w:space="3"/>
@@ -30984,9 +30930,9 @@
       </w:tcPr>
     </w:tblStylePr>
   </w:style>
-  <w:style w:type="table" w:styleId="982" w:customStyle="1">
+  <w:style w:type="table" w:styleId="984" w:customStyle="1">
     <w:name w:val="Grid Table 6 Colorful - Accent 5"/>
-    <w:basedOn w:val="849"/>
+    <w:basedOn w:val="851"/>
     <w:pPr>
       <w:pBdr>
         <w:top w:val="none" w:color="000000" w:sz="0" w:space="3"/>
@@ -31260,9 +31206,9 @@
       </w:tcPr>
     </w:tblStylePr>
   </w:style>
-  <w:style w:type="table" w:styleId="983" w:customStyle="1">
+  <w:style w:type="table" w:styleId="985" w:customStyle="1">
     <w:name w:val="Grid Table 6 Colorful - Accent 6"/>
-    <w:basedOn w:val="849"/>
+    <w:basedOn w:val="851"/>
     <w:pPr>
       <w:pBdr>
         <w:top w:val="none" w:color="000000" w:sz="0" w:space="3"/>
@@ -31536,9 +31482,9 @@
       </w:tcPr>
     </w:tblStylePr>
   </w:style>
-  <w:style w:type="table" w:styleId="984">
+  <w:style w:type="table" w:styleId="986">
     <w:name w:val="Grid Table 7 Colorful"/>
-    <w:basedOn w:val="849"/>
+    <w:basedOn w:val="851"/>
     <w:uiPriority w:val="52"/>
     <w:pPr>
       <w:pBdr/>
@@ -31819,9 +31765,9 @@
       </w:tcPr>
     </w:tblStylePr>
   </w:style>
-  <w:style w:type="table" w:styleId="985" w:customStyle="1">
+  <w:style w:type="table" w:styleId="987" w:customStyle="1">
     <w:name w:val="Grid Table 7 Colorful - Accent 1"/>
-    <w:basedOn w:val="849"/>
+    <w:basedOn w:val="851"/>
     <w:pPr>
       <w:pBdr/>
       <w:spacing/>
@@ -32101,9 +32047,9 @@
       </w:tcPr>
     </w:tblStylePr>
   </w:style>
-  <w:style w:type="table" w:styleId="986" w:customStyle="1">
+  <w:style w:type="table" w:styleId="988" w:customStyle="1">
     <w:name w:val="Grid Table 7 Colorful - Accent 2"/>
-    <w:basedOn w:val="849"/>
+    <w:basedOn w:val="851"/>
     <w:pPr>
       <w:pBdr/>
       <w:spacing/>
@@ -32383,9 +32329,9 @@
       </w:tcPr>
     </w:tblStylePr>
   </w:style>
-  <w:style w:type="table" w:styleId="987" w:customStyle="1">
+  <w:style w:type="table" w:styleId="989" w:customStyle="1">
     <w:name w:val="Grid Table 7 Colorful - Accent 3"/>
-    <w:basedOn w:val="849"/>
+    <w:basedOn w:val="851"/>
     <w:pPr>
       <w:pBdr/>
       <w:spacing/>
@@ -32665,9 +32611,9 @@
       </w:tcPr>
     </w:tblStylePr>
   </w:style>
-  <w:style w:type="table" w:styleId="988" w:customStyle="1">
+  <w:style w:type="table" w:styleId="990" w:customStyle="1">
     <w:name w:val="Grid Table 7 Colorful - Accent 4"/>
-    <w:basedOn w:val="849"/>
+    <w:basedOn w:val="851"/>
     <w:pPr>
       <w:pBdr/>
       <w:spacing/>
@@ -32947,9 +32893,9 @@
       </w:tcPr>
     </w:tblStylePr>
   </w:style>
-  <w:style w:type="table" w:styleId="989" w:customStyle="1">
+  <w:style w:type="table" w:styleId="991" w:customStyle="1">
     <w:name w:val="Grid Table 7 Colorful - Accent 5"/>
-    <w:basedOn w:val="849"/>
+    <w:basedOn w:val="851"/>
     <w:pPr>
       <w:pBdr/>
       <w:spacing/>
@@ -33229,9 +33175,9 @@
       </w:tcPr>
     </w:tblStylePr>
   </w:style>
-  <w:style w:type="table" w:styleId="990" w:customStyle="1">
+  <w:style w:type="table" w:styleId="992" w:customStyle="1">
     <w:name w:val="Grid Table 7 Colorful - Accent 6"/>
-    <w:basedOn w:val="849"/>
+    <w:basedOn w:val="851"/>
     <w:pPr>
       <w:pBdr/>
       <w:spacing/>
@@ -33511,9 +33457,9 @@
       </w:tcPr>
     </w:tblStylePr>
   </w:style>
-  <w:style w:type="table" w:styleId="991">
+  <w:style w:type="table" w:styleId="993">
     <w:name w:val="List Table 1 Light"/>
-    <w:basedOn w:val="849"/>
+    <w:basedOn w:val="851"/>
     <w:uiPriority w:val="46"/>
     <w:pPr>
       <w:pBdr/>
@@ -33748,9 +33694,9 @@
       </w:tcPr>
     </w:tblStylePr>
   </w:style>
-  <w:style w:type="table" w:styleId="992" w:customStyle="1">
+  <w:style w:type="table" w:styleId="994" w:customStyle="1">
     <w:name w:val="List Table 1 Light - Accent 1"/>
-    <w:basedOn w:val="849"/>
+    <w:basedOn w:val="851"/>
     <w:pPr>
       <w:pBdr/>
       <w:spacing/>
@@ -33984,9 +33930,9 @@
       </w:tcPr>
     </w:tblStylePr>
   </w:style>
-  <w:style w:type="table" w:styleId="993" w:customStyle="1">
+  <w:style w:type="table" w:styleId="995" w:customStyle="1">
     <w:name w:val="List Table 1 Light - Accent 2"/>
-    <w:basedOn w:val="849"/>
+    <w:basedOn w:val="851"/>
     <w:pPr>
       <w:pBdr/>
       <w:spacing/>
@@ -34220,9 +34166,9 @@
       </w:tcPr>
     </w:tblStylePr>
   </w:style>
-  <w:style w:type="table" w:styleId="994" w:customStyle="1">
+  <w:style w:type="table" w:styleId="996" w:customStyle="1">
     <w:name w:val="List Table 1 Light - Accent 3"/>
-    <w:basedOn w:val="849"/>
+    <w:basedOn w:val="851"/>
     <w:pPr>
       <w:pBdr/>
       <w:spacing/>
@@ -34456,9 +34402,9 @@
       </w:tcPr>
     </w:tblStylePr>
   </w:style>
-  <w:style w:type="table" w:styleId="995" w:customStyle="1">
+  <w:style w:type="table" w:styleId="997" w:customStyle="1">
     <w:name w:val="List Table 1 Light - Accent 4"/>
-    <w:basedOn w:val="849"/>
+    <w:basedOn w:val="851"/>
     <w:pPr>
       <w:pBdr/>
       <w:spacing/>
@@ -34692,9 +34638,9 @@
       </w:tcPr>
     </w:tblStylePr>
   </w:style>
-  <w:style w:type="table" w:styleId="996" w:customStyle="1">
+  <w:style w:type="table" w:styleId="998" w:customStyle="1">
     <w:name w:val="List Table 1 Light - Accent 5"/>
-    <w:basedOn w:val="849"/>
+    <w:basedOn w:val="851"/>
     <w:pPr>
       <w:pBdr/>
       <w:spacing/>
@@ -34928,9 +34874,9 @@
       </w:tcPr>
     </w:tblStylePr>
   </w:style>
-  <w:style w:type="table" w:styleId="997" w:customStyle="1">
+  <w:style w:type="table" w:styleId="999" w:customStyle="1">
     <w:name w:val="List Table 1 Light - Accent 6"/>
-    <w:basedOn w:val="849"/>
+    <w:basedOn w:val="851"/>
     <w:pPr>
       <w:pBdr/>
       <w:spacing/>
@@ -35164,9 +35110,9 @@
       </w:tcPr>
     </w:tblStylePr>
   </w:style>
-  <w:style w:type="table" w:styleId="998">
+  <w:style w:type="table" w:styleId="1000">
     <w:name w:val="List Table 2"/>
-    <w:basedOn w:val="849"/>
+    <w:basedOn w:val="851"/>
     <w:uiPriority w:val="47"/>
     <w:pPr>
       <w:pBdr/>
@@ -35439,9 +35385,9 @@
       </w:tcPr>
     </w:tblStylePr>
   </w:style>
-  <w:style w:type="table" w:styleId="999" w:customStyle="1">
+  <w:style w:type="table" w:styleId="1001" w:customStyle="1">
     <w:name w:val="List Table 2 - Accent 1"/>
-    <w:basedOn w:val="849"/>
+    <w:basedOn w:val="851"/>
     <w:pPr>
       <w:pBdr/>
       <w:spacing/>
@@ -35713,9 +35659,9 @@
       </w:tcPr>
     </w:tblStylePr>
   </w:style>
-  <w:style w:type="table" w:styleId="1000" w:customStyle="1">
+  <w:style w:type="table" w:styleId="1002" w:customStyle="1">
     <w:name w:val="List Table 2 - Accent 2"/>
-    <w:basedOn w:val="849"/>
+    <w:basedOn w:val="851"/>
     <w:pPr>
       <w:pBdr/>
       <w:spacing/>
@@ -35987,9 +35933,9 @@
       </w:tcPr>
     </w:tblStylePr>
   </w:style>
-  <w:style w:type="table" w:styleId="1001" w:customStyle="1">
+  <w:style w:type="table" w:styleId="1003" w:customStyle="1">
     <w:name w:val="List Table 2 - Accent 3"/>
-    <w:basedOn w:val="849"/>
+    <w:basedOn w:val="851"/>
     <w:pPr>
       <w:pBdr/>
       <w:spacing/>
@@ -36261,9 +36207,9 @@
       </w:tcPr>
     </w:tblStylePr>
   </w:style>
-  <w:style w:type="table" w:styleId="1002" w:customStyle="1">
+  <w:style w:type="table" w:styleId="1004" w:customStyle="1">
     <w:name w:val="List Table 2 - Accent 4"/>
-    <w:basedOn w:val="849"/>
+    <w:basedOn w:val="851"/>
     <w:pPr>
       <w:pBdr/>
       <w:spacing/>
@@ -36535,9 +36481,9 @@
       </w:tcPr>
     </w:tblStylePr>
   </w:style>
-  <w:style w:type="table" w:styleId="1003" w:customStyle="1">
+  <w:style w:type="table" w:styleId="1005" w:customStyle="1">
     <w:name w:val="List Table 2 - Accent 5"/>
-    <w:basedOn w:val="849"/>
+    <w:basedOn w:val="851"/>
     <w:pPr>
       <w:pBdr/>
       <w:spacing/>
@@ -36809,9 +36755,9 @@
       </w:tcPr>
     </w:tblStylePr>
   </w:style>
-  <w:style w:type="table" w:styleId="1004" w:customStyle="1">
+  <w:style w:type="table" w:styleId="1006" w:customStyle="1">
     <w:name w:val="List Table 2 - Accent 6"/>
-    <w:basedOn w:val="849"/>
+    <w:basedOn w:val="851"/>
     <w:pPr>
       <w:pBdr/>
       <w:spacing/>
@@ -37083,9 +37029,9 @@
       </w:tcPr>
     </w:tblStylePr>
   </w:style>
-  <w:style w:type="table" w:styleId="1005">
+  <w:style w:type="table" w:styleId="1007">
     <w:name w:val="List Table 3"/>
-    <w:basedOn w:val="849"/>
+    <w:basedOn w:val="851"/>
     <w:uiPriority w:val="48"/>
     <w:pPr>
       <w:pBdr/>
@@ -37352,9 +37298,9 @@
       </w:tcPr>
     </w:tblStylePr>
   </w:style>
-  <w:style w:type="table" w:styleId="1006" w:customStyle="1">
+  <w:style w:type="table" w:styleId="1008" w:customStyle="1">
     <w:name w:val="List Table 3 - Accent 1"/>
-    <w:basedOn w:val="849"/>
+    <w:basedOn w:val="851"/>
     <w:pPr>
       <w:pBdr/>
       <w:spacing/>
@@ -37620,9 +37566,9 @@
       </w:tcPr>
     </w:tblStylePr>
   </w:style>
-  <w:style w:type="table" w:styleId="1007" w:customStyle="1">
+  <w:style w:type="table" w:styleId="1009" w:customStyle="1">
     <w:name w:val="List Table 3 - Accent 2"/>
-    <w:basedOn w:val="849"/>
+    <w:basedOn w:val="851"/>
     <w:pPr>
       <w:pBdr/>
       <w:spacing/>
@@ -37888,9 +37834,9 @@
       </w:tcPr>
     </w:tblStylePr>
   </w:style>
-  <w:style w:type="table" w:styleId="1008" w:customStyle="1">
+  <w:style w:type="table" w:styleId="1010" w:customStyle="1">
     <w:name w:val="List Table 3 - Accent 3"/>
-    <w:basedOn w:val="849"/>
+    <w:basedOn w:val="851"/>
     <w:pPr>
       <w:pBdr/>
       <w:spacing/>
@@ -38156,9 +38102,9 @@
       </w:tcPr>
     </w:tblStylePr>
   </w:style>
-  <w:style w:type="table" w:styleId="1009" w:customStyle="1">
+  <w:style w:type="table" w:styleId="1011" w:customStyle="1">
     <w:name w:val="List Table 3 - Accent 4"/>
-    <w:basedOn w:val="849"/>
+    <w:basedOn w:val="851"/>
     <w:pPr>
       <w:pBdr/>
       <w:spacing/>
@@ -38424,9 +38370,9 @@
       </w:tcPr>
     </w:tblStylePr>
   </w:style>
-  <w:style w:type="table" w:styleId="1010" w:customStyle="1">
+  <w:style w:type="table" w:styleId="1012" w:customStyle="1">
     <w:name w:val="List Table 3 - Accent 5"/>
-    <w:basedOn w:val="849"/>
+    <w:basedOn w:val="851"/>
     <w:pPr>
       <w:pBdr/>
       <w:spacing/>
@@ -38692,9 +38638,9 @@
       </w:tcPr>
     </w:tblStylePr>
   </w:style>
-  <w:style w:type="table" w:styleId="1011" w:customStyle="1">
+  <w:style w:type="table" w:styleId="1013" w:customStyle="1">
     <w:name w:val="List Table 3 - Accent 6"/>
-    <w:basedOn w:val="849"/>
+    <w:basedOn w:val="851"/>
     <w:pPr>
       <w:pBdr/>
       <w:spacing/>
@@ -38960,9 +38906,9 @@
       </w:tcPr>
     </w:tblStylePr>
   </w:style>
-  <w:style w:type="table" w:styleId="1012">
+  <w:style w:type="table" w:styleId="1014">
     <w:name w:val="List Table 4"/>
-    <w:basedOn w:val="849"/>
+    <w:basedOn w:val="851"/>
     <w:uiPriority w:val="49"/>
     <w:pPr>
       <w:pBdr/>
@@ -39226,9 +39172,9 @@
       </w:tcPr>
     </w:tblStylePr>
   </w:style>
-  <w:style w:type="table" w:styleId="1013" w:customStyle="1">
+  <w:style w:type="table" w:styleId="1015" w:customStyle="1">
     <w:name w:val="List Table 4 - Accent 1"/>
-    <w:basedOn w:val="849"/>
+    <w:basedOn w:val="851"/>
     <w:pPr>
       <w:pBdr/>
       <w:spacing/>
@@ -39491,9 +39437,9 @@
       </w:tcPr>
     </w:tblStylePr>
   </w:style>
-  <w:style w:type="table" w:styleId="1014" w:customStyle="1">
+  <w:style w:type="table" w:styleId="1016" w:customStyle="1">
     <w:name w:val="List Table 4 - Accent 2"/>
-    <w:basedOn w:val="849"/>
+    <w:basedOn w:val="851"/>
     <w:pPr>
       <w:pBdr/>
       <w:spacing/>
@@ -39756,9 +39702,9 @@
       </w:tcPr>
     </w:tblStylePr>
   </w:style>
-  <w:style w:type="table" w:styleId="1015" w:customStyle="1">
+  <w:style w:type="table" w:styleId="1017" w:customStyle="1">
     <w:name w:val="List Table 4 - Accent 3"/>
-    <w:basedOn w:val="849"/>
+    <w:basedOn w:val="851"/>
     <w:pPr>
       <w:pBdr/>
       <w:spacing/>
@@ -40021,9 +39967,9 @@
       </w:tcPr>
     </w:tblStylePr>
   </w:style>
-  <w:style w:type="table" w:styleId="1016" w:customStyle="1">
+  <w:style w:type="table" w:styleId="1018" w:customStyle="1">
     <w:name w:val="List Table 4 - Accent 4"/>
-    <w:basedOn w:val="849"/>
+    <w:basedOn w:val="851"/>
     <w:pPr>
       <w:pBdr/>
       <w:spacing/>
@@ -40286,9 +40232,9 @@
       </w:tcPr>
     </w:tblStylePr>
   </w:style>
-  <w:style w:type="table" w:styleId="1017" w:customStyle="1">
+  <w:style w:type="table" w:styleId="1019" w:customStyle="1">
     <w:name w:val="List Table 4 - Accent 5"/>
-    <w:basedOn w:val="849"/>
+    <w:basedOn w:val="851"/>
     <w:pPr>
       <w:pBdr/>
       <w:spacing/>
@@ -40551,9 +40497,9 @@
       </w:tcPr>
     </w:tblStylePr>
   </w:style>
-  <w:style w:type="table" w:styleId="1018" w:customStyle="1">
+  <w:style w:type="table" w:styleId="1020" w:customStyle="1">
     <w:name w:val="List Table 4 - Accent 6"/>
-    <w:basedOn w:val="849"/>
+    <w:basedOn w:val="851"/>
     <w:pPr>
       <w:pBdr/>
       <w:spacing/>
@@ -40816,9 +40762,9 @@
       </w:tcPr>
     </w:tblStylePr>
   </w:style>
-  <w:style w:type="table" w:styleId="1019">
+  <w:style w:type="table" w:styleId="1021">
     <w:name w:val="List Table 5 Dark"/>
-    <w:basedOn w:val="849"/>
+    <w:basedOn w:val="851"/>
     <w:uiPriority w:val="50"/>
     <w:pPr>
       <w:pBdr>
@@ -41084,9 +41030,9 @@
       </w:tcPr>
     </w:tblStylePr>
   </w:style>
-  <w:style w:type="table" w:styleId="1020" w:customStyle="1">
+  <w:style w:type="table" w:styleId="1022" w:customStyle="1">
     <w:name w:val="List Table 5 Dark - Accent 1"/>
-    <w:basedOn w:val="849"/>
+    <w:basedOn w:val="851"/>
     <w:pPr>
       <w:pBdr>
         <w:top w:val="none" w:color="000000" w:sz="0" w:space="3"/>
@@ -41351,9 +41297,9 @@
       </w:tcPr>
     </w:tblStylePr>
   </w:style>
-  <w:style w:type="table" w:styleId="1021" w:customStyle="1">
+  <w:style w:type="table" w:styleId="1023" w:customStyle="1">
     <w:name w:val="List Table 5 Dark - Accent 2"/>
-    <w:basedOn w:val="849"/>
+    <w:basedOn w:val="851"/>
     <w:pPr>
       <w:pBdr>
         <w:top w:val="none" w:color="000000" w:sz="0" w:space="3"/>
@@ -41618,9 +41564,9 @@
       </w:tcPr>
     </w:tblStylePr>
   </w:style>
-  <w:style w:type="table" w:styleId="1022" w:customStyle="1">
+  <w:style w:type="table" w:styleId="1024" w:customStyle="1">
     <w:name w:val="List Table 5 Dark - Accent 3"/>
-    <w:basedOn w:val="849"/>
+    <w:basedOn w:val="851"/>
     <w:pPr>
       <w:pBdr>
         <w:top w:val="none" w:color="000000" w:sz="0" w:space="3"/>
@@ -41885,9 +41831,9 @@
       </w:tcPr>
     </w:tblStylePr>
   </w:style>
-  <w:style w:type="table" w:styleId="1023" w:customStyle="1">
+  <w:style w:type="table" w:styleId="1025" w:customStyle="1">
     <w:name w:val="List Table 5 Dark - Accent 4"/>
-    <w:basedOn w:val="849"/>
+    <w:basedOn w:val="851"/>
     <w:pPr>
       <w:pBdr>
         <w:top w:val="none" w:color="000000" w:sz="0" w:space="3"/>
@@ -42152,9 +42098,9 @@
       </w:tcPr>
     </w:tblStylePr>
   </w:style>
-  <w:style w:type="table" w:styleId="1024" w:customStyle="1">
+  <w:style w:type="table" w:styleId="1026" w:customStyle="1">
     <w:name w:val="List Table 5 Dark - Accent 5"/>
-    <w:basedOn w:val="849"/>
+    <w:basedOn w:val="851"/>
     <w:pPr>
       <w:pBdr>
         <w:top w:val="none" w:color="000000" w:sz="0" w:space="3"/>
@@ -42419,9 +42365,9 @@
       </w:tcPr>
     </w:tblStylePr>
   </w:style>
-  <w:style w:type="table" w:styleId="1025" w:customStyle="1">
+  <w:style w:type="table" w:styleId="1027" w:customStyle="1">
     <w:name w:val="List Table 5 Dark - Accent 6"/>
-    <w:basedOn w:val="849"/>
+    <w:basedOn w:val="851"/>
     <w:pPr>
       <w:pBdr>
         <w:top w:val="none" w:color="000000" w:sz="0" w:space="3"/>
@@ -42686,9 +42632,9 @@
       </w:tcPr>
     </w:tblStylePr>
   </w:style>
-  <w:style w:type="table" w:styleId="1026">
+  <w:style w:type="table" w:styleId="1028">
     <w:name w:val="List Table 6 Colorful"/>
-    <w:basedOn w:val="849"/>
+    <w:basedOn w:val="851"/>
     <w:uiPriority w:val="51"/>
     <w:pPr>
       <w:pBdr/>
@@ -42950,9 +42896,9 @@
       </w:tcPr>
     </w:tblStylePr>
   </w:style>
-  <w:style w:type="table" w:styleId="1027" w:customStyle="1">
+  <w:style w:type="table" w:styleId="1029" w:customStyle="1">
     <w:name w:val="List Table 6 Colorful - Accent 1"/>
-    <w:basedOn w:val="849"/>
+    <w:basedOn w:val="851"/>
     <w:pPr>
       <w:pBdr/>
       <w:spacing/>
@@ -43213,9 +43159,9 @@
       </w:tcPr>
     </w:tblStylePr>
   </w:style>
-  <w:style w:type="table" w:styleId="1028" w:customStyle="1">
+  <w:style w:type="table" w:styleId="1030" w:customStyle="1">
     <w:name w:val="List Table 6 Colorful - Accent 2"/>
-    <w:basedOn w:val="849"/>
+    <w:basedOn w:val="851"/>
     <w:pPr>
       <w:pBdr/>
       <w:spacing/>
@@ -43476,9 +43422,9 @@
       </w:tcPr>
     </w:tblStylePr>
   </w:style>
-  <w:style w:type="table" w:styleId="1029" w:customStyle="1">
+  <w:style w:type="table" w:styleId="1031" w:customStyle="1">
     <w:name w:val="List Table 6 Colorful - Accent 3"/>
-    <w:basedOn w:val="849"/>
+    <w:basedOn w:val="851"/>
     <w:pPr>
       <w:pBdr/>
       <w:spacing/>
@@ -43739,9 +43685,9 @@
       </w:tcPr>
     </w:tblStylePr>
   </w:style>
-  <w:style w:type="table" w:styleId="1030" w:customStyle="1">
+  <w:style w:type="table" w:styleId="1032" w:customStyle="1">
     <w:name w:val="List Table 6 Colorful - Accent 4"/>
-    <w:basedOn w:val="849"/>
+    <w:basedOn w:val="851"/>
     <w:pPr>
       <w:pBdr/>
       <w:spacing/>
@@ -44002,9 +43948,9 @@
       </w:tcPr>
     </w:tblStylePr>
   </w:style>
-  <w:style w:type="table" w:styleId="1031" w:customStyle="1">
+  <w:style w:type="table" w:styleId="1033" w:customStyle="1">
     <w:name w:val="List Table 6 Colorful - Accent 5"/>
-    <w:basedOn w:val="849"/>
+    <w:basedOn w:val="851"/>
     <w:pPr>
       <w:pBdr/>
       <w:spacing/>
@@ -44265,9 +44211,9 @@
       </w:tcPr>
     </w:tblStylePr>
   </w:style>
-  <w:style w:type="table" w:styleId="1032" w:customStyle="1">
+  <w:style w:type="table" w:styleId="1034" w:customStyle="1">
     <w:name w:val="List Table 6 Colorful - Accent 6"/>
-    <w:basedOn w:val="849"/>
+    <w:basedOn w:val="851"/>
     <w:pPr>
       <w:pBdr/>
       <w:spacing/>
@@ -44528,9 +44474,9 @@
       </w:tcPr>
     </w:tblStylePr>
   </w:style>
-  <w:style w:type="table" w:styleId="1033">
+  <w:style w:type="table" w:styleId="1035">
     <w:name w:val="List Table 7 Colorful"/>
-    <w:basedOn w:val="849"/>
+    <w:basedOn w:val="851"/>
     <w:uiPriority w:val="52"/>
     <w:pPr>
       <w:pBdr>
@@ -44819,9 +44765,9 @@
       </w:tcPr>
     </w:tblStylePr>
   </w:style>
-  <w:style w:type="table" w:styleId="1034" w:customStyle="1">
+  <w:style w:type="table" w:styleId="1036" w:customStyle="1">
     <w:name w:val="List Table 7 Colorful - Accent 1"/>
-    <w:basedOn w:val="849"/>
+    <w:basedOn w:val="851"/>
     <w:pPr>
       <w:pBdr>
         <w:top w:val="none" w:color="000000" w:sz="0" w:space="3"/>
@@ -45109,9 +45055,9 @@
       </w:tcPr>
     </w:tblStylePr>
   </w:style>
-  <w:style w:type="table" w:styleId="1035" w:customStyle="1">
+  <w:style w:type="table" w:styleId="1037" w:customStyle="1">
     <w:name w:val="List Table 7 Colorful - Accent 2"/>
-    <w:basedOn w:val="849"/>
+    <w:basedOn w:val="851"/>
     <w:pPr>
       <w:pBdr>
         <w:top w:val="none" w:color="000000" w:sz="0" w:space="3"/>
@@ -45399,9 +45345,9 @@
       </w:tcPr>
     </w:tblStylePr>
   </w:style>
-  <w:style w:type="table" w:styleId="1036" w:customStyle="1">
+  <w:style w:type="table" w:styleId="1038" w:customStyle="1">
     <w:name w:val="List Table 7 Colorful - Accent 3"/>
-    <w:basedOn w:val="849"/>
+    <w:basedOn w:val="851"/>
     <w:pPr>
       <w:pBdr>
         <w:top w:val="none" w:color="000000" w:sz="0" w:space="3"/>
@@ -45689,9 +45635,9 @@
       </w:tcPr>
     </w:tblStylePr>
   </w:style>
-  <w:style w:type="table" w:styleId="1037" w:customStyle="1">
+  <w:style w:type="table" w:styleId="1039" w:customStyle="1">
     <w:name w:val="List Table 7 Colorful - Accent 4"/>
-    <w:basedOn w:val="849"/>
+    <w:basedOn w:val="851"/>
     <w:pPr>
       <w:pBdr>
         <w:top w:val="none" w:color="000000" w:sz="0" w:space="3"/>
@@ -45979,9 +45925,9 @@
       </w:tcPr>
     </w:tblStylePr>
   </w:style>
-  <w:style w:type="table" w:styleId="1038" w:customStyle="1">
+  <w:style w:type="table" w:styleId="1040" w:customStyle="1">
     <w:name w:val="List Table 7 Colorful - Accent 5"/>
-    <w:basedOn w:val="849"/>
+    <w:basedOn w:val="851"/>
     <w:pPr>
       <w:pBdr>
         <w:top w:val="none" w:color="000000" w:sz="0" w:space="3"/>
@@ -46269,9 +46215,9 @@
       </w:tcPr>
     </w:tblStylePr>
   </w:style>
-  <w:style w:type="table" w:styleId="1039" w:customStyle="1">
+  <w:style w:type="table" w:styleId="1041" w:customStyle="1">
     <w:name w:val="List Table 7 Colorful - Accent 6"/>
-    <w:basedOn w:val="849"/>
+    <w:basedOn w:val="851"/>
     <w:pPr>
       <w:pBdr>
         <w:top w:val="none" w:color="000000" w:sz="0" w:space="3"/>
@@ -46559,9 +46505,9 @@
       </w:tcPr>
     </w:tblStylePr>
   </w:style>
-  <w:style w:type="table" w:styleId="1040" w:customStyle="1">
+  <w:style w:type="table" w:styleId="1042" w:customStyle="1">
     <w:name w:val="Lined - Accent"/>
-    <w:basedOn w:val="849"/>
+    <w:basedOn w:val="851"/>
     <w:pPr>
       <w:pBdr/>
       <w:spacing/>
@@ -46847,9 +46793,9 @@
       </w:tcPr>
     </w:tblStylePr>
   </w:style>
-  <w:style w:type="table" w:styleId="1041" w:customStyle="1">
+  <w:style w:type="table" w:styleId="1043" w:customStyle="1">
     <w:name w:val="Lined - Accent 1"/>
-    <w:basedOn w:val="849"/>
+    <w:basedOn w:val="851"/>
     <w:pPr>
       <w:pBdr/>
       <w:spacing/>
@@ -47135,9 +47081,9 @@
       </w:tcPr>
     </w:tblStylePr>
   </w:style>
-  <w:style w:type="table" w:styleId="1042" w:customStyle="1">
+  <w:style w:type="table" w:styleId="1044" w:customStyle="1">
     <w:name w:val="Lined - Accent 2"/>
-    <w:basedOn w:val="849"/>
+    <w:basedOn w:val="851"/>
     <w:pPr>
       <w:pBdr/>
       <w:spacing/>
@@ -47423,9 +47369,9 @@
       </w:tcPr>
     </w:tblStylePr>
   </w:style>
-  <w:style w:type="table" w:styleId="1043" w:customStyle="1">
+  <w:style w:type="table" w:styleId="1045" w:customStyle="1">
     <w:name w:val="Lined - Accent 3"/>
-    <w:basedOn w:val="849"/>
+    <w:basedOn w:val="851"/>
     <w:pPr>
       <w:pBdr/>
       <w:spacing/>
@@ -47711,9 +47657,9 @@
       </w:tcPr>
     </w:tblStylePr>
   </w:style>
-  <w:style w:type="table" w:styleId="1044" w:customStyle="1">
+  <w:style w:type="table" w:styleId="1046" w:customStyle="1">
     <w:name w:val="Lined - Accent 4"/>
-    <w:basedOn w:val="849"/>
+    <w:basedOn w:val="851"/>
     <w:pPr>
       <w:pBdr/>
       <w:spacing/>
@@ -47999,9 +47945,9 @@
       </w:tcPr>
     </w:tblStylePr>
   </w:style>
-  <w:style w:type="table" w:styleId="1045" w:customStyle="1">
+  <w:style w:type="table" w:styleId="1047" w:customStyle="1">
     <w:name w:val="Lined - Accent 5"/>
-    <w:basedOn w:val="849"/>
+    <w:basedOn w:val="851"/>
     <w:pPr>
       <w:pBdr/>
       <w:spacing/>
@@ -48287,9 +48233,9 @@
       </w:tcPr>
     </w:tblStylePr>
   </w:style>
-  <w:style w:type="table" w:styleId="1046" w:customStyle="1">
+  <w:style w:type="table" w:styleId="1048" w:customStyle="1">
     <w:name w:val="Lined - Accent 6"/>
-    <w:basedOn w:val="849"/>
+    <w:basedOn w:val="851"/>
     <w:pPr>
       <w:pBdr/>
       <w:spacing/>
@@ -48575,9 +48521,9 @@
       </w:tcPr>
     </w:tblStylePr>
   </w:style>
-  <w:style w:type="table" w:styleId="1047" w:customStyle="1">
+  <w:style w:type="table" w:styleId="1049" w:customStyle="1">
     <w:name w:val="Bordered &amp; Lined - Accent"/>
-    <w:basedOn w:val="849"/>
+    <w:basedOn w:val="851"/>
     <w:pPr>
       <w:pBdr/>
       <w:spacing/>
@@ -48870,9 +48816,9 @@
       </w:tcPr>
     </w:tblStylePr>
   </w:style>
-  <w:style w:type="table" w:styleId="1048" w:customStyle="1">
+  <w:style w:type="table" w:styleId="1050" w:customStyle="1">
     <w:name w:val="Bordered &amp; Lined - Accent 1"/>
-    <w:basedOn w:val="849"/>
+    <w:basedOn w:val="851"/>
     <w:pPr>
       <w:pBdr/>
       <w:spacing/>
@@ -49165,9 +49111,9 @@
       </w:tcPr>
     </w:tblStylePr>
   </w:style>
-  <w:style w:type="table" w:styleId="1049" w:customStyle="1">
+  <w:style w:type="table" w:styleId="1051" w:customStyle="1">
     <w:name w:val="Bordered &amp; Lined - Accent 2"/>
-    <w:basedOn w:val="849"/>
+    <w:basedOn w:val="851"/>
     <w:pPr>
       <w:pBdr/>
       <w:spacing/>
@@ -49460,9 +49406,9 @@
       </w:tcPr>
     </w:tblStylePr>
   </w:style>
-  <w:style w:type="table" w:styleId="1050" w:customStyle="1">
+  <w:style w:type="table" w:styleId="1052" w:customStyle="1">
     <w:name w:val="Bordered &amp; Lined - Accent 3"/>
-    <w:basedOn w:val="849"/>
+    <w:basedOn w:val="851"/>
     <w:pPr>
       <w:pBdr/>
       <w:spacing/>
@@ -49755,9 +49701,9 @@
       </w:tcPr>
     </w:tblStylePr>
   </w:style>
-  <w:style w:type="table" w:styleId="1051" w:customStyle="1">
+  <w:style w:type="table" w:styleId="1053" w:customStyle="1">
     <w:name w:val="Bordered &amp; Lined - Accent 4"/>
-    <w:basedOn w:val="849"/>
+    <w:basedOn w:val="851"/>
     <w:pPr>
       <w:pBdr/>
       <w:spacing/>
@@ -50050,9 +49996,9 @@
       </w:tcPr>
     </w:tblStylePr>
   </w:style>
-  <w:style w:type="table" w:styleId="1052" w:customStyle="1">
+  <w:style w:type="table" w:styleId="1054" w:customStyle="1">
     <w:name w:val="Bordered &amp; Lined - Accent 5"/>
-    <w:basedOn w:val="849"/>
+    <w:basedOn w:val="851"/>
     <w:pPr>
       <w:pBdr/>
       <w:spacing/>
@@ -50345,9 +50291,9 @@
       </w:tcPr>
     </w:tblStylePr>
   </w:style>
-  <w:style w:type="table" w:styleId="1053" w:customStyle="1">
+  <w:style w:type="table" w:styleId="1055" w:customStyle="1">
     <w:name w:val="Bordered &amp; Lined - Accent 6"/>
-    <w:basedOn w:val="849"/>
+    <w:basedOn w:val="851"/>
     <w:pPr>
       <w:pBdr/>
       <w:spacing/>
@@ -50640,9 +50586,9 @@
       </w:tcPr>
     </w:tblStylePr>
   </w:style>
-  <w:style w:type="table" w:styleId="1054" w:customStyle="1">
+  <w:style w:type="table" w:styleId="1056" w:customStyle="1">
     <w:name w:val="Bordered"/>
-    <w:basedOn w:val="849"/>
+    <w:basedOn w:val="851"/>
     <w:pPr>
       <w:pBdr/>
       <w:spacing/>
@@ -50904,9 +50850,9 @@
       </w:tcPr>
     </w:tblStylePr>
   </w:style>
-  <w:style w:type="table" w:styleId="1055" w:customStyle="1">
+  <w:style w:type="table" w:styleId="1057" w:customStyle="1">
     <w:name w:val="Bordered - Accent 1"/>
-    <w:basedOn w:val="849"/>
+    <w:basedOn w:val="851"/>
     <w:pPr>
       <w:pBdr/>
       <w:spacing/>
@@ -51168,9 +51114,9 @@
       </w:tcPr>
     </w:tblStylePr>
   </w:style>
-  <w:style w:type="table" w:styleId="1056" w:customStyle="1">
+  <w:style w:type="table" w:styleId="1058" w:customStyle="1">
     <w:name w:val="Bordered - Accent 2"/>
-    <w:basedOn w:val="849"/>
+    <w:basedOn w:val="851"/>
     <w:pPr>
       <w:pBdr/>
       <w:spacing/>
@@ -51432,9 +51378,9 @@
       </w:tcPr>
     </w:tblStylePr>
   </w:style>
-  <w:style w:type="table" w:styleId="1057" w:customStyle="1">
+  <w:style w:type="table" w:styleId="1059" w:customStyle="1">
     <w:name w:val="Bordered - Accent 3"/>
-    <w:basedOn w:val="849"/>
+    <w:basedOn w:val="851"/>
     <w:pPr>
       <w:pBdr/>
       <w:spacing/>
@@ -51696,9 +51642,9 @@
       </w:tcPr>
     </w:tblStylePr>
   </w:style>
-  <w:style w:type="table" w:styleId="1058" w:customStyle="1">
+  <w:style w:type="table" w:styleId="1060" w:customStyle="1">
     <w:name w:val="Bordered - Accent 4"/>
-    <w:basedOn w:val="849"/>
+    <w:basedOn w:val="851"/>
     <w:pPr>
       <w:pBdr/>
       <w:spacing/>
@@ -51960,9 +51906,9 @@
       </w:tcPr>
     </w:tblStylePr>
   </w:style>
-  <w:style w:type="table" w:styleId="1059" w:customStyle="1">
+  <w:style w:type="table" w:styleId="1061" w:customStyle="1">
     <w:name w:val="Bordered - Accent 5"/>
-    <w:basedOn w:val="849"/>
+    <w:basedOn w:val="851"/>
     <w:pPr>
       <w:pBdr/>
       <w:spacing/>
@@ -52224,9 +52170,9 @@
       </w:tcPr>
     </w:tblStylePr>
   </w:style>
-  <w:style w:type="table" w:styleId="1060" w:customStyle="1">
+  <w:style w:type="table" w:styleId="1062" w:customStyle="1">
     <w:name w:val="Bordered - Accent 6"/>
-    <w:basedOn w:val="849"/>
+    <w:basedOn w:val="851"/>
     <w:pPr>
       <w:pBdr/>
       <w:spacing/>
@@ -52488,9 +52434,9 @@
       </w:tcPr>
     </w:tblStylePr>
   </w:style>
-  <w:style w:type="table" w:styleId="1061">
+  <w:style w:type="table" w:styleId="1063">
     <w:name w:val="Table Grid"/>
-    <w:basedOn w:val="849"/>
+    <w:basedOn w:val="851"/>
     <w:uiPriority w:val="59"/>
     <w:pPr>
       <w:pBdr/>

--- a/src/assets/docx/bail.docx
+++ b/src/assets/docx/bail.docx
@@ -111,8 +111,8 @@
           <w:color w:val="auto"/>
         </w:rPr>
       </w:pPr>
-      <w:bookmarkStart w:id="0" w:name="_Hlk99641473"/>
-      <w:bookmarkStart w:id="1" w:name="_Hlk99641432"/>
+      <w:bookmarkStart w:id="0" w:name="_Hlk99641432"/>
+      <w:bookmarkStart w:id="1" w:name="_Hlk99641473"/>
       <w:r>
         <w:rPr>
           <w:color w:val="auto"/>
@@ -3100,6 +3100,24 @@
           <w:szCs w:val="20"/>
         </w:rPr>
       </w:r>
+      <w:r>
+        <w:br w:type="page"/>
+      </w:r>
+    </w:p>
+    <w:p>
+      <w:pPr>
+        <w:pStyle w:val="Normal"/>
+        <w:rPr>
+          <w:rFonts w:cs="Arial"/>
+          <w:szCs w:val="20"/>
+        </w:rPr>
+      </w:pPr>
+      <w:r>
+        <w:rPr>
+          <w:rFonts w:cs="Arial"/>
+          <w:szCs w:val="20"/>
+        </w:rPr>
+      </w:r>
     </w:p>
     <w:p>
       <w:pPr>
@@ -3120,6 +3138,34 @@
           <w:color w:val="auto"/>
         </w:rPr>
         <w:t>B. Charges récupérables</w:t>
+      </w:r>
+    </w:p>
+    <w:p>
+      <w:pPr>
+        <w:pStyle w:val="Normal"/>
+        <w:spacing w:before="307" w:after="173"/>
+        <w:rPr>
+          <w:b/>
+          <w:b/>
+          <w:bCs/>
+          <w:color w:val="000000"/>
+          <w:sz w:val="22"/>
+          <w:szCs w:val="22"/>
+        </w:rPr>
+      </w:pPr>
+      <w:r>
+        <w:rPr>
+          <w:rFonts w:ascii="monospace" w:hAnsi="monospace"/>
+          <w:b/>
+          <w:i w:val="false"/>
+          <w:caps w:val="false"/>
+          <w:smallCaps w:val="false"/>
+          <w:color w:val="000000"/>
+          <w:spacing w:val="0"/>
+          <w:sz w:val="22"/>
+          <w:shd w:fill="FFFFFF" w:val="clear"/>
+        </w:rPr>
+        <w:t>{#isChargeList}</w:t>
       </w:r>
     </w:p>
     <w:p>
